--- a/Narrative_DRAFT_2026_v4.docx
+++ b/Narrative_DRAFT_2026_v4.docx
@@ -1,6 +1,6 @@
 
 <file path=word/document.xml><?xml version="1.0" encoding="utf-8"?>
-<w:document xmlns:wpc="http://schemas.microsoft.com/office/word/2010/wordprocessingCanvas" xmlns:cx="http://schemas.microsoft.com/office/drawing/2014/chartex" xmlns:cx1="http://schemas.microsoft.com/office/drawing/2015/9/8/chartex" xmlns:cx2="http://schemas.microsoft.com/office/drawing/2015/10/21/chartex" xmlns:cx3="http://schemas.microsoft.com/office/drawing/2016/5/9/chartex" xmlns:cx4="http://schemas.microsoft.com/office/drawing/2016/5/10/chartex" xmlns:cx5="http://schemas.microsoft.com/office/drawing/2016/5/11/chartex" xmlns:cx6="http://schemas.microsoft.com/office/drawing/2016/5/12/chartex" xmlns:cx7="http://schemas.microsoft.com/office/drawing/2016/5/13/chartex" xmlns:cx8="http://schemas.microsoft.com/office/drawing/2016/5/14/chartex" xmlns:mc="http://schemas.openxmlformats.org/markup-compatibility/2006" xmlns:aink="http://schemas.microsoft.com/office/drawing/2016/ink" xmlns:am3d="http://schemas.microsoft.com/office/drawing/2017/model3d" xmlns:o="urn:schemas-microsoft-com:office:office" xmlns:r="http://schemas.openxmlformats.org/officeDocument/2006/relationships" xmlns:m="http://schemas.openxmlformats.org/officeDocument/2006/math" xmlns:v="urn:schemas-microsoft-com:vml" xmlns:wp14="http://schemas.microsoft.com/office/word/2010/wordprocessingDrawing" xmlns:wp="http://schemas.openxmlformats.org/drawingml/2006/wordprocessingDrawing" xmlns:w10="urn:schemas-microsoft-com:office:word" xmlns:w="http://schemas.openxmlformats.org/wordprocessingml/2006/main" xmlns:w14="http://schemas.microsoft.com/office/word/2010/wordml" xmlns:w15="http://schemas.microsoft.com/office/word/2012/wordml" xmlns:w16cex="http://schemas.microsoft.com/office/word/2018/wordml/cex" xmlns:w16cid="http://schemas.microsoft.com/office/word/2016/wordml/cid" xmlns:w16="http://schemas.microsoft.com/office/word/2018/wordml" xmlns:w16sdtdh="http://schemas.microsoft.com/office/word/2020/wordml/sdtdatahash" xmlns:w16se="http://schemas.microsoft.com/office/word/2015/wordml/symex" xmlns:wpg="http://schemas.microsoft.com/office/word/2010/wordprocessingGroup" xmlns:wpi="http://schemas.microsoft.com/office/word/2010/wordprocessingInk" xmlns:wne="http://schemas.microsoft.com/office/word/2006/wordml" xmlns:wps="http://schemas.microsoft.com/office/word/2010/wordprocessingShape" mc:Ignorable="w14 w15 w16se w16cid w16 w16cex w16sdtdh wp14">
+<w:document xmlns:wpc="http://schemas.microsoft.com/office/word/2010/wordprocessingCanvas" xmlns:cx="http://schemas.microsoft.com/office/drawing/2014/chartex" xmlns:cx1="http://schemas.microsoft.com/office/drawing/2015/9/8/chartex" xmlns:cx2="http://schemas.microsoft.com/office/drawing/2015/10/21/chartex" xmlns:cx3="http://schemas.microsoft.com/office/drawing/2016/5/9/chartex" xmlns:cx4="http://schemas.microsoft.com/office/drawing/2016/5/10/chartex" xmlns:cx5="http://schemas.microsoft.com/office/drawing/2016/5/11/chartex" xmlns:cx6="http://schemas.microsoft.com/office/drawing/2016/5/12/chartex" xmlns:cx7="http://schemas.microsoft.com/office/drawing/2016/5/13/chartex" xmlns:cx8="http://schemas.microsoft.com/office/drawing/2016/5/14/chartex" xmlns:mc="http://schemas.openxmlformats.org/markup-compatibility/2006" xmlns:aink="http://schemas.microsoft.com/office/drawing/2016/ink" xmlns:am3d="http://schemas.microsoft.com/office/drawing/2017/model3d" xmlns:o="urn:schemas-microsoft-com:office:office" xmlns:oel="http://schemas.microsoft.com/office/2019/extlst" xmlns:r="http://schemas.openxmlformats.org/officeDocument/2006/relationships" xmlns:m="http://schemas.openxmlformats.org/officeDocument/2006/math" xmlns:v="urn:schemas-microsoft-com:vml" xmlns:wp14="http://schemas.microsoft.com/office/word/2010/wordprocessingDrawing" xmlns:wp="http://schemas.openxmlformats.org/drawingml/2006/wordprocessingDrawing" xmlns:w10="urn:schemas-microsoft-com:office:word" xmlns:w="http://schemas.openxmlformats.org/wordprocessingml/2006/main" xmlns:w14="http://schemas.microsoft.com/office/word/2010/wordml" xmlns:w15="http://schemas.microsoft.com/office/word/2012/wordml" xmlns:w16cex="http://schemas.microsoft.com/office/word/2018/wordml/cex" xmlns:w16cid="http://schemas.microsoft.com/office/word/2016/wordml/cid" xmlns:w16="http://schemas.microsoft.com/office/word/2018/wordml" xmlns:w16du="http://schemas.microsoft.com/office/word/2023/wordml/word16du" xmlns:w16sdtdh="http://schemas.microsoft.com/office/word/2020/wordml/sdtdatahash" xmlns:w16sdtfl="http://schemas.microsoft.com/office/word/2024/wordml/sdtformatlock" xmlns:w16se="http://schemas.microsoft.com/office/word/2015/wordml/symex" xmlns:wpg="http://schemas.microsoft.com/office/word/2010/wordprocessingGroup" xmlns:wpi="http://schemas.microsoft.com/office/word/2010/wordprocessingInk" xmlns:wne="http://schemas.microsoft.com/office/word/2006/wordml" xmlns:wps="http://schemas.microsoft.com/office/word/2010/wordprocessingShape" mc:Ignorable="w14 w15 w16se w16cid w16 w16cex w16sdtdh w16sdtfl w16du wp14">
   <w:body>
     <w:p>
       <w:pPr>
@@ -881,7 +881,7 @@
           <w:rFonts w:ascii="Times New Roman" w:eastAsia="Times New Roman" w:hAnsi="Times New Roman" w:cs="Times New Roman"/>
           <w:color w:val="000000"/>
         </w:rPr>
-        <w:instrText xml:space="preserve"> ADDIN ZOTERO_ITEM CSL_CITATION {"citationID":"EN4L0IPG","properties":{"unsorted":false,"formattedCitation":"(Dakos et al. 2012)","plainCitation":"(Dakos et al. 2012)","noteIndex":0},"citationItems":[{"id":10430,"uris":["http://zotero.org/groups/6709984/items/M85RW4HD"],"itemData":{"id":10430,"type":"article-journal","container-title":"PLoS ONE","DOI":"10.1371/journal.pone.0041010","ISSN":"1932-6203","issue":"7","journalAbbreviation":"PLoS ONE","language":"en","page":"e41010","source":"DOI.org (Crossref)","title":"Methods for Detecting Early Warnings of Critical Transitions in Time Series Illustrated Using Simulated Ecological Data","volume":"7","author":[{"family":"Dakos","given":"Vasilis"},{"family":"Carpenter","given":"Stephen R."},{"family":"Brock","given":"William A."},{"family":"Ellison","given":"Aaron M."},{"family":"Guttal","given":"Vishwesha"},{"family":"Ives","given":"Anthony R."},{"family":"Kéfi","given":"Sonia"},{"family":"Livina","given":"Valerie"},{"family":"Seekell","given":"David A."},{"family":"Van Nes","given":"Egbert H."},{"family":"Scheffer","given":"Marten"}],"editor":[{"family":"Yener","given":"Bülent"}],"issued":{"date-parts":[["2012",7,17]]}}}],"schema":"https://github.com/citation-style-language/schema/raw/master/csl-citation.json"} </w:instrText>
+        <w:instrText xml:space="preserve"> ADDIN ZOTERO_ITEM CSL_CITATION {"citationID":"EN4L0IPG","properties":{"unsorted":false,"formattedCitation":"(Dakos et al. 2012)","plainCitation":"(Dakos et al. 2012)","noteIndex":0},"citationItems":[{"id":10838,"uris":["http://zotero.org/groups/6709984/items/M85RW4HD"],"itemData":{"id":10838,"type":"article-journal","container-title":"PLoS ONE","DOI":"10.1371/journal.pone.0041010","ISSN":"1932-6203","issue":"7","journalAbbreviation":"PLoS ONE","language":"en","page":"e41010","source":"DOI.org (Crossref)","title":"Methods for Detecting Early Warnings of Critical Transitions in Time Series Illustrated Using Simulated Ecological Data","volume":"7","author":[{"family":"Dakos","given":"Vasilis"},{"family":"Carpenter","given":"Stephen R."},{"family":"Brock","given":"William A."},{"family":"Ellison","given":"Aaron M."},{"family":"Guttal","given":"Vishwesha"},{"family":"Ives","given":"Anthony R."},{"family":"Kéfi","given":"Sonia"},{"family":"Livina","given":"Valerie"},{"family":"Seekell","given":"David A."},{"family":"Van Nes","given":"Egbert H."},{"family":"Scheffer","given":"Marten"}],"editor":[{"family":"Yener","given":"Bülent"}],"issued":{"date-parts":[["2012",7,17]]}}}],"schema":"https://github.com/citation-style-language/schema/raw/master/csl-citation.json"} </w:instrText>
       </w:r>
       <w:r>
         <w:rPr>
@@ -894,21 +894,103 @@
         <w:rPr>
           <w:rFonts w:ascii="Times New Roman" w:hAnsi="Times New Roman" w:cs="Times New Roman"/>
         </w:rPr>
-        <w:t>(</w:t>
-      </w:r>
-      <w:proofErr w:type="spellStart"/>
+        <w:t>(Dakos et al. 2012)</w:t>
+      </w:r>
+      <w:r>
+        <w:rPr>
+          <w:rFonts w:ascii="Times New Roman" w:eastAsia="Times New Roman" w:hAnsi="Times New Roman" w:cs="Times New Roman"/>
+          <w:color w:val="000000"/>
+        </w:rPr>
+        <w:fldChar w:fldCharType="end"/>
+      </w:r>
+      <w:r>
+        <w:rPr>
+          <w:rFonts w:ascii="Times New Roman" w:eastAsia="Times New Roman" w:hAnsi="Times New Roman" w:cs="Times New Roman"/>
+          <w:color w:val="000000"/>
+        </w:rPr>
+        <w:t xml:space="preserve"> can signal eroding resilience without identifying thresholds, but these methods can be unreliabl</w:t>
+      </w:r>
+      <w:r>
+        <w:rPr>
+          <w:rFonts w:ascii="Times New Roman" w:eastAsia="Times New Roman" w:hAnsi="Times New Roman" w:cs="Times New Roman"/>
+          <w:color w:val="000000"/>
+        </w:rPr>
+        <w:t xml:space="preserve">e </w:t>
+      </w:r>
+      <w:r>
+        <w:rPr>
+          <w:rFonts w:ascii="Times New Roman" w:eastAsia="Times New Roman" w:hAnsi="Times New Roman" w:cs="Times New Roman"/>
+          <w:color w:val="000000"/>
+        </w:rPr>
+        <w:fldChar w:fldCharType="begin"/>
+      </w:r>
+      <w:r>
+        <w:rPr>
+          <w:rFonts w:ascii="Times New Roman" w:eastAsia="Times New Roman" w:hAnsi="Times New Roman" w:cs="Times New Roman"/>
+          <w:color w:val="000000"/>
+        </w:rPr>
+        <w:instrText xml:space="preserve"> ADDIN ZOTERO_ITEM CSL_CITATION {"citationID":"kjLjBsqM","properties":{"unsorted":false,"formattedCitation":"(Gsell et al. 2016; Buelo et al. 2022)","plainCitation":"(Gsell et al. 2016; Buelo et al. 2022)","noteIndex":0},"citationItems":[{"id":10839,"uris":["http://zotero.org/groups/6709984/items/4D9M79K4"],"itemData":{"id":10839,"type":"article-journal","abstract":"Significance\n            Early-warning indicators (EWIs), statistical metrics of system resilience, have been hypothesized to provide advance warning of sudden shifts in ecosystems, or so-called “regime shifts.” Here we tested this hypothesis for four commonly used EWIs. We used empirical time series from five freshwater ecosystems with documented sudden, persistent transitions hypothesized to represent critical transitions. EWIs were detected in several of these long-term records, and in some cases several years before the transition; however, these EWIs varied in reliability, and agreement between indicators was low. Moreover, their applicability was strongly limited by the requirement for ecosystem-specific knowledge of transition-generating mechanisms and their drivers to choose relevant state variables for analysis.\n          , \n            Ecosystems can show sudden and persistent changes in state despite only incremental changes in drivers. Such critical transitions are difficult to predict, because the state of the system often shows little change before the transition. Early-warning indicators (EWIs) are hypothesized to signal the loss of system resilience and have been shown to precede critical transitions in theoretical models, paleo-climate time series, and in laboratory as well as whole lake experiments. The generalizability of EWIs for detecting critical transitions in empirical time series of natural aquatic ecosystems remains largely untested, however. Here we assessed four commonly used EWIs on long-term datasets of five freshwater ecosystems that have experienced sudden, persistent transitions and for which the relevant ecological mechanisms and drivers are well understood. These case studies were categorized by three mechanisms that can generate critical transitions between alternative states: competition, trophic cascade, and intraguild predation. Although EWIs could be detected in most of the case studies, agreement among the four indicators was low. In some cases, EWIs were detected considerably ahead of the transition. Nonetheless, our results show that at present, EWIs do not provide reliable and consistent signals of impending critical transitions despite using some of the best routinely monitored freshwater ecosystems. Our analysis strongly suggests that a priori knowledge of the underlying mechanisms driving ecosystem transitions is necessary to identify relevant state variables for successfully monitoring EWIs.","container-title":"Proceedings of the National Academy of Sciences","DOI":"10.1073/pnas.1608242113","ISSN":"0027-8424, 1091-6490","issue":"50","journalAbbreviation":"Proc. Natl. Acad. Sci. U.S.A.","language":"en","source":"DOI.org (Crossref)","title":"Evaluating early-warning indicators of critical transitions in natural aquatic ecosystems","URL":"https://pnas.org/doi/full/10.1073/pnas.1608242113","volume":"113","author":[{"family":"Gsell","given":"Alena Sonia"},{"family":"Scharfenberger","given":"Ulrike"},{"family":"Özkundakci","given":"Deniz"},{"family":"Walters","given":"Annika"},{"family":"Hansson","given":"Lars-Anders"},{"family":"Janssen","given":"Annette B. G."},{"family":"Nõges","given":"Peeter"},{"family":"Reid","given":"Philip C."},{"family":"Schindler","given":"Daniel E."},{"family":"Van Donk","given":"Ellen"},{"family":"Dakos","given":"Vasilis"},{"family":"Adrian","given":"Rita"}],"accessed":{"date-parts":[["2026",10,19]]},"issued":{"date-parts":[["2016",12,13]]}}},{"id":10840,"uris":["http://zotero.org/groups/6709984/items/ZQJM2ZEL"],"itemData":{"id":10840,"type":"article-journal","abstract":"Abstract\n            \n              Regime shifts have large consequences for ecosystems and the services they provide. However, understanding the potential for, causes of, proximity to, and thresholds for regime shifts in nearly all settings is difficult. Generic statistical indicators of resilience have been proposed and studied in a wide range of ecosystems as a method to detect when regime shifts are becoming more likely without direct knowledge of underlying system dynamics or thresholds. These early warning statistics (EWS) have been studied separately but there have been few examples that directly compare temporal and spatial EWS in ecosystem‐scale empirical data. To test these methods, we collected high‐frequency time series and high‐resolution spatial data during a whole‐lake fertilization experiment while also monitoring an adjacent reference lake. We calculated two common EWS, standard deviation and autocorrelation, in both time series and spatial data to evaluate their performance prior to the resulting algal bloom. We also applied the quickest detection method to generate binary alarms of resilience change from temporal EWS. One temporal EWS, rolling window standard deviation, provided advanced warning in most variables prior to the bloom, showing trends and between‐lake patterns consistent with theory. In contrast, temporal autocorrelation and both measures of spatial EWS (spatial SD, Moran's  \n              I\n              ) provided little or no warning. By compiling time series data from this and past experiments with and without nutrient additions, we were able to evaluate temporal EWS performance for both constant and changing resilience conditions. True positive alarm rates were 2.5–8.3 times higher for rolling window standard deviation when a lake was being pushed towards a bloom than the rate of false positives when it was not. For rolling window autocorrelation, alarm rates were much lower and no variable had a higher true positive than false positive alarm rate. Our findings suggest temporal EWS provide advanced warning of algal blooms and that this approach could help managers prepare for and/or minimize negative bloom impacts.","container-title":"Ecological Applications","DOI":"10.1002/eap.2616","ISSN":"1051-0761, 1939-5582","issue":"5","journalAbbreviation":"Ecological Applications","language":"en","page":"e2616","source":"DOI.org (Crossref)","title":"Evaluating the performance of temporal and spatial early warning statistics of algal blooms","volume":"32","author":[{"family":"Buelo","given":"C. D."},{"family":"Pace","given":"M. L."},{"family":"Carpenter","given":"S. R."},{"family":"Stanley","given":"E. H."},{"family":"Ortiz","given":"D. A."},{"family":"Ha","given":"D. T."}],"issued":{"date-parts":[["2022",7]]}}}],"schema":"https://github.com/citation-style-language/schema/raw/master/csl-citation.json"} </w:instrText>
+      </w:r>
+      <w:r>
+        <w:rPr>
+          <w:rFonts w:ascii="Times New Roman" w:eastAsia="Times New Roman" w:hAnsi="Times New Roman" w:cs="Times New Roman"/>
+          <w:color w:val="000000"/>
+        </w:rPr>
+        <w:fldChar w:fldCharType="separate"/>
+      </w:r>
       <w:r>
         <w:rPr>
           <w:rFonts w:ascii="Times New Roman" w:hAnsi="Times New Roman" w:cs="Times New Roman"/>
         </w:rPr>
-        <w:t>Dakos</w:t>
-      </w:r>
-      <w:proofErr w:type="spellEnd"/>
+        <w:t>(Gsell et al. 2016; Buelo et al. 2022)</w:t>
+      </w:r>
+      <w:r>
+        <w:rPr>
+          <w:rFonts w:ascii="Times New Roman" w:eastAsia="Times New Roman" w:hAnsi="Times New Roman" w:cs="Times New Roman"/>
+          <w:color w:val="000000"/>
+        </w:rPr>
+        <w:fldChar w:fldCharType="end"/>
+      </w:r>
+      <w:r>
+        <w:rPr>
+          <w:rFonts w:ascii="Times New Roman" w:eastAsia="Times New Roman" w:hAnsi="Times New Roman" w:cs="Times New Roman"/>
+          <w:color w:val="000000"/>
+        </w:rPr>
+        <w:t>, especially when the rate of change of the driver is mismatched to the frequency of observation</w:t>
+      </w:r>
+      <w:r>
+        <w:rPr>
+          <w:rFonts w:ascii="Times New Roman" w:eastAsia="Times New Roman" w:hAnsi="Times New Roman" w:cs="Times New Roman"/>
+          <w:color w:val="000000"/>
+        </w:rPr>
+        <w:t xml:space="preserve">s </w:t>
+      </w:r>
+      <w:r>
+        <w:rPr>
+          <w:rFonts w:ascii="Times New Roman" w:eastAsia="Times New Roman" w:hAnsi="Times New Roman" w:cs="Times New Roman"/>
+          <w:color w:val="000000"/>
+        </w:rPr>
+        <w:fldChar w:fldCharType="begin"/>
+      </w:r>
+      <w:r>
+        <w:rPr>
+          <w:rFonts w:ascii="Times New Roman" w:eastAsia="Times New Roman" w:hAnsi="Times New Roman" w:cs="Times New Roman"/>
+          <w:color w:val="000000"/>
+        </w:rPr>
+        <w:instrText xml:space="preserve"> ADDIN ZOTERO_ITEM CSL_CITATION {"citationID":"xtYlf0jG","properties":{"unsorted":false,"formattedCitation":"(Abbott et al. 2024; Brock et al. 2026)","plainCitation":"(Abbott et al. 2024; Brock et al. 2026)","noteIndex":0},"citationItems":[{"id":10841,"uris":["http://zotero.org/groups/6709984/items/4WZ75GU6"],"itemData":{"id":10841,"type":"article-journal","container-title":"Biological Conservation","DOI":"10.1016/j.biocon.2024.110494","ISSN":"00063207","journalAbbreviation":"Biological Conservation","language":"en","page":"110494","source":"DOI.org (Crossref)","title":"When and why ecological systems respond to the rate rather than the magnitude of environmental changes","volume":"292","author":[{"family":"Abbott","given":"Karen C."},{"family":"Heggerud","given":"Christopher M."},{"family":"Lai","given":"Ying-Cheng"},{"family":"Morozov","given":"Andrew"},{"family":"Petrovskii","given":"Sergei"},{"family":"Cuddington","given":"Kim"},{"family":"Hastings","given":"Alan"}],"issued":{"date-parts":[["2024",4]]}}},{"id":10846,"uris":["http://zotero.org/groups/6709984/items/4LITZHBV"],"itemData":{"id":10846,"type":"article-journal","abstract":"Abstract\n            \n            \n              Experiments on entire ecosystems have contributed knowledge on effects of atmospheric CO\n              2\n              and climate change, environmental pollutants, trophic cascades, response of fisheries to management, consumer interactions, ecosystem resilience and stability, and early warning indicators of critical transitions in ecosystem state. Rate of change in external drivers of an ecosystem such as climate warming, inflow of water or nutrients, or harvest of apex predators may affect signals of critical transitions but rates of change of drivers are rarely considered in whole-ecosystem studies. We studied effects of drivers’ rates of change on indicators of critical transitions using models for whole lake manipulations of nutrient enrichment, light-absorbing substances, and apex predators. Results show that times of signals from indicators relative to times of critical transitions can vary depending on the rate of external drivers, including the rate of manipulation in whole-ecosystem experiments.","container-title":"Ecosystems","DOI":"10.1007/s10021-025-01042-y","ISSN":"1432-9840, 1435-0629","issue":"1","journalAbbreviation":"Ecosystems","language":"en","page":"23","source":"DOI.org (Crossref)","title":"Ecosystem Experiments: How Does Manipulation Rate Affect Indicators of Resilience?","title-short":"Ecosystem Experiments","volume":"29","author":[{"family":"Brock","given":"W. A."},{"family":"Carpenter","given":"S. R."},{"family":"Pace","given":"M. L."},{"family":"Wilkinson","given":"G. M."}],"issued":{"date-parts":[["2026",2]]}}}],"schema":"https://github.com/citation-style-language/schema/raw/master/csl-citation.json"} </w:instrText>
+      </w:r>
+      <w:r>
+        <w:rPr>
+          <w:rFonts w:ascii="Times New Roman" w:eastAsia="Times New Roman" w:hAnsi="Times New Roman" w:cs="Times New Roman"/>
+          <w:color w:val="000000"/>
+        </w:rPr>
+        <w:fldChar w:fldCharType="separate"/>
+      </w:r>
       <w:r>
         <w:rPr>
           <w:rFonts w:ascii="Times New Roman" w:hAnsi="Times New Roman" w:cs="Times New Roman"/>
         </w:rPr>
-        <w:t xml:space="preserve"> et al. 2012)</w:t>
+        <w:t>(Abbott et al. 2024; Brock et al. 2026)</w:t>
       </w:r>
       <w:r>
         <w:rPr>
@@ -922,14 +1004,14 @@
           <w:rFonts w:ascii="Times New Roman" w:eastAsia="Times New Roman" w:hAnsi="Times New Roman" w:cs="Times New Roman"/>
           <w:color w:val="000000"/>
         </w:rPr>
-        <w:t xml:space="preserve"> can signal eroding resilience without identifying thresholds, but these methods can be unreliabl</w:t>
-      </w:r>
-      <w:r>
-        <w:rPr>
-          <w:rFonts w:ascii="Times New Roman" w:eastAsia="Times New Roman" w:hAnsi="Times New Roman" w:cs="Times New Roman"/>
-          <w:color w:val="000000"/>
-        </w:rPr>
-        <w:t xml:space="preserve">e </w:t>
+        <w:t>. Reconstruction of stability landscapes offers a highly detailed view of ecosystem stability including identifying stable and unstable equilibria, characteristics of basins of attraction, and direct measures of resilience; but this practice has long been limited by its reliance on mathematical models that abstract real-world system</w:t>
+      </w:r>
+      <w:r>
+        <w:rPr>
+          <w:rFonts w:ascii="Times New Roman" w:eastAsia="Times New Roman" w:hAnsi="Times New Roman" w:cs="Times New Roman"/>
+          <w:color w:val="000000"/>
+        </w:rPr>
+        <w:t xml:space="preserve">s </w:t>
       </w:r>
       <w:r>
         <w:rPr>
@@ -943,7 +1025,7 @@
           <w:rFonts w:ascii="Times New Roman" w:eastAsia="Times New Roman" w:hAnsi="Times New Roman" w:cs="Times New Roman"/>
           <w:color w:val="000000"/>
         </w:rPr>
-        <w:instrText xml:space="preserve"> ADDIN ZOTERO_ITEM CSL_CITATION {"citationID":"kjLjBsqM","properties":{"unsorted":false,"formattedCitation":"(Gsell et al. 2016; Buelo et al. 2022)","plainCitation":"(Gsell et al. 2016; Buelo et al. 2022)","noteIndex":0},"citationItems":[{"id":10429,"uris":["http://zotero.org/groups/6709984/items/4D9M79K4"],"itemData":{"id":10429,"type":"article-journal","abstract":"Significance\n            Early-warning indicators (EWIs), statistical metrics of system resilience, have been hypothesized to provide advance warning of sudden shifts in ecosystems, or so-called “regime shifts.” Here we tested this hypothesis for four commonly used EWIs. We used empirical time series from five freshwater ecosystems with documented sudden, persistent transitions hypothesized to represent critical transitions. EWIs were detected in several of these long-term records, and in some cases several years before the transition; however, these EWIs varied in reliability, and agreement between indicators was low. Moreover, their applicability was strongly limited by the requirement for ecosystem-specific knowledge of transition-generating mechanisms and their drivers to choose relevant state variables for analysis.\n          , \n            Ecosystems can show sudden and persistent changes in state despite only incremental changes in drivers. Such critical transitions are difficult to predict, because the state of the system often shows little change before the transition. Early-warning indicators (EWIs) are hypothesized to signal the loss of system resilience and have been shown to precede critical transitions in theoretical models, paleo-climate time series, and in laboratory as well as whole lake experiments. The generalizability of EWIs for detecting critical transitions in empirical time series of natural aquatic ecosystems remains largely untested, however. Here we assessed four commonly used EWIs on long-term datasets of five freshwater ecosystems that have experienced sudden, persistent transitions and for which the relevant ecological mechanisms and drivers are well understood. These case studies were categorized by three mechanisms that can generate critical transitions between alternative states: competition, trophic cascade, and intraguild predation. Although EWIs could be detected in most of the case studies, agreement among the four indicators was low. In some cases, EWIs were detected considerably ahead of the transition. Nonetheless, our results show that at present, EWIs do not provide reliable and consistent signals of impending critical transitions despite using some of the best routinely monitored freshwater ecosystems. Our analysis strongly suggests that a priori knowledge of the underlying mechanisms driving ecosystem transitions is necessary to identify relevant state variables for successfully monitoring EWIs.","container-title":"Proceedings of the National Academy of Sciences","DOI":"10.1073/pnas.1608242113","ISSN":"0027-8424, 1091-6490","issue":"50","journalAbbreviation":"Proc. Natl. Acad. Sci. U.S.A.","language":"en","source":"DOI.org (Crossref)","title":"Evaluating early-warning indicators of critical transitions in natural aquatic ecosystems","URL":"https://pnas.org/doi/full/10.1073/pnas.1608242113","volume":"113","author":[{"family":"Gsell","given":"Alena Sonia"},{"family":"Scharfenberger","given":"Ulrike"},{"family":"Özkundakci","given":"Deniz"},{"family":"Walters","given":"Annika"},{"family":"Hansson","given":"Lars-Anders"},{"family":"Janssen","given":"Annette B. G."},{"family":"Nõges","given":"Peeter"},{"family":"Reid","given":"Philip C."},{"family":"Schindler","given":"Daniel E."},{"family":"Van Donk","given":"Ellen"},{"family":"Dakos","given":"Vasilis"},{"family":"Adrian","given":"Rita"}],"accessed":{"date-parts":[["2026",10,19]]},"issued":{"date-parts":[["2016",12,13]]}}},{"id":10428,"uris":["http://zotero.org/groups/6709984/items/ZQJM2ZEL"],"itemData":{"id":10428,"type":"article-journal","abstract":"Abstract\n            \n              Regime shifts have large consequences for ecosystems and the services they provide. However, understanding the potential for, causes of, proximity to, and thresholds for regime shifts in nearly all settings is difficult. Generic statistical indicators of resilience have been proposed and studied in a wide range of ecosystems as a method to detect when regime shifts are becoming more likely without direct knowledge of underlying system dynamics or thresholds. These early warning statistics (EWS) have been studied separately but there have been few examples that directly compare temporal and spatial EWS in ecosystem‐scale empirical data. To test these methods, we collected high‐frequency time series and high‐resolution spatial data during a whole‐lake fertilization experiment while also monitoring an adjacent reference lake. We calculated two common EWS, standard deviation and autocorrelation, in both time series and spatial data to evaluate their performance prior to the resulting algal bloom. We also applied the quickest detection method to generate binary alarms of resilience change from temporal EWS. One temporal EWS, rolling window standard deviation, provided advanced warning in most variables prior to the bloom, showing trends and between‐lake patterns consistent with theory. In contrast, temporal autocorrelation and both measures of spatial EWS (spatial SD, Moran's  \n              I\n              ) provided little or no warning. By compiling time series data from this and past experiments with and without nutrient additions, we were able to evaluate temporal EWS performance for both constant and changing resilience conditions. True positive alarm rates were 2.5–8.3 times higher for rolling window standard deviation when a lake was being pushed towards a bloom than the rate of false positives when it was not. For rolling window autocorrelation, alarm rates were much lower and no variable had a higher true positive than false positive alarm rate. Our findings suggest temporal EWS provide advanced warning of algal blooms and that this approach could help managers prepare for and/or minimize negative bloom impacts.","container-title":"Ecological Applications","DOI":"10.1002/eap.2616","ISSN":"1051-0761, 1939-5582","issue":"5","journalAbbreviation":"Ecological Applications","language":"en","page":"e2616","source":"DOI.org (Crossref)","title":"Evaluating the performance of temporal and spatial early warning statistics of algal blooms","volume":"32","author":[{"family":"Buelo","given":"C. D."},{"family":"Pace","given":"M. L."},{"family":"Carpenter","given":"S. R."},{"family":"Stanley","given":"E. H."},{"family":"Ortiz","given":"D. A."},{"family":"Ha","given":"D. T."}],"issued":{"date-parts":[["2022",7]]}}}],"schema":"https://github.com/citation-style-language/schema/raw/master/csl-citation.json"} </w:instrText>
+        <w:instrText xml:space="preserve"> ADDIN ZOTERO_ITEM CSL_CITATION {"citationID":"G7JPNG83","properties":{"unsorted":false,"formattedCitation":"(Nolting and Abbott 2016; Carpenter et al. 2022a)","plainCitation":"(Nolting and Abbott 2016; Carpenter et al. 2022a)","noteIndex":0},"citationItems":[{"id":10842,"uris":["http://zotero.org/groups/6709984/items/QGAPMXJW"],"itemData":{"id":10842,"type":"article-journal","abstract":"Abstract\n            When a system has more than one stable state, how can the stability of these states be compared? This deceptively simple question has important consequences for ecosystems, because systems with alternative stable states can undergo dramatic regime shifts. The probability, frequency, duration, and dynamics of these shifts will all depend on the relative stability of the stable states. Unfortunately, the concept of “stability” in ecology has suffered from substantial confusion and this is particularly problematic for systems where stochastic perturbations can cause shifts between coexisting alternative stable states. A useful way to visualize stable states in stochastic systems is with a ball‐in‐cup‐diagram, in which the state of the system is represented as the position of a ball rolling on a surface, and the random perturbations can push the ball from one basin of attraction to another. The surface is determined by a potential function, which provides a natural stability metric. Systems amenable to this representation, called gradient systems, are quite rare, however. As a result, the potential function is not widely used and other approaches based on linear stability analysis have become standard. Linear stability analysis is designed for local analysis of deterministic systems and, as we show, can produce a highly misleading picture of how the system will behave under continual, stochastic perturbations. In this paper, we show how the potential function can be generalized so that it can be applied broadly, employing a concept from stochastic analysis called the quasi‐potential. Using three classic ecological models, we demonstrate that the quasi‐potential provides a useful way to quantify stability in stochastic systems. We show that the quasi‐potential framework helps clarify long‐standing confusion about stability in stochastic ecological systems, and we argue that ecologists should adopt it as a practical tool for analyzing these systems.","container-title":"Ecology","DOI":"10.1890/15-1047.1","ISSN":"0012-9658, 1939-9170","issue":"4","journalAbbreviation":"Ecology","language":"en","license":"http://creativecommons.org/licenses/by-nc/4.0/","page":"850-864","source":"DOI.org (Crossref)","title":"Balls, cups, and quasi‐potentials: quantifying stability in stochastic systems","title-short":"Balls, cups, and quasi‐potentials","volume":"97","author":[{"family":"Nolting","given":"Ben C."},{"family":"Abbott","given":"Karen C."}],"issued":{"date-parts":[["2016",4]]}}},{"id":10843,"uris":["http://zotero.org/groups/6709984/items/9QJZZ8BX"],"itemData":{"id":10843,"type":"article-journal","abstract":"Abstract\n            Resilience was compared for alternate states of phytoplankton pigment concentration in two multiyear whole‐lake experiments designed to shift the manipulated ecosystem between alternate states. Mean exit time, the average time between threshold crossings, was calculated from automated measurements every 5 min during summer stratification. Alternate states were clearly identified, and equilibria showed narrow variation in bootstrap analysis of uncertainty. Mean exit times ranged from 13 to 290 h. In the reference ecosystem, Paul Lake, mean exit time of the low‐pigment state was about 100 h longer than mean exit time of the high‐pigment state. In the manipulated ecosystem, Peter Lake, mean exit time of the high‐pigment state exceeded that of the low‐pigment state by 30 h in the cascade experiment. In the enrichment experiment mean exit time of the low‐pigment state was longer than that of the high‐pigment state by about 100 h. Mean exit time is a useful measure of resilience for stochastic ecosystems where high‐frequency measurements are made by consistent methods over the full range of ecosystem states.","container-title":"Limnology and Oceanography","DOI":"10.1002/lno.11913","ISSN":"0024-3590, 1939-5590","issue":"S1","journalAbbreviation":"Limnology &amp; Oceanography","language":"en","source":"DOI.org (Crossref)","title":"Resilience of phytoplankton dynamics to trophic cascades and nutrient enrichment","URL":"https://aslopubs.onlinelibrary.wiley.com/doi/10.1002/lno.11913","volume":"67","author":[{"family":"Carpenter","given":"Stephen R."},{"family":"Arani","given":"Babak M.S."},{"family":"Van Nes","given":"Egbert H."},{"family":"Scheffer","given":"Marten"},{"family":"Pace","given":"Michael L."}],"accessed":{"date-parts":[["2026",10,19]]},"issued":{"date-parts":[["2022",2]]}}}],"schema":"https://github.com/citation-style-language/schema/raw/master/csl-citation.json"} </w:instrText>
       </w:r>
       <w:r>
         <w:rPr>
@@ -956,269 +1038,117 @@
         <w:rPr>
           <w:rFonts w:ascii="Times New Roman" w:hAnsi="Times New Roman" w:cs="Times New Roman"/>
         </w:rPr>
-        <w:t>(</w:t>
-      </w:r>
-      <w:proofErr w:type="spellStart"/>
+        <w:t>(Nolting and Abbott 2016; Carpenter et al. 2022a)</w:t>
+      </w:r>
+      <w:r>
+        <w:rPr>
+          <w:rFonts w:ascii="Times New Roman" w:eastAsia="Times New Roman" w:hAnsi="Times New Roman" w:cs="Times New Roman"/>
+          <w:color w:val="000000"/>
+        </w:rPr>
+        <w:fldChar w:fldCharType="end"/>
+      </w:r>
+      <w:r>
+        <w:rPr>
+          <w:rFonts w:ascii="Times New Roman" w:eastAsia="Times New Roman" w:hAnsi="Times New Roman" w:cs="Times New Roman"/>
+          <w:color w:val="000000"/>
+        </w:rPr>
+        <w:t xml:space="preserve"> or massive amounts of dat</w:t>
+      </w:r>
+      <w:r>
+        <w:rPr>
+          <w:rFonts w:ascii="Times New Roman" w:eastAsia="Times New Roman" w:hAnsi="Times New Roman" w:cs="Times New Roman"/>
+          <w:color w:val="000000"/>
+        </w:rPr>
+        <w:t xml:space="preserve">a </w:t>
+      </w:r>
+      <w:r>
+        <w:rPr>
+          <w:rFonts w:ascii="Times New Roman" w:eastAsia="Times New Roman" w:hAnsi="Times New Roman" w:cs="Times New Roman"/>
+          <w:color w:val="000000"/>
+        </w:rPr>
+        <w:fldChar w:fldCharType="begin"/>
+      </w:r>
+      <w:r>
+        <w:rPr>
+          <w:rFonts w:ascii="Times New Roman" w:eastAsia="Times New Roman" w:hAnsi="Times New Roman" w:cs="Times New Roman"/>
+          <w:color w:val="000000"/>
+        </w:rPr>
+        <w:instrText xml:space="preserve"> ADDIN ZOTERO_ITEM CSL_CITATION {"citationID":"IRedclIZ","properties":{"unsorted":false,"formattedCitation":"(Arani et al. 2021)","plainCitation":"(Arani et al. 2021)","noteIndex":0},"citationItems":[{"id":10844,"uris":["http://zotero.org/groups/6709984/items/EP3HX556"],"itemData":{"id":10844,"type":"article-journal","abstract":"Estimating resilience in complex systems\n            \n              Resilience is an important concept in the study of critical transitions and tipping points in complex systems and is defined by the size of the disturbance that a system can endure before tipping into an alternative stable state. Nevertheless, resilience has proved resistant to measurement. Arani\n              et al.\n              show how the mathematical concept of mean exit time, the time it takes for a system to cross a threshold, can help to solve this problem and characterize the resilience of complex systems. They derived a model approach to estimate exit time from time series data and applied it to examples from a grazed plant population model, lake cyanobacterial data, and Pleistocene-Holocene climate data. This approach may improve our understanding of the dynamical properties of complex systems under threat.\n            \n            \n              Science\n              , aay4895, this issue p.\n              eaay4895\n            \n          , \n            Ecosystem resilience can be estimated via a time series modeling approach, improving the anticipation of critical transitions.\n          , \n            \n              INTRODUCTION\n              Financial markets may collapse, rainforest can shift to savanna, a person can become trapped in a depression, and the Gulf Stream can come to a standstill. Such critical transitions may happen in complex systems when resilience is low, allowing a perturbation to trigger self-propelled change toward the contrasting state. An intuitive way of visualizing this is to depict the system as a marble in a cup. If the cup is shallower, resilience is lower, and it becomes easier to flip the marble out. Resilience may sometimes be inferred from autocorrelation and variance of time series because they carry information about recovery rates from small perturbations, thus reflecting the slope of the attraction basin. However, although differences in such indicators may reflect differences in resilience, they cannot be interpreted in an absolute sense. The alternative—measuring resilience as the maximum perturbation that a system can take—may seem more attractive. However, this classical ecological definition of resilience assumes that the system is affected by distinct, isolated perturbations. In reality, most systems are perturbed instead by a never-ending natural regime of shocks and fluctuations. Thus, they rarely recover from a perturbation before the next one comes. As a result, the imaginary marble in the cup keeps wandering around, and occasionally a sequence of small but synergistic “perturbations” will push the system across the border of the basin of attraction. How then can we characterize the resilience of such systems in a useful and practical way?\n            \n            \n              RATIONALE\n              We propose to use “life expectancy” as a measure of resilience, which can be formalized as the mean exit time from an attraction basin (i.e., the expected time required to cross the border of the basin). This approach has the advantage of taking the natural variability of real complex systems explicitly into account. If we have many observations of shifts, we can calculate the mean exit time simply as the average time the system spends in each given state. However, such data are rare. Moreover, the permanent fluctuations also contain information about the system, which would be lost if one considers only the rare occasions at which a shift occurs. In the approach we outline, this information is used as we infer the deterministic and stochastic components of the underlying dynamical system from observed fluctuations. Applying techniques from statistical mechanics, we show how one can subsequently use the reconstructed empirical model to compute the expected mean exit time for each basin of attraction.\n            \n            \n              RESULTS\n              After using model-generated data to demonstrate the method, we applied it to two examples spanning very different time scales: the rapid dynamics of Cyanobacteria in a lake, and the much slower alternations between cold glacial and warmer interstadial regimes in the climate (the so-called Dansgaard-Oeschger events). For both time series, we show that one can reconstruct a model that has two alternative attractors. We estimated the mean exit time for each of these attractors, and we show how one can analyze the uncertainty of this estimate.\n              A major challenge is that the approach requires high-resolution time series that cover dynamics across both basins of attraction. Such information can be obtained from a single long time series if it includes enough shifts between attraction basins. Alternatively, one may piece the required data together using shorter time series from sets of similar systems.\n            \n            \n              CONCLUSION\n              Characterizing resilience as the estimated life expectancy—of a rainforest, a coral reef, or the thermohaline circulation—is a natural and intuitively straightforward way to go. The high-resolution time series required for the approach we outline are still relatively rare. However, possibilities for automated sensing are rapidly expanding in fields as diverse as biomedicine, climate science, ecology, and financial markets. Against this background, the technique for estimating mean exit times is an exciting additional tool to anticipate critical transitions in the many complex systems on which humanity depends.\n              \n                \n                  Mean exit time as a measure of “life expectancy” estimated from fluctuations.\n                  \n                    Time series in this simulated example (\n                    B\n                    ) reflect the underlying stability landscape (\n                    A\n                    ) as well as the regime of stochastic perturbations. Given sufficiently long time series, we can estimate how the average change depends on the state (\n                    C\n                    ), revealing attracting (black dots) and repelling (open dot) equilibria. Meanwhile, variance in the observed change allows estimation of the role of stochasticity (\n                    D\n                    ). The resulting empirical model [based on (C) and (D)] can be used to compute the probability distribution of states (\n                    E\n                    ), the mean exit time given any initial state (\n                    F\n                    ), and the weighted mean exit time for the alternative basins of attraction [horizontal lines in (F)]. The shaded areas in (C), (D), and (F) are the estimated 95% confidence intervals.\n                  \n                \n                \n              \n            \n          , \n            Ecological resilience is the magnitude of the largest perturbation from which a system can still recover to its original state. However, a transition into another state may often be invoked by a series of minor synergistic perturbations rather than a single big one. We show how resilience can be estimated in terms of average life expectancy, accounting for this natural regime of variability. We use time series to fit a model that captures the stochastic as well as the deterministic components. The model is then used to estimate the mean exit time from the basin of attraction. This approach offers a fresh angle to anticipating the chance of a critical transition at a time when high-resolution time series are becoming increasingly available.","container-title":"Science","DOI":"10.1126/science.aay4895","ISSN":"0036-8075, 1095-9203","issue":"6547","journalAbbreviation":"Science","language":"en","page":"eaay4895","source":"DOI.org (Crossref)","title":"Exit time as a measure of ecological resilience","volume":"372","author":[{"family":"Arani","given":"Babak M. S."},{"family":"Carpenter","given":"Stephen R."},{"family":"Lahti","given":"Leo"},{"family":"Van Nes","given":"Egbert H."},{"family":"Scheffer","given":"Marten"}],"issued":{"date-parts":[["2021",6,11]]}}}],"schema":"https://github.com/citation-style-language/schema/raw/master/csl-citation.json"} </w:instrText>
+      </w:r>
+      <w:r>
+        <w:rPr>
+          <w:rFonts w:ascii="Times New Roman" w:eastAsia="Times New Roman" w:hAnsi="Times New Roman" w:cs="Times New Roman"/>
+          <w:color w:val="000000"/>
+        </w:rPr>
+        <w:fldChar w:fldCharType="separate"/>
+      </w:r>
       <w:r>
         <w:rPr>
           <w:rFonts w:ascii="Times New Roman" w:hAnsi="Times New Roman" w:cs="Times New Roman"/>
         </w:rPr>
-        <w:t>Gsell</w:t>
-      </w:r>
-      <w:proofErr w:type="spellEnd"/>
+        <w:t>(Arani et al. 2021)</w:t>
+      </w:r>
+      <w:r>
+        <w:rPr>
+          <w:rFonts w:ascii="Times New Roman" w:eastAsia="Times New Roman" w:hAnsi="Times New Roman" w:cs="Times New Roman"/>
+          <w:color w:val="000000"/>
+        </w:rPr>
+        <w:fldChar w:fldCharType="end"/>
+      </w:r>
+      <w:r>
+        <w:rPr>
+          <w:rFonts w:ascii="Times New Roman" w:eastAsia="Times New Roman" w:hAnsi="Times New Roman" w:cs="Times New Roman"/>
+          <w:color w:val="000000"/>
+        </w:rPr>
+        <w:t xml:space="preserve">. Recent methodological advances enable reconstruction of ecosystem stability landscapes from more modestly sized </w:t>
+      </w:r>
+      <w:r>
+        <w:rPr>
+          <w:rFonts w:ascii="Times New Roman" w:eastAsia="Times New Roman" w:hAnsi="Times New Roman" w:cs="Times New Roman"/>
+          <w:color w:val="000000"/>
+        </w:rPr>
+        <w:t xml:space="preserve">empirical </w:t>
+      </w:r>
+      <w:r>
+        <w:rPr>
+          <w:rFonts w:ascii="Times New Roman" w:eastAsia="Times New Roman" w:hAnsi="Times New Roman" w:cs="Times New Roman"/>
+          <w:color w:val="000000"/>
+        </w:rPr>
+        <w:t>dataset</w:t>
+      </w:r>
+      <w:r>
+        <w:rPr>
+          <w:rFonts w:ascii="Times New Roman" w:eastAsia="Times New Roman" w:hAnsi="Times New Roman" w:cs="Times New Roman"/>
+          <w:color w:val="000000"/>
+        </w:rPr>
+        <w:t xml:space="preserve">s </w:t>
+      </w:r>
+      <w:r>
+        <w:rPr>
+          <w:rFonts w:ascii="Times New Roman" w:eastAsia="Times New Roman" w:hAnsi="Times New Roman" w:cs="Times New Roman"/>
+          <w:color w:val="000000"/>
+        </w:rPr>
+        <w:fldChar w:fldCharType="begin"/>
+      </w:r>
+      <w:r>
+        <w:rPr>
+          <w:rFonts w:ascii="Times New Roman" w:eastAsia="Times New Roman" w:hAnsi="Times New Roman" w:cs="Times New Roman"/>
+          <w:color w:val="000000"/>
+        </w:rPr>
+        <w:instrText xml:space="preserve"> ADDIN ZOTERO_ITEM CSL_CITATION {"citationID":"cNxAOyLW","properties":{"unsorted":false,"formattedCitation":"(Arani et al. 2024)","plainCitation":"(Arani et al. 2024)","noteIndex":0},"citationItems":[{"id":10845,"uris":["http://zotero.org/groups/6709984/items/KE2Z2V8P"],"itemData":{"id":10845,"type":"article","abstract":"Abstract\n          The ecological literature often features phenomenological dynamic models lacking robust validation against observational data. Reverse engineering is an alternative approach, where time series data are utilized to infer or fit a stochastic differential equation. This process, known as system reconstruction, presents significant challenges. This paper addresses the estimation of the (often) non-linear deterministic and stochastic parts of Langevin models, one of the simplest yet commonly used stochastic differential equations. We introduce a Maximum Likelihood Estimation (MLE) inference method, termed Euler reconstruction, tailored for time series data with medium to high resolution. However, the Euler approach is not reliable for low-resolution data. To fill the gap for sparsely sampled data, we present an MLE inference method pioneered by Aït-Sahalia, that we term Hermite reconstruction. We employ a powerful modeling framework utilizing splines to detect inherent nonlinearities in the unknown data-generating system to achieve high accuracy with minimal computational burden. Applying Euler and Hermite reconstructions to a range of simulated, ecological, and climate datasets, we demonstrate their efficacy and versatility. We provide a user-friendly tutorial and a MATLAB package called the ‘MATLAB reconstruction package’.","DOI":"10.1101/2024.05.30.596585","language":"en","publisher":"Ecology","source":"DOI.org (Crossref)","title":"Reconstructing Langevin systems from high and low-resolution time series using Euler and Hermite reconstructions","URL":"http://biorxiv.org/lookup/doi/10.1101/2024.05.30.596585","author":[{"family":"Arani","given":"Babak M. S."},{"family":"Carpenter","given":"Stephen R."},{"family":"Van Nes","given":"Egbert H."}],"accessed":{"date-parts":[["2026",10,19]]},"issued":{"date-parts":[["2024",6,2]]}}}],"schema":"https://github.com/citation-style-language/schema/raw/master/csl-citation.json"} </w:instrText>
+      </w:r>
+      <w:r>
+        <w:rPr>
+          <w:rFonts w:ascii="Times New Roman" w:eastAsia="Times New Roman" w:hAnsi="Times New Roman" w:cs="Times New Roman"/>
+          <w:color w:val="000000"/>
+        </w:rPr>
+        <w:fldChar w:fldCharType="separate"/>
+      </w:r>
       <w:r>
         <w:rPr>
           <w:rFonts w:ascii="Times New Roman" w:hAnsi="Times New Roman" w:cs="Times New Roman"/>
         </w:rPr>
-        <w:t xml:space="preserve"> et al. 2016; Buelo et al. 2022)</w:t>
-      </w:r>
-      <w:r>
-        <w:rPr>
-          <w:rFonts w:ascii="Times New Roman" w:eastAsia="Times New Roman" w:hAnsi="Times New Roman" w:cs="Times New Roman"/>
-          <w:color w:val="000000"/>
-        </w:rPr>
-        <w:fldChar w:fldCharType="end"/>
-      </w:r>
-      <w:r>
-        <w:rPr>
-          <w:rFonts w:ascii="Times New Roman" w:eastAsia="Times New Roman" w:hAnsi="Times New Roman" w:cs="Times New Roman"/>
-          <w:color w:val="000000"/>
-        </w:rPr>
-        <w:t>, especially when the rate of change of the driver is mismatched to the frequency of observation</w:t>
-      </w:r>
-      <w:r>
-        <w:rPr>
-          <w:rFonts w:ascii="Times New Roman" w:eastAsia="Times New Roman" w:hAnsi="Times New Roman" w:cs="Times New Roman"/>
-          <w:color w:val="000000"/>
-        </w:rPr>
-        <w:t xml:space="preserve">s </w:t>
-      </w:r>
-      <w:r>
-        <w:rPr>
-          <w:rFonts w:ascii="Times New Roman" w:eastAsia="Times New Roman" w:hAnsi="Times New Roman" w:cs="Times New Roman"/>
-          <w:color w:val="000000"/>
-        </w:rPr>
-        <w:fldChar w:fldCharType="begin"/>
-      </w:r>
-      <w:r>
-        <w:rPr>
-          <w:rFonts w:ascii="Times New Roman" w:eastAsia="Times New Roman" w:hAnsi="Times New Roman" w:cs="Times New Roman"/>
-          <w:color w:val="000000"/>
-        </w:rPr>
-        <w:instrText xml:space="preserve"> ADDIN ZOTERO_ITEM CSL_CITATION {"citationID":"xtYlf0jG","properties":{"unsorted":false,"formattedCitation":"(Abbott et al. 2024; Brock et al. 2026)","plainCitation":"(Abbott et al. 2024; Brock et al. 2026)","noteIndex":0},"citationItems":[{"id":10427,"uris":["http://zotero.org/groups/6709984/items/4WZ75GU6"],"itemData":{"id":10427,"type":"article-journal","container-title":"Biological Conservation","DOI":"10.1016/j.biocon.2024.110494","ISSN":"00063207","journalAbbreviation":"Biological Conservation","language":"en","page":"110494","source":"DOI.org (Crossref)","title":"When and why ecological systems respond to the rate rather than the magnitude of environmental changes","volume":"292","author":[{"family":"Abbott","given":"Karen C."},{"family":"Heggerud","given":"Christopher M."},{"family":"Lai","given":"Ying-Cheng"},{"family":"Morozov","given":"Andrew"},{"family":"Petrovskii","given":"Sergei"},{"family":"Cuddington","given":"Kim"},{"family":"Hastings","given":"Alan"}],"issued":{"date-parts":[["2024",4]]}}},{"id":10422,"uris":["http://zotero.org/groups/6709984/items/4LITZHBV"],"itemData":{"id":10422,"type":"article-journal","abstract":"Abstract\n            \n            \n              Experiments on entire ecosystems have contributed knowledge on effects of atmospheric CO\n              2\n              and climate change, environmental pollutants, trophic cascades, response of fisheries to management, consumer interactions, ecosystem resilience and stability, and early warning indicators of critical transitions in ecosystem state. Rate of change in external drivers of an ecosystem such as climate warming, inflow of water or nutrients, or harvest of apex predators may affect signals of critical transitions but rates of change of drivers are rarely considered in whole-ecosystem studies. We studied effects of drivers’ rates of change on indicators of critical transitions using models for whole lake manipulations of nutrient enrichment, light-absorbing substances, and apex predators. Results show that times of signals from indicators relative to times of critical transitions can vary depending on the rate of external drivers, including the rate of manipulation in whole-ecosystem experiments.","container-title":"Ecosystems","DOI":"10.1007/s10021-025-01042-y","ISSN":"1432-9840, 1435-0629","issue":"1","journalAbbreviation":"Ecosystems","language":"en","page":"23","source":"DOI.org (Crossref)","title":"Ecosystem Experiments: How Does Manipulation Rate Affect Indicators of Resilience?","title-short":"Ecosystem Experiments","volume":"29","author":[{"family":"Brock","given":"W. A."},{"family":"Carpenter","given":"S. R."},{"family":"Pace","given":"M. L."},{"family":"Wilkinson","given":"G. M."}],"issued":{"date-parts":[["2026",2]]}}}],"schema":"https://github.com/citation-style-language/schema/raw/master/csl-citation.json"} </w:instrText>
-      </w:r>
-      <w:r>
-        <w:rPr>
-          <w:rFonts w:ascii="Times New Roman" w:eastAsia="Times New Roman" w:hAnsi="Times New Roman" w:cs="Times New Roman"/>
-          <w:color w:val="000000"/>
-        </w:rPr>
-        <w:fldChar w:fldCharType="separate"/>
-      </w:r>
-      <w:r>
-        <w:rPr>
-          <w:rFonts w:ascii="Times New Roman" w:hAnsi="Times New Roman" w:cs="Times New Roman"/>
-        </w:rPr>
-        <w:t>(Abbott et al. 2024; Brock et al. 2026)</w:t>
-      </w:r>
-      <w:r>
-        <w:rPr>
-          <w:rFonts w:ascii="Times New Roman" w:eastAsia="Times New Roman" w:hAnsi="Times New Roman" w:cs="Times New Roman"/>
-          <w:color w:val="000000"/>
-        </w:rPr>
-        <w:fldChar w:fldCharType="end"/>
-      </w:r>
-      <w:r>
-        <w:rPr>
-          <w:rFonts w:ascii="Times New Roman" w:eastAsia="Times New Roman" w:hAnsi="Times New Roman" w:cs="Times New Roman"/>
-          <w:color w:val="000000"/>
-        </w:rPr>
-        <w:t>. Reconstruction of stability landscapes offers a highly detailed view of ecosystem stability including identifying stable and unstable equilibria, characteristics of basins of attraction, and direct measures of resilience; but this practice has long been limited by its reliance on mathematical models that abstract real-world system</w:t>
-      </w:r>
-      <w:r>
-        <w:rPr>
-          <w:rFonts w:ascii="Times New Roman" w:eastAsia="Times New Roman" w:hAnsi="Times New Roman" w:cs="Times New Roman"/>
-          <w:color w:val="000000"/>
-        </w:rPr>
-        <w:t xml:space="preserve">s </w:t>
-      </w:r>
-      <w:r>
-        <w:rPr>
-          <w:rFonts w:ascii="Times New Roman" w:eastAsia="Times New Roman" w:hAnsi="Times New Roman" w:cs="Times New Roman"/>
-          <w:color w:val="000000"/>
-        </w:rPr>
-        <w:fldChar w:fldCharType="begin"/>
-      </w:r>
-      <w:r>
-        <w:rPr>
-          <w:rFonts w:ascii="Times New Roman" w:eastAsia="Times New Roman" w:hAnsi="Times New Roman" w:cs="Times New Roman"/>
-          <w:color w:val="000000"/>
-        </w:rPr>
-        <w:instrText xml:space="preserve"> ADDIN ZOTERO_ITEM CSL_CITATION {"citationID":"G7JPNG83","properties":{"unsorted":false,"formattedCitation":"(Nolting and Abbott 2016; Carpenter et al. 2022a)","plainCitation":"(Nolting and Abbott 2016; Carpenter et al. 2022a)","noteIndex":0},"citationItems":[{"id":10426,"uris":["http://zotero.org/groups/6709984/items/QGAPMXJW"],"itemData":{"id":10426,"type":"article-journal","abstract":"Abstract\n            When a system has more than one stable state, how can the stability of these states be compared? This deceptively simple question has important consequences for ecosystems, because systems with alternative stable states can undergo dramatic regime shifts. The probability, frequency, duration, and dynamics of these shifts will all depend on the relative stability of the stable states. Unfortunately, the concept of “stability” in ecology has suffered from substantial confusion and this is particularly problematic for systems where stochastic perturbations can cause shifts between coexisting alternative stable states. A useful way to visualize stable states in stochastic systems is with a ball‐in‐cup‐diagram, in which the state of the system is represented as the position of a ball rolling on a surface, and the random perturbations can push the ball from one basin of attraction to another. The surface is determined by a potential function, which provides a natural stability metric. Systems amenable to this representation, called gradient systems, are quite rare, however. As a result, the potential function is not widely used and other approaches based on linear stability analysis have become standard. Linear stability analysis is designed for local analysis of deterministic systems and, as we show, can produce a highly misleading picture of how the system will behave under continual, stochastic perturbations. In this paper, we show how the potential function can be generalized so that it can be applied broadly, employing a concept from stochastic analysis called the quasi‐potential. Using three classic ecological models, we demonstrate that the quasi‐potential provides a useful way to quantify stability in stochastic systems. We show that the quasi‐potential framework helps clarify long‐standing confusion about stability in stochastic ecological systems, and we argue that ecologists should adopt it as a practical tool for analyzing these systems.","container-title":"Ecology","DOI":"10.1890/15-1047.1","ISSN":"0012-9658, 1939-9170","issue":"4","journalAbbreviation":"Ecology","language":"en","license":"http://creativecommons.org/licenses/by-nc/4.0/","page":"850-864","source":"DOI.org (Crossref)","title":"Balls, cups, and quasi‐potentials: quantifying stability in stochastic systems","title-short":"Balls, cups, and quasi‐potentials","volume":"97","author":[{"family":"Nolting","given":"Ben C."},{"family":"Abbott","given":"Karen C."}],"issued":{"date-parts":[["2016",4]]}}},{"id":10425,"uris":["http://zotero.org/groups/6709984/items/9QJZZ8BX"],"itemData":{"id":10425,"type":"article-journal","abstract":"Abstract\n            Resilience was compared for alternate states of phytoplankton pigment concentration in two multiyear whole‐lake experiments designed to shift the manipulated ecosystem between alternate states. Mean exit time, the average time between threshold crossings, was calculated from automated measurements every 5 min during summer stratification. Alternate states were clearly identified, and equilibria showed narrow variation in bootstrap analysis of uncertainty. Mean exit times ranged from 13 to 290 h. In the reference ecosystem, Paul Lake, mean exit time of the low‐pigment state was about 100 h longer than mean exit time of the high‐pigment state. In the manipulated ecosystem, Peter Lake, mean exit time of the high‐pigment state exceeded that of the low‐pigment state by 30 h in the cascade experiment. In the enrichment experiment mean exit time of the low‐pigment state was longer than that of the high‐pigment state by about 100 h. Mean exit time is a useful measure of resilience for stochastic ecosystems where high‐frequency measurements are made by consistent methods over the full range of ecosystem states.","container-title":"Limnology and Oceanography","DOI":"10.1002/lno.11913","ISSN":"0024-3590, 1939-5590","issue":"S1","journalAbbreviation":"Limnology &amp; Oceanography","language":"en","source":"DOI.org (Crossref)","title":"Resilience of phytoplankton dynamics to trophic cascades and nutrient enrichment","URL":"https://aslopubs.onlinelibrary.wiley.com/doi/10.1002/lno.11913","volume":"67","author":[{"family":"Carpenter","given":"Stephen R."},{"family":"Arani","given":"Babak M.S."},{"family":"Van Nes","given":"Egbert H."},{"family":"Scheffer","given":"Marten"},{"family":"Pace","given":"Michael L."}],"accessed":{"date-parts":[["2026",10,19]]},"issued":{"date-parts":[["2022",2]]}}}],"schema":"https://github.com/citation-style-language/schema/raw/master/csl-citation.json"} </w:instrText>
-      </w:r>
-      <w:r>
-        <w:rPr>
-          <w:rFonts w:ascii="Times New Roman" w:eastAsia="Times New Roman" w:hAnsi="Times New Roman" w:cs="Times New Roman"/>
-          <w:color w:val="000000"/>
-        </w:rPr>
-        <w:fldChar w:fldCharType="separate"/>
-      </w:r>
-      <w:r>
-        <w:rPr>
-          <w:rFonts w:ascii="Times New Roman" w:hAnsi="Times New Roman" w:cs="Times New Roman"/>
-        </w:rPr>
-        <w:t>(</w:t>
-      </w:r>
-      <w:proofErr w:type="spellStart"/>
-      <w:r>
-        <w:rPr>
-          <w:rFonts w:ascii="Times New Roman" w:hAnsi="Times New Roman" w:cs="Times New Roman"/>
-        </w:rPr>
-        <w:t>Nolting</w:t>
-      </w:r>
-      <w:proofErr w:type="spellEnd"/>
-      <w:r>
-        <w:rPr>
-          <w:rFonts w:ascii="Times New Roman" w:hAnsi="Times New Roman" w:cs="Times New Roman"/>
-        </w:rPr>
-        <w:t xml:space="preserve"> and Abbott 2016; Carpenter et al. 2022a)</w:t>
-      </w:r>
-      <w:r>
-        <w:rPr>
-          <w:rFonts w:ascii="Times New Roman" w:eastAsia="Times New Roman" w:hAnsi="Times New Roman" w:cs="Times New Roman"/>
-          <w:color w:val="000000"/>
-        </w:rPr>
-        <w:fldChar w:fldCharType="end"/>
-      </w:r>
-      <w:r>
-        <w:rPr>
-          <w:rFonts w:ascii="Times New Roman" w:eastAsia="Times New Roman" w:hAnsi="Times New Roman" w:cs="Times New Roman"/>
-          <w:color w:val="000000"/>
-        </w:rPr>
-        <w:t xml:space="preserve"> or massive amounts of dat</w:t>
-      </w:r>
-      <w:r>
-        <w:rPr>
-          <w:rFonts w:ascii="Times New Roman" w:eastAsia="Times New Roman" w:hAnsi="Times New Roman" w:cs="Times New Roman"/>
-          <w:color w:val="000000"/>
-        </w:rPr>
-        <w:t xml:space="preserve">a </w:t>
-      </w:r>
-      <w:r>
-        <w:rPr>
-          <w:rFonts w:ascii="Times New Roman" w:eastAsia="Times New Roman" w:hAnsi="Times New Roman" w:cs="Times New Roman"/>
-          <w:color w:val="000000"/>
-        </w:rPr>
-        <w:fldChar w:fldCharType="begin"/>
-      </w:r>
-      <w:r>
-        <w:rPr>
-          <w:rFonts w:ascii="Times New Roman" w:eastAsia="Times New Roman" w:hAnsi="Times New Roman" w:cs="Times New Roman"/>
-          <w:color w:val="000000"/>
-        </w:rPr>
-        <w:instrText xml:space="preserve"> ADDIN ZOTERO_ITEM CSL_CITATION {"citationID":"IRedclIZ","properties":{"unsorted":false,"formattedCitation":"(Arani et al. 2021)","plainCitation":"(Arani et al. 2021)","noteIndex":0},"citationItems":[{"id":10424,"uris":["http://zotero.org/groups/6709984/items/EP3HX556"],"itemData":{"id":10424,"type":"article-journal","abstract":"Estimating resilience in complex systems\n            \n              Resilience is an important concept in the study of critical transitions and tipping points in complex systems and is defined by the size of the disturbance that a system can endure before tipping into an alternative stable state. Nevertheless, resilience has proved resistant to measurement. Arani\n              et al.\n              show how the mathematical concept of mean exit time, the time it takes for a system to cross a threshold, can help to solve this problem and characterize the resilience of complex systems. They derived a model approach to estimate exit time from time series data and applied it to examples from a grazed plant population model, lake cyanobacterial data, and Pleistocene-Holocene climate data. This approach may improve our understanding of the dynamical properties of complex systems under threat.\n            \n            \n              Science\n              , aay4895, this issue p.\n              eaay4895\n            \n          , \n            Ecosystem resilience can be estimated via a time series modeling approach, improving the anticipation of critical transitions.\n          , \n            \n              INTRODUCTION\n              Financial markets may collapse, rainforest can shift to savanna, a person can become trapped in a depression, and the Gulf Stream can come to a standstill. Such critical transitions may happen in complex systems when resilience is low, allowing a perturbation to trigger self-propelled change toward the contrasting state. An intuitive way of visualizing this is to depict the system as a marble in a cup. If the cup is shallower, resilience is lower, and it becomes easier to flip the marble out. Resilience may sometimes be inferred from autocorrelation and variance of time series because they carry information about recovery rates from small perturbations, thus reflecting the slope of the attraction basin. However, although differences in such indicators may reflect differences in resilience, they cannot be interpreted in an absolute sense. The alternative—measuring resilience as the maximum perturbation that a system can take—may seem more attractive. However, this classical ecological definition of resilience assumes that the system is affected by distinct, isolated perturbations. In reality, most systems are perturbed instead by a never-ending natural regime of shocks and fluctuations. Thus, they rarely recover from a perturbation before the next one comes. As a result, the imaginary marble in the cup keeps wandering around, and occasionally a sequence of small but synergistic “perturbations” will push the system across the border of the basin of attraction. How then can we characterize the resilience of such systems in a useful and practical way?\n            \n            \n              RATIONALE\n              We propose to use “life expectancy” as a measure of resilience, which can be formalized as the mean exit time from an attraction basin (i.e., the expected time required to cross the border of the basin). This approach has the advantage of taking the natural variability of real complex systems explicitly into account. If we have many observations of shifts, we can calculate the mean exit time simply as the average time the system spends in each given state. However, such data are rare. Moreover, the permanent fluctuations also contain information about the system, which would be lost if one considers only the rare occasions at which a shift occurs. In the approach we outline, this information is used as we infer the deterministic and stochastic components of the underlying dynamical system from observed fluctuations. Applying techniques from statistical mechanics, we show how one can subsequently use the reconstructed empirical model to compute the expected mean exit time for each basin of attraction.\n            \n            \n              RESULTS\n              After using model-generated data to demonstrate the method, we applied it to two examples spanning very different time scales: the rapid dynamics of Cyanobacteria in a lake, and the much slower alternations between cold glacial and warmer interstadial regimes in the climate (the so-called Dansgaard-Oeschger events). For both time series, we show that one can reconstruct a model that has two alternative attractors. We estimated the mean exit time for each of these attractors, and we show how one can analyze the uncertainty of this estimate.\n              A major challenge is that the approach requires high-resolution time series that cover dynamics across both basins of attraction. Such information can be obtained from a single long time series if it includes enough shifts between attraction basins. Alternatively, one may piece the required data together using shorter time series from sets of similar systems.\n            \n            \n              CONCLUSION\n              Characterizing resilience as the estimated life expectancy—of a rainforest, a coral reef, or the thermohaline circulation—is a natural and intuitively straightforward way to go. The high-resolution time series required for the approach we outline are still relatively rare. However, possibilities for automated sensing are rapidly expanding in fields as diverse as biomedicine, climate science, ecology, and financial markets. Against this background, the technique for estimating mean exit times is an exciting additional tool to anticipate critical transitions in the many complex systems on which humanity depends.\n              \n                \n                  Mean exit time as a measure of “life expectancy” estimated from fluctuations.\n                  \n                    Time series in this simulated example (\n                    B\n                    ) reflect the underlying stability landscape (\n                    A\n                    ) as well as the regime of stochastic perturbations. Given sufficiently long time series, we can estimate how the average change depends on the state (\n                    C\n                    ), revealing attracting (black dots) and repelling (open dot) equilibria. Meanwhile, variance in the observed change allows estimation of the role of stochasticity (\n                    D\n                    ). The resulting empirical model [based on (C) and (D)] can be used to compute the probability distribution of states (\n                    E\n                    ), the mean exit time given any initial state (\n                    F\n                    ), and the weighted mean exit time for the alternative basins of attraction [horizontal lines in (F)]. The shaded areas in (C), (D), and (F) are the estimated 95% confidence intervals.\n                  \n                \n                \n              \n            \n          , \n            Ecological resilience is the magnitude of the largest perturbation from which a system can still recover to its original state. However, a transition into another state may often be invoked by a series of minor synergistic perturbations rather than a single big one. We show how resilience can be estimated in terms of average life expectancy, accounting for this natural regime of variability. We use time series to fit a model that captures the stochastic as well as the deterministic components. The model is then used to estimate the mean exit time from the basin of attraction. This approach offers a fresh angle to anticipating the chance of a critical transition at a time when high-resolution time series are becoming increasingly available.","container-title":"Science","DOI":"10.1126/science.aay4895","ISSN":"0036-8075, 1095-9203","issue":"6547","journalAbbreviation":"Science","language":"en","page":"eaay4895","source":"DOI.org (Crossref)","title":"Exit time as a measure of ecological resilience","volume":"372","author":[{"family":"Arani","given":"Babak M. S."},{"family":"Carpenter","given":"Stephen R."},{"family":"Lahti","given":"Leo"},{"family":"Van Nes","given":"Egbert H."},{"family":"Scheffer","given":"Marten"}],"issued":{"date-parts":[["2021",6,11]]}}}],"schema":"https://github.com/citation-style-language/schema/raw/master/csl-citation.json"} </w:instrText>
-      </w:r>
-      <w:r>
-        <w:rPr>
-          <w:rFonts w:ascii="Times New Roman" w:eastAsia="Times New Roman" w:hAnsi="Times New Roman" w:cs="Times New Roman"/>
-          <w:color w:val="000000"/>
-        </w:rPr>
-        <w:fldChar w:fldCharType="separate"/>
-      </w:r>
-      <w:r>
-        <w:rPr>
-          <w:rFonts w:ascii="Times New Roman" w:hAnsi="Times New Roman" w:cs="Times New Roman"/>
-        </w:rPr>
-        <w:t>(</w:t>
-      </w:r>
-      <w:proofErr w:type="spellStart"/>
-      <w:r>
-        <w:rPr>
-          <w:rFonts w:ascii="Times New Roman" w:hAnsi="Times New Roman" w:cs="Times New Roman"/>
-        </w:rPr>
-        <w:t>Arani</w:t>
-      </w:r>
-      <w:proofErr w:type="spellEnd"/>
-      <w:r>
-        <w:rPr>
-          <w:rFonts w:ascii="Times New Roman" w:hAnsi="Times New Roman" w:cs="Times New Roman"/>
-        </w:rPr>
-        <w:t xml:space="preserve"> et al. 2021)</w:t>
-      </w:r>
-      <w:r>
-        <w:rPr>
-          <w:rFonts w:ascii="Times New Roman" w:eastAsia="Times New Roman" w:hAnsi="Times New Roman" w:cs="Times New Roman"/>
-          <w:color w:val="000000"/>
-        </w:rPr>
-        <w:fldChar w:fldCharType="end"/>
-      </w:r>
-      <w:r>
-        <w:rPr>
-          <w:rFonts w:ascii="Times New Roman" w:eastAsia="Times New Roman" w:hAnsi="Times New Roman" w:cs="Times New Roman"/>
-          <w:color w:val="000000"/>
-        </w:rPr>
-        <w:t xml:space="preserve">. Recent methodological advances enable reconstruction of ecosystem stability landscapes from more modestly sized </w:t>
-      </w:r>
-      <w:r>
-        <w:rPr>
-          <w:rFonts w:ascii="Times New Roman" w:eastAsia="Times New Roman" w:hAnsi="Times New Roman" w:cs="Times New Roman"/>
-          <w:color w:val="000000"/>
-        </w:rPr>
-        <w:t xml:space="preserve">empirical </w:t>
-      </w:r>
-      <w:r>
-        <w:rPr>
-          <w:rFonts w:ascii="Times New Roman" w:eastAsia="Times New Roman" w:hAnsi="Times New Roman" w:cs="Times New Roman"/>
-          <w:color w:val="000000"/>
-        </w:rPr>
-        <w:t>dataset</w:t>
-      </w:r>
-      <w:r>
-        <w:rPr>
-          <w:rFonts w:ascii="Times New Roman" w:eastAsia="Times New Roman" w:hAnsi="Times New Roman" w:cs="Times New Roman"/>
-          <w:color w:val="000000"/>
-        </w:rPr>
-        <w:t xml:space="preserve">s </w:t>
-      </w:r>
-      <w:r>
-        <w:rPr>
-          <w:rFonts w:ascii="Times New Roman" w:eastAsia="Times New Roman" w:hAnsi="Times New Roman" w:cs="Times New Roman"/>
-          <w:color w:val="000000"/>
-        </w:rPr>
-        <w:fldChar w:fldCharType="begin"/>
-      </w:r>
-      <w:r>
-        <w:rPr>
-          <w:rFonts w:ascii="Times New Roman" w:eastAsia="Times New Roman" w:hAnsi="Times New Roman" w:cs="Times New Roman"/>
-          <w:color w:val="000000"/>
-        </w:rPr>
-        <w:instrText xml:space="preserve"> ADDIN ZOTERO_ITEM CSL_CITATION {"citationID":"cNxAOyLW","properties":{"unsorted":false,"formattedCitation":"(Arani et al. 2024)","plainCitation":"(Arani et al. 2024)","noteIndex":0},"citationItems":[{"id":10423,"uris":["http://zotero.org/groups/6709984/items/KE2Z2V8P"],"itemData":{"id":10423,"type":"article","abstract":"Abstract\n          The ecological literature often features phenomenological dynamic models lacking robust validation against observational data. Reverse engineering is an alternative approach, where time series data are utilized to infer or fit a stochastic differential equation. This process, known as system reconstruction, presents significant challenges. This paper addresses the estimation of the (often) non-linear deterministic and stochastic parts of Langevin models, one of the simplest yet commonly used stochastic differential equations. We introduce a Maximum Likelihood Estimation (MLE) inference method, termed Euler reconstruction, tailored for time series data with medium to high resolution. However, the Euler approach is not reliable for low-resolution data. To fill the gap for sparsely sampled data, we present an MLE inference method pioneered by Aït-Sahalia, that we term Hermite reconstruction. We employ a powerful modeling framework utilizing splines to detect inherent nonlinearities in the unknown data-generating system to achieve high accuracy with minimal computational burden. Applying Euler and Hermite reconstructions to a range of simulated, ecological, and climate datasets, we demonstrate their efficacy and versatility. We provide a user-friendly tutorial and a MATLAB package called the ‘MATLAB reconstruction package’.","DOI":"10.1101/2024.05.30.596585","language":"en","publisher":"Ecology","source":"DOI.org (Crossref)","title":"Reconstructing Langevin systems from high and low-resolution time series using Euler and Hermite reconstructions","URL":"http://biorxiv.org/lookup/doi/10.1101/2024.05.30.596585","author":[{"family":"Arani","given":"Babak M. S."},{"family":"Carpenter","given":"Stephen R."},{"family":"Van Nes","given":"Egbert H."}],"accessed":{"date-parts":[["2026",10,19]]},"issued":{"date-parts":[["2024",6,2]]}}}],"schema":"https://github.com/citation-style-language/schema/raw/master/csl-citation.json"} </w:instrText>
-      </w:r>
-      <w:r>
-        <w:rPr>
-          <w:rFonts w:ascii="Times New Roman" w:eastAsia="Times New Roman" w:hAnsi="Times New Roman" w:cs="Times New Roman"/>
-          <w:color w:val="000000"/>
-        </w:rPr>
-        <w:fldChar w:fldCharType="separate"/>
-      </w:r>
-      <w:r>
-        <w:rPr>
-          <w:rFonts w:ascii="Times New Roman" w:hAnsi="Times New Roman" w:cs="Times New Roman"/>
-        </w:rPr>
-        <w:t>(</w:t>
-      </w:r>
-      <w:proofErr w:type="spellStart"/>
-      <w:r>
-        <w:rPr>
-          <w:rFonts w:ascii="Times New Roman" w:hAnsi="Times New Roman" w:cs="Times New Roman"/>
-        </w:rPr>
-        <w:t>Arani</w:t>
-      </w:r>
-      <w:proofErr w:type="spellEnd"/>
-      <w:r>
-        <w:rPr>
-          <w:rFonts w:ascii="Times New Roman" w:hAnsi="Times New Roman" w:cs="Times New Roman"/>
-        </w:rPr>
-        <w:t xml:space="preserve"> et al. 2024)</w:t>
+        <w:t>(Arani et al. 2024)</w:t>
       </w:r>
       <w:r>
         <w:rPr>
@@ -1291,7 +1221,55 @@
           <w:rFonts w:ascii="Times New Roman" w:eastAsia="Times New Roman" w:hAnsi="Times New Roman" w:cs="Times New Roman"/>
           <w:color w:val="000000"/>
         </w:rPr>
-        <w:t xml:space="preserve">We propose combining recently developed analytical methods for reconstructing stability landscapes with long-term ecosystem monitoring and shorter-term whole-ecosystem manipulations in an ensemble of lakes to investigate how and why stability landscapes vary. </w:t>
+        <w:t xml:space="preserve">We propose combining recently developed analytical methods for reconstructing stability landscapes </w:t>
+      </w:r>
+      <w:r>
+        <w:rPr>
+          <w:rFonts w:ascii="Times New Roman" w:eastAsia="Times New Roman" w:hAnsi="Times New Roman" w:cs="Times New Roman"/>
+          <w:color w:val="000000"/>
+        </w:rPr>
+        <w:fldChar w:fldCharType="begin"/>
+      </w:r>
+      <w:r>
+        <w:rPr>
+          <w:rFonts w:ascii="Times New Roman" w:eastAsia="Times New Roman" w:hAnsi="Times New Roman" w:cs="Times New Roman"/>
+          <w:color w:val="000000"/>
+        </w:rPr>
+        <w:instrText xml:space="preserve"> ADDIN ZOTERO_ITEM CSL_CITATION {"citationID":"2coiJan9","properties":{"unsorted":false,"formattedCitation":"(Arani et al. 2024)","plainCitation":"(Arani et al. 2024)","noteIndex":0},"citationItems":[{"id":10845,"uris":["http://zotero.org/groups/6709984/items/KE2Z2V8P"],"itemData":{"id":10845,"type":"article","abstract":"Abstract\n          The ecological literature often features phenomenological dynamic models lacking robust validation against observational data. Reverse engineering is an alternative approach, where time series data are utilized to infer or fit a stochastic differential equation. This process, known as system reconstruction, presents significant challenges. This paper addresses the estimation of the (often) non-linear deterministic and stochastic parts of Langevin models, one of the simplest yet commonly used stochastic differential equations. We introduce a Maximum Likelihood Estimation (MLE) inference method, termed Euler reconstruction, tailored for time series data with medium to high resolution. However, the Euler approach is not reliable for low-resolution data. To fill the gap for sparsely sampled data, we present an MLE inference method pioneered by Aït-Sahalia, that we term Hermite reconstruction. We employ a powerful modeling framework utilizing splines to detect inherent nonlinearities in the unknown data-generating system to achieve high accuracy with minimal computational burden. Applying Euler and Hermite reconstructions to a range of simulated, ecological, and climate datasets, we demonstrate their efficacy and versatility. We provide a user-friendly tutorial and a MATLAB package called the ‘MATLAB reconstruction package’.","DOI":"10.1101/2024.05.30.596585","language":"en","publisher":"Ecology","source":"DOI.org (Crossref)","title":"Reconstructing Langevin systems from high and low-resolution time series using Euler and Hermite reconstructions","URL":"http://biorxiv.org/lookup/doi/10.1101/2024.05.30.596585","author":[{"family":"Arani","given":"Babak M. S."},{"family":"Carpenter","given":"Stephen R."},{"family":"Van Nes","given":"Egbert H."}],"accessed":{"date-parts":[["2026",10,19]]},"issued":{"date-parts":[["2024",6,2]]}}}],"schema":"https://github.com/citation-style-language/schema/raw/master/csl-citation.json"} </w:instrText>
+      </w:r>
+      <w:r>
+        <w:rPr>
+          <w:rFonts w:ascii="Times New Roman" w:eastAsia="Times New Roman" w:hAnsi="Times New Roman" w:cs="Times New Roman"/>
+          <w:color w:val="000000"/>
+        </w:rPr>
+        <w:fldChar w:fldCharType="separate"/>
+      </w:r>
+      <w:r>
+        <w:rPr>
+          <w:rFonts w:ascii="Times New Roman" w:hAnsi="Times New Roman" w:cs="Times New Roman"/>
+        </w:rPr>
+        <w:t>(Arani et al. 2024)</w:t>
+      </w:r>
+      <w:r>
+        <w:rPr>
+          <w:rFonts w:ascii="Times New Roman" w:eastAsia="Times New Roman" w:hAnsi="Times New Roman" w:cs="Times New Roman"/>
+          <w:color w:val="000000"/>
+        </w:rPr>
+        <w:fldChar w:fldCharType="end"/>
+      </w:r>
+      <w:r>
+        <w:rPr>
+          <w:rFonts w:ascii="Times New Roman" w:eastAsia="Times New Roman" w:hAnsi="Times New Roman" w:cs="Times New Roman"/>
+          <w:color w:val="000000"/>
+        </w:rPr>
+        <w:t xml:space="preserve"> </w:t>
+      </w:r>
+      <w:r>
+        <w:rPr>
+          <w:rFonts w:ascii="Times New Roman" w:eastAsia="Times New Roman" w:hAnsi="Times New Roman" w:cs="Times New Roman"/>
+          <w:color w:val="000000"/>
+        </w:rPr>
+        <w:t xml:space="preserve">with long-term ecosystem monitoring and shorter-term whole-ecosystem manipulations in an ensemble of lakes to investigate how and why stability landscapes vary. </w:t>
       </w:r>
       <w:r>
         <w:rPr>
@@ -1333,13 +1311,6 @@
           <w:rFonts w:ascii="Times New Roman" w:eastAsia="Times New Roman" w:hAnsi="Times New Roman" w:cs="Times New Roman"/>
           <w:color w:val="000000"/>
         </w:rPr>
-        <w:t xml:space="preserve"> and state</w:t>
-      </w:r>
-      <w:r>
-        <w:rPr>
-          <w:rFonts w:ascii="Times New Roman" w:eastAsia="Times New Roman" w:hAnsi="Times New Roman" w:cs="Times New Roman"/>
-          <w:color w:val="000000"/>
-        </w:rPr>
         <w:t xml:space="preserve"> </w:t>
       </w:r>
       <w:r>
@@ -1347,6 +1318,27 @@
           <w:rFonts w:ascii="Times New Roman" w:eastAsia="Times New Roman" w:hAnsi="Times New Roman" w:cs="Times New Roman"/>
           <w:color w:val="000000"/>
         </w:rPr>
+        <w:t xml:space="preserve">that tracks ecosystem </w:t>
+      </w:r>
+      <w:r>
+        <w:rPr>
+          <w:rFonts w:ascii="Times New Roman" w:eastAsia="Times New Roman" w:hAnsi="Times New Roman" w:cs="Times New Roman"/>
+          <w:color w:val="000000"/>
+        </w:rPr>
+        <w:t>state</w:t>
+      </w:r>
+      <w:r>
+        <w:rPr>
+          <w:rFonts w:ascii="Times New Roman" w:eastAsia="Times New Roman" w:hAnsi="Times New Roman" w:cs="Times New Roman"/>
+          <w:color w:val="000000"/>
+        </w:rPr>
+        <w:t xml:space="preserve"> </w:t>
+      </w:r>
+      <w:r>
+        <w:rPr>
+          <w:rFonts w:ascii="Times New Roman" w:eastAsia="Times New Roman" w:hAnsi="Times New Roman" w:cs="Times New Roman"/>
+          <w:color w:val="000000"/>
+        </w:rPr>
         <w:fldChar w:fldCharType="begin"/>
       </w:r>
       <w:r>
@@ -1354,7 +1346,7 @@
           <w:rFonts w:ascii="Times New Roman" w:eastAsia="Times New Roman" w:hAnsi="Times New Roman" w:cs="Times New Roman"/>
           <w:color w:val="000000"/>
         </w:rPr>
-        <w:instrText xml:space="preserve"> ADDIN ZOTERO_ITEM CSL_CITATION {"citationID":"0eSvqCtA","properties":{"unsorted":false,"formattedCitation":"(Batt et al. 2013b)","plainCitation":"(Batt et al. 2013b)","noteIndex":0},"citationItems":[{"id":10445,"uris":["http://zotero.org/groups/6709984/items/ABR66KA7"],"itemData":{"id":10445,"type":"article-journal","abstract":"Significance\n            Large changes can occur when ecosystems cross certain thresholds. Crossing such thresholds poses a challenge to ecosystem management because the positions of the threshold are uncertain and change over time. However, as an ecosystem approaches a threshold its resilience declines, resulting in changes in system dynamics that increase variance and autocorrelation. Calculating these statistics requires frequent and sustained sampling efforts. Our study detected an approaching threshold by computing the statistical indicators from data collected by automated sensors, which are far less labor-intensive than comparable manual methods. Thus it may be feasible to monitor for approaching ecosystem thresholds using automated methods. This finding highlights a powerful use of modern sensor technology.\n          , \n            \n              Environmental sensor networks are developing rapidly to assess changes in ecosystems and their services. Some ecosystem changes involve thresholds, and theory suggests that statistical indicators of changing resilience can be detected near thresholds. We examined the capacity of environmental sensors to assess resilience during an experimentally induced transition in a whole-lake manipulation. A trophic cascade was induced in a planktivore-dominated lake by slowly adding piscivorous bass, whereas a nearby bass-dominated lake remained unmanipulated and served as a reference ecosystem during the 4-y experiment. In both the manipulated and reference lakes, automated sensors were used to measure variables related to ecosystem metabolism (dissolved oxygen, pH, and chlorophyll-\n              a\n              concentration) and to estimate gross primary production, respiration, and net ecosystem production. Thresholds were detected in some automated measurements more than a year before the completion of the transition to piscivore dominance. Directly measured variables (dissolved oxygen, pH, and chlorophyll-\n              a\n              concentration) related to ecosystem metabolism were better indicators of the approaching threshold than were the estimates of rates (gross primary production, respiration, and net ecosystem production); this difference was likely a result of the larger uncertainties in the derived rate estimates. Thus, relatively simple characteristics of ecosystems that were observed directly by the sensors were superior indicators of changing resilience. Models linked to thresholds in variables that are directly observed by sensor networks may provide unique opportunities for evaluating resilience in complex ecosystems.","container-title":"Proceedings of the National Academy of Sciences","DOI":"10.1073/pnas.1316721110","ISSN":"0027-8424, 1091-6490","issue":"43","journalAbbreviation":"Proc. Natl. Acad. Sci. U.S.A.","language":"en","page":"17398-17403","source":"DOI.org (Crossref)","title":"Changes in ecosystem resilience detected in automated measures of ecosystem metabolism during a whole-lake manipulation","volume":"110","author":[{"family":"Batt","given":"Ryan D."},{"family":"Carpenter","given":"Stephen R."},{"family":"Cole","given":"Jonathan J."},{"family":"Pace","given":"Michael L."},{"family":"Johnson","given":"Robert A."}],"issued":{"date-parts":[["2013",10,22]]}}}],"schema":"https://github.com/citation-style-language/schema/raw/master/csl-citation.json"} </w:instrText>
+        <w:instrText xml:space="preserve"> ADDIN ZOTERO_ITEM CSL_CITATION {"citationID":"0eSvqCtA","properties":{"unsorted":false,"formattedCitation":"(Batt et al. 2013b)","plainCitation":"(Batt et al. 2013b)","noteIndex":0},"citationItems":[{"id":"ZOJdrjVJ/sKLAEojs","uris":["http://zotero.org/groups/6709984/items/ABR66KA7"],"itemData":{"id":10445,"type":"article-journal","abstract":"Significance\n            Large changes can occur when ecosystems cross certain thresholds. Crossing such thresholds poses a challenge to ecosystem management because the positions of the threshold are uncertain and change over time. However, as an ecosystem approaches a threshold its resilience declines, resulting in changes in system dynamics that increase variance and autocorrelation. Calculating these statistics requires frequent and sustained sampling efforts. Our study detected an approaching threshold by computing the statistical indicators from data collected by automated sensors, which are far less labor-intensive than comparable manual methods. Thus it may be feasible to monitor for approaching ecosystem thresholds using automated methods. This finding highlights a powerful use of modern sensor technology.\n          , \n            \n              Environmental sensor networks are developing rapidly to assess changes in ecosystems and their services. Some ecosystem changes involve thresholds, and theory suggests that statistical indicators of changing resilience can be detected near thresholds. We examined the capacity of environmental sensors to assess resilience during an experimentally induced transition in a whole-lake manipulation. A trophic cascade was induced in a planktivore-dominated lake by slowly adding piscivorous bass, whereas a nearby bass-dominated lake remained unmanipulated and served as a reference ecosystem during the 4-y experiment. In both the manipulated and reference lakes, automated sensors were used to measure variables related to ecosystem metabolism (dissolved oxygen, pH, and chlorophyll-\n              a\n              concentration) and to estimate gross primary production, respiration, and net ecosystem production. Thresholds were detected in some automated measurements more than a year before the completion of the transition to piscivore dominance. Directly measured variables (dissolved oxygen, pH, and chlorophyll-\n              a\n              concentration) related to ecosystem metabolism were better indicators of the approaching threshold than were the estimates of rates (gross primary production, respiration, and net ecosystem production); this difference was likely a result of the larger uncertainties in the derived rate estimates. Thus, relatively simple characteristics of ecosystems that were observed directly by the sensors were superior indicators of changing resilience. Models linked to thresholds in variables that are directly observed by sensor networks may provide unique opportunities for evaluating resilience in complex ecosystems.","container-title":"Proceedings of the National Academy of Sciences","DOI":"10.1073/pnas.1316721110","ISSN":"0027-8424, 1091-6490","issue":"43","journalAbbreviation":"Proc. Natl. Acad. Sci. U.S.A.","language":"en","page":"17398-17403","source":"DOI.org (Crossref)","title":"Changes in ecosystem resilience detected in automated measures of ecosystem metabolism during a whole-lake manipulation","volume":"110","author":[{"family":"Batt","given":"Ryan D."},{"family":"Carpenter","given":"Stephen R."},{"family":"Cole","given":"Jonathan J."},{"family":"Pace","given":"Michael L."},{"family":"Johnson","given":"Robert A."}],"issued":{"date-parts":[["2013",10,22]]}}}],"schema":"https://github.com/citation-style-language/schema/raw/master/csl-citation.json"} </w:instrText>
       </w:r>
       <w:r>
         <w:rPr>
@@ -1395,21 +1387,69 @@
           <w:rFonts w:ascii="Times New Roman" w:eastAsia="Times New Roman" w:hAnsi="Times New Roman" w:cs="Times New Roman"/>
           <w:color w:val="000000"/>
         </w:rPr>
-        <w:t>Long-term monitoring reveal</w:t>
-      </w:r>
-      <w:r>
-        <w:rPr>
-          <w:rFonts w:ascii="Times New Roman" w:eastAsia="Times New Roman" w:hAnsi="Times New Roman" w:cs="Times New Roman"/>
-          <w:color w:val="000000"/>
-        </w:rPr>
-        <w:t>s</w:t>
-      </w:r>
-      <w:r>
-        <w:rPr>
-          <w:rFonts w:ascii="Times New Roman" w:eastAsia="Times New Roman" w:hAnsi="Times New Roman" w:cs="Times New Roman"/>
-          <w:color w:val="000000"/>
-        </w:rPr>
-        <w:t xml:space="preserve"> spatiotemporal variation and synchrony in stability landscapes, while whole-lake experiments </w:t>
+        <w:t xml:space="preserve">Long-term </w:t>
+      </w:r>
+      <w:r>
+        <w:rPr>
+          <w:rFonts w:ascii="Times New Roman" w:eastAsia="Times New Roman" w:hAnsi="Times New Roman" w:cs="Times New Roman"/>
+          <w:color w:val="000000"/>
+        </w:rPr>
+        <w:t>data have the potential to reveal</w:t>
+      </w:r>
+      <w:r>
+        <w:rPr>
+          <w:rFonts w:ascii="Times New Roman" w:eastAsia="Times New Roman" w:hAnsi="Times New Roman" w:cs="Times New Roman"/>
+          <w:color w:val="000000"/>
+        </w:rPr>
+        <w:t xml:space="preserve"> spatiotemporal variation and synchrony in stability landscapes</w:t>
+      </w:r>
+      <w:r>
+        <w:rPr>
+          <w:rFonts w:ascii="Times New Roman" w:eastAsia="Times New Roman" w:hAnsi="Times New Roman" w:cs="Times New Roman"/>
+          <w:color w:val="000000"/>
+        </w:rPr>
+        <w:t xml:space="preserve"> </w:t>
+      </w:r>
+      <w:r>
+        <w:rPr>
+          <w:rFonts w:ascii="Times New Roman" w:eastAsia="Times New Roman" w:hAnsi="Times New Roman" w:cs="Times New Roman"/>
+          <w:color w:val="000000"/>
+        </w:rPr>
+        <w:fldChar w:fldCharType="begin"/>
+      </w:r>
+      <w:r>
+        <w:rPr>
+          <w:rFonts w:ascii="Times New Roman" w:eastAsia="Times New Roman" w:hAnsi="Times New Roman" w:cs="Times New Roman"/>
+          <w:color w:val="000000"/>
+        </w:rPr>
+        <w:instrText xml:space="preserve"> ADDIN ZOTERO_ITEM CSL_CITATION {"citationID":"8yvkYhvh","properties":{"unsorted":false,"formattedCitation":"(Wilkinson et al. 2020)","plainCitation":"(Wilkinson et al. 2020)","noteIndex":0},"citationItems":[{"id":1112,"uris":["http://zotero.org/groups/4994368/items/3MEZYCCZ"],"itemData":{"id":1112,"type":"article-journal","citation-key":"wilkinsonTrendsNeedUnderstand2020","container-title":"Limnology and Oceanography Letters","DOI":"10.1002/lol2.10153","ISSN":"2378-2242","issue":"4","language":"en","license":"© 2020 The Authors. Limnology and Oceanography Letters published by Wiley Periodicals, Inc. on behalf of Association for the Sciences of Limnology and Oceanography.","note":"_eprint: https://onlinelibrary.wiley.com/doi/pdf/10.1002/lol2.10153","page":"281-286","source":"Wiley Online Library","title":"Beyond the trends: The need to understand multiannual dynamics in aquatic ecosystems","title-short":"Beyond the trends","volume":"5","author":[{"family":"Wilkinson","given":"Grace M."},{"family":"Walter","given":"Jonathan"},{"family":"Fleck","given":"Rachel"},{"family":"Pace","given":"Michael L."}],"issued":{"date-parts":[["2020"]]}}}],"schema":"https://github.com/citation-style-language/schema/raw/master/csl-citation.json"} </w:instrText>
+      </w:r>
+      <w:r>
+        <w:rPr>
+          <w:rFonts w:ascii="Times New Roman" w:eastAsia="Times New Roman" w:hAnsi="Times New Roman" w:cs="Times New Roman"/>
+          <w:color w:val="000000"/>
+        </w:rPr>
+        <w:fldChar w:fldCharType="separate"/>
+      </w:r>
+      <w:r>
+        <w:rPr>
+          <w:rFonts w:ascii="Times New Roman" w:hAnsi="Times New Roman" w:cs="Times New Roman"/>
+        </w:rPr>
+        <w:t>(Wilkinson et al. 2020)</w:t>
+      </w:r>
+      <w:r>
+        <w:rPr>
+          <w:rFonts w:ascii="Times New Roman" w:eastAsia="Times New Roman" w:hAnsi="Times New Roman" w:cs="Times New Roman"/>
+          <w:color w:val="000000"/>
+        </w:rPr>
+        <w:fldChar w:fldCharType="end"/>
+      </w:r>
+      <w:r>
+        <w:rPr>
+          <w:rFonts w:ascii="Times New Roman" w:eastAsia="Times New Roman" w:hAnsi="Times New Roman" w:cs="Times New Roman"/>
+          <w:color w:val="000000"/>
+        </w:rPr>
+        <w:t xml:space="preserve">, while whole-lake experiments </w:t>
       </w:r>
       <w:r>
         <w:rPr>
@@ -1423,7 +1463,21 @@
           <w:rFonts w:ascii="Times New Roman" w:eastAsia="Times New Roman" w:hAnsi="Times New Roman" w:cs="Times New Roman"/>
           <w:color w:val="000000"/>
         </w:rPr>
-        <w:t xml:space="preserve">test how altered ecological feedbacks reshape those landscapes. </w:t>
+        <w:t xml:space="preserve">test </w:t>
+      </w:r>
+      <w:r>
+        <w:rPr>
+          <w:rFonts w:ascii="Times New Roman" w:eastAsia="Times New Roman" w:hAnsi="Times New Roman" w:cs="Times New Roman"/>
+          <w:color w:val="000000"/>
+        </w:rPr>
+        <w:t xml:space="preserve">of </w:t>
+      </w:r>
+      <w:r>
+        <w:rPr>
+          <w:rFonts w:ascii="Times New Roman" w:eastAsia="Times New Roman" w:hAnsi="Times New Roman" w:cs="Times New Roman"/>
+          <w:color w:val="000000"/>
+        </w:rPr>
+        <w:t xml:space="preserve">how altered ecological feedbacks reshape those landscapes. </w:t>
       </w:r>
       <w:r>
         <w:rPr>
@@ -1465,12 +1519,21 @@
           <w:rFonts w:ascii="Times New Roman" w:eastAsia="Times New Roman" w:hAnsi="Times New Roman" w:cs="Times New Roman"/>
           <w:color w:val="000000"/>
         </w:rPr>
-        <w:t>the “Cascade Project”), all</w:t>
-      </w:r>
-      <w:r>
-        <w:rPr>
-          <w:rFonts w:ascii="Times New Roman" w:eastAsia="Times New Roman" w:hAnsi="Times New Roman" w:cs="Times New Roman"/>
-          <w:color w:val="000000"/>
+        <w:t xml:space="preserve">the “Cascade Project”), </w:t>
+      </w:r>
+      <w:r>
+        <w:rPr>
+          <w:rFonts w:ascii="Times New Roman" w:eastAsia="Times New Roman" w:hAnsi="Times New Roman" w:cs="Times New Roman"/>
+          <w:color w:val="000000"/>
+          <w:highlight w:val="yellow"/>
+        </w:rPr>
+        <w:t>all</w:t>
+      </w:r>
+      <w:r>
+        <w:rPr>
+          <w:rFonts w:ascii="Times New Roman" w:eastAsia="Times New Roman" w:hAnsi="Times New Roman" w:cs="Times New Roman"/>
+          <w:color w:val="000000"/>
+          <w:highlight w:val="yellow"/>
         </w:rPr>
         <w:t xml:space="preserve"> </w:t>
       </w:r>
@@ -1478,6 +1541,7 @@
         <w:rPr>
           <w:rFonts w:ascii="Times New Roman" w:eastAsia="Times New Roman" w:hAnsi="Times New Roman" w:cs="Times New Roman"/>
           <w:color w:val="000000"/>
+          <w:highlight w:val="yellow"/>
         </w:rPr>
         <w:t xml:space="preserve">supported by </w:t>
       </w:r>
@@ -1485,6 +1549,7 @@
         <w:rPr>
           <w:rFonts w:ascii="Times New Roman" w:eastAsia="Times New Roman" w:hAnsi="Times New Roman" w:cs="Times New Roman"/>
           <w:color w:val="000000"/>
+          <w:highlight w:val="yellow"/>
         </w:rPr>
         <w:t>$35M</w:t>
       </w:r>
@@ -1492,6 +1557,7 @@
         <w:rPr>
           <w:rFonts w:ascii="Times New Roman" w:eastAsia="Times New Roman" w:hAnsi="Times New Roman" w:cs="Times New Roman"/>
           <w:color w:val="000000"/>
+          <w:highlight w:val="yellow"/>
         </w:rPr>
         <w:t>+</w:t>
       </w:r>
@@ -1499,6 +1565,7 @@
         <w:rPr>
           <w:rFonts w:ascii="Times New Roman" w:eastAsia="Times New Roman" w:hAnsi="Times New Roman" w:cs="Times New Roman"/>
           <w:color w:val="000000"/>
+          <w:highlight w:val="yellow"/>
         </w:rPr>
         <w:t xml:space="preserve"> in </w:t>
       </w:r>
@@ -1506,6 +1573,7 @@
         <w:rPr>
           <w:rFonts w:ascii="Times New Roman" w:eastAsia="Times New Roman" w:hAnsi="Times New Roman" w:cs="Times New Roman"/>
           <w:color w:val="000000"/>
+          <w:highlight w:val="yellow"/>
         </w:rPr>
         <w:t xml:space="preserve">NSF </w:t>
       </w:r>
@@ -1513,6 +1581,7 @@
         <w:rPr>
           <w:rFonts w:ascii="Times New Roman" w:eastAsia="Times New Roman" w:hAnsi="Times New Roman" w:cs="Times New Roman"/>
           <w:color w:val="000000"/>
+          <w:highlight w:val="yellow"/>
         </w:rPr>
         <w:t>funding over the past 25 years</w:t>
       </w:r>
@@ -1927,31 +1996,15 @@
         <w:rPr>
           <w:rFonts w:ascii="Times New Roman" w:eastAsia="Times New Roman" w:hAnsi="Times New Roman" w:cs="Times New Roman"/>
         </w:rPr>
-        <w:t xml:space="preserve">While it may seem intuitive that environmental conditions affect stability landscapes, prevailing theoretical models lack feedbacks between </w:t>
-      </w:r>
-      <w:commentRangeStart w:id="2"/>
-      <w:r>
-        <w:rPr>
-          <w:rFonts w:ascii="Times New Roman" w:eastAsia="Times New Roman" w:hAnsi="Times New Roman" w:cs="Times New Roman"/>
-        </w:rPr>
-        <w:t>environmental variation and ecosystem structure</w:t>
-      </w:r>
-      <w:r>
-        <w:rPr>
-          <w:rFonts w:ascii="Times New Roman" w:eastAsia="Times New Roman" w:hAnsi="Times New Roman" w:cs="Times New Roman"/>
+        <w:t>While it may seem intuitive that environmental conditions affect stability landscapes, prevailing theoretical models lack feedbacks between environmental variation and ecosystem structure</w:t>
+      </w:r>
+      <w:r>
+        <w:rPr>
+          <w:rFonts w:ascii="Times New Roman" w:eastAsia="Times New Roman" w:hAnsi="Times New Roman" w:cs="Times New Roman"/>
+          <w:highlight w:val="yellow"/>
           <w:vertAlign w:val="superscript"/>
         </w:rPr>
         <w:t>9,18,20</w:t>
-      </w:r>
-      <w:commentRangeEnd w:id="2"/>
-      <w:r>
-        <w:rPr>
-          <w:rStyle w:val="CommentReference"/>
-          <w:rFonts w:ascii="Times New Roman" w:eastAsia="Times New Roman" w:hAnsi="Times New Roman" w:cs="Times New Roman"/>
-          <w:sz w:val="24"/>
-          <w:szCs w:val="24"/>
-        </w:rPr>
-        <w:commentReference w:id="2"/>
       </w:r>
       <w:r>
         <w:rPr>
@@ -2024,7 +2077,7 @@
         <w:rPr>
           <w:rFonts w:ascii="Times New Roman" w:eastAsia="Times New Roman" w:hAnsi="Times New Roman" w:cs="Times New Roman"/>
         </w:rPr>
-        <w:instrText xml:space="preserve"> ADDIN ZOTERO_ITEM CSL_CITATION {"citationID":"JkPxeQMc","properties":{"unsorted":false,"formattedCitation":"(Scheffer and Carpenter 2003)","plainCitation":"(Scheffer and Carpenter 2003)","noteIndex":0},"citationItems":[{"id":10444,"uris":["http://zotero.org/groups/6709984/items/HUN4JZXW"],"itemData":{"id":10444,"type":"article-journal","container-title":"Trends in Ecology &amp; Evolution","DOI":"10.1016/j.tree.2003.09.002","ISSN":"01695347","issue":"12","journalAbbreviation":"Trends in Ecology &amp; Evolution","language":"en","license":"https://www.elsevier.com/tdm/userlicense/1.0/","page":"648-656","source":"DOI.org (Crossref)","title":"Catastrophic regime shifts in ecosystems: linking theory to observation","title-short":"Catastrophic regime shifts in ecosystems","volume":"18","author":[{"family":"Scheffer","given":"Marten"},{"family":"Carpenter","given":"Stephen R."}],"issued":{"date-parts":[["2003",12]]}}}],"schema":"https://github.com/citation-style-language/schema/raw/master/csl-citation.json"} </w:instrText>
+        <w:instrText xml:space="preserve"> ADDIN ZOTERO_ITEM CSL_CITATION {"citationID":"JkPxeQMc","properties":{"unsorted":false,"formattedCitation":"(Scheffer and Carpenter 2003)","plainCitation":"(Scheffer and Carpenter 2003)","noteIndex":0},"citationItems":[{"id":"ZOJdrjVJ/1mLNZ0UK","uris":["http://zotero.org/groups/6709984/items/HUN4JZXW"],"itemData":{"id":10444,"type":"article-journal","container-title":"Trends in Ecology &amp; Evolution","DOI":"10.1016/j.tree.2003.09.002","ISSN":"01695347","issue":"12","journalAbbreviation":"Trends in Ecology &amp; Evolution","language":"en","license":"https://www.elsevier.com/tdm/userlicense/1.0/","page":"648-656","source":"DOI.org (Crossref)","title":"Catastrophic regime shifts in ecosystems: linking theory to observation","title-short":"Catastrophic regime shifts in ecosystems","volume":"18","author":[{"family":"Scheffer","given":"Marten"},{"family":"Carpenter","given":"Stephen R."}],"issued":{"date-parts":[["2003",12]]}}}],"schema":"https://github.com/citation-style-language/schema/raw/master/csl-citation.json"} </w:instrText>
       </w:r>
       <w:r>
         <w:rPr>
@@ -2036,21 +2089,7 @@
         <w:rPr>
           <w:rFonts w:ascii="Times New Roman" w:hAnsi="Times New Roman" w:cs="Times New Roman"/>
         </w:rPr>
-        <w:t>(</w:t>
-      </w:r>
-      <w:proofErr w:type="spellStart"/>
-      <w:r>
-        <w:rPr>
-          <w:rFonts w:ascii="Times New Roman" w:hAnsi="Times New Roman" w:cs="Times New Roman"/>
-        </w:rPr>
-        <w:t>Scheffer</w:t>
-      </w:r>
-      <w:proofErr w:type="spellEnd"/>
-      <w:r>
-        <w:rPr>
-          <w:rFonts w:ascii="Times New Roman" w:hAnsi="Times New Roman" w:cs="Times New Roman"/>
-        </w:rPr>
-        <w:t xml:space="preserve"> and Carpenter 2003)</w:t>
+        <w:t>(Scheffer and Carpenter 2003)</w:t>
       </w:r>
       <w:r>
         <w:rPr>
@@ -2241,8 +2280,8 @@
         </w:rPr>
         <w:t xml:space="preserve">, which are easy to calculate and have theoretical links to ecosystem stability, resilience, and state transitions. </w:t>
       </w:r>
+      <w:commentRangeStart w:id="2"/>
       <w:commentRangeStart w:id="3"/>
-      <w:commentRangeStart w:id="4"/>
       <w:r>
         <w:rPr>
           <w:rFonts w:ascii="Times New Roman" w:hAnsi="Times New Roman" w:cs="Times New Roman"/>
@@ -2261,7 +2300,7 @@
         </w:rPr>
         <w:t>consequences of landscape geometry but not the landscape itself. For example, variance depends on both basin shape and the magnitude of environmental forcing, complicating comparisons among ecosystems, while return rates characterize recovery locally around an equilibrium without identifying basin boundaries or alternative states.</w:t>
       </w:r>
-      <w:commentRangeEnd w:id="3"/>
+      <w:commentRangeEnd w:id="2"/>
       <w:r>
         <w:rPr>
           <w:rStyle w:val="CommentReference"/>
@@ -2269,9 +2308,9 @@
           <w:sz w:val="24"/>
           <w:szCs w:val="24"/>
         </w:rPr>
-        <w:commentReference w:id="3"/>
-      </w:r>
-      <w:commentRangeEnd w:id="4"/>
+        <w:commentReference w:id="2"/>
+      </w:r>
+      <w:commentRangeEnd w:id="3"/>
       <w:r>
         <w:rPr>
           <w:rStyle w:val="CommentReference"/>
@@ -2279,7 +2318,7 @@
           <w:sz w:val="24"/>
           <w:szCs w:val="24"/>
         </w:rPr>
-        <w:commentReference w:id="4"/>
+        <w:commentReference w:id="3"/>
       </w:r>
       <w:r>
         <w:rPr>
@@ -2430,7 +2469,7 @@
           <w:rFonts w:ascii="Times New Roman" w:eastAsia="Times New Roman" w:hAnsi="Times New Roman" w:cs="Times New Roman"/>
           <w:vertAlign w:val="superscript"/>
         </w:rPr>
-        <w:instrText xml:space="preserve"> ADDIN ZOTERO_ITEM CSL_CITATION {"citationID":"QVhz0DbN","properties":{"unsorted":false,"formattedCitation":"(Carpenter et al. 2020; Arani et al. 2021)","plainCitation":"(Carpenter et al. 2020; Arani et al. 2021)","noteIndex":0},"citationItems":[{"id":10438,"uris":["http://zotero.org/groups/6709984/items/WTPNMRAC"],"itemData":{"id":10438,"type":"article-journal","abstract":"Abstract\n            Concentrations of phycocyanin, a pigment of Cyanobacteria, were measured at 1‐min intervals during the ice‐free seasons of 2008–2018 by automated sensors suspended from a buoy at a central station in Lake Mendota, Wisconsin, U.S.A. In each year, stochastic‐dynamic models fitted to time series of log‐transformed phycocyanin concentration revealed two alternative stable states and random factors that were much larger than the difference between the alternate stable states. Transitions between low and high states were abrupt and apparently driven by stochasticity. Variation in annual magnitudes of the alternate states and the stochastic factors were not correlated with annual phosphorus input to the lake. At daily time scales, however, phycocyanin concentration was correlated with phosphorus input, precipitation, and wind velocity for time lags of 1–15 d. Multiple years of high‐frequency data were needed to discern these patterns in the noise‐dominated dynamics of Cyanobacteria.","container-title":"Limnology and Oceanography Letters","DOI":"10.1002/lol2.10152","ISSN":"2378-2242, 2378-2242","issue":"5","journalAbbreviation":"Limnol Oceanogr Letters","language":"en","page":"331-336","source":"DOI.org (Crossref)","title":"Stochastic dynamics of Cyanobacteria in long‐term high‐frequency observations of a eutrophic lake","volume":"5","author":[{"family":"Carpenter","given":"Stephen R."},{"family":"Arani","given":"Babak M. S."},{"family":"Hanson","given":"Paul C."},{"family":"Scheffer","given":"Marten"},{"family":"Stanley","given":"Emily H."},{"family":"Van Nes","given":"Egbert"}],"issued":{"date-parts":[["2020",10]]}}},{"id":10424,"uris":["http://zotero.org/groups/6709984/items/EP3HX556"],"itemData":{"id":10424,"type":"article-journal","abstract":"Estimating resilience in complex systems\n            \n              Resilience is an important concept in the study of critical transitions and tipping points in complex systems and is defined by the size of the disturbance that a system can endure before tipping into an alternative stable state. Nevertheless, resilience has proved resistant to measurement. Arani\n              et al.\n              show how the mathematical concept of mean exit time, the time it takes for a system to cross a threshold, can help to solve this problem and characterize the resilience of complex systems. They derived a model approach to estimate exit time from time series data and applied it to examples from a grazed plant population model, lake cyanobacterial data, and Pleistocene-Holocene climate data. This approach may improve our understanding of the dynamical properties of complex systems under threat.\n            \n            \n              Science\n              , aay4895, this issue p.\n              eaay4895\n            \n          , \n            Ecosystem resilience can be estimated via a time series modeling approach, improving the anticipation of critical transitions.\n          , \n            \n              INTRODUCTION\n              Financial markets may collapse, rainforest can shift to savanna, a person can become trapped in a depression, and the Gulf Stream can come to a standstill. Such critical transitions may happen in complex systems when resilience is low, allowing a perturbation to trigger self-propelled change toward the contrasting state. An intuitive way of visualizing this is to depict the system as a marble in a cup. If the cup is shallower, resilience is lower, and it becomes easier to flip the marble out. Resilience may sometimes be inferred from autocorrelation and variance of time series because they carry information about recovery rates from small perturbations, thus reflecting the slope of the attraction basin. However, although differences in such indicators may reflect differences in resilience, they cannot be interpreted in an absolute sense. The alternative—measuring resilience as the maximum perturbation that a system can take—may seem more attractive. However, this classical ecological definition of resilience assumes that the system is affected by distinct, isolated perturbations. In reality, most systems are perturbed instead by a never-ending natural regime of shocks and fluctuations. Thus, they rarely recover from a perturbation before the next one comes. As a result, the imaginary marble in the cup keeps wandering around, and occasionally a sequence of small but synergistic “perturbations” will push the system across the border of the basin of attraction. How then can we characterize the resilience of such systems in a useful and practical way?\n            \n            \n              RATIONALE\n              We propose to use “life expectancy” as a measure of resilience, which can be formalized as the mean exit time from an attraction basin (i.e., the expected time required to cross the border of the basin). This approach has the advantage of taking the natural variability of real complex systems explicitly into account. If we have many observations of shifts, we can calculate the mean exit time simply as the average time the system spends in each given state. However, such data are rare. Moreover, the permanent fluctuations also contain information about the system, which would be lost if one considers only the rare occasions at which a shift occurs. In the approach we outline, this information is used as we infer the deterministic and stochastic components of the underlying dynamical system from observed fluctuations. Applying techniques from statistical mechanics, we show how one can subsequently use the reconstructed empirical model to compute the expected mean exit time for each basin of attraction.\n            \n            \n              RESULTS\n              After using model-generated data to demonstrate the method, we applied it to two examples spanning very different time scales: the rapid dynamics of Cyanobacteria in a lake, and the much slower alternations between cold glacial and warmer interstadial regimes in the climate (the so-called Dansgaard-Oeschger events). For both time series, we show that one can reconstruct a model that has two alternative attractors. We estimated the mean exit time for each of these attractors, and we show how one can analyze the uncertainty of this estimate.\n              A major challenge is that the approach requires high-resolution time series that cover dynamics across both basins of attraction. Such information can be obtained from a single long time series if it includes enough shifts between attraction basins. Alternatively, one may piece the required data together using shorter time series from sets of similar systems.\n            \n            \n              CONCLUSION\n              Characterizing resilience as the estimated life expectancy—of a rainforest, a coral reef, or the thermohaline circulation—is a natural and intuitively straightforward way to go. The high-resolution time series required for the approach we outline are still relatively rare. However, possibilities for automated sensing are rapidly expanding in fields as diverse as biomedicine, climate science, ecology, and financial markets. Against this background, the technique for estimating mean exit times is an exciting additional tool to anticipate critical transitions in the many complex systems on which humanity depends.\n              \n                \n                  Mean exit time as a measure of “life expectancy” estimated from fluctuations.\n                  \n                    Time series in this simulated example (\n                    B\n                    ) reflect the underlying stability landscape (\n                    A\n                    ) as well as the regime of stochastic perturbations. Given sufficiently long time series, we can estimate how the average change depends on the state (\n                    C\n                    ), revealing attracting (black dots) and repelling (open dot) equilibria. Meanwhile, variance in the observed change allows estimation of the role of stochasticity (\n                    D\n                    ). The resulting empirical model [based on (C) and (D)] can be used to compute the probability distribution of states (\n                    E\n                    ), the mean exit time given any initial state (\n                    F\n                    ), and the weighted mean exit time for the alternative basins of attraction [horizontal lines in (F)]. The shaded areas in (C), (D), and (F) are the estimated 95% confidence intervals.\n                  \n                \n                \n              \n            \n          , \n            Ecological resilience is the magnitude of the largest perturbation from which a system can still recover to its original state. However, a transition into another state may often be invoked by a series of minor synergistic perturbations rather than a single big one. We show how resilience can be estimated in terms of average life expectancy, accounting for this natural regime of variability. We use time series to fit a model that captures the stochastic as well as the deterministic components. The model is then used to estimate the mean exit time from the basin of attraction. This approach offers a fresh angle to anticipating the chance of a critical transition at a time when high-resolution time series are becoming increasingly available.","container-title":"Science","DOI":"10.1126/science.aay4895","ISSN":"0036-8075, 1095-9203","issue":"6547","journalAbbreviation":"Science","language":"en","page":"eaay4895","source":"DOI.org (Crossref)","title":"Exit time as a measure of ecological resilience","volume":"372","author":[{"family":"Arani","given":"Babak M. S."},{"family":"Carpenter","given":"Stephen R."},{"family":"Lahti","given":"Leo"},{"family":"Van Nes","given":"Egbert H."},{"family":"Scheffer","given":"Marten"}],"issued":{"date-parts":[["2021",6,11]]}}}],"schema":"https://github.com/citation-style-language/schema/raw/master/csl-citation.json"} </w:instrText>
+        <w:instrText xml:space="preserve"> ADDIN ZOTERO_ITEM CSL_CITATION {"citationID":"QVhz0DbN","properties":{"unsorted":false,"formattedCitation":"(Carpenter et al. 2020; Arani et al. 2021)","plainCitation":"(Carpenter et al. 2020; Arani et al. 2021)","noteIndex":0},"citationItems":[{"id":"ZOJdrjVJ/mxy08ZyN","uris":["http://zotero.org/groups/6709984/items/WTPNMRAC"],"itemData":{"id":10438,"type":"article-journal","abstract":"Abstract\n            Concentrations of phycocyanin, a pigment of Cyanobacteria, were measured at 1‐min intervals during the ice‐free seasons of 2008–2018 by automated sensors suspended from a buoy at a central station in Lake Mendota, Wisconsin, U.S.A. In each year, stochastic‐dynamic models fitted to time series of log‐transformed phycocyanin concentration revealed two alternative stable states and random factors that were much larger than the difference between the alternate stable states. Transitions between low and high states were abrupt and apparently driven by stochasticity. Variation in annual magnitudes of the alternate states and the stochastic factors were not correlated with annual phosphorus input to the lake. At daily time scales, however, phycocyanin concentration was correlated with phosphorus input, precipitation, and wind velocity for time lags of 1–15 d. Multiple years of high‐frequency data were needed to discern these patterns in the noise‐dominated dynamics of Cyanobacteria.","container-title":"Limnology and Oceanography Letters","DOI":"10.1002/lol2.10152","ISSN":"2378-2242, 2378-2242","issue":"5","journalAbbreviation":"Limnol Oceanogr Letters","language":"en","page":"331-336","source":"DOI.org (Crossref)","title":"Stochastic dynamics of Cyanobacteria in long‐term high‐frequency observations of a eutrophic lake","volume":"5","author":[{"family":"Carpenter","given":"Stephen R."},{"family":"Arani","given":"Babak M. S."},{"family":"Hanson","given":"Paul C."},{"family":"Scheffer","given":"Marten"},{"family":"Stanley","given":"Emily H."},{"family":"Van Nes","given":"Egbert"}],"issued":{"date-parts":[["2020",10]]}}},{"id":10844,"uris":["http://zotero.org/groups/6709984/items/EP3HX556"],"itemData":{"id":10844,"type":"article-journal","abstract":"Estimating resilience in complex systems\n            \n              Resilience is an important concept in the study of critical transitions and tipping points in complex systems and is defined by the size of the disturbance that a system can endure before tipping into an alternative stable state. Nevertheless, resilience has proved resistant to measurement. Arani\n              et al.\n              show how the mathematical concept of mean exit time, the time it takes for a system to cross a threshold, can help to solve this problem and characterize the resilience of complex systems. They derived a model approach to estimate exit time from time series data and applied it to examples from a grazed plant population model, lake cyanobacterial data, and Pleistocene-Holocene climate data. This approach may improve our understanding of the dynamical properties of complex systems under threat.\n            \n            \n              Science\n              , aay4895, this issue p.\n              eaay4895\n            \n          , \n            Ecosystem resilience can be estimated via a time series modeling approach, improving the anticipation of critical transitions.\n          , \n            \n              INTRODUCTION\n              Financial markets may collapse, rainforest can shift to savanna, a person can become trapped in a depression, and the Gulf Stream can come to a standstill. Such critical transitions may happen in complex systems when resilience is low, allowing a perturbation to trigger self-propelled change toward the contrasting state. An intuitive way of visualizing this is to depict the system as a marble in a cup. If the cup is shallower, resilience is lower, and it becomes easier to flip the marble out. Resilience may sometimes be inferred from autocorrelation and variance of time series because they carry information about recovery rates from small perturbations, thus reflecting the slope of the attraction basin. However, although differences in such indicators may reflect differences in resilience, they cannot be interpreted in an absolute sense. The alternative—measuring resilience as the maximum perturbation that a system can take—may seem more attractive. However, this classical ecological definition of resilience assumes that the system is affected by distinct, isolated perturbations. In reality, most systems are perturbed instead by a never-ending natural regime of shocks and fluctuations. Thus, they rarely recover from a perturbation before the next one comes. As a result, the imaginary marble in the cup keeps wandering around, and occasionally a sequence of small but synergistic “perturbations” will push the system across the border of the basin of attraction. How then can we characterize the resilience of such systems in a useful and practical way?\n            \n            \n              RATIONALE\n              We propose to use “life expectancy” as a measure of resilience, which can be formalized as the mean exit time from an attraction basin (i.e., the expected time required to cross the border of the basin). This approach has the advantage of taking the natural variability of real complex systems explicitly into account. If we have many observations of shifts, we can calculate the mean exit time simply as the average time the system spends in each given state. However, such data are rare. Moreover, the permanent fluctuations also contain information about the system, which would be lost if one considers only the rare occasions at which a shift occurs. In the approach we outline, this information is used as we infer the deterministic and stochastic components of the underlying dynamical system from observed fluctuations. Applying techniques from statistical mechanics, we show how one can subsequently use the reconstructed empirical model to compute the expected mean exit time for each basin of attraction.\n            \n            \n              RESULTS\n              After using model-generated data to demonstrate the method, we applied it to two examples spanning very different time scales: the rapid dynamics of Cyanobacteria in a lake, and the much slower alternations between cold glacial and warmer interstadial regimes in the climate (the so-called Dansgaard-Oeschger events). For both time series, we show that one can reconstruct a model that has two alternative attractors. We estimated the mean exit time for each of these attractors, and we show how one can analyze the uncertainty of this estimate.\n              A major challenge is that the approach requires high-resolution time series that cover dynamics across both basins of attraction. Such information can be obtained from a single long time series if it includes enough shifts between attraction basins. Alternatively, one may piece the required data together using shorter time series from sets of similar systems.\n            \n            \n              CONCLUSION\n              Characterizing resilience as the estimated life expectancy—of a rainforest, a coral reef, or the thermohaline circulation—is a natural and intuitively straightforward way to go. The high-resolution time series required for the approach we outline are still relatively rare. However, possibilities for automated sensing are rapidly expanding in fields as diverse as biomedicine, climate science, ecology, and financial markets. Against this background, the technique for estimating mean exit times is an exciting additional tool to anticipate critical transitions in the many complex systems on which humanity depends.\n              \n                \n                  Mean exit time as a measure of “life expectancy” estimated from fluctuations.\n                  \n                    Time series in this simulated example (\n                    B\n                    ) reflect the underlying stability landscape (\n                    A\n                    ) as well as the regime of stochastic perturbations. Given sufficiently long time series, we can estimate how the average change depends on the state (\n                    C\n                    ), revealing attracting (black dots) and repelling (open dot) equilibria. Meanwhile, variance in the observed change allows estimation of the role of stochasticity (\n                    D\n                    ). The resulting empirical model [based on (C) and (D)] can be used to compute the probability distribution of states (\n                    E\n                    ), the mean exit time given any initial state (\n                    F\n                    ), and the weighted mean exit time for the alternative basins of attraction [horizontal lines in (F)]. The shaded areas in (C), (D), and (F) are the estimated 95% confidence intervals.\n                  \n                \n                \n              \n            \n          , \n            Ecological resilience is the magnitude of the largest perturbation from which a system can still recover to its original state. However, a transition into another state may often be invoked by a series of minor synergistic perturbations rather than a single big one. We show how resilience can be estimated in terms of average life expectancy, accounting for this natural regime of variability. We use time series to fit a model that captures the stochastic as well as the deterministic components. The model is then used to estimate the mean exit time from the basin of attraction. This approach offers a fresh angle to anticipating the chance of a critical transition at a time when high-resolution time series are becoming increasingly available.","container-title":"Science","DOI":"10.1126/science.aay4895","ISSN":"0036-8075, 1095-9203","issue":"6547","journalAbbreviation":"Science","language":"en","page":"eaay4895","source":"DOI.org (Crossref)","title":"Exit time as a measure of ecological resilience","volume":"372","author":[{"family":"Arani","given":"Babak M. S."},{"family":"Carpenter","given":"Stephen R."},{"family":"Lahti","given":"Leo"},{"family":"Van Nes","given":"Egbert H."},{"family":"Scheffer","given":"Marten"}],"issued":{"date-parts":[["2021",6,11]]}}}],"schema":"https://github.com/citation-style-language/schema/raw/master/csl-citation.json"} </w:instrText>
       </w:r>
       <w:r>
         <w:rPr>
@@ -2443,21 +2482,7 @@
         <w:rPr>
           <w:rFonts w:ascii="Times New Roman" w:hAnsi="Times New Roman" w:cs="Times New Roman"/>
         </w:rPr>
-        <w:t xml:space="preserve">(Carpenter et al. 2020; </w:t>
-      </w:r>
-      <w:proofErr w:type="spellStart"/>
-      <w:r>
-        <w:rPr>
-          <w:rFonts w:ascii="Times New Roman" w:hAnsi="Times New Roman" w:cs="Times New Roman"/>
-        </w:rPr>
-        <w:t>Arani</w:t>
-      </w:r>
-      <w:proofErr w:type="spellEnd"/>
-      <w:r>
-        <w:rPr>
-          <w:rFonts w:ascii="Times New Roman" w:hAnsi="Times New Roman" w:cs="Times New Roman"/>
-        </w:rPr>
-        <w:t xml:space="preserve"> et al. 2021)</w:t>
+        <w:t>(Carpenter et al. 2020; Arani et al. 2021)</w:t>
       </w:r>
       <w:r>
         <w:rPr>
@@ -2478,19 +2503,11 @@
         </w:rPr>
         <w:t xml:space="preserve">. </w:t>
       </w:r>
-      <w:proofErr w:type="spellStart"/>
-      <w:r>
-        <w:rPr>
-          <w:rFonts w:ascii="Times New Roman" w:eastAsia="Times New Roman" w:hAnsi="Times New Roman" w:cs="Times New Roman"/>
-        </w:rPr>
-        <w:t>Arani</w:t>
-      </w:r>
-      <w:proofErr w:type="spellEnd"/>
-      <w:r>
-        <w:rPr>
-          <w:rFonts w:ascii="Times New Roman" w:eastAsia="Times New Roman" w:hAnsi="Times New Roman" w:cs="Times New Roman"/>
-        </w:rPr>
-        <w:t xml:space="preserve"> et al</w:t>
+      <w:r>
+        <w:rPr>
+          <w:rFonts w:ascii="Times New Roman" w:eastAsia="Times New Roman" w:hAnsi="Times New Roman" w:cs="Times New Roman"/>
+        </w:rPr>
+        <w:t>Arani et al</w:t>
       </w:r>
       <w:r>
         <w:rPr>
@@ -2662,7 +2679,7 @@
         <w:rPr>
           <w:rFonts w:ascii="Times New Roman" w:eastAsia="Times New Roman" w:hAnsi="Times New Roman" w:cs="Times New Roman"/>
         </w:rPr>
-        <w:instrText xml:space="preserve"> ADDIN ZOTERO_ITEM CSL_CITATION {"citationID":"MyuVxLeN","properties":{"unsorted":false,"formattedCitation":"(Staehr et al. 2012)","plainCitation":"(Staehr et al. 2012)","noteIndex":0},"citationItems":[{"id":2685,"uris":["http://zotero.org/groups/2418348/items/KCMRDMR5"],"itemData":{"id":2685,"type":"article-journal","abstract":"&lt;p&gt;Seasonal changes in rates of gross primary production (GPP), net ecosystem production (NEP), and respiration (R) were determined from frequent automated profiles of dissolved oxygen (DO) and temperature in a clear-water polymictic lake. Metabolic rate calculations were made using a method that integrates rates across the entire depth profile and includes DO exchange between depth layers driven by mixed-layer deepening and eddy diffusivity. During full mixing, NEP was close to zero throughout the water column, and GPP and R were reduced 2&amp;ndash;10 times compared to stratified periods. When present, the metalimnion contributed 21 % and 27 % to whole-lake areal rates of GPP and R, respectively. Net autotrophy prevailed in the epilimnion (NEP = 11 +-&amp;nbsp; 14 mmol O2 m-3 d-1 ; mean +- SD) compared to balanced production in the metalimnion (NEP = 2 +- 19 mmol O2 m-3 d-1 ) and net heterotrophic conditions in hypolimnic waters (NEP = -15 +- 24 mmol O2 m-3 d-1 ). Positive NEP occurred in the metalimnion during periods when the photic depth extended below the mixed-layer depth. Although the single-sonde method estimated higher areal GPP (19 % ) and R (14 % ) compared to the two depth-integrated approaches, differences were not significant. During stratification, daily variability in epilimnetic DO was dominated by metabolism (46 % ) and air&amp;ndash;water gas exchange (44 % ). Fluxes related to mixed-layer deepening dominated in meta- and hypolimnic waters (49 % and 64 % ), while eddy diffusion (1 % and 14 % ) was less important. Although air&amp;ndash;water gas exchange rates differed among the three formulations of gas-transfer velocity, this had no significant effect on metabolic rates.&lt;/p&gt;","container-title":"Limnology and Oceanography","DOI":"10.4319/lo.2012.57.5.1317","issue":"5","license":"732768","page":"1317–1330","title":"Ecosystem metabolism in a stratified lake","title-short":"Limnol. Oceanogr.","volume":"57","author":[{"family":"Staehr","given":"Peter A."},{"family":"Christensen","given":"Jesper P. A."},{"family":"Batt","given":"Ryan D."},{"family":"Read","given":"Jordan S."}],"issued":{"date-parts":[["2012"]]}}}],"schema":"https://github.com/citation-style-language/schema/raw/master/csl-citation.json"} </w:instrText>
+        <w:instrText xml:space="preserve"> ADDIN ZOTERO_ITEM CSL_CITATION {"citationID":"MyuVxLeN","properties":{"unsorted":false,"formattedCitation":"(Staehr et al. 2012)","plainCitation":"(Staehr et al. 2012)","noteIndex":0},"citationItems":[{"id":1978,"uris":["http://zotero.org/groups/2418348/items/KCMRDMR5"],"itemData":{"id":1978,"type":"article-journal","abstract":"&lt;p&gt;Seasonal changes in rates of gross primary production (GPP), net ecosystem production (NEP), and respiration (R) were determined from frequent automated profiles of dissolved oxygen (DO) and temperature in a clear-water polymictic lake. Metabolic rate calculations were made using a method that integrates rates across the entire depth profile and includes DO exchange between depth layers driven by mixed-layer deepening and eddy diffusivity. During full mixing, NEP was close to zero throughout the water column, and GPP and R were reduced 2&amp;ndash;10 times compared to stratified periods. When present, the metalimnion contributed 21 % and 27 % to whole-lake areal rates of GPP and R, respectively. Net autotrophy prevailed in the epilimnion (NEP = 11 +-&amp;nbsp; 14 mmol O2 m-3 d-1 ; mean +- SD) compared to balanced production in the metalimnion (NEP = 2 +- 19 mmol O2 m-3 d-1 ) and net heterotrophic conditions in hypolimnic waters (NEP = -15 +- 24 mmol O2 m-3 d-1 ). Positive NEP occurred in the metalimnion during periods when the photic depth extended below the mixed-layer depth. Although the single-sonde method estimated higher areal GPP (19 % ) and R (14 % ) compared to the two depth-integrated approaches, differences were not significant. During stratification, daily variability in epilimnetic DO was dominated by metabolism (46 % ) and air&amp;ndash;water gas exchange (44 % ). Fluxes related to mixed-layer deepening dominated in meta- and hypolimnic waters (49 % and 64 % ), while eddy diffusion (1 % and 14 % ) was less important. Although air&amp;ndash;water gas exchange rates differed among the three formulations of gas-transfer velocity, this had no significant effect on metabolic rates.&lt;/p&gt;","container-title":"Limnology and Oceanography","DOI":"10.4319/lo.2012.57.5.1317","issue":"5","license":"732768","page":"1317–1330","title":"Ecosystem metabolism in a stratified lake","title-short":"Limnol. Oceanogr.","volume":"57","author":[{"family":"Staehr","given":"Peter A."},{"family":"Christensen","given":"Jesper P. A."},{"family":"Batt","given":"Ryan D."},{"family":"Read","given":"Jordan S."}],"issued":{"date-parts":[["2012"]]}}}],"schema":"https://github.com/citation-style-language/schema/raw/master/csl-citation.json"} </w:instrText>
       </w:r>
       <w:r>
         <w:rPr>
@@ -2674,205 +2691,163 @@
         <w:rPr>
           <w:rFonts w:ascii="Times New Roman" w:hAnsi="Times New Roman" w:cs="Times New Roman"/>
         </w:rPr>
-        <w:t>(</w:t>
-      </w:r>
-      <w:proofErr w:type="spellStart"/>
+        <w:t>(Staehr et al. 2012)</w:t>
+      </w:r>
+      <w:r>
+        <w:rPr>
+          <w:rFonts w:ascii="Times New Roman" w:eastAsia="Times New Roman" w:hAnsi="Times New Roman" w:cs="Times New Roman"/>
+        </w:rPr>
+        <w:fldChar w:fldCharType="end"/>
+      </w:r>
+      <w:r>
+        <w:rPr>
+          <w:rFonts w:ascii="Times New Roman" w:eastAsia="Times New Roman" w:hAnsi="Times New Roman" w:cs="Times New Roman"/>
+        </w:rPr>
+        <w:t>.</w:t>
+      </w:r>
+      <w:r>
+        <w:rPr>
+          <w:rFonts w:ascii="Times New Roman" w:eastAsia="Times New Roman" w:hAnsi="Times New Roman" w:cs="Times New Roman"/>
+        </w:rPr>
+        <w:t xml:space="preserve"> </w:t>
+      </w:r>
+      <w:r>
+        <w:rPr>
+          <w:rFonts w:ascii="Times New Roman" w:eastAsia="Times New Roman" w:hAnsi="Times New Roman" w:cs="Times New Roman"/>
+        </w:rPr>
+        <w:t xml:space="preserve">From a high frequency time series of dissolved oxygen concentrations, gross primary production (GPP), ecosystem respiration (ER), and net ecosystem production (NEP) can be estimated at a daily time step. </w:t>
+      </w:r>
+      <w:r>
+        <w:rPr>
+          <w:rFonts w:ascii="Times New Roman" w:eastAsia="Times New Roman" w:hAnsi="Times New Roman" w:cs="Times New Roman"/>
+        </w:rPr>
+        <w:t xml:space="preserve">In lakes, multiple stable equilibria </w:t>
+      </w:r>
+      <w:r>
+        <w:rPr>
+          <w:rFonts w:ascii="Times New Roman" w:eastAsia="Times New Roman" w:hAnsi="Times New Roman" w:cs="Times New Roman"/>
+        </w:rPr>
+        <w:t xml:space="preserve">in productivity can </w:t>
+      </w:r>
+      <w:r>
+        <w:rPr>
+          <w:rFonts w:ascii="Times New Roman" w:eastAsia="Times New Roman" w:hAnsi="Times New Roman" w:cs="Times New Roman"/>
+        </w:rPr>
+        <w:t>emerge from the feedbacks between nutrients, light availability, and food web structur</w:t>
+      </w:r>
+      <w:r>
+        <w:rPr>
+          <w:rFonts w:ascii="Times New Roman" w:eastAsia="Times New Roman" w:hAnsi="Times New Roman" w:cs="Times New Roman"/>
+        </w:rPr>
+        <w:t xml:space="preserve">e </w:t>
+      </w:r>
+      <w:r>
+        <w:rPr>
+          <w:rFonts w:ascii="Times New Roman" w:eastAsia="Times New Roman" w:hAnsi="Times New Roman" w:cs="Times New Roman"/>
+        </w:rPr>
+        <w:fldChar w:fldCharType="begin"/>
+      </w:r>
+      <w:r>
+        <w:rPr>
+          <w:rFonts w:ascii="Times New Roman" w:eastAsia="Times New Roman" w:hAnsi="Times New Roman" w:cs="Times New Roman"/>
+        </w:rPr>
+        <w:instrText xml:space="preserve"> ADDIN ZOTERO_ITEM CSL_CITATION {"citationID":"2TwN1UWM","properties":{"unsorted":false,"formattedCitation":"(Hessen et al. 2024)","plainCitation":"(Hessen et al. 2024)","noteIndex":0},"citationItems":[{"id":"ZOJdrjVJ/wWBQBgRF","uris":["http://zotero.org/groups/6709984/items/6PTK6T9Q"],"itemData":{"id":10440,"type":"article-journal","abstract":"Lakes and ponds experience anthropogenically forced changes that may be non-linear and sometimes initiate ecosystem feedbacks leading to tipping points beyond which impacts become hard to reverse. In many cases climate change is a key driver, sometimes in concert with other stressors. Lakes are also important players in the global climate by ventilating a large share of terrestrial carbon (C) back to the atmosphere as greenhouse gases and will likely provide substantial feedbacks to climate change. In this paper we address various major changes in lake ecosystems and discuss if tipping points can be identified, predicted, or prevented, as well as the drivers and feedbacks associated with climate change. We focus on potential large-scale effects with regional or widespread impacts, such as eutrophication-driven anoxia and internal phosphorus (P) loading, increased loading of organic matter from terrestrial to lake ecosystems (lake “browning”), lake formation or disappearance in response to cryosphere shifts or changes in precipitation to evaporation ratios, switching from nitrogen to phosphorus limitation, salinization, and the spread of invasive species where threshold-type shifts occur. We identify systems and drivers that could lead to self-sustaining feedbacks, abrupt changes, and some degree of resilience, as opposed to binary states not subject to self-propelling changes or resilience. Changes driven by warming, browning, and eutrophication can cause increased lake stratification, heterotrophy (browning), and phytoplankton or macrophyte mass (eutrophication), which separately or collectively drive benthic oxygen depletion and internal phosphorus loading and in turn increase greenhouse gas (GHG) emissions. Several of these processes can feature potential tipping point thresholds, which further warming will likely make easier to surpass. We argue that the full importance of the vulnerability of lakes to climate and other anthropogenic impacts, as well as their feedback to climate, is not yet fully acknowledged, so there is a need both for science and communication in this regard.","container-title":"Earth System Dynamics","DOI":"10.5194/esd-15-653-2024","ISSN":"2190-4987","issue":"3","journalAbbreviation":"Earth Syst. Dynam.","language":"en","license":"https://creativecommons.org/licenses/by/4.0/","page":"653-669","source":"DOI.org (Crossref)","title":"Lake ecosystem tipping points and climate feedbacks","volume":"15","author":[{"family":"Hessen","given":"Dag O."},{"family":"Andersen","given":"Tom"},{"family":"Armstrong McKay","given":"David"},{"family":"Kosten","given":"Sarian"},{"family":"Meerhoff","given":"Mariana"},{"family":"Pickard","given":"Amy"},{"family":"Spears","given":"Bryan M."}],"issued":{"date-parts":[["2024",5,27]]}}}],"schema":"https://github.com/citation-style-language/schema/raw/master/csl-citation.json"} </w:instrText>
+      </w:r>
+      <w:r>
+        <w:rPr>
+          <w:rFonts w:ascii="Times New Roman" w:eastAsia="Times New Roman" w:hAnsi="Times New Roman" w:cs="Times New Roman"/>
+        </w:rPr>
+        <w:fldChar w:fldCharType="separate"/>
+      </w:r>
       <w:r>
         <w:rPr>
           <w:rFonts w:ascii="Times New Roman" w:hAnsi="Times New Roman" w:cs="Times New Roman"/>
         </w:rPr>
-        <w:t>Staehr</w:t>
-      </w:r>
-      <w:proofErr w:type="spellEnd"/>
+        <w:t>(Hessen et al. 2024)</w:t>
+      </w:r>
+      <w:r>
+        <w:rPr>
+          <w:rFonts w:ascii="Times New Roman" w:eastAsia="Times New Roman" w:hAnsi="Times New Roman" w:cs="Times New Roman"/>
+        </w:rPr>
+        <w:fldChar w:fldCharType="end"/>
+      </w:r>
+      <w:r>
+        <w:rPr>
+          <w:rFonts w:ascii="Times New Roman" w:eastAsia="Times New Roman" w:hAnsi="Times New Roman" w:cs="Times New Roman"/>
+        </w:rPr>
+        <w:t>. For example, a lake may persist in a low-productivity, clear water state</w:t>
+      </w:r>
+      <w:r>
+        <w:rPr>
+          <w:rFonts w:ascii="Times New Roman" w:eastAsia="Times New Roman" w:hAnsi="Times New Roman" w:cs="Times New Roman"/>
+        </w:rPr>
+        <w:t xml:space="preserve"> (i.e., low GPP, near zero or negative NEP)</w:t>
+      </w:r>
+      <w:r>
+        <w:rPr>
+          <w:rFonts w:ascii="Times New Roman" w:eastAsia="Times New Roman" w:hAnsi="Times New Roman" w:cs="Times New Roman"/>
+        </w:rPr>
+        <w:t xml:space="preserve"> stabilized by efficient grazing and low nutrient recycling or a high-productivity, turbid state</w:t>
+      </w:r>
+      <w:r>
+        <w:rPr>
+          <w:rFonts w:ascii="Times New Roman" w:eastAsia="Times New Roman" w:hAnsi="Times New Roman" w:cs="Times New Roman"/>
+        </w:rPr>
+        <w:t xml:space="preserve"> (i.e., high GPP, positive NEP)</w:t>
+      </w:r>
+      <w:r>
+        <w:rPr>
+          <w:rFonts w:ascii="Times New Roman" w:eastAsia="Times New Roman" w:hAnsi="Times New Roman" w:cs="Times New Roman"/>
+        </w:rPr>
+        <w:t xml:space="preserve"> reinforced by internal nutrient cycling and </w:t>
+      </w:r>
+      <w:r>
+        <w:rPr>
+          <w:rFonts w:ascii="Times New Roman" w:eastAsia="Times New Roman" w:hAnsi="Times New Roman" w:cs="Times New Roman"/>
+        </w:rPr>
+        <w:t>low</w:t>
+      </w:r>
+      <w:r>
+        <w:rPr>
+          <w:rFonts w:ascii="Times New Roman" w:eastAsia="Times New Roman" w:hAnsi="Times New Roman" w:cs="Times New Roman"/>
+        </w:rPr>
+        <w:t xml:space="preserve"> grazing</w:t>
+      </w:r>
+      <w:r>
+        <w:rPr>
+          <w:rFonts w:ascii="Times New Roman" w:eastAsia="Times New Roman" w:hAnsi="Times New Roman" w:cs="Times New Roman"/>
+        </w:rPr>
+        <w:t xml:space="preserve"> pressur</w:t>
+      </w:r>
+      <w:r>
+        <w:rPr>
+          <w:rFonts w:ascii="Times New Roman" w:eastAsia="Times New Roman" w:hAnsi="Times New Roman" w:cs="Times New Roman"/>
+        </w:rPr>
+        <w:t xml:space="preserve">e </w:t>
+      </w:r>
+      <w:r>
+        <w:rPr>
+          <w:rFonts w:ascii="Times New Roman" w:eastAsia="Times New Roman" w:hAnsi="Times New Roman" w:cs="Times New Roman"/>
+        </w:rPr>
+        <w:fldChar w:fldCharType="begin"/>
+      </w:r>
+      <w:r>
+        <w:rPr>
+          <w:rFonts w:ascii="Times New Roman" w:eastAsia="Times New Roman" w:hAnsi="Times New Roman" w:cs="Times New Roman"/>
+        </w:rPr>
+        <w:instrText xml:space="preserve"> ADDIN ZOTERO_ITEM CSL_CITATION {"citationID":"Mij7Fcre","properties":{"unsorted":false,"formattedCitation":"(Scheffer and Carpenter 2003; Van Nes et al. 2007; Batt et al. 2013b)","plainCitation":"(Scheffer and Carpenter 2003; Van Nes et al. 2007; Batt et al. 2013b)","noteIndex":0},"citationItems":[{"id":"ZOJdrjVJ/1mLNZ0UK","uris":["http://zotero.org/groups/6709984/items/HUN4JZXW"],"itemData":{"id":10444,"type":"article-journal","container-title":"Trends in Ecology &amp; Evolution","DOI":"10.1016/j.tree.2003.09.002","ISSN":"01695347","issue":"12","journalAbbreviation":"Trends in Ecology &amp; Evolution","language":"en","license":"https://www.elsevier.com/tdm/userlicense/1.0/","page":"648-656","source":"DOI.org (Crossref)","title":"Catastrophic regime shifts in ecosystems: linking theory to observation","title-short":"Catastrophic regime shifts in ecosystems","volume":"18","author":[{"family":"Scheffer","given":"Marten"},{"family":"Carpenter","given":"Stephen R."}],"issued":{"date-parts":[["2003",12]]}}},{"id":"ZOJdrjVJ/IKDJClmR","uris":["http://zotero.org/groups/6709984/items/8UFIQV88"],"itemData":{"id":10442,"type":"article-journal","container-title":"Ecosystems","DOI":"10.1007/s10021-006-0176-0","ISSN":"1432-9840, 1435-0629","issue":"1","journalAbbreviation":"Ecosystems","language":"en","page":"17","source":"DOI.org (Crossref)","title":"A Theory for Cyclic Shifts between Alternative States in Shallow Lakes","volume":"10","author":[{"family":"Van Nes","given":"Egbert H."},{"family":"Rip","given":"Winnie J."},{"family":"Scheffer","given":"Marten"}],"issued":{"date-parts":[["2007",2]]}}},{"id":"ZOJdrjVJ/sKLAEojs","uris":["http://zotero.org/groups/6709984/items/ABR66KA7"],"itemData":{"id":10445,"type":"article-journal","abstract":"Significance\n            Large changes can occur when ecosystems cross certain thresholds. Crossing such thresholds poses a challenge to ecosystem management because the positions of the threshold are uncertain and change over time. However, as an ecosystem approaches a threshold its resilience declines, resulting in changes in system dynamics that increase variance and autocorrelation. Calculating these statistics requires frequent and sustained sampling efforts. Our study detected an approaching threshold by computing the statistical indicators from data collected by automated sensors, which are far less labor-intensive than comparable manual methods. Thus it may be feasible to monitor for approaching ecosystem thresholds using automated methods. This finding highlights a powerful use of modern sensor technology.\n          , \n            \n              Environmental sensor networks are developing rapidly to assess changes in ecosystems and their services. Some ecosystem changes involve thresholds, and theory suggests that statistical indicators of changing resilience can be detected near thresholds. We examined the capacity of environmental sensors to assess resilience during an experimentally induced transition in a whole-lake manipulation. A trophic cascade was induced in a planktivore-dominated lake by slowly adding piscivorous bass, whereas a nearby bass-dominated lake remained unmanipulated and served as a reference ecosystem during the 4-y experiment. In both the manipulated and reference lakes, automated sensors were used to measure variables related to ecosystem metabolism (dissolved oxygen, pH, and chlorophyll-\n              a\n              concentration) and to estimate gross primary production, respiration, and net ecosystem production. Thresholds were detected in some automated measurements more than a year before the completion of the transition to piscivore dominance. Directly measured variables (dissolved oxygen, pH, and chlorophyll-\n              a\n              concentration) related to ecosystem metabolism were better indicators of the approaching threshold than were the estimates of rates (gross primary production, respiration, and net ecosystem production); this difference was likely a result of the larger uncertainties in the derived rate estimates. Thus, relatively simple characteristics of ecosystems that were observed directly by the sensors were superior indicators of changing resilience. Models linked to thresholds in variables that are directly observed by sensor networks may provide unique opportunities for evaluating resilience in complex ecosystems.","container-title":"Proceedings of the National Academy of Sciences","DOI":"10.1073/pnas.1316721110","ISSN":"0027-8424, 1091-6490","issue":"43","journalAbbreviation":"Proc. Natl. Acad. Sci. U.S.A.","language":"en","page":"17398-17403","source":"DOI.org (Crossref)","title":"Changes in ecosystem resilience detected in automated measures of ecosystem metabolism during a whole-lake manipulation","volume":"110","author":[{"family":"Batt","given":"Ryan D."},{"family":"Carpenter","given":"Stephen R."},{"family":"Cole","given":"Jonathan J."},{"family":"Pace","given":"Michael L."},{"family":"Johnson","given":"Robert A."}],"issued":{"date-parts":[["2013",10,22]]}}}],"schema":"https://github.com/citation-style-language/schema/raw/master/csl-citation.json"} </w:instrText>
+      </w:r>
+      <w:r>
+        <w:rPr>
+          <w:rFonts w:ascii="Times New Roman" w:eastAsia="Times New Roman" w:hAnsi="Times New Roman" w:cs="Times New Roman"/>
+        </w:rPr>
+        <w:fldChar w:fldCharType="separate"/>
+      </w:r>
       <w:r>
         <w:rPr>
           <w:rFonts w:ascii="Times New Roman" w:hAnsi="Times New Roman" w:cs="Times New Roman"/>
         </w:rPr>
-        <w:t xml:space="preserve"> et al. 2012)</w:t>
-      </w:r>
-      <w:r>
-        <w:rPr>
-          <w:rFonts w:ascii="Times New Roman" w:eastAsia="Times New Roman" w:hAnsi="Times New Roman" w:cs="Times New Roman"/>
-        </w:rPr>
-        <w:fldChar w:fldCharType="end"/>
-      </w:r>
-      <w:r>
-        <w:rPr>
-          <w:rFonts w:ascii="Times New Roman" w:eastAsia="Times New Roman" w:hAnsi="Times New Roman" w:cs="Times New Roman"/>
-        </w:rPr>
-        <w:t>.</w:t>
-      </w:r>
-      <w:r>
-        <w:rPr>
-          <w:rFonts w:ascii="Times New Roman" w:eastAsia="Times New Roman" w:hAnsi="Times New Roman" w:cs="Times New Roman"/>
-        </w:rPr>
-        <w:t xml:space="preserve"> </w:t>
-      </w:r>
-      <w:r>
-        <w:rPr>
-          <w:rFonts w:ascii="Times New Roman" w:eastAsia="Times New Roman" w:hAnsi="Times New Roman" w:cs="Times New Roman"/>
-        </w:rPr>
-        <w:t xml:space="preserve">From a high frequency time series of dissolved oxygen concentrations, gross primary production (GPP), ecosystem respiration (ER), and net ecosystem production (NEP) can be estimated at a daily time step. </w:t>
-      </w:r>
-      <w:r>
-        <w:rPr>
-          <w:rFonts w:ascii="Times New Roman" w:eastAsia="Times New Roman" w:hAnsi="Times New Roman" w:cs="Times New Roman"/>
-        </w:rPr>
-        <w:t xml:space="preserve">In lakes, multiple stable equilibria </w:t>
-      </w:r>
-      <w:r>
-        <w:rPr>
-          <w:rFonts w:ascii="Times New Roman" w:eastAsia="Times New Roman" w:hAnsi="Times New Roman" w:cs="Times New Roman"/>
-        </w:rPr>
-        <w:t xml:space="preserve">in productivity can </w:t>
-      </w:r>
-      <w:r>
-        <w:rPr>
-          <w:rFonts w:ascii="Times New Roman" w:eastAsia="Times New Roman" w:hAnsi="Times New Roman" w:cs="Times New Roman"/>
-        </w:rPr>
-        <w:t>emerge from the feedbacks between nutrients, light availability, and food web structur</w:t>
-      </w:r>
-      <w:r>
-        <w:rPr>
-          <w:rFonts w:ascii="Times New Roman" w:eastAsia="Times New Roman" w:hAnsi="Times New Roman" w:cs="Times New Roman"/>
-        </w:rPr>
-        <w:t xml:space="preserve">e </w:t>
-      </w:r>
-      <w:r>
-        <w:rPr>
-          <w:rFonts w:ascii="Times New Roman" w:eastAsia="Times New Roman" w:hAnsi="Times New Roman" w:cs="Times New Roman"/>
-        </w:rPr>
-        <w:fldChar w:fldCharType="begin"/>
-      </w:r>
-      <w:r>
-        <w:rPr>
-          <w:rFonts w:ascii="Times New Roman" w:eastAsia="Times New Roman" w:hAnsi="Times New Roman" w:cs="Times New Roman"/>
-        </w:rPr>
-        <w:instrText xml:space="preserve"> ADDIN ZOTERO_ITEM CSL_CITATION {"citationID":"2TwN1UWM","properties":{"unsorted":false,"formattedCitation":"(Hessen et al. 2024)","plainCitation":"(Hessen et al. 2024)","noteIndex":0},"citationItems":[{"id":10440,"uris":["http://zotero.org/groups/6709984/items/6PTK6T9Q"],"itemData":{"id":10440,"type":"article-journal","abstract":"Lakes and ponds experience anthropogenically forced changes that may be non-linear and sometimes initiate ecosystem feedbacks leading to tipping points beyond which impacts become hard to reverse. In many cases climate change is a key driver, sometimes in concert with other stressors. Lakes are also important players in the global climate by ventilating a large share of terrestrial carbon (C) back to the atmosphere as greenhouse gases and will likely provide substantial feedbacks to climate change. In this paper we address various major changes in lake ecosystems and discuss if tipping points can be identified, predicted, or prevented, as well as the drivers and feedbacks associated with climate change. We focus on potential large-scale effects with regional or widespread impacts, such as eutrophication-driven anoxia and internal phosphorus (P) loading, increased loading of organic matter from terrestrial to lake ecosystems (lake “browning”), lake formation or disappearance in response to cryosphere shifts or changes in precipitation to evaporation ratios, switching from nitrogen to phosphorus limitation, salinization, and the spread of invasive species where threshold-type shifts occur. We identify systems and drivers that could lead to self-sustaining feedbacks, abrupt changes, and some degree of resilience, as opposed to binary states not subject to self-propelling changes or resilience. Changes driven by warming, browning, and eutrophication can cause increased lake stratification, heterotrophy (browning), and phytoplankton or macrophyte mass (eutrophication), which separately or collectively drive benthic oxygen depletion and internal phosphorus loading and in turn increase greenhouse gas (GHG) emissions. Several of these processes can feature potential tipping point thresholds, which further warming will likely make easier to surpass. We argue that the full importance of the vulnerability of lakes to climate and other anthropogenic impacts, as well as their feedback to climate, is not yet fully acknowledged, so there is a need both for science and communication in this regard.","container-title":"Earth System Dynamics","DOI":"10.5194/esd-15-653-2024","ISSN":"2190-4987","issue":"3","journalAbbreviation":"Earth Syst. Dynam.","language":"en","license":"https://creativecommons.org/licenses/by/4.0/","page":"653-669","source":"DOI.org (Crossref)","title":"Lake ecosystem tipping points and climate feedbacks","volume":"15","author":[{"family":"Hessen","given":"Dag O."},{"family":"Andersen","given":"Tom"},{"family":"Armstrong McKay","given":"David"},{"family":"Kosten","given":"Sarian"},{"family":"Meerhoff","given":"Mariana"},{"family":"Pickard","given":"Amy"},{"family":"Spears","given":"Bryan M."}],"issued":{"date-parts":[["2024",5,27]]}}}],"schema":"https://github.com/citation-style-language/schema/raw/master/csl-citation.json"} </w:instrText>
-      </w:r>
-      <w:r>
-        <w:rPr>
-          <w:rFonts w:ascii="Times New Roman" w:eastAsia="Times New Roman" w:hAnsi="Times New Roman" w:cs="Times New Roman"/>
-        </w:rPr>
-        <w:fldChar w:fldCharType="separate"/>
-      </w:r>
-      <w:r>
-        <w:rPr>
-          <w:rFonts w:ascii="Times New Roman" w:hAnsi="Times New Roman" w:cs="Times New Roman"/>
-        </w:rPr>
-        <w:t>(Hessen et al. 2024)</w:t>
-      </w:r>
-      <w:r>
-        <w:rPr>
-          <w:rFonts w:ascii="Times New Roman" w:eastAsia="Times New Roman" w:hAnsi="Times New Roman" w:cs="Times New Roman"/>
-        </w:rPr>
-        <w:fldChar w:fldCharType="end"/>
-      </w:r>
-      <w:r>
-        <w:rPr>
-          <w:rFonts w:ascii="Times New Roman" w:eastAsia="Times New Roman" w:hAnsi="Times New Roman" w:cs="Times New Roman"/>
-        </w:rPr>
-        <w:t>. For example, a lake may persist in a low-productivity, clear water state</w:t>
-      </w:r>
-      <w:r>
-        <w:rPr>
-          <w:rFonts w:ascii="Times New Roman" w:eastAsia="Times New Roman" w:hAnsi="Times New Roman" w:cs="Times New Roman"/>
-        </w:rPr>
-        <w:t xml:space="preserve"> (i.e., low GPP, near zero or negative NEP)</w:t>
-      </w:r>
-      <w:r>
-        <w:rPr>
-          <w:rFonts w:ascii="Times New Roman" w:eastAsia="Times New Roman" w:hAnsi="Times New Roman" w:cs="Times New Roman"/>
-        </w:rPr>
-        <w:t xml:space="preserve"> stabilized by efficient grazing and low nutrient recycling or a high-productivity, turbid state</w:t>
-      </w:r>
-      <w:r>
-        <w:rPr>
-          <w:rFonts w:ascii="Times New Roman" w:eastAsia="Times New Roman" w:hAnsi="Times New Roman" w:cs="Times New Roman"/>
-        </w:rPr>
-        <w:t xml:space="preserve"> (i.e., high GPP, positive NEP)</w:t>
-      </w:r>
-      <w:r>
-        <w:rPr>
-          <w:rFonts w:ascii="Times New Roman" w:eastAsia="Times New Roman" w:hAnsi="Times New Roman" w:cs="Times New Roman"/>
-        </w:rPr>
-        <w:t xml:space="preserve"> reinforced by internal nutrient cycling and </w:t>
-      </w:r>
-      <w:r>
-        <w:rPr>
-          <w:rFonts w:ascii="Times New Roman" w:eastAsia="Times New Roman" w:hAnsi="Times New Roman" w:cs="Times New Roman"/>
-        </w:rPr>
-        <w:t>low</w:t>
-      </w:r>
-      <w:r>
-        <w:rPr>
-          <w:rFonts w:ascii="Times New Roman" w:eastAsia="Times New Roman" w:hAnsi="Times New Roman" w:cs="Times New Roman"/>
-        </w:rPr>
-        <w:t xml:space="preserve"> grazing</w:t>
-      </w:r>
-      <w:r>
-        <w:rPr>
-          <w:rFonts w:ascii="Times New Roman" w:eastAsia="Times New Roman" w:hAnsi="Times New Roman" w:cs="Times New Roman"/>
-        </w:rPr>
-        <w:t xml:space="preserve"> pressur</w:t>
-      </w:r>
-      <w:r>
-        <w:rPr>
-          <w:rFonts w:ascii="Times New Roman" w:eastAsia="Times New Roman" w:hAnsi="Times New Roman" w:cs="Times New Roman"/>
-        </w:rPr>
-        <w:t xml:space="preserve">e </w:t>
-      </w:r>
-      <w:r>
-        <w:rPr>
-          <w:rFonts w:ascii="Times New Roman" w:eastAsia="Times New Roman" w:hAnsi="Times New Roman" w:cs="Times New Roman"/>
-        </w:rPr>
-        <w:fldChar w:fldCharType="begin"/>
-      </w:r>
-      <w:r>
-        <w:rPr>
-          <w:rFonts w:ascii="Times New Roman" w:eastAsia="Times New Roman" w:hAnsi="Times New Roman" w:cs="Times New Roman"/>
-        </w:rPr>
-        <w:instrText xml:space="preserve"> ADDIN ZOTERO_ITEM CSL_CITATION {"citationID":"Mij7Fcre","properties":{"unsorted":false,"formattedCitation":"(Scheffer and Carpenter 2003; Van Nes et al. 2007; Batt et al. 2013b)","plainCitation":"(Scheffer and Carpenter 2003; Van Nes et al. 2007; Batt et al. 2013b)","noteIndex":0},"citationItems":[{"id":10444,"uris":["http://zotero.org/groups/6709984/items/HUN4JZXW"],"itemData":{"id":10444,"type":"article-journal","container-title":"Trends in Ecology &amp; Evolution","DOI":"10.1016/j.tree.2003.09.002","ISSN":"01695347","issue":"12","journalAbbreviation":"Trends in Ecology &amp; Evolution","language":"en","license":"https://www.elsevier.com/tdm/userlicense/1.0/","page":"648-656","source":"DOI.org (Crossref)","title":"Catastrophic regime shifts in ecosystems: linking theory to observation","title-short":"Catastrophic regime shifts in ecosystems","volume":"18","author":[{"family":"Scheffer","given":"Marten"},{"family":"Carpenter","given":"Stephen R."}],"issued":{"date-parts":[["2003",12]]}}},{"id":10442,"uris":["http://zotero.org/groups/6709984/items/8UFIQV88"],"itemData":{"id":10442,"type":"article-journal","container-title":"Ecosystems","DOI":"10.1007/s10021-006-0176-0","ISSN":"1432-9840, 1435-0629","issue":"1","journalAbbreviation":"Ecosystems","language":"en","page":"17","source":"DOI.org (Crossref)","title":"A Theory for Cyclic Shifts between Alternative States in Shallow Lakes","volume":"10","author":[{"family":"Van Nes","given":"Egbert H."},{"family":"Rip","given":"Winnie J."},{"family":"Scheffer","given":"Marten"}],"issued":{"date-parts":[["2007",2]]}}},{"id":10445,"uris":["http://zotero.org/groups/6709984/items/ABR66KA7"],"itemData":{"id":10445,"type":"article-journal","abstract":"Significance\n            Large changes can occur when ecosystems cross certain thresholds. Crossing such thresholds poses a challenge to ecosystem management because the positions of the threshold are uncertain and change over time. However, as an ecosystem approaches a threshold its resilience declines, resulting in changes in system dynamics that increase variance and autocorrelation. Calculating these statistics requires frequent and sustained sampling efforts. Our study detected an approaching threshold by computing the statistical indicators from data collected by automated sensors, which are far less labor-intensive than comparable manual methods. Thus it may be feasible to monitor for approaching ecosystem thresholds using automated methods. This finding highlights a powerful use of modern sensor technology.\n          , \n            \n              Environmental sensor networks are developing rapidly to assess changes in ecosystems and their services. Some ecosystem changes involve thresholds, and theory suggests that statistical indicators of changing resilience can be detected near thresholds. We examined the capacity of environmental sensors to assess resilience during an experimentally induced transition in a whole-lake manipulation. A trophic cascade was induced in a planktivore-dominated lake by slowly adding piscivorous bass, whereas a nearby bass-dominated lake remained unmanipulated and served as a reference ecosystem during the 4-y experiment. In both the manipulated and reference lakes, automated sensors were used to measure variables related to ecosystem metabolism (dissolved oxygen, pH, and chlorophyll-\n              a\n              concentration) and to estimate gross primary production, respiration, and net ecosystem production. Thresholds were detected in some automated measurements more than a year before the completion of the transition to piscivore dominance. Directly measured variables (dissolved oxygen, pH, and chlorophyll-\n              a\n              concentration) related to ecosystem metabolism were better indicators of the approaching threshold than were the estimates of rates (gross primary production, respiration, and net ecosystem production); this difference was likely a result of the larger uncertainties in the derived rate estimates. Thus, relatively simple characteristics of ecosystems that were observed directly by the sensors were superior indicators of changing resilience. Models linked to thresholds in variables that are directly observed by sensor networks may provide unique opportunities for evaluating resilience in complex ecosystems.","container-title":"Proceedings of the National Academy of Sciences","DOI":"10.1073/pnas.1316721110","ISSN":"0027-8424, 1091-6490","issue":"43","journalAbbreviation":"Proc. Natl. Acad. Sci. U.S.A.","language":"en","page":"17398-17403","source":"DOI.org (Crossref)","title":"Changes in ecosystem resilience detected in automated measures of ecosystem metabolism during a whole-lake manipulation","volume":"110","author":[{"family":"Batt","given":"Ryan D."},{"family":"Carpenter","given":"Stephen R."},{"family":"Cole","given":"Jonathan J."},{"family":"Pace","given":"Michael L."},{"family":"Johnson","given":"Robert A."}],"issued":{"date-parts":[["2013",10,22]]}}}],"schema":"https://github.com/citation-style-language/schema/raw/master/csl-citation.json"} </w:instrText>
-      </w:r>
-      <w:r>
-        <w:rPr>
-          <w:rFonts w:ascii="Times New Roman" w:eastAsia="Times New Roman" w:hAnsi="Times New Roman" w:cs="Times New Roman"/>
-        </w:rPr>
-        <w:fldChar w:fldCharType="separate"/>
-      </w:r>
-      <w:r>
-        <w:rPr>
-          <w:rFonts w:ascii="Times New Roman" w:hAnsi="Times New Roman" w:cs="Times New Roman"/>
-        </w:rPr>
-        <w:t>(</w:t>
-      </w:r>
-      <w:proofErr w:type="spellStart"/>
-      <w:r>
-        <w:rPr>
-          <w:rFonts w:ascii="Times New Roman" w:hAnsi="Times New Roman" w:cs="Times New Roman"/>
-        </w:rPr>
-        <w:t>Scheffer</w:t>
-      </w:r>
-      <w:proofErr w:type="spellEnd"/>
-      <w:r>
-        <w:rPr>
-          <w:rFonts w:ascii="Times New Roman" w:hAnsi="Times New Roman" w:cs="Times New Roman"/>
-        </w:rPr>
-        <w:t xml:space="preserve"> and Carpenter 2003; Van </w:t>
-      </w:r>
-      <w:proofErr w:type="spellStart"/>
-      <w:r>
-        <w:rPr>
-          <w:rFonts w:ascii="Times New Roman" w:hAnsi="Times New Roman" w:cs="Times New Roman"/>
-        </w:rPr>
-        <w:t>Nes</w:t>
-      </w:r>
-      <w:proofErr w:type="spellEnd"/>
-      <w:r>
-        <w:rPr>
-          <w:rFonts w:ascii="Times New Roman" w:hAnsi="Times New Roman" w:cs="Times New Roman"/>
-        </w:rPr>
-        <w:t xml:space="preserve"> et al. 2007; Batt et al. 2013b)</w:t>
+        <w:t>(Scheffer and Carpenter 2003; Van Nes et al. 2007; Batt et al. 2013b)</w:t>
       </w:r>
       <w:r>
         <w:rPr>
@@ -3058,7 +3033,7 @@
         <w:rPr>
           <w:rFonts w:ascii="Times New Roman" w:eastAsia="Times New Roman" w:hAnsi="Times New Roman" w:cs="Times New Roman"/>
         </w:rPr>
-        <w:instrText xml:space="preserve"> ADDIN ZOTERO_ITEM CSL_CITATION {"citationID":"WvIwgVdz","properties":{"unsorted":false,"formattedCitation":"(Jane et al. 2017; Dugan 2021)","plainCitation":"(Jane et al. 2017; Dugan 2021)","noteIndex":0},"citationItems":[{"id":10446,"uris":["http://zotero.org/groups/6709984/items/RSYZPIJZ"],"itemData":{"id":10446,"type":"article-journal","abstract":"Abstract\n            \n              Dissolved organic matter (DOM) is a fundamental driver of many lake processes. In the past several decades, many lakes have exhibited a substantial increase in DOM quantity, measured as dissolved organic carbon (DOC) concentration. While increasing DOC is now widely recognized, fewer studies have sought to understand how characteristics of DOM (DOM\n              quality\n              ) change over time. Quality can be measured in several ways, including the optical characteristics spectral slope (\n              S\n              275–295\n              ), spectral ratio (\n              S\n              R\n              ), absorbance at 254 nm (\n              A\n              254\n              ), and DOC‐specific absorbance (SUVA;\n              A\n              254\n              :DOC). However, long‐term measurements of quality are not nearly as common as long‐term measurements of DOC concentration. We used 24 years of DOC and absorbance data for seven lakes in the North Temperate Lakes Long‐Term Ecological Research site in northern Wisconsin, USA, to examine temporal trends and synchrony in both DOC concentration and quality. We predicted lower\n              S\n              R\n              and\n              S\n              275–295\n              and higher\n              A\n              254\n              and SUVA trends, consistent with increasing DOC and greater allochthony. DOC concentration exhibited both significant positive and negative trends among lakes. In contrast, DOC quality exhibited trends suggesting reduced allochthony or increased degradation, with significant long‐term increases in\n              S\n              R\n              in three lakes. Patterns and synchrony of DOM quality parameters suggest that they are more responsive to climatic variations than DOC concentration. SUVA was particularly responsive to the degree of soil moisture. These results demonstrate that DOC quantity and quality can exhibit different complex long‐term trends and responses to climatic drivers, with implications for carbon cycling and microbial communities in aquatic ecosystems.\n            \n          , \n            Key Points\n            \n              \n                \n                  DOM quality characteristics are more synchronous than DOC concentration\n                \n                \n                  SUVA responds strongly to weather drivers, particularly the degree of moisture\n                \n                \n                  DOC trends are heterogeneous, in contrast to a predominance of increasing trends in many regions","container-title":"Journal of Geophysical Research: Biogeosciences","DOI":"10.1002/2016JG003630","ISSN":"2169-8953, 2169-8961","issue":"3","journalAbbreviation":"JGR Biogeosciences","language":"en","license":"http://onlinelibrary.wiley.com/termsAndConditions#vor","page":"546-561","source":"DOI.org (Crossref)","title":"Long‐term trends and synchrony in dissolved organic matter characteristics in Wisconsin, USA, lakes: Quality, not quantity, is highly sensitive to climate","title-short":"Long‐term trends and synchrony in dissolved organic matter characteristics in Wisconsin, USA, lakes","volume":"122","author":[{"family":"Jane","given":"Stephen F."},{"family":"Winslow","given":"Luke A."},{"family":"Remucal","given":"Christina K."},{"family":"Rose","given":"Kevin C."}],"issued":{"date-parts":[["2017",3]]}}},{"id":1266,"uris":["http://zotero.org/groups/2418348/items/YW782IAD"],"itemData":{"id":1266,"type":"article-journal","container-title":"Journal of Geophysical Research: Biogeosciences","DOI":"10.1029/2020JG006232","ISSN":"2169-8953, 2169-8961","issue":"6","journalAbbreviation":"J Geophys Res Biogeosci","language":"en","note":"20/21 LTER","source":"DOI.org (Crossref)","title":"A Comparison of Ecological Memory of Lake Ice‐Off in Eight North‐Temperate Lakes","URL":"https://onlinelibrary.wiley.com/doi/10.1029/2020JG006232","volume":"126","author":[{"family":"Dugan","given":"Hilary A."}],"accessed":{"date-parts":[["2022",2,15]]},"issued":{"date-parts":[["2021",6]]}}}],"schema":"https://github.com/citation-style-language/schema/raw/master/csl-citation.json"} </w:instrText>
+        <w:instrText xml:space="preserve"> ADDIN ZOTERO_ITEM CSL_CITATION {"citationID":"WvIwgVdz","properties":{"unsorted":false,"formattedCitation":"(Jane et al. 2017; Dugan 2021)","plainCitation":"(Jane et al. 2017; Dugan 2021)","noteIndex":0},"citationItems":[{"id":"ZOJdrjVJ/0G08MYPZ","uris":["http://zotero.org/groups/6709984/items/RSYZPIJZ"],"itemData":{"id":10446,"type":"article-journal","abstract":"Abstract\n            \n              Dissolved organic matter (DOM) is a fundamental driver of many lake processes. In the past several decades, many lakes have exhibited a substantial increase in DOM quantity, measured as dissolved organic carbon (DOC) concentration. While increasing DOC is now widely recognized, fewer studies have sought to understand how characteristics of DOM (DOM\n              quality\n              ) change over time. Quality can be measured in several ways, including the optical characteristics spectral slope (\n              S\n              275–295\n              ), spectral ratio (\n              S\n              R\n              ), absorbance at 254 nm (\n              A\n              254\n              ), and DOC‐specific absorbance (SUVA;\n              A\n              254\n              :DOC). However, long‐term measurements of quality are not nearly as common as long‐term measurements of DOC concentration. We used 24 years of DOC and absorbance data for seven lakes in the North Temperate Lakes Long‐Term Ecological Research site in northern Wisconsin, USA, to examine temporal trends and synchrony in both DOC concentration and quality. We predicted lower\n              S\n              R\n              and\n              S\n              275–295\n              and higher\n              A\n              254\n              and SUVA trends, consistent with increasing DOC and greater allochthony. DOC concentration exhibited both significant positive and negative trends among lakes. In contrast, DOC quality exhibited trends suggesting reduced allochthony or increased degradation, with significant long‐term increases in\n              S\n              R\n              in three lakes. Patterns and synchrony of DOM quality parameters suggest that they are more responsive to climatic variations than DOC concentration. SUVA was particularly responsive to the degree of soil moisture. These results demonstrate that DOC quantity and quality can exhibit different complex long‐term trends and responses to climatic drivers, with implications for carbon cycling and microbial communities in aquatic ecosystems.\n            \n          , \n            Key Points\n            \n              \n                \n                  DOM quality characteristics are more synchronous than DOC concentration\n                \n                \n                  SUVA responds strongly to weather drivers, particularly the degree of moisture\n                \n                \n                  DOC trends are heterogeneous, in contrast to a predominance of increasing trends in many regions","container-title":"Journal of Geophysical Research: Biogeosciences","DOI":"10.1002/2016JG003630","ISSN":"2169-8953, 2169-8961","issue":"3","journalAbbreviation":"JGR Biogeosciences","language":"en","license":"http://onlinelibrary.wiley.com/termsAndConditions#vor","page":"546-561","source":"DOI.org (Crossref)","title":"Long‐term trends and synchrony in dissolved organic matter characteristics in Wisconsin, USA, lakes: Quality, not quantity, is highly sensitive to climate","title-short":"Long‐term trends and synchrony in dissolved organic matter characteristics in Wisconsin, USA, lakes","volume":"122","author":[{"family":"Jane","given":"Stephen F."},{"family":"Winslow","given":"Luke A."},{"family":"Remucal","given":"Christina K."},{"family":"Rose","given":"Kevin C."}],"issued":{"date-parts":[["2017",3]]}}},{"id":5576,"uris":["http://zotero.org/groups/2418348/items/YW782IAD"],"itemData":{"id":5576,"type":"article-journal","container-title":"Journal of Geophysical Research: Biogeosciences","DOI":"10.1029/2020JG006232","ISSN":"2169-8953, 2169-8961","issue":"6","journalAbbreviation":"J Geophys Res Biogeosci","language":"en","note":"20/21 LTER","source":"DOI.org (Crossref)","title":"A Comparison of Ecological Memory of Lake Ice‐Off in Eight North‐Temperate Lakes","URL":"https://onlinelibrary.wiley.com/doi/10.1029/2020JG006232","volume":"126","author":[{"family":"Dugan","given":"Hilary A."}],"accessed":{"date-parts":[["2022",2,15]]},"issued":{"date-parts":[["2021",6]]}}}],"schema":"https://github.com/citation-style-language/schema/raw/master/csl-citation.json"} </w:instrText>
       </w:r>
       <w:r>
         <w:rPr>
@@ -3112,7 +3087,7 @@
         <w:rPr>
           <w:rFonts w:ascii="Times New Roman" w:eastAsia="Times New Roman" w:hAnsi="Times New Roman" w:cs="Times New Roman"/>
         </w:rPr>
-        <w:instrText xml:space="preserve"> ADDIN ZOTERO_ITEM CSL_CITATION {"citationID":"BatRd1jQ","properties":{"unsorted":false,"formattedCitation":"(Jane et al. 2017; Walter et al. 2023a)","plainCitation":"(Jane et al. 2017; Walter et al. 2023a)","noteIndex":0},"citationItems":[{"id":10446,"uris":["http://zotero.org/groups/6709984/items/RSYZPIJZ"],"itemData":{"id":10446,"type":"article-journal","abstract":"Abstract\n            \n              Dissolved organic matter (DOM) is a fundamental driver of many lake processes. In the past several decades, many lakes have exhibited a substantial increase in DOM quantity, measured as dissolved organic carbon (DOC) concentration. While increasing DOC is now widely recognized, fewer studies have sought to understand how characteristics of DOM (DOM\n              quality\n              ) change over time. Quality can be measured in several ways, including the optical characteristics spectral slope (\n              S\n              275–295\n              ), spectral ratio (\n              S\n              R\n              ), absorbance at 254 nm (\n              A\n              254\n              ), and DOC‐specific absorbance (SUVA;\n              A\n              254\n              :DOC). However, long‐term measurements of quality are not nearly as common as long‐term measurements of DOC concentration. We used 24 years of DOC and absorbance data for seven lakes in the North Temperate Lakes Long‐Term Ecological Research site in northern Wisconsin, USA, to examine temporal trends and synchrony in both DOC concentration and quality. We predicted lower\n              S\n              R\n              and\n              S\n              275–295\n              and higher\n              A\n              254\n              and SUVA trends, consistent with increasing DOC and greater allochthony. DOC concentration exhibited both significant positive and negative trends among lakes. In contrast, DOC quality exhibited trends suggesting reduced allochthony or increased degradation, with significant long‐term increases in\n              S\n              R\n              in three lakes. Patterns and synchrony of DOM quality parameters suggest that they are more responsive to climatic variations than DOC concentration. SUVA was particularly responsive to the degree of soil moisture. These results demonstrate that DOC quantity and quality can exhibit different complex long‐term trends and responses to climatic drivers, with implications for carbon cycling and microbial communities in aquatic ecosystems.\n            \n          , \n            Key Points\n            \n              \n                \n                  DOM quality characteristics are more synchronous than DOC concentration\n                \n                \n                  SUVA responds strongly to weather drivers, particularly the degree of moisture\n                \n                \n                  DOC trends are heterogeneous, in contrast to a predominance of increasing trends in many regions","container-title":"Journal of Geophysical Research: Biogeosciences","DOI":"10.1002/2016JG003630","ISSN":"2169-8953, 2169-8961","issue":"3","journalAbbreviation":"JGR Biogeosciences","language":"en","license":"http://onlinelibrary.wiley.com/termsAndConditions#vor","page":"546-561","source":"DOI.org (Crossref)","title":"Long‐term trends and synchrony in dissolved organic matter characteristics in Wisconsin, USA, lakes: Quality, not quantity, is highly sensitive to climate","title-short":"Long‐term trends and synchrony in dissolved organic matter characteristics in Wisconsin, USA, lakes","volume":"122","author":[{"family":"Jane","given":"Stephen F."},{"family":"Winslow","given":"Luke A."},{"family":"Remucal","given":"Christina K."},{"family":"Rose","given":"Kevin C."}],"issued":{"date-parts":[["2017",3]]}}},{"id":10447,"uris":["http://zotero.org/groups/6709984/items/Q65NPR7Y"],"itemData":{"id":10447,"type":"article-journal","abstract":"Abstract\n            Dissolved organic carbon (DOC) is a key component of aquatic ecosystems with complex effects on ecosystem function. While long‐term increases in DOC termed “brownification” have received considerable attention, directional trends typically account for a minority of variance. DOC concentrations also fluctuate on seasonal to multiannual timescales, but the causes of such variations are less understood. We used a wavelet‐based approach to study timescale‐specific, spatially synchronous fluctuations in DOC across 49 lakes in the Adirondacks, New York, USA. DOC varies synchronously among lakes at within‐season, annual, and interannual timescales, but relationships with external drivers and internal processes indicated by lake chemistry differed across timescales. External drivers explained 78% of spatial DOC synchrony at the annual time scale. Beyond positive trends related to regional recovery from acidification, variability in DOC is a consequence of fluctuations at several timescales that are common among Adirondack lakes in precipitation, solar radiation, and internal chemical concentrations.","container-title":"Limnology and Oceanography Letters","DOI":"10.1002/lol2.10328","ISSN":"2378-2242, 2378-2242","issue":"4","journalAbbreviation":"Limnol Oceanogr Letters","language":"en","page":"649-656","source":"DOI.org (Crossref)","title":"Synchronous variation of dissolved organic carbon in Adirondack lakes at multiple timescales","volume":"8","author":[{"family":"Walter","given":"Jonathan A."},{"family":"Coombs","given":"Nat J."},{"family":"Pace","given":"Michael L."}],"issued":{"date-parts":[["2023",8]]}}}],"schema":"https://github.com/citation-style-language/schema/raw/master/csl-citation.json"} </w:instrText>
+        <w:instrText xml:space="preserve"> ADDIN ZOTERO_ITEM CSL_CITATION {"citationID":"BatRd1jQ","properties":{"unsorted":false,"formattedCitation":"(Jane et al. 2017; Walter et al. 2023a)","plainCitation":"(Jane et al. 2017; Walter et al. 2023a)","noteIndex":0},"citationItems":[{"id":"ZOJdrjVJ/0G08MYPZ","uris":["http://zotero.org/groups/6709984/items/RSYZPIJZ"],"itemData":{"id":10446,"type":"article-journal","abstract":"Abstract\n            \n              Dissolved organic matter (DOM) is a fundamental driver of many lake processes. In the past several decades, many lakes have exhibited a substantial increase in DOM quantity, measured as dissolved organic carbon (DOC) concentration. While increasing DOC is now widely recognized, fewer studies have sought to understand how characteristics of DOM (DOM\n              quality\n              ) change over time. Quality can be measured in several ways, including the optical characteristics spectral slope (\n              S\n              275–295\n              ), spectral ratio (\n              S\n              R\n              ), absorbance at 254 nm (\n              A\n              254\n              ), and DOC‐specific absorbance (SUVA;\n              A\n              254\n              :DOC). However, long‐term measurements of quality are not nearly as common as long‐term measurements of DOC concentration. We used 24 years of DOC and absorbance data for seven lakes in the North Temperate Lakes Long‐Term Ecological Research site in northern Wisconsin, USA, to examine temporal trends and synchrony in both DOC concentration and quality. We predicted lower\n              S\n              R\n              and\n              S\n              275–295\n              and higher\n              A\n              254\n              and SUVA trends, consistent with increasing DOC and greater allochthony. DOC concentration exhibited both significant positive and negative trends among lakes. In contrast, DOC quality exhibited trends suggesting reduced allochthony or increased degradation, with significant long‐term increases in\n              S\n              R\n              in three lakes. Patterns and synchrony of DOM quality parameters suggest that they are more responsive to climatic variations than DOC concentration. SUVA was particularly responsive to the degree of soil moisture. These results demonstrate that DOC quantity and quality can exhibit different complex long‐term trends and responses to climatic drivers, with implications for carbon cycling and microbial communities in aquatic ecosystems.\n            \n          , \n            Key Points\n            \n              \n                \n                  DOM quality characteristics are more synchronous than DOC concentration\n                \n                \n                  SUVA responds strongly to weather drivers, particularly the degree of moisture\n                \n                \n                  DOC trends are heterogeneous, in contrast to a predominance of increasing trends in many regions","container-title":"Journal of Geophysical Research: Biogeosciences","DOI":"10.1002/2016JG003630","ISSN":"2169-8953, 2169-8961","issue":"3","journalAbbreviation":"JGR Biogeosciences","language":"en","license":"http://onlinelibrary.wiley.com/termsAndConditions#vor","page":"546-561","source":"DOI.org (Crossref)","title":"Long‐term trends and synchrony in dissolved organic matter characteristics in Wisconsin, USA, lakes: Quality, not quantity, is highly sensitive to climate","title-short":"Long‐term trends and synchrony in dissolved organic matter characteristics in Wisconsin, USA, lakes","volume":"122","author":[{"family":"Jane","given":"Stephen F."},{"family":"Winslow","given":"Luke A."},{"family":"Remucal","given":"Christina K."},{"family":"Rose","given":"Kevin C."}],"issued":{"date-parts":[["2017",3]]}}},{"id":"ZOJdrjVJ/NHrbdQ3u","uris":["http://zotero.org/groups/6709984/items/Q65NPR7Y"],"itemData":{"id":10447,"type":"article-journal","abstract":"Abstract\n            Dissolved organic carbon (DOC) is a key component of aquatic ecosystems with complex effects on ecosystem function. While long‐term increases in DOC termed “brownification” have received considerable attention, directional trends typically account for a minority of variance. DOC concentrations also fluctuate on seasonal to multiannual timescales, but the causes of such variations are less understood. We used a wavelet‐based approach to study timescale‐specific, spatially synchronous fluctuations in DOC across 49 lakes in the Adirondacks, New York, USA. DOC varies synchronously among lakes at within‐season, annual, and interannual timescales, but relationships with external drivers and internal processes indicated by lake chemistry differed across timescales. External drivers explained 78% of spatial DOC synchrony at the annual time scale. Beyond positive trends related to regional recovery from acidification, variability in DOC is a consequence of fluctuations at several timescales that are common among Adirondack lakes in precipitation, solar radiation, and internal chemical concentrations.","container-title":"Limnology and Oceanography Letters","DOI":"10.1002/lol2.10328","ISSN":"2378-2242, 2378-2242","issue":"4","journalAbbreviation":"Limnol Oceanogr Letters","language":"en","page":"649-656","source":"DOI.org (Crossref)","title":"Synchronous variation of dissolved organic carbon in Adirondack lakes at multiple timescales","volume":"8","author":[{"family":"Walter","given":"Jonathan A."},{"family":"Coombs","given":"Nat J."},{"family":"Pace","given":"Michael L."}],"issued":{"date-parts":[["2023",8]]}}}],"schema":"https://github.com/citation-style-language/schema/raw/master/csl-citation.json"} </w:instrText>
       </w:r>
       <w:r>
         <w:rPr>
@@ -3154,7 +3129,7 @@
         <w:rPr>
           <w:rFonts w:ascii="Times New Roman" w:eastAsia="Times New Roman" w:hAnsi="Times New Roman" w:cs="Times New Roman"/>
         </w:rPr>
-        <w:instrText xml:space="preserve"> ADDIN ZOTERO_ITEM CSL_CITATION {"citationID":"OQzS0Z5h","properties":{"unsorted":false,"formattedCitation":"(Zwart et al. 2016; Corman et al. 2018; Hrycik et al. 2021)","plainCitation":"(Zwart et al. 2016; Corman et al. 2018; Hrycik et al. 2021)","noteIndex":0},"citationItems":[{"id":10449,"uris":["http://zotero.org/groups/6709984/items/N984Z7WR"],"itemData":{"id":10449,"type":"article-journal","container-title":"Limnology and Oceanography","DOI":"10.1002/lno.10248","ISSN":"00243590","issue":"2","journalAbbreviation":"Limnol. Oceanogr.","language":"en","license":"http://doi.wiley.com/10.1002/tdm_license_1.1","page":"723-734","source":"DOI.org (Crossref)","title":"Metabolic and physiochemical responses to a whole-lake experimental increase in dissolved organic carbon in a north-temperate lake: DOC effects on Lake Metabolism","title-short":"Metabolic and physiochemical responses to a whole-lake experimental increase in dissolved organic carbon in a north-temperate lake","volume":"61","author":[{"family":"Zwart","given":"Jacob A."},{"family":"Craig","given":"Nicola"},{"family":"Kelly","given":"Patrick T."},{"family":"Sebestyen","given":"Stephen D."},{"family":"Solomon","given":"Christopher T."},{"family":"Weidel","given":"Brian C."},{"family":"Jones","given":"Stuart E."}],"issued":{"date-parts":[["2016",3]]}}},{"id":10450,"uris":["http://zotero.org/groups/6709984/items/H3E9SC2L"],"itemData":{"id":10450,"type":"article-journal","abstract":"Abstract\n            \n              Terrestrial loads of dissolved organic matter (DOM) have increased in recent years in many north temperate lakes. While much of the focus on the “browning” phenomena has been on its consequences for carbon cycling, much less is known about how it influences nutrient loading to lakes. We characterize potential loads of nitrogen and phosphorus to seepage lakes in northern Wisconsin, USA, based on a laboratory soil leaching experiment and a model that includes landscape cover and watershed area. In these seepage lakes, nutrient concentrations are positively correlated with dissolved organic carbon concentrations (nitrogen:\n              r\n               = 0.68, phosphorus:\n              r\n               = 0.54). Using long‐term records of browning, we found that dissolved organic matter‐associated nutrient loadings may have resulted in substantial increases in nitrogen and phosphorus in seepage lakes and could account for currently observed nutrient concentrations in the lake. “Silent” nutrient loadings to brown‐water lakes may lead to future water‐quality concerns.\n            \n          , \n            Plain Language Summary\n            The color of many temperate lakes is changing; some lakes are becoming more darkly stained brown. The tea‐colored stain is due to dissolved organic matter from the surrounding landscape. Much of the research related to the causes and consequences of increased staining, or “brownification,” relate to its connection to the carbon cycle. However, by examining long‐term lake chemical records, analyzing the properties of the organic compounds, and modeling potential flows of the compounds, we find that carbon is not the only element that is influenced by browning. Nitrogen and phosphorus, two nutrients important to growth of organisms at the base of the food web, may also be increasing in lakes due to brownification.\n          , \n            Key Points\n            \n              \n                \n                  Terrestrial loads of dissolved organic matter to lakes are an underappreciated nutrient load to surface waters\n                \n                \n                  Browning in lakes in the U.S. upper Midwest shows a delayed response compared to other temperate regions","container-title":"Geophysical Research Letters","DOI":"10.1029/2018GL077219","ISSN":"0094-8276, 1944-8007","issue":"11","journalAbbreviation":"Geophysical Research Letters","language":"en","page":"5481-5490","source":"DOI.org (Crossref)","title":"Nitrogen and Phosphorus Loads to Temperate Seepage Lakes Associated With Allochthonous Dissolved Organic Carbon Loads","volume":"45","author":[{"family":"Corman","given":"J. R."},{"family":"Bertolet","given":"B. L."},{"family":"Casson","given":"N. J."},{"family":"Sebestyen","given":"S. D."},{"family":"Kolka","given":"R. K."},{"family":"Stanley","given":"E. H."}],"issued":{"date-parts":[["2018",6,16]]}}},{"id":10475,"uris":["http://zotero.org/groups/6709984/items/JN4VNYEA"],"itemData":{"id":10475,"type":"article-journal","abstract":"Abstract\n            \n              Winter conditions, such as ice cover and snow accumulation, are changing rapidly at northern latitudes and can have important implications for lake processes. For example, snowmelt in the watershed—a defining feature of lake hydrology because it delivers a large portion of annual nutrient inputs—is becoming earlier. Consequently, earlier and a shorter duration of snowmelt are expected to affect annual phytoplankton biomass. To test this hypothesis, we developed an index of runoff timing based on the date when 50% of cumulative runoff between January 1 and May 31 had occurred. The runoff index was computed using stream discharge for inflows, outflows, or for flows from nearby streams for 41 lakes in Europe and North America. The runoff index was then compared with summer chlorophyll‐\n              a\n              (Chl‐\n              a\n              ) concentration (a proxy for phytoplankton biomass) across 5–53 years for each lake. Earlier runoff generally corresponded to lower summer Chl‐\n              a\n              . Furthermore, years with earlier runoff also had lower winter/spring runoff magnitude, more protracted runoff, and earlier ice‐out. We examined several lake characteristics that may regulate the strength of the relationship between runoff timing and summer Chl‐\n              a\n              concentrations; however, our tested covariates had little effect on the relationship. Date of ice‐out was not clearly related to summer Chl‐\n              a\n              concentrations. Our results indicate that ongoing changes in winter conditions may have important consequences for summer phytoplankton biomass and production.","container-title":"Global Change Biology","DOI":"10.1111/gcb.15797","ISSN":"1354-1013, 1365-2486","issue":"19","journalAbbreviation":"Global Change Biology","language":"en","page":"4615-4629","source":"DOI.org (Crossref)","title":"Earlier winter/spring runoff and snowmelt during warmer winters lead to lower summer chlorophyll‐ &lt;i&gt;a&lt;/i&gt; in north temperate lakes","volume":"27","author":[{"family":"Hrycik","given":"Allison R."},{"family":"Isles","given":"Peter D. F."},{"family":"Adrian","given":"Rita"},{"family":"Albright","given":"Matthew"},{"family":"Bacon","given":"Linda C."},{"family":"Berger","given":"Stella A."},{"family":"Bhattacharya","given":"Ruchi"},{"family":"Grossart","given":"Hans‐Peter"},{"family":"Hejzlar","given":"Josef"},{"family":"Hetherington","given":"Amy Lee"},{"family":"Knoll","given":"Lesley B."},{"family":"Laas","given":"Alo"},{"family":"McDonald","given":"Cory P."},{"family":"Merrell","given":"Kellie"},{"family":"Nejstgaard","given":"Jens C."},{"family":"Nelson","given":"Kirsten"},{"family":"Nõges","given":"Peeter"},{"family":"Paterson","given":"Andrew M."},{"family":"Pilla","given":"Rachel M."},{"family":"Robertson","given":"Dale M."},{"family":"Rudstam","given":"Lars G."},{"family":"Rusak","given":"James A."},{"family":"Sadro","given":"Steven"},{"family":"Silow","given":"Eugene A."},{"family":"Stockwell","given":"Jason D."},{"family":"Yao","given":"Huaxia"},{"family":"Yokota","given":"Kiyoko"},{"family":"Pierson","given":"Donald C."}],"issued":{"date-parts":[["2021",10]]}}}],"schema":"https://github.com/citation-style-language/schema/raw/master/csl-citation.json"} </w:instrText>
+        <w:instrText xml:space="preserve"> ADDIN ZOTERO_ITEM CSL_CITATION {"citationID":"OQzS0Z5h","properties":{"unsorted":false,"formattedCitation":"(Zwart et al. 2016; Corman et al. 2018; Hrycik et al. 2021)","plainCitation":"(Zwart et al. 2016; Corman et al. 2018; Hrycik et al. 2021)","noteIndex":0},"citationItems":[{"id":"ZOJdrjVJ/nnagbe0X","uris":["http://zotero.org/groups/6709984/items/N984Z7WR"],"itemData":{"id":10449,"type":"article-journal","container-title":"Limnology and Oceanography","DOI":"10.1002/lno.10248","ISSN":"00243590","issue":"2","journalAbbreviation":"Limnol. Oceanogr.","language":"en","license":"http://doi.wiley.com/10.1002/tdm_license_1.1","page":"723-734","source":"DOI.org (Crossref)","title":"Metabolic and physiochemical responses to a whole-lake experimental increase in dissolved organic carbon in a north-temperate lake: DOC effects on Lake Metabolism","title-short":"Metabolic and physiochemical responses to a whole-lake experimental increase in dissolved organic carbon in a north-temperate lake","volume":"61","author":[{"family":"Zwart","given":"Jacob A."},{"family":"Craig","given":"Nicola"},{"family":"Kelly","given":"Patrick T."},{"family":"Sebestyen","given":"Stephen D."},{"family":"Solomon","given":"Christopher T."},{"family":"Weidel","given":"Brian C."},{"family":"Jones","given":"Stuart E."}],"issued":{"date-parts":[["2016",3]]}}},{"id":"ZOJdrjVJ/0qChVHaC","uris":["http://zotero.org/groups/6709984/items/H3E9SC2L"],"itemData":{"id":10450,"type":"article-journal","abstract":"Abstract\n            \n              Terrestrial loads of dissolved organic matter (DOM) have increased in recent years in many north temperate lakes. While much of the focus on the “browning” phenomena has been on its consequences for carbon cycling, much less is known about how it influences nutrient loading to lakes. We characterize potential loads of nitrogen and phosphorus to seepage lakes in northern Wisconsin, USA, based on a laboratory soil leaching experiment and a model that includes landscape cover and watershed area. In these seepage lakes, nutrient concentrations are positively correlated with dissolved organic carbon concentrations (nitrogen:\n              r\n               = 0.68, phosphorus:\n              r\n               = 0.54). Using long‐term records of browning, we found that dissolved organic matter‐associated nutrient loadings may have resulted in substantial increases in nitrogen and phosphorus in seepage lakes and could account for currently observed nutrient concentrations in the lake. “Silent” nutrient loadings to brown‐water lakes may lead to future water‐quality concerns.\n            \n          , \n            Plain Language Summary\n            The color of many temperate lakes is changing; some lakes are becoming more darkly stained brown. The tea‐colored stain is due to dissolved organic matter from the surrounding landscape. Much of the research related to the causes and consequences of increased staining, or “brownification,” relate to its connection to the carbon cycle. However, by examining long‐term lake chemical records, analyzing the properties of the organic compounds, and modeling potential flows of the compounds, we find that carbon is not the only element that is influenced by browning. Nitrogen and phosphorus, two nutrients important to growth of organisms at the base of the food web, may also be increasing in lakes due to brownification.\n          , \n            Key Points\n            \n              \n                \n                  Terrestrial loads of dissolved organic matter to lakes are an underappreciated nutrient load to surface waters\n                \n                \n                  Browning in lakes in the U.S. upper Midwest shows a delayed response compared to other temperate regions","container-title":"Geophysical Research Letters","DOI":"10.1029/2018GL077219","ISSN":"0094-8276, 1944-8007","issue":"11","journalAbbreviation":"Geophysical Research Letters","language":"en","page":"5481-5490","source":"DOI.org (Crossref)","title":"Nitrogen and Phosphorus Loads to Temperate Seepage Lakes Associated With Allochthonous Dissolved Organic Carbon Loads","volume":"45","author":[{"family":"Corman","given":"J. R."},{"family":"Bertolet","given":"B. L."},{"family":"Casson","given":"N. J."},{"family":"Sebestyen","given":"S. D."},{"family":"Kolka","given":"R. K."},{"family":"Stanley","given":"E. H."}],"issued":{"date-parts":[["2018",6,16]]}}},{"id":10856,"uris":["http://zotero.org/groups/6709984/items/JN4VNYEA"],"itemData":{"id":10856,"type":"article-journal","abstract":"Abstract\n            \n              Winter conditions, such as ice cover and snow accumulation, are changing rapidly at northern latitudes and can have important implications for lake processes. For example, snowmelt in the watershed—a defining feature of lake hydrology because it delivers a large portion of annual nutrient inputs—is becoming earlier. Consequently, earlier and a shorter duration of snowmelt are expected to affect annual phytoplankton biomass. To test this hypothesis, we developed an index of runoff timing based on the date when 50% of cumulative runoff between January 1 and May 31 had occurred. The runoff index was computed using stream discharge for inflows, outflows, or for flows from nearby streams for 41 lakes in Europe and North America. The runoff index was then compared with summer chlorophyll‐\n              a\n              (Chl‐\n              a\n              ) concentration (a proxy for phytoplankton biomass) across 5–53 years for each lake. Earlier runoff generally corresponded to lower summer Chl‐\n              a\n              . Furthermore, years with earlier runoff also had lower winter/spring runoff magnitude, more protracted runoff, and earlier ice‐out. We examined several lake characteristics that may regulate the strength of the relationship between runoff timing and summer Chl‐\n              a\n              concentrations; however, our tested covariates had little effect on the relationship. Date of ice‐out was not clearly related to summer Chl‐\n              a\n              concentrations. Our results indicate that ongoing changes in winter conditions may have important consequences for summer phytoplankton biomass and production.","container-title":"Global Change Biology","DOI":"10.1111/gcb.15797","ISSN":"1354-1013, 1365-2486","issue":"19","journalAbbreviation":"Global Change Biology","language":"en","page":"4615-4629","source":"DOI.org (Crossref)","title":"Earlier winter/spring runoff and snowmelt during warmer winters lead to lower summer chlorophyll‐ &lt;i&gt;a&lt;/i&gt; in north temperate lakes","volume":"27","author":[{"family":"Hrycik","given":"Allison R."},{"family":"Isles","given":"Peter D. F."},{"family":"Adrian","given":"Rita"},{"family":"Albright","given":"Matthew"},{"family":"Bacon","given":"Linda C."},{"family":"Berger","given":"Stella A."},{"family":"Bhattacharya","given":"Ruchi"},{"family":"Grossart","given":"Hans‐Peter"},{"family":"Hejzlar","given":"Josef"},{"family":"Hetherington","given":"Amy Lee"},{"family":"Knoll","given":"Lesley B."},{"family":"Laas","given":"Alo"},{"family":"McDonald","given":"Cory P."},{"family":"Merrell","given":"Kellie"},{"family":"Nejstgaard","given":"Jens C."},{"family":"Nelson","given":"Kirsten"},{"family":"Nõges","given":"Peeter"},{"family":"Paterson","given":"Andrew M."},{"family":"Pilla","given":"Rachel M."},{"family":"Robertson","given":"Dale M."},{"family":"Rudstam","given":"Lars G."},{"family":"Rusak","given":"James A."},{"family":"Sadro","given":"Steven"},{"family":"Silow","given":"Eugene A."},{"family":"Stockwell","given":"Jason D."},{"family":"Yao","given":"Huaxia"},{"family":"Yokota","given":"Kiyoko"},{"family":"Pierson","given":"Donald C."}],"issued":{"date-parts":[["2021",10]]}}}],"schema":"https://github.com/citation-style-language/schema/raw/master/csl-citation.json"} </w:instrText>
       </w:r>
       <w:r>
         <w:rPr>
@@ -3166,89 +3141,61 @@
         <w:rPr>
           <w:rFonts w:ascii="Times New Roman" w:hAnsi="Times New Roman" w:cs="Times New Roman"/>
         </w:rPr>
-        <w:t xml:space="preserve">(Zwart et al. 2016; Corman et al. 2018; </w:t>
-      </w:r>
-      <w:proofErr w:type="spellStart"/>
+        <w:t>(Zwart et al. 2016; Corman et al. 2018; Hrycik et al. 2021)</w:t>
+      </w:r>
+      <w:r>
+        <w:rPr>
+          <w:rFonts w:ascii="Times New Roman" w:eastAsia="Times New Roman" w:hAnsi="Times New Roman" w:cs="Times New Roman"/>
+        </w:rPr>
+        <w:fldChar w:fldCharType="end"/>
+      </w:r>
+      <w:r>
+        <w:rPr>
+          <w:rFonts w:ascii="Times New Roman" w:eastAsia="Times New Roman" w:hAnsi="Times New Roman" w:cs="Times New Roman"/>
+        </w:rPr>
+        <w:t xml:space="preserve">. The magnitude of DOC inputs are mediated by relatively time-invariant characteristics such as </w:t>
+      </w:r>
+      <w:r>
+        <w:rPr>
+          <w:rFonts w:ascii="Times New Roman" w:eastAsia="Times New Roman" w:hAnsi="Times New Roman" w:cs="Times New Roman"/>
+        </w:rPr>
+        <w:t>lake</w:t>
+      </w:r>
+      <w:r>
+        <w:rPr>
+          <w:rFonts w:ascii="Times New Roman" w:eastAsia="Times New Roman" w:hAnsi="Times New Roman" w:cs="Times New Roman"/>
+        </w:rPr>
+        <w:t xml:space="preserve"> morphology, hydrologic connectivity, and land us</w:t>
+      </w:r>
+      <w:r>
+        <w:rPr>
+          <w:rFonts w:ascii="Times New Roman" w:eastAsia="Times New Roman" w:hAnsi="Times New Roman" w:cs="Times New Roman"/>
+        </w:rPr>
+        <w:t xml:space="preserve">e </w:t>
+      </w:r>
+      <w:r>
+        <w:rPr>
+          <w:rFonts w:ascii="Times New Roman" w:eastAsia="Times New Roman" w:hAnsi="Times New Roman" w:cs="Times New Roman"/>
+        </w:rPr>
+        <w:fldChar w:fldCharType="begin"/>
+      </w:r>
+      <w:r>
+        <w:rPr>
+          <w:rFonts w:ascii="Times New Roman" w:eastAsia="Times New Roman" w:hAnsi="Times New Roman" w:cs="Times New Roman"/>
+        </w:rPr>
+        <w:instrText xml:space="preserve"> ADDIN ZOTERO_ITEM CSL_CITATION {"citationID":"DNl98DWw","properties":{"unsorted":false,"formattedCitation":"(Solomon et al. 2015; Toming et al. 2020)","plainCitation":"(Solomon et al. 2015; Toming et al. 2020)","noteIndex":0},"citationItems":[{"id":"ZOJdrjVJ/b8g6ya35","uris":["http://zotero.org/groups/6709984/items/ACXKBSPD"],"itemData":{"id":10454,"type":"article-journal","container-title":"Ecosystems","DOI":"10.1007/s10021-015-9848-y","ISSN":"1432-9840, 1435-0629","issue":"3","journalAbbreviation":"Ecosystems","language":"en","page":"376-389","source":"DOI.org (Crossref)","title":"Ecosystem Consequences of Changing Inputs of Terrestrial Dissolved Organic Matter to Lakes: Current Knowledge and Future Challenges","title-short":"Ecosystem Consequences of Changing Inputs of Terrestrial Dissolved Organic Matter to Lakes","volume":"18","author":[{"family":"Solomon","given":"Christopher T."},{"family":"Jones","given":"Stuart E."},{"family":"Weidel","given":"Brian C."},{"family":"Buffam","given":"Ishi"},{"family":"Fork","given":"Megan L."},{"family":"Karlsson","given":"Jan"},{"family":"Larsen","given":"Søren"},{"family":"Lennon","given":"Jay T."},{"family":"Read","given":"Jordan S."},{"family":"Sadro","given":"Steven"},{"family":"Saros","given":"Jasmine E."}],"issued":{"date-parts":[["2015",4]]}}},{"id":"ZOJdrjVJ/Y8GCIviG","uris":["http://zotero.org/groups/6709984/items/75S7D647"],"itemData":{"id":10452,"type":"article-journal","abstract":"Abstract\n            \n              The pool of dissolved organic carbon (DOC), is one of the main regulators of the ecology and biogeochemistry of inland water ecosystems, and an important loss term in the carbon budgets of land ecosystems. We used a novel machine learning technique and global databases to test if and how different environmental factors contribute to the variability of\n              in situ\n              DOC concentrations in lakes. In order to estimate DOC in lakes globally we predicted DOC in each lake with a surface area larger than 0.1 km\n              2\n              . Catchment properties and meteorological and hydrological features explained most of the variability of the lake DOC concentration, whereas lake morphometry played only a marginal role. The predicted average of the global DOC concentration in lake water was 3.88 mg L\n              −1\n              . The global predicted pool of DOC in lake water was 729 Tg from which 421 Tg was the share of the Caspian Sea. The results provide global-scale evidence for ecological, climate and carbon cycle models of lake ecosystems and related future prognoses.","container-title":"Scientific Reports","DOI":"10.1038/s41598-020-65010-3","ISSN":"2045-2322","issue":"1","journalAbbreviation":"Sci Rep","language":"en","page":"8471","source":"DOI.org (Crossref)","title":"Predicting lake dissolved organic carbon at a global scale","volume":"10","author":[{"family":"Toming","given":"Kaire"},{"family":"Kotta","given":"Jonne"},{"family":"Uuemaa","given":"Evelyn"},{"family":"Sobek","given":"Sebastian"},{"family":"Kutser","given":"Tiit"},{"family":"Tranvik","given":"Lars J."}],"issued":{"date-parts":[["2020",5,21]]}}}],"schema":"https://github.com/citation-style-language/schema/raw/master/csl-citation.json"} </w:instrText>
+      </w:r>
+      <w:r>
+        <w:rPr>
+          <w:rFonts w:ascii="Times New Roman" w:eastAsia="Times New Roman" w:hAnsi="Times New Roman" w:cs="Times New Roman"/>
+        </w:rPr>
+        <w:fldChar w:fldCharType="separate"/>
+      </w:r>
       <w:r>
         <w:rPr>
           <w:rFonts w:ascii="Times New Roman" w:hAnsi="Times New Roman" w:cs="Times New Roman"/>
         </w:rPr>
-        <w:t>Hrycik</w:t>
-      </w:r>
-      <w:proofErr w:type="spellEnd"/>
-      <w:r>
-        <w:rPr>
-          <w:rFonts w:ascii="Times New Roman" w:hAnsi="Times New Roman" w:cs="Times New Roman"/>
-        </w:rPr>
-        <w:t xml:space="preserve"> et al. 2021)</w:t>
-      </w:r>
-      <w:r>
-        <w:rPr>
-          <w:rFonts w:ascii="Times New Roman" w:eastAsia="Times New Roman" w:hAnsi="Times New Roman" w:cs="Times New Roman"/>
-        </w:rPr>
-        <w:fldChar w:fldCharType="end"/>
-      </w:r>
-      <w:r>
-        <w:rPr>
-          <w:rFonts w:ascii="Times New Roman" w:eastAsia="Times New Roman" w:hAnsi="Times New Roman" w:cs="Times New Roman"/>
-        </w:rPr>
-        <w:t xml:space="preserve">. The magnitude of DOC inputs are mediated by relatively time-invariant characteristics such as </w:t>
-      </w:r>
-      <w:r>
-        <w:rPr>
-          <w:rFonts w:ascii="Times New Roman" w:eastAsia="Times New Roman" w:hAnsi="Times New Roman" w:cs="Times New Roman"/>
-        </w:rPr>
-        <w:t>lake</w:t>
-      </w:r>
-      <w:r>
-        <w:rPr>
-          <w:rFonts w:ascii="Times New Roman" w:eastAsia="Times New Roman" w:hAnsi="Times New Roman" w:cs="Times New Roman"/>
-        </w:rPr>
-        <w:t xml:space="preserve"> morphology, hydrologic connectivity, and land us</w:t>
-      </w:r>
-      <w:r>
-        <w:rPr>
-          <w:rFonts w:ascii="Times New Roman" w:eastAsia="Times New Roman" w:hAnsi="Times New Roman" w:cs="Times New Roman"/>
-        </w:rPr>
-        <w:t xml:space="preserve">e </w:t>
-      </w:r>
-      <w:r>
-        <w:rPr>
-          <w:rFonts w:ascii="Times New Roman" w:eastAsia="Times New Roman" w:hAnsi="Times New Roman" w:cs="Times New Roman"/>
-        </w:rPr>
-        <w:fldChar w:fldCharType="begin"/>
-      </w:r>
-      <w:r>
-        <w:rPr>
-          <w:rFonts w:ascii="Times New Roman" w:eastAsia="Times New Roman" w:hAnsi="Times New Roman" w:cs="Times New Roman"/>
-        </w:rPr>
-        <w:instrText xml:space="preserve"> ADDIN ZOTERO_ITEM CSL_CITATION {"citationID":"DNl98DWw","properties":{"unsorted":false,"formattedCitation":"(Solomon et al. 2015; Toming et al. 2020)","plainCitation":"(Solomon et al. 2015; Toming et al. 2020)","noteIndex":0},"citationItems":[{"id":10454,"uris":["http://zotero.org/groups/6709984/items/ACXKBSPD"],"itemData":{"id":10454,"type":"article-journal","container-title":"Ecosystems","DOI":"10.1007/s10021-015-9848-y","ISSN":"1432-9840, 1435-0629","issue":"3","journalAbbreviation":"Ecosystems","language":"en","page":"376-389","source":"DOI.org (Crossref)","title":"Ecosystem Consequences of Changing Inputs of Terrestrial Dissolved Organic Matter to Lakes: Current Knowledge and Future Challenges","title-short":"Ecosystem Consequences of Changing Inputs of Terrestrial Dissolved Organic Matter to Lakes","volume":"18","author":[{"family":"Solomon","given":"Christopher T."},{"family":"Jones","given":"Stuart E."},{"family":"Weidel","given":"Brian C."},{"family":"Buffam","given":"Ishi"},{"family":"Fork","given":"Megan L."},{"family":"Karlsson","given":"Jan"},{"family":"Larsen","given":"Søren"},{"family":"Lennon","given":"Jay T."},{"family":"Read","given":"Jordan S."},{"family":"Sadro","given":"Steven"},{"family":"Saros","given":"Jasmine E."}],"issued":{"date-parts":[["2015",4]]}}},{"id":10452,"uris":["http://zotero.org/groups/6709984/items/75S7D647"],"itemData":{"id":10452,"type":"article-journal","abstract":"Abstract\n            \n              The pool of dissolved organic carbon (DOC), is one of the main regulators of the ecology and biogeochemistry of inland water ecosystems, and an important loss term in the carbon budgets of land ecosystems. We used a novel machine learning technique and global databases to test if and how different environmental factors contribute to the variability of\n              in situ\n              DOC concentrations in lakes. In order to estimate DOC in lakes globally we predicted DOC in each lake with a surface area larger than 0.1 km\n              2\n              . Catchment properties and meteorological and hydrological features explained most of the variability of the lake DOC concentration, whereas lake morphometry played only a marginal role. The predicted average of the global DOC concentration in lake water was 3.88 mg L\n              −1\n              . The global predicted pool of DOC in lake water was 729 Tg from which 421 Tg was the share of the Caspian Sea. The results provide global-scale evidence for ecological, climate and carbon cycle models of lake ecosystems and related future prognoses.","container-title":"Scientific Reports","DOI":"10.1038/s41598-020-65010-3","ISSN":"2045-2322","issue":"1","journalAbbreviation":"Sci Rep","language":"en","page":"8471","source":"DOI.org (Crossref)","title":"Predicting lake dissolved organic carbon at a global scale","volume":"10","author":[{"family":"Toming","given":"Kaire"},{"family":"Kotta","given":"Jonne"},{"family":"Uuemaa","given":"Evelyn"},{"family":"Sobek","given":"Sebastian"},{"family":"Kutser","given":"Tiit"},{"family":"Tranvik","given":"Lars J."}],"issued":{"date-parts":[["2020",5,21]]}}}],"schema":"https://github.com/citation-style-language/schema/raw/master/csl-citation.json"} </w:instrText>
-      </w:r>
-      <w:r>
-        <w:rPr>
-          <w:rFonts w:ascii="Times New Roman" w:eastAsia="Times New Roman" w:hAnsi="Times New Roman" w:cs="Times New Roman"/>
-        </w:rPr>
-        <w:fldChar w:fldCharType="separate"/>
-      </w:r>
-      <w:r>
-        <w:rPr>
-          <w:rFonts w:ascii="Times New Roman" w:hAnsi="Times New Roman" w:cs="Times New Roman"/>
-        </w:rPr>
-        <w:t xml:space="preserve">(Solomon et al. 2015; </w:t>
-      </w:r>
-      <w:proofErr w:type="spellStart"/>
-      <w:r>
-        <w:rPr>
-          <w:rFonts w:ascii="Times New Roman" w:hAnsi="Times New Roman" w:cs="Times New Roman"/>
-        </w:rPr>
-        <w:t>Toming</w:t>
-      </w:r>
-      <w:proofErr w:type="spellEnd"/>
-      <w:r>
-        <w:rPr>
-          <w:rFonts w:ascii="Times New Roman" w:hAnsi="Times New Roman" w:cs="Times New Roman"/>
-        </w:rPr>
-        <w:t xml:space="preserve"> et al. 2020)</w:t>
+        <w:t>(Solomon et al. 2015; Toming et al. 2020)</w:t>
       </w:r>
       <w:r>
         <w:rPr>
@@ -3285,7 +3232,7 @@
         <w:rPr>
           <w:rFonts w:ascii="Times New Roman" w:eastAsia="Times New Roman" w:hAnsi="Times New Roman" w:cs="Times New Roman"/>
         </w:rPr>
-        <w:instrText xml:space="preserve"> ADDIN ZOTERO_ITEM CSL_CITATION {"citationID":"vWLcUarP","properties":{"unsorted":false,"formattedCitation":"(Pace et al. 2021; Walter et al. 2021)","plainCitation":"(Pace et al. 2021; Walter et al. 2021)","noteIndex":0},"citationItems":[{"id":10456,"uris":["http://zotero.org/groups/6709984/items/FS8AJ8DP"],"itemData":{"id":10456,"type":"article-journal","abstract":"Abstract\n            \n              Lake respiration is supported by a mixture of autochthonous and allochthonous resources, but the relative significance and interaction of these sources are uncertain across gradients of primary production and organic matter inputs. We manipulated autochthonous resources by adding inorganic nitrogen and phosphorus to two lakes during three summers and monitored a third reference lake. Allochthonous resources were measured as fluorescent dissolved organic matter (FDOM). In the reference and two experimental lakes, daily estimates of respiration were made from continuously deployed oxygen sensors. Daily mean values of temperature and FDOM were determined from high‐frequency measurements along with daily measures of chlorophyll\n              a\n              , an index of phytoplankton biomass. We analyzed time series of respiration and tested models that used combinations of the independent variables chlorophyll, FDOM, and temperature. The best models included all three of the independent variables. Respiration increased twofold over the temperature range of 14.5–28.6°C. Respiration increased in association with phytoplankton blooms caused by the nutrient additions, but did not track blooms closely, because of large day‐to‐day variability. Respiration varied positively with FDOM that was primarily allochthonous and differed among lakes and years. We did not detect an interaction between chlorophyll and FDOM despite the large number of observations and range of chlorophyll and FDOM. Hydrologic, climatic, and land use changes are altering temperature and inputs of nutrients and organic matter to lakes. Our results indicate that these changes may lead to linear responses in ecosystem processes like respiration for the wide range of inputs represented in this study.","container-title":"Limnology and Oceanography","DOI":"10.1002/lno.11738","ISSN":"0024-3590, 1939-5590","issue":"6","journalAbbreviation":"Limnology &amp; Oceanography","language":"en","page":"2174-2186","source":"DOI.org (Crossref)","title":"Phytoplankton biomass, dissolved organic matter, and temperature drive respiration in whole lake nutrient additions","volume":"66","author":[{"family":"Pace","given":"Michael L."},{"family":"Buelo","given":"Cal D."},{"family":"Carpenter","given":"Stephen R."}],"issued":{"date-parts":[["2021",6]]}}},{"id":10455,"uris":["http://zotero.org/groups/6709984/items/IXIWDGJI"],"itemData":{"id":10455,"type":"article-journal","container-title":"Ecosystems","DOI":"10.1007/s10021-020-00531-6","ISSN":"1432-9840, 1435-0629","issue":"3","journalAbbreviation":"Ecosystems","language":"en","page":"502-515","source":"DOI.org (Crossref)","title":"Temporal Coherence Between Lake and Landscape Primary Productivity","volume":"24","author":[{"family":"Walter","given":"Jonathan A."},{"family":"Fleck","given":"Rachel"},{"family":"Kastens","given":"Jude H."},{"family":"Pace","given":"Michael L."},{"family":"Wilkinson","given":"Grace M."}],"issued":{"date-parts":[["2021",4]]}}}],"schema":"https://github.com/citation-style-language/schema/raw/master/csl-citation.json"} </w:instrText>
+        <w:instrText xml:space="preserve"> ADDIN ZOTERO_ITEM CSL_CITATION {"citationID":"vWLcUarP","properties":{"unsorted":false,"formattedCitation":"(Pace et al. 2021a; Walter et al. 2021)","plainCitation":"(Pace et al. 2021a; Walter et al. 2021)","noteIndex":0},"citationItems":[{"id":"ZOJdrjVJ/blRCB1jw","uris":["http://zotero.org/groups/6709984/items/FS8AJ8DP"],"itemData":{"id":10456,"type":"article-journal","abstract":"Abstract\n            \n              Lake respiration is supported by a mixture of autochthonous and allochthonous resources, but the relative significance and interaction of these sources are uncertain across gradients of primary production and organic matter inputs. We manipulated autochthonous resources by adding inorganic nitrogen and phosphorus to two lakes during three summers and monitored a third reference lake. Allochthonous resources were measured as fluorescent dissolved organic matter (FDOM). In the reference and two experimental lakes, daily estimates of respiration were made from continuously deployed oxygen sensors. Daily mean values of temperature and FDOM were determined from high‐frequency measurements along with daily measures of chlorophyll\n              a\n              , an index of phytoplankton biomass. We analyzed time series of respiration and tested models that used combinations of the independent variables chlorophyll, FDOM, and temperature. The best models included all three of the independent variables. Respiration increased twofold over the temperature range of 14.5–28.6°C. Respiration increased in association with phytoplankton blooms caused by the nutrient additions, but did not track blooms closely, because of large day‐to‐day variability. Respiration varied positively with FDOM that was primarily allochthonous and differed among lakes and years. We did not detect an interaction between chlorophyll and FDOM despite the large number of observations and range of chlorophyll and FDOM. Hydrologic, climatic, and land use changes are altering temperature and inputs of nutrients and organic matter to lakes. Our results indicate that these changes may lead to linear responses in ecosystem processes like respiration for the wide range of inputs represented in this study.","container-title":"Limnology and Oceanography","DOI":"10.1002/lno.11738","ISSN":"0024-3590, 1939-5590","issue":"6","journalAbbreviation":"Limnology &amp; Oceanography","language":"en","page":"2174-2186","source":"DOI.org (Crossref)","title":"Phytoplankton biomass, dissolved organic matter, and temperature drive respiration in whole lake nutrient additions","volume":"66","author":[{"family":"Pace","given":"Michael L."},{"family":"Buelo","given":"Cal D."},{"family":"Carpenter","given":"Stephen R."}],"issued":{"date-parts":[["2021",6]]}}},{"id":"ZOJdrjVJ/qMW2Vla7","uris":["http://zotero.org/groups/6709984/items/IXIWDGJI"],"itemData":{"id":10455,"type":"article-journal","container-title":"Ecosystems","DOI":"10.1007/s10021-020-00531-6","ISSN":"1432-9840, 1435-0629","issue":"3","journalAbbreviation":"Ecosystems","language":"en","page":"502-515","source":"DOI.org (Crossref)","title":"Temporal Coherence Between Lake and Landscape Primary Productivity","volume":"24","author":[{"family":"Walter","given":"Jonathan A."},{"family":"Fleck","given":"Rachel"},{"family":"Kastens","given":"Jude H."},{"family":"Pace","given":"Michael L."},{"family":"Wilkinson","given":"Grace M."}],"issued":{"date-parts":[["2021",4]]}}}],"schema":"https://github.com/citation-style-language/schema/raw/master/csl-citation.json"} </w:instrText>
       </w:r>
       <w:r>
         <w:rPr>
@@ -3297,7 +3244,7 @@
         <w:rPr>
           <w:rFonts w:ascii="Times New Roman" w:hAnsi="Times New Roman" w:cs="Times New Roman"/>
         </w:rPr>
-        <w:t>(Pace et al. 2021; Walter et al. 2021)</w:t>
+        <w:t>(Pace et al. 2021a; Walter et al. 2021)</w:t>
       </w:r>
       <w:r>
         <w:rPr>
@@ -3327,7 +3274,7 @@
         <w:rPr>
           <w:rFonts w:ascii="Times New Roman" w:eastAsia="Times New Roman" w:hAnsi="Times New Roman" w:cs="Times New Roman"/>
         </w:rPr>
-        <w:instrText xml:space="preserve"> ADDIN ZOTERO_ITEM CSL_CITATION {"citationID":"k4guzg04","properties":{"unsorted":false,"formattedCitation":"(Pace and Cole 2002; Walter et al. 2023a)","plainCitation":"(Pace and Cole 2002; Walter et al. 2023a)","noteIndex":0},"citationItems":[{"id":10457,"uris":["http://zotero.org/groups/6709984/items/TGI9DG8F"],"itemData":{"id":10457,"type":"article-journal","abstract":"Temporal variation in dissolved organic carbon (DOC) and water color (light absorption at 440 nm) was measured in 20 lakes in northern Michigan that varied in DOC, pH, morphometry, and relative productivity as indicated by chlorophyll and total phosphorus (TP). Monthly observations during May—August over 6 yr revealed that DOC and color varied by 6‐ and 28‐fold among lakes and varied substantially through time within lakes. The pattern of temporal variation differed among years but was synchronous among lakes. Of the 190 possible correlations among lake time series, most were positive for DOC (158) and color (160), and 50% of the positive correlations were significant (P &lt; 0.05). Other variables, such as total phosphorus, chlorophyll, and pH, were less synchronous and had fewer significant positive correlations (13—25%). Temporal dynamics in DOC and color were related to ice‐out date as well as spring and summer precipitation. Years of late ice‐out and high spring rain were associated with high DOC and color in spring. A summer drought in one year lead to declines in color (up to 40%) and DOC (up to 38%) in nearly all of the lakes. The common temporal dynamics of DOC and color were most likely the result of climatic conditions that affected loading of allochthonous carbon as well as losses due to photodegradation. The variations in DOC were sufficient to cause large changes in light penetration, standing stocks of carbon, and ecosystem metabolism.","container-title":"Limnology and Oceanography","DOI":"10.4319/lo.2002.47.2.0333","ISSN":"0024-3590, 1939-5590","issue":"2","journalAbbreviation":"Limnology &amp; Oceanography","language":"en","license":"http://onlinelibrary.wiley.com/termsAndConditions#vor","page":"333-342","source":"DOI.org (Crossref)","title":"Synchronous variation of dissolved organic carbon and color in lakes","volume":"47","author":[{"family":"Pace","given":"Michael L."},{"family":"Cole","given":"Jonathan J."}],"issued":{"date-parts":[["2002",3]]}}},{"id":10447,"uris":["http://zotero.org/groups/6709984/items/Q65NPR7Y"],"itemData":{"id":10447,"type":"article-journal","abstract":"Abstract\n            Dissolved organic carbon (DOC) is a key component of aquatic ecosystems with complex effects on ecosystem function. While long‐term increases in DOC termed “brownification” have received considerable attention, directional trends typically account for a minority of variance. DOC concentrations also fluctuate on seasonal to multiannual timescales, but the causes of such variations are less understood. We used a wavelet‐based approach to study timescale‐specific, spatially synchronous fluctuations in DOC across 49 lakes in the Adirondacks, New York, USA. DOC varies synchronously among lakes at within‐season, annual, and interannual timescales, but relationships with external drivers and internal processes indicated by lake chemistry differed across timescales. External drivers explained 78% of spatial DOC synchrony at the annual time scale. Beyond positive trends related to regional recovery from acidification, variability in DOC is a consequence of fluctuations at several timescales that are common among Adirondack lakes in precipitation, solar radiation, and internal chemical concentrations.","container-title":"Limnology and Oceanography Letters","DOI":"10.1002/lol2.10328","ISSN":"2378-2242, 2378-2242","issue":"4","journalAbbreviation":"Limnol Oceanogr Letters","language":"en","page":"649-656","source":"DOI.org (Crossref)","title":"Synchronous variation of dissolved organic carbon in Adirondack lakes at multiple timescales","volume":"8","author":[{"family":"Walter","given":"Jonathan A."},{"family":"Coombs","given":"Nat J."},{"family":"Pace","given":"Michael L."}],"issued":{"date-parts":[["2023",8]]}}}],"schema":"https://github.com/citation-style-language/schema/raw/master/csl-citation.json"} </w:instrText>
+        <w:instrText xml:space="preserve"> ADDIN ZOTERO_ITEM CSL_CITATION {"citationID":"k4guzg04","properties":{"unsorted":false,"formattedCitation":"(Pace and Cole 2002; Walter et al. 2023a)","plainCitation":"(Pace and Cole 2002; Walter et al. 2023a)","noteIndex":0},"citationItems":[{"id":10870,"uris":["http://zotero.org/groups/6709984/items/TGI9DG8F"],"itemData":{"id":10870,"type":"article-journal","abstract":"Temporal variation in dissolved organic carbon (DOC) and water color (light absorption at 440 nm) was measured in 20 lakes in northern Michigan that varied in DOC, pH, morphometry, and relative productivity as indicated by chlorophyll and total phosphorus (TP). Monthly observations during May—August over 6 yr revealed that DOC and color varied by 6‐ and 28‐fold among lakes and varied substantially through time within lakes. The pattern of temporal variation differed among years but was synchronous among lakes. Of the 190 possible correlations among lake time series, most were positive for DOC (158) and color (160), and 50% of the positive correlations were significant (P &lt; 0.05). Other variables, such as total phosphorus, chlorophyll, and pH, were less synchronous and had fewer significant positive correlations (13—25%). Temporal dynamics in DOC and color were related to ice‐out date as well as spring and summer precipitation. Years of late ice‐out and high spring rain were associated with high DOC and color in spring. A summer drought in one year lead to declines in color (up to 40%) and DOC (up to 38%) in nearly all of the lakes. The common temporal dynamics of DOC and color were most likely the result of climatic conditions that affected loading of allochthonous carbon as well as losses due to photodegradation. The variations in DOC were sufficient to cause large changes in light penetration, standing stocks of carbon, and ecosystem metabolism.","container-title":"Limnology and Oceanography","DOI":"10.4319/lo.2002.47.2.0333","ISSN":"0024-3590, 1939-5590","issue":"2","journalAbbreviation":"Limnology &amp; Oceanography","language":"en","license":"http://onlinelibrary.wiley.com/termsAndConditions#vor","page":"333-342","source":"DOI.org (Crossref)","title":"Synchronous variation of dissolved organic carbon and color in lakes","volume":"47","author":[{"family":"Pace","given":"Michael L."},{"family":"Cole","given":"Jonathan J."}],"issued":{"date-parts":[["2002",3]]}}},{"id":"ZOJdrjVJ/NHrbdQ3u","uris":["http://zotero.org/groups/6709984/items/Q65NPR7Y"],"itemData":{"id":10447,"type":"article-journal","abstract":"Abstract\n            Dissolved organic carbon (DOC) is a key component of aquatic ecosystems with complex effects on ecosystem function. While long‐term increases in DOC termed “brownification” have received considerable attention, directional trends typically account for a minority of variance. DOC concentrations also fluctuate on seasonal to multiannual timescales, but the causes of such variations are less understood. We used a wavelet‐based approach to study timescale‐specific, spatially synchronous fluctuations in DOC across 49 lakes in the Adirondacks, New York, USA. DOC varies synchronously among lakes at within‐season, annual, and interannual timescales, but relationships with external drivers and internal processes indicated by lake chemistry differed across timescales. External drivers explained 78% of spatial DOC synchrony at the annual time scale. Beyond positive trends related to regional recovery from acidification, variability in DOC is a consequence of fluctuations at several timescales that are common among Adirondack lakes in precipitation, solar radiation, and internal chemical concentrations.","container-title":"Limnology and Oceanography Letters","DOI":"10.1002/lol2.10328","ISSN":"2378-2242, 2378-2242","issue":"4","journalAbbreviation":"Limnol Oceanogr Letters","language":"en","page":"649-656","source":"DOI.org (Crossref)","title":"Synchronous variation of dissolved organic carbon in Adirondack lakes at multiple timescales","volume":"8","author":[{"family":"Walter","given":"Jonathan A."},{"family":"Coombs","given":"Nat J."},{"family":"Pace","given":"Michael L."}],"issued":{"date-parts":[["2023",8]]}}}],"schema":"https://github.com/citation-style-language/schema/raw/master/csl-citation.json"} </w:instrText>
       </w:r>
       <w:r>
         <w:rPr>
@@ -3429,7 +3376,7 @@
         <w:rPr>
           <w:rFonts w:ascii="Times New Roman" w:eastAsia="Times New Roman" w:hAnsi="Times New Roman" w:cs="Times New Roman"/>
         </w:rPr>
-        <w:instrText xml:space="preserve"> ADDIN ZOTERO_ITEM CSL_CITATION {"citationID":"q83bQ5GH","properties":{"unsorted":false,"formattedCitation":"(Peeters et al. 2007; Dugan 2021; Szydlowski 2026)","plainCitation":"(Peeters et al. 2007; Dugan 2021; Szydlowski 2026)","noteIndex":0},"citationItems":[{"id":10477,"uris":["http://zotero.org/groups/6709984/items/TL7MW27Y"],"itemData":{"id":10477,"type":"article-journal","abstract":"Abstract\n            The decoupling of trophic interactions is potentially one of the most severe consequences of climate warming. In lakes and oceans the timing of phytoplankton blooms affects competition within the plankton community as well as food–web interactions with zooplankton and fish. Using Upper Lake Constance as an example, we present a model‐based analysis that predicts that in a future warmer climate, the onset of the spring phytoplankton bloom will occur earlier in the year than it does at present. This is a result of the earlier occurrence of the transition from strong to weak vertical mixing in spring, and of the associated earlier onset of stratification. According to our simulations a shift in the timing of phytoplankton growth resulting from a consistently warmer climate will exceed that resulting from a single unusually warm year. The numerical simulations are complemented by a statistical analysis of long‐term data from Upper Lake Constance which demonstrates that oligotrophication has a negligible effect on the timing of phytoplankton growth in spring and that an early onset of the spring phytoplankton bloom is associated with high air temperatures and low wind speeds.","container-title":"Global Change Biology","DOI":"10.1111/j.1365-2486.2007.01412.x","ISSN":"1354-1013, 1365-2486","issue":"9","journalAbbreviation":"Global Change Biology","language":"en","license":"http://onlinelibrary.wiley.com/termsAndConditions#vor","page":"1898-1909","source":"DOI.org (Crossref)","title":"Earlier onset of the spring phytoplankton bloom in lakes of the temperate zone in a warmer climate","volume":"13","author":[{"family":"Peeters","given":"Frank"},{"family":"Straile","given":"Dietmar"},{"family":"Lorke","given":"Andreas"},{"family":"Livingstone","given":"David M."}],"issued":{"date-parts":[["2007",9]]}}},{"id":1266,"uris":["http://zotero.org/groups/2418348/items/YW782IAD"],"itemData":{"id":1266,"type":"article-journal","container-title":"Journal of Geophysical Research: Biogeosciences","DOI":"10.1029/2020JG006232","ISSN":"2169-8953, 2169-8961","issue":"6","journalAbbreviation":"J Geophys Res Biogeosci","language":"en","note":"20/21 LTER","source":"DOI.org (Crossref)","title":"A Comparison of Ecological Memory of Lake Ice‐Off in Eight North‐Temperate Lakes","URL":"https://onlinelibrary.wiley.com/doi/10.1029/2020JG006232","volume":"126","author":[{"family":"Dugan","given":"Hilary A."}],"accessed":{"date-parts":[["2022",2,15]]},"issued":{"date-parts":[["2021",6]]}}},{"id":10465,"uris":["http://zotero.org/groups/6709984/items/UUXMDCYG"],"itemData":{"id":10465,"type":"thesis","publisher":"The University of Wisconsin - Madison","title":"Climate-Driven Variability in Lakes Alters Resilience of Primary Production to Short-Term Perturbations by Weather and Nutrients","author":[{"family":"Szydlowski","given":"Daniel"}],"issued":{"date-parts":[["2026"]]}}}],"schema":"https://github.com/citation-style-language/schema/raw/master/csl-citation.json"} </w:instrText>
+        <w:instrText xml:space="preserve"> ADDIN ZOTERO_ITEM CSL_CITATION {"citationID":"q83bQ5GH","properties":{"unsorted":false,"formattedCitation":"(Peeters et al. 2007; Dugan 2021; Szydlowski 2026)","plainCitation":"(Peeters et al. 2007; Dugan 2021; Szydlowski 2026)","noteIndex":0},"citationItems":[{"id":10855,"uris":["http://zotero.org/groups/6709984/items/TL7MW27Y"],"itemData":{"id":10855,"type":"article-journal","abstract":"Abstract\n            The decoupling of trophic interactions is potentially one of the most severe consequences of climate warming. In lakes and oceans the timing of phytoplankton blooms affects competition within the plankton community as well as food–web interactions with zooplankton and fish. Using Upper Lake Constance as an example, we present a model‐based analysis that predicts that in a future warmer climate, the onset of the spring phytoplankton bloom will occur earlier in the year than it does at present. This is a result of the earlier occurrence of the transition from strong to weak vertical mixing in spring, and of the associated earlier onset of stratification. According to our simulations a shift in the timing of phytoplankton growth resulting from a consistently warmer climate will exceed that resulting from a single unusually warm year. The numerical simulations are complemented by a statistical analysis of long‐term data from Upper Lake Constance which demonstrates that oligotrophication has a negligible effect on the timing of phytoplankton growth in spring and that an early onset of the spring phytoplankton bloom is associated with high air temperatures and low wind speeds.","container-title":"Global Change Biology","DOI":"10.1111/j.1365-2486.2007.01412.x","ISSN":"1354-1013, 1365-2486","issue":"9","journalAbbreviation":"Global Change Biology","language":"en","license":"http://onlinelibrary.wiley.com/termsAndConditions#vor","page":"1898-1909","source":"DOI.org (Crossref)","title":"Earlier onset of the spring phytoplankton bloom in lakes of the temperate zone in a warmer climate","volume":"13","author":[{"family":"Peeters","given":"Frank"},{"family":"Straile","given":"Dietmar"},{"family":"Lorke","given":"Andreas"},{"family":"Livingstone","given":"David M."}],"issued":{"date-parts":[["2007",9]]}}},{"id":5576,"uris":["http://zotero.org/groups/2418348/items/YW782IAD"],"itemData":{"id":5576,"type":"article-journal","container-title":"Journal of Geophysical Research: Biogeosciences","DOI":"10.1029/2020JG006232","ISSN":"2169-8953, 2169-8961","issue":"6","journalAbbreviation":"J Geophys Res Biogeosci","language":"en","note":"20/21 LTER","source":"DOI.org (Crossref)","title":"A Comparison of Ecological Memory of Lake Ice‐Off in Eight North‐Temperate Lakes","URL":"https://onlinelibrary.wiley.com/doi/10.1029/2020JG006232","volume":"126","author":[{"family":"Dugan","given":"Hilary A."}],"accessed":{"date-parts":[["2022",2,15]]},"issued":{"date-parts":[["2021",6]]}}},{"id":10864,"uris":["http://zotero.org/groups/6709984/items/UUXMDCYG"],"itemData":{"id":10864,"type":"thesis","publisher":"The University of Wisconsin - Madison","title":"Climate-Driven Variability in Lakes Alters Resilience of Primary Production to Short-Term Perturbations by Weather and Nutrients","author":[{"family":"Szydlowski","given":"Daniel"}],"issued":{"date-parts":[["2026"]]}}}],"schema":"https://github.com/citation-style-language/schema/raw/master/csl-citation.json"} </w:instrText>
       </w:r>
       <w:r>
         <w:rPr>
@@ -3441,35 +3388,7 @@
         <w:rPr>
           <w:rFonts w:ascii="Times New Roman" w:hAnsi="Times New Roman" w:cs="Times New Roman"/>
         </w:rPr>
-        <w:t>(</w:t>
-      </w:r>
-      <w:proofErr w:type="spellStart"/>
-      <w:r>
-        <w:rPr>
-          <w:rFonts w:ascii="Times New Roman" w:hAnsi="Times New Roman" w:cs="Times New Roman"/>
-        </w:rPr>
-        <w:t>Peeters</w:t>
-      </w:r>
-      <w:proofErr w:type="spellEnd"/>
-      <w:r>
-        <w:rPr>
-          <w:rFonts w:ascii="Times New Roman" w:hAnsi="Times New Roman" w:cs="Times New Roman"/>
-        </w:rPr>
-        <w:t xml:space="preserve"> et al. 2007; Dugan 2021; </w:t>
-      </w:r>
-      <w:proofErr w:type="spellStart"/>
-      <w:r>
-        <w:rPr>
-          <w:rFonts w:ascii="Times New Roman" w:hAnsi="Times New Roman" w:cs="Times New Roman"/>
-        </w:rPr>
-        <w:t>Szydlowski</w:t>
-      </w:r>
-      <w:proofErr w:type="spellEnd"/>
-      <w:r>
-        <w:rPr>
-          <w:rFonts w:ascii="Times New Roman" w:hAnsi="Times New Roman" w:cs="Times New Roman"/>
-        </w:rPr>
-        <w:t xml:space="preserve"> 2026)</w:t>
+        <w:t>(Peeters et al. 2007; Dugan 2021; Szydlowski 2026)</w:t>
       </w:r>
       <w:r>
         <w:rPr>
@@ -3529,7 +3448,7 @@
         <w:rPr>
           <w:rFonts w:ascii="Times New Roman" w:eastAsia="Times New Roman" w:hAnsi="Times New Roman" w:cs="Times New Roman"/>
         </w:rPr>
-        <w:instrText xml:space="preserve"> ADDIN ZOTERO_ITEM CSL_CITATION {"citationID":"tqk4HbQc","properties":{"unsorted":false,"formattedCitation":"(Butts 2024; Johnson et al. 2026)","plainCitation":"(Butts 2024; Johnson et al. 2026)","noteIndex":0},"citationItems":[{"id":1341,"uris":["http://zotero.org/groups/2418348/items/EL7PPAYF"],"itemData":{"id":1341,"type":"thesis","abstract":"Aquatic ecosystems are increasingly facing ecosystem-scale disturbances that affect water quality and ecosystem services. Food webs have substantial influences on how disturbances are propagated through ecosystems and the structure of trophic interactions shapes\nnutrient cycling and energy flow. In my dissertation, I used food webs to improve the understanding of dynamics in disturbed ecosystems, and develop our understanding of how food webs mediate, and respond to, increasingly frequent and intense disturbances. Chapter 1 used lower food web dynamics to assess consumer nutrient cycling within a hypereutrophic reservoir,\ndemonstrating that the lower food web has a substantial influence on early summer phosphorus availability and phytoplankton size structure. Chapter 2 quantified zooplankton and macroinvertebrate size structure as a tool to assess food web response to an incentivized harvest of common carp (Cyprinus carpio) and bigmouth buffalo (Ictiobus cyprinellus). This analysis\nshowed that the biomanipulation did not significantly affect food web structure potentially explaining the lack of water quality response. Expanding to the whole food web, chapter 3 tested whether food web structure mediates ecosystem responses to discrete disturbance—stormdriven nutrient loading—finding greater benthic-pelagic coupling increased the resistance and resilience of algal biomass response to pulsed nutrient loading events. Chapter 4 used a\nbioenergetics approach to explore changes in energy flux and food web stability over 19 years in\nthe Trout Lake pelagic food web, including an invasion by a mid-trophic level invader, Bythotrephes longimanus. This analysis highlighted how a mid-trophic level invader alters the trajectory of an ecosystem by decreasing energy flux and temporarily altering food web stability. In summary, this research has advanced our understanding of how food webs drive ecosystem function and mediate ecosystem-scale responses within aquatic ecosystems.","genre":"Ph. D.","publisher":"Univeristy Of Wisconsin- Madison","title":"Investigating Ecosystem-Scale Responses to Changes in Lake Food Webs","URL":"https://www.proquest.com/docview/2815134402/626A709AE8CB4E36PQ/1?accountid=465&amp;sourcetype=Dissertations%20&amp;%20Theses","author":[{"family":"Butts","given":"Tyler J."}],"issued":{"date-parts":[["2024"]]}}},{"id":10458,"uris":["http://zotero.org/groups/6709984/items/8YKTMVW7"],"itemData":{"id":10458,"type":"article-journal","abstract":"Abstract\n            \n              Ponds are significant emitters of greenhouse gases (GHGs). While eutrophication stimulates GHG emissions, responses to nutrient pulses and weather events are less clear. We investigated both immediate and cumulative effects of experimental storm‐scale nutrient pulses, along with unplanned extreme heat and wind events during the experiment, on GHG fluxes in nutrient‐enriched ponds compared to reference ponds. Physical disturbances had greater immediate effects on GHG fluxes than did nutrient pulses due to effects on stratification and oxygen. Extreme heat increased CO\n              2\n              flux and methanogenesis potential, while extreme wind increased CO\n              2\n              flux. The combination of nutrients and extreme heat, however, triggered physicochemical changes that stimulated GHG emissions, doubling CH\n              4\n              efflux from nutrient‐enriched ponds prior to late‐summer mixing. Late‐summer emissions from reference ponds closed the gap in cumulative CH\n              4\n              and CO\n              2\n              efflux between treatments; however, suggesting that storm‐driven nutrient loading may not increase total within‐season GHG emissions from shallow aquatic systems.","container-title":"Limnology and Oceanography Letters","DOI":"10.1002/lol2.70121","ISSN":"2378-2242, 2378-2242","issue":"2","journalAbbreviation":"Limnol Oceanogr Letters","language":"en","page":"e70121","source":"DOI.org (Crossref)","title":"Immediate and cumulative effects of nutrient and extreme weather disturbances on pond greenhouse gas emissions","volume":"11","author":[{"family":"Johnson","given":"Robert A."},{"family":"Butts","given":"Tyler J."},{"family":"Albright","given":"Ellen A."},{"family":"Hall","given":"Steven J."},{"family":"Walter","given":"Jonathan A."},{"family":"Wilkinson","given":"Grace M."}],"issued":{"date-parts":[["2026",3]]}}}],"schema":"https://github.com/citation-style-language/schema/raw/master/csl-citation.json"} </w:instrText>
+        <w:instrText xml:space="preserve"> ADDIN ZOTERO_ITEM CSL_CITATION {"citationID":"tqk4HbQc","properties":{"unsorted":false,"formattedCitation":"(Butts 2024; Johnson et al. 2026)","plainCitation":"(Butts 2024; Johnson et al. 2026)","noteIndex":0},"citationItems":[{"id":1552,"uris":["http://zotero.org/groups/2418348/items/EL7PPAYF"],"itemData":{"id":1552,"type":"thesis","abstract":"Aquatic ecosystems are increasingly facing ecosystem-scale disturbances that affect water quality and ecosystem services. Food webs have substantial influences on how disturbances are propagated through ecosystems and the structure of trophic interactions shapes\nnutrient cycling and energy flow. In my dissertation, I used food webs to improve the understanding of dynamics in disturbed ecosystems, and develop our understanding of how food webs mediate, and respond to, increasingly frequent and intense disturbances. Chapter 1 used lower food web dynamics to assess consumer nutrient cycling within a hypereutrophic reservoir,\ndemonstrating that the lower food web has a substantial influence on early summer phosphorus availability and phytoplankton size structure. Chapter 2 quantified zooplankton and macroinvertebrate size structure as a tool to assess food web response to an incentivized harvest of common carp (Cyprinus carpio) and bigmouth buffalo (Ictiobus cyprinellus). This analysis\nshowed that the biomanipulation did not significantly affect food web structure potentially explaining the lack of water quality response. Expanding to the whole food web, chapter 3 tested whether food web structure mediates ecosystem responses to discrete disturbance—stormdriven nutrient loading—finding greater benthic-pelagic coupling increased the resistance and resilience of algal biomass response to pulsed nutrient loading events. Chapter 4 used a\nbioenergetics approach to explore changes in energy flux and food web stability over 19 years in\nthe Trout Lake pelagic food web, including an invasion by a mid-trophic level invader, Bythotrephes longimanus. This analysis highlighted how a mid-trophic level invader alters the trajectory of an ecosystem by decreasing energy flux and temporarily altering food web stability. In summary, this research has advanced our understanding of how food webs drive ecosystem function and mediate ecosystem-scale responses within aquatic ecosystems.","genre":"Ph. D.","publisher":"Univeristy Of Wisconsin- Madison","title":"Investigating Ecosystem-Scale Responses to Changes in Lake Food Webs","URL":"https://www.proquest.com/docview/2815134402/626A709AE8CB4E36PQ/1?accountid=465&amp;sourcetype=Dissertations%20&amp;%20Theses","author":[{"family":"Butts","given":"Tyler J."}],"issued":{"date-parts":[["2024"]]}}},{"id":10869,"uris":["http://zotero.org/groups/6709984/items/8YKTMVW7"],"itemData":{"id":10869,"type":"article-journal","abstract":"Abstract\n            \n              Ponds are significant emitters of greenhouse gases (GHGs). While eutrophication stimulates GHG emissions, responses to nutrient pulses and weather events are less clear. We investigated both immediate and cumulative effects of experimental storm‐scale nutrient pulses, along with unplanned extreme heat and wind events during the experiment, on GHG fluxes in nutrient‐enriched ponds compared to reference ponds. Physical disturbances had greater immediate effects on GHG fluxes than did nutrient pulses due to effects on stratification and oxygen. Extreme heat increased CO\n              2\n              flux and methanogenesis potential, while extreme wind increased CO\n              2\n              flux. The combination of nutrients and extreme heat, however, triggered physicochemical changes that stimulated GHG emissions, doubling CH\n              4\n              efflux from nutrient‐enriched ponds prior to late‐summer mixing. Late‐summer emissions from reference ponds closed the gap in cumulative CH\n              4\n              and CO\n              2\n              efflux between treatments; however, suggesting that storm‐driven nutrient loading may not increase total within‐season GHG emissions from shallow aquatic systems.","container-title":"Limnology and Oceanography Letters","DOI":"10.1002/lol2.70121","ISSN":"2378-2242, 2378-2242","issue":"2","journalAbbreviation":"Limnol Oceanogr Letters","language":"en","page":"e70121","source":"DOI.org (Crossref)","title":"Immediate and cumulative effects of nutrient and extreme weather disturbances on pond greenhouse gas emissions","volume":"11","author":[{"family":"Johnson","given":"Robert A."},{"family":"Butts","given":"Tyler J."},{"family":"Albright","given":"Ellen A."},{"family":"Hall","given":"Steven J."},{"family":"Walter","given":"Jonathan A."},{"family":"Wilkinson","given":"Grace M."}],"issued":{"date-parts":[["2026",3]]}}}],"schema":"https://github.com/citation-style-language/schema/raw/master/csl-citation.json"} </w:instrText>
       </w:r>
       <w:r>
         <w:rPr>
@@ -3565,7 +3484,7 @@
         <w:rPr>
           <w:rFonts w:ascii="Times New Roman" w:eastAsia="Times New Roman" w:hAnsi="Times New Roman" w:cs="Times New Roman"/>
         </w:rPr>
-        <w:instrText xml:space="preserve"> ADDIN ZOTERO_ITEM CSL_CITATION {"citationID":"n07vjc5D","properties":{"unsorted":false,"formattedCitation":"(Carpenter et al. 2011; Batt et al. 2013b; Pace et al. 2021)","plainCitation":"(Carpenter et al. 2011; Batt et al. 2013b; Pace et al. 2021)","noteIndex":0},"citationItems":[{"id":4439,"uris":["http://zotero.org/groups/2418348/items/4LDQLSEY"],"itemData":{"id":4439,"type":"article-journal","abstract":"Catastrophic ecological regime shifts may be announced in advance by statistical early warning signals such as slowing return rates from perturbation and rising variance. The theoretical background for these indicators is rich, but real-world tests are rare, especially for whole ecosystems. We tested the hypothesis that these statistics would be early warning signals for an experimentally induced regime shift in an aquatic food web. We gradually added top predators to a lake over 3 years to destabilize its food web. An adjacent lake was monitored simultaneously as a reference ecosystem. Warning signals of a regime shift were evident in the manipulated lake during reorganization of the food web more than a year before the food web transition was complete, corroborating theory for leading indicators of ecological regime shifts.","container-title":"Science","DOI":"10.1126/science.1203672","issue":"6033","license":"732681","page":"1079-1082","title":"Early Warnings of Regime Shifts: A Whole-Ecosystem Experiment","volume":"332","author":[{"family":"Carpenter","given":"Stephen R."},{"family":"Cole","given":"Jonathan J."},{"family":"Pace","given":"Michael L."},{"family":"Batt","given":"Ryan D."},{"family":"Brock","given":"William A."},{"family":"Cline","given":"Timothy J."},{"family":"Coloso","given":"James J."},{"family":"Hodgson","given":"James R."},{"family":"Kitchell","given":"James F."},{"family":"Seekell","given":"David A."},{"family":"Smith","given":"Laura E."},{"family":"Weidel","given":"Brian C."}],"issued":{"date-parts":[["2011"]]}}},{"id":10445,"uris":["http://zotero.org/groups/6709984/items/ABR66KA7"],"itemData":{"id":10445,"type":"article-journal","abstract":"Significance\n            Large changes can occur when ecosystems cross certain thresholds. Crossing such thresholds poses a challenge to ecosystem management because the positions of the threshold are uncertain and change over time. However, as an ecosystem approaches a threshold its resilience declines, resulting in changes in system dynamics that increase variance and autocorrelation. Calculating these statistics requires frequent and sustained sampling efforts. Our study detected an approaching threshold by computing the statistical indicators from data collected by automated sensors, which are far less labor-intensive than comparable manual methods. Thus it may be feasible to monitor for approaching ecosystem thresholds using automated methods. This finding highlights a powerful use of modern sensor technology.\n          , \n            \n              Environmental sensor networks are developing rapidly to assess changes in ecosystems and their services. Some ecosystem changes involve thresholds, and theory suggests that statistical indicators of changing resilience can be detected near thresholds. We examined the capacity of environmental sensors to assess resilience during an experimentally induced transition in a whole-lake manipulation. A trophic cascade was induced in a planktivore-dominated lake by slowly adding piscivorous bass, whereas a nearby bass-dominated lake remained unmanipulated and served as a reference ecosystem during the 4-y experiment. In both the manipulated and reference lakes, automated sensors were used to measure variables related to ecosystem metabolism (dissolved oxygen, pH, and chlorophyll-\n              a\n              concentration) and to estimate gross primary production, respiration, and net ecosystem production. Thresholds were detected in some automated measurements more than a year before the completion of the transition to piscivore dominance. Directly measured variables (dissolved oxygen, pH, and chlorophyll-\n              a\n              concentration) related to ecosystem metabolism were better indicators of the approaching threshold than were the estimates of rates (gross primary production, respiration, and net ecosystem production); this difference was likely a result of the larger uncertainties in the derived rate estimates. Thus, relatively simple characteristics of ecosystems that were observed directly by the sensors were superior indicators of changing resilience. Models linked to thresholds in variables that are directly observed by sensor networks may provide unique opportunities for evaluating resilience in complex ecosystems.","container-title":"Proceedings of the National Academy of Sciences","DOI":"10.1073/pnas.1316721110","ISSN":"0027-8424, 1091-6490","issue":"43","journalAbbreviation":"Proc. Natl. Acad. Sci. U.S.A.","language":"en","page":"17398-17403","source":"DOI.org (Crossref)","title":"Changes in ecosystem resilience detected in automated measures of ecosystem metabolism during a whole-lake manipulation","volume":"110","author":[{"family":"Batt","given":"Ryan D."},{"family":"Carpenter","given":"Stephen R."},{"family":"Cole","given":"Jonathan J."},{"family":"Pace","given":"Michael L."},{"family":"Johnson","given":"Robert A."}],"issued":{"date-parts":[["2013",10,22]]}}},{"id":10456,"uris":["http://zotero.org/groups/6709984/items/FS8AJ8DP"],"itemData":{"id":10456,"type":"article-journal","abstract":"Abstract\n            \n              Lake respiration is supported by a mixture of autochthonous and allochthonous resources, but the relative significance and interaction of these sources are uncertain across gradients of primary production and organic matter inputs. We manipulated autochthonous resources by adding inorganic nitrogen and phosphorus to two lakes during three summers and monitored a third reference lake. Allochthonous resources were measured as fluorescent dissolved organic matter (FDOM). In the reference and two experimental lakes, daily estimates of respiration were made from continuously deployed oxygen sensors. Daily mean values of temperature and FDOM were determined from high‐frequency measurements along with daily measures of chlorophyll\n              a\n              , an index of phytoplankton biomass. We analyzed time series of respiration and tested models that used combinations of the independent variables chlorophyll, FDOM, and temperature. The best models included all three of the independent variables. Respiration increased twofold over the temperature range of 14.5–28.6°C. Respiration increased in association with phytoplankton blooms caused by the nutrient additions, but did not track blooms closely, because of large day‐to‐day variability. Respiration varied positively with FDOM that was primarily allochthonous and differed among lakes and years. We did not detect an interaction between chlorophyll and FDOM despite the large number of observations and range of chlorophyll and FDOM. Hydrologic, climatic, and land use changes are altering temperature and inputs of nutrients and organic matter to lakes. Our results indicate that these changes may lead to linear responses in ecosystem processes like respiration for the wide range of inputs represented in this study.","container-title":"Limnology and Oceanography","DOI":"10.1002/lno.11738","ISSN":"0024-3590, 1939-5590","issue":"6","journalAbbreviation":"Limnology &amp; Oceanography","language":"en","page":"2174-2186","source":"DOI.org (Crossref)","title":"Phytoplankton biomass, dissolved organic matter, and temperature drive respiration in whole lake nutrient additions","volume":"66","author":[{"family":"Pace","given":"Michael L."},{"family":"Buelo","given":"Cal D."},{"family":"Carpenter","given":"Stephen R."}],"issued":{"date-parts":[["2021",6]]}}}],"schema":"https://github.com/citation-style-language/schema/raw/master/csl-citation.json"} </w:instrText>
+        <w:instrText xml:space="preserve"> ADDIN ZOTERO_ITEM CSL_CITATION {"citationID":"n07vjc5D","properties":{"unsorted":false,"formattedCitation":"(Carpenter et al. 2011; Batt et al. 2013b; Pace et al. 2021a)","plainCitation":"(Carpenter et al. 2011; Batt et al. 2013b; Pace et al. 2021a)","noteIndex":0},"citationItems":[{"id":2998,"uris":["http://zotero.org/groups/2418348/items/4LDQLSEY"],"itemData":{"id":2998,"type":"article-journal","abstract":"Catastrophic ecological regime shifts may be announced in advance by statistical early warning signals such as slowing return rates from perturbation and rising variance. The theoretical background for these indicators is rich, but real-world tests are rare, especially for whole ecosystems. We tested the hypothesis that these statistics would be early warning signals for an experimentally induced regime shift in an aquatic food web. We gradually added top predators to a lake over 3 years to destabilize its food web. An adjacent lake was monitored simultaneously as a reference ecosystem. Warning signals of a regime shift were evident in the manipulated lake during reorganization of the food web more than a year before the food web transition was complete, corroborating theory for leading indicators of ecological regime shifts.","container-title":"Science","DOI":"10.1126/science.1203672","issue":"6033","license":"732681","page":"1079-1082","title":"Early Warnings of Regime Shifts: A Whole-Ecosystem Experiment","volume":"332","author":[{"family":"Carpenter","given":"Stephen R."},{"family":"Cole","given":"Jonathan J."},{"family":"Pace","given":"Michael L."},{"family":"Batt","given":"Ryan D."},{"family":"Brock","given":"William A."},{"family":"Cline","given":"Timothy J."},{"family":"Coloso","given":"James J."},{"family":"Hodgson","given":"James R."},{"family":"Kitchell","given":"James F."},{"family":"Seekell","given":"David A."},{"family":"Smith","given":"Laura E."},{"family":"Weidel","given":"Brian C."}],"issued":{"date-parts":[["2011"]]}}},{"id":"ZOJdrjVJ/sKLAEojs","uris":["http://zotero.org/groups/6709984/items/ABR66KA7"],"itemData":{"id":10445,"type":"article-journal","abstract":"Significance\n            Large changes can occur when ecosystems cross certain thresholds. Crossing such thresholds poses a challenge to ecosystem management because the positions of the threshold are uncertain and change over time. However, as an ecosystem approaches a threshold its resilience declines, resulting in changes in system dynamics that increase variance and autocorrelation. Calculating these statistics requires frequent and sustained sampling efforts. Our study detected an approaching threshold by computing the statistical indicators from data collected by automated sensors, which are far less labor-intensive than comparable manual methods. Thus it may be feasible to monitor for approaching ecosystem thresholds using automated methods. This finding highlights a powerful use of modern sensor technology.\n          , \n            \n              Environmental sensor networks are developing rapidly to assess changes in ecosystems and their services. Some ecosystem changes involve thresholds, and theory suggests that statistical indicators of changing resilience can be detected near thresholds. We examined the capacity of environmental sensors to assess resilience during an experimentally induced transition in a whole-lake manipulation. A trophic cascade was induced in a planktivore-dominated lake by slowly adding piscivorous bass, whereas a nearby bass-dominated lake remained unmanipulated and served as a reference ecosystem during the 4-y experiment. In both the manipulated and reference lakes, automated sensors were used to measure variables related to ecosystem metabolism (dissolved oxygen, pH, and chlorophyll-\n              a\n              concentration) and to estimate gross primary production, respiration, and net ecosystem production. Thresholds were detected in some automated measurements more than a year before the completion of the transition to piscivore dominance. Directly measured variables (dissolved oxygen, pH, and chlorophyll-\n              a\n              concentration) related to ecosystem metabolism were better indicators of the approaching threshold than were the estimates of rates (gross primary production, respiration, and net ecosystem production); this difference was likely a result of the larger uncertainties in the derived rate estimates. Thus, relatively simple characteristics of ecosystems that were observed directly by the sensors were superior indicators of changing resilience. Models linked to thresholds in variables that are directly observed by sensor networks may provide unique opportunities for evaluating resilience in complex ecosystems.","container-title":"Proceedings of the National Academy of Sciences","DOI":"10.1073/pnas.1316721110","ISSN":"0027-8424, 1091-6490","issue":"43","journalAbbreviation":"Proc. Natl. Acad. Sci. U.S.A.","language":"en","page":"17398-17403","source":"DOI.org (Crossref)","title":"Changes in ecosystem resilience detected in automated measures of ecosystem metabolism during a whole-lake manipulation","volume":"110","author":[{"family":"Batt","given":"Ryan D."},{"family":"Carpenter","given":"Stephen R."},{"family":"Cole","given":"Jonathan J."},{"family":"Pace","given":"Michael L."},{"family":"Johnson","given":"Robert A."}],"issued":{"date-parts":[["2013",10,22]]}}},{"id":"ZOJdrjVJ/blRCB1jw","uris":["http://zotero.org/groups/6709984/items/FS8AJ8DP"],"itemData":{"id":10456,"type":"article-journal","abstract":"Abstract\n            \n              Lake respiration is supported by a mixture of autochthonous and allochthonous resources, but the relative significance and interaction of these sources are uncertain across gradients of primary production and organic matter inputs. We manipulated autochthonous resources by adding inorganic nitrogen and phosphorus to two lakes during three summers and monitored a third reference lake. Allochthonous resources were measured as fluorescent dissolved organic matter (FDOM). In the reference and two experimental lakes, daily estimates of respiration were made from continuously deployed oxygen sensors. Daily mean values of temperature and FDOM were determined from high‐frequency measurements along with daily measures of chlorophyll\n              a\n              , an index of phytoplankton biomass. We analyzed time series of respiration and tested models that used combinations of the independent variables chlorophyll, FDOM, and temperature. The best models included all three of the independent variables. Respiration increased twofold over the temperature range of 14.5–28.6°C. Respiration increased in association with phytoplankton blooms caused by the nutrient additions, but did not track blooms closely, because of large day‐to‐day variability. Respiration varied positively with FDOM that was primarily allochthonous and differed among lakes and years. We did not detect an interaction between chlorophyll and FDOM despite the large number of observations and range of chlorophyll and FDOM. Hydrologic, climatic, and land use changes are altering temperature and inputs of nutrients and organic matter to lakes. Our results indicate that these changes may lead to linear responses in ecosystem processes like respiration for the wide range of inputs represented in this study.","container-title":"Limnology and Oceanography","DOI":"10.1002/lno.11738","ISSN":"0024-3590, 1939-5590","issue":"6","journalAbbreviation":"Limnology &amp; Oceanography","language":"en","page":"2174-2186","source":"DOI.org (Crossref)","title":"Phytoplankton biomass, dissolved organic matter, and temperature drive respiration in whole lake nutrient additions","volume":"66","author":[{"family":"Pace","given":"Michael L."},{"family":"Buelo","given":"Cal D."},{"family":"Carpenter","given":"Stephen R."}],"issued":{"date-parts":[["2021",6]]}}}],"schema":"https://github.com/citation-style-language/schema/raw/master/csl-citation.json"} </w:instrText>
       </w:r>
       <w:r>
         <w:rPr>
@@ -3577,7 +3496,7 @@
         <w:rPr>
           <w:rFonts w:ascii="Times New Roman" w:hAnsi="Times New Roman" w:cs="Times New Roman"/>
         </w:rPr>
-        <w:t>(Carpenter et al. 2011; Batt et al. 2013b; Pace et al. 2021)</w:t>
+        <w:t>(Carpenter et al. 2011; Batt et al. 2013b; Pace et al. 2021a)</w:t>
       </w:r>
       <w:r>
         <w:rPr>
@@ -3607,7 +3526,7 @@
         <w:rPr>
           <w:rFonts w:ascii="Times New Roman" w:eastAsia="Times New Roman" w:hAnsi="Times New Roman" w:cs="Times New Roman"/>
         </w:rPr>
-        <w:instrText xml:space="preserve"> ADDIN ZOTERO_ITEM CSL_CITATION {"citationID":"fz1kEZFK","properties":{"unsorted":false,"formattedCitation":"(Hansen et al. 2013b; Martin et al. 2022)","plainCitation":"(Hansen et al. 2013b; Martin et al. 2022)","noteIndex":0},"citationItems":[{"id":1260,"uris":["http://zotero.org/groups/2418348/items/M2FY3E7F"],"itemData":{"id":1260,"type":"article-journal","container-title":"Ecology","DOI":"10.1890/13-0093.1","ISSN":"0012-9658","issue":"10","language":"en","license":"732815","page":"2207-2219","source":"Crossref","title":"Are rapid transitions between invasive and native species caused by alternative stable states, and does it matter?","volume":"94","author":[{"family":"Hansen","given":"Gretchen J. A."},{"family":"Ives","given":"Anthony R."},{"family":"Vander Zanden","given":"M. Jake"},{"family":"Carpenter","given":"Stephen R."}],"issued":{"date-parts":[["2013",10]]}}},{"id":1465,"uris":["http://zotero.org/groups/2418348/items/67HYJYIM"],"itemData":{"id":1465,"type":"article-journal","container-title":"Limnology and Oceanography","DOI":"10.1002/lno.12049","ISSN":"0024-3590, 1939-5590","issue":"S1","journalAbbreviation":"Limnology &amp; Oceanography","language":"en","source":"DOI.org (Crossref)","title":"Rise of a native apex predator and an invasive zooplankton cause successive ecological regime shifts in a North Temperate Lake","URL":"https://onlinelibrary.wiley.com/doi/10.1002/lno.12049","volume":"67","author":[{"family":"Martin","given":"Benjamin E."},{"family":"Walsh","given":"Jake R."},{"family":"Vander Zanden","given":"M. Jake"}],"accessed":{"date-parts":[["2023",1,17]]},"issued":{"date-parts":[["2022",2]]}}}],"schema":"https://github.com/citation-style-language/schema/raw/master/csl-citation.json"} </w:instrText>
+        <w:instrText xml:space="preserve"> ADDIN ZOTERO_ITEM CSL_CITATION {"citationID":"fz1kEZFK","properties":{"unsorted":false,"formattedCitation":"(Hansen et al. 2013b; Martin et al. 2022)","plainCitation":"(Hansen et al. 2013b; Martin et al. 2022)","noteIndex":0},"citationItems":[{"id":5570,"uris":["http://zotero.org/groups/2418348/items/M2FY3E7F"],"itemData":{"id":5570,"type":"article-journal","container-title":"Ecology","DOI":"10.1890/13-0093.1","ISSN":"0012-9658","issue":"10","language":"en","license":"732815","page":"2207-2219","source":"Crossref","title":"Are rapid transitions between invasive and native species caused by alternative stable states, and does it matter?","volume":"94","author":[{"family":"Hansen","given":"Gretchen J. A."},{"family":"Ives","given":"Anthony R."},{"family":"Vander Zanden","given":"M. Jake"},{"family":"Carpenter","given":"Stephen R."}],"issued":{"date-parts":[["2013",10]]}}},{"id":5487,"uris":["http://zotero.org/groups/2418348/items/67HYJYIM"],"itemData":{"id":5487,"type":"article-journal","container-title":"Limnology and Oceanography","DOI":"10.1002/lno.12049","ISSN":"0024-3590, 1939-5590","issue":"S1","journalAbbreviation":"Limnology &amp; Oceanography","language":"en","source":"DOI.org (Crossref)","title":"Rise of a native apex predator and an invasive zooplankton cause successive ecological regime shifts in a North Temperate Lake","URL":"https://onlinelibrary.wiley.com/doi/10.1002/lno.12049","volume":"67","author":[{"family":"Martin","given":"Benjamin E."},{"family":"Walsh","given":"Jake R."},{"family":"Vander Zanden","given":"M. Jake"}],"accessed":{"date-parts":[["2023",1,17]]},"issued":{"date-parts":[["2022",2]]}}}],"schema":"https://github.com/citation-style-language/schema/raw/master/csl-citation.json"} </w:instrText>
       </w:r>
       <w:r>
         <w:rPr>
@@ -3809,7 +3728,7 @@
         <w:rPr>
           <w:rFonts w:ascii="Times New Roman" w:eastAsia="Times New Roman" w:hAnsi="Times New Roman" w:cs="Times New Roman"/>
         </w:rPr>
-        <w:instrText xml:space="preserve"> ADDIN ZOTERO_ITEM CSL_CITATION {"citationID":"HzBIzR3U","properties":{"unsorted":false,"formattedCitation":"(Webster et al. 1996; Kratz et al. 2006)","plainCitation":"(Webster et al. 1996; Kratz et al. 2006)","noteIndex":0},"citationItems":[{"id":4278,"uris":["http://zotero.org/groups/2418348/items/2SSIY2JC"],"itemData":{"id":4278,"type":"article-journal","abstract":"Climatic shifts to drier conditions during drought alter the hydrologic pathways of water and solute flow to aquatic ecosystems. We examined differences in drought‐induced trends in the semiconservative cations, Ca+Mg, in seven northern Wisconsin lakes. These spanned the range of hydrologic settings in the region, including hydraulically mounded, groundwater flowthrough, and groundwater‐discharge lakes. Parallel increases in concentration across the seven lakes during drought were attributable to evapoconcentration. However, we observed divergent trends for mass, which better reflects altered solute flux by accounting for changes in lake volume. Ca+Mg mass increased in three groundwater‐dominated lakes as precipitation inputs were low and groundwater discharging from longer flowpaths became proportionately more important. In contrast, decreases in Ca+Mg mass for two precipitation‐dominated lakes reflected diminished inputs of solute‐rich groundwater. Landscape position, defined by the spatial position of a lake within a hydrologic flow system, accounted for the divergence in chemical responses to drought.","container-title":"Limnology and Oceanography","DOI":"10.4319/lo.1996.41.5.0977","ISSN":"00243590","issue":"5","journalAbbreviation":"Limnol. Oceanogr.","language":"en","license":"730403","page":"977-984","source":"DOI.org (Crossref)","title":"The influence of landscape position on lake chemical responses to drought in northern Wisconsin","volume":"41","author":[{"family":"Webster","given":"Katherine E."},{"family":"Kratz","given":"Timothy K."},{"family":"Bowser","given":"Carl J."},{"family":"Magnuson","given":"John J."},{"family":"Rose","given":"William J."}],"issued":{"date-parts":[["1996",7]]}}},{"id":3507,"uris":["http://zotero.org/groups/2418348/items/ZPNE6TFL"],"itemData":{"id":3507,"type":"chapter","abstract":"At first thought, one might expect that lakes within a lake district, such as the Northern Highlands Lake District, would be relatively similar to one another. These lakes were formed by the same processes, share a similar geologic setting, have access to the same regional species pool, and experience nearly identical climate and weather. Yet, our experience suggests that lakes that are within a few hundred meters of each other can differ dramatically, not only in average values of individual variables but also in the dynamics of these variables.","container-title":"Long-Term Dynamics of Lakes in the Landscape: Long-Term Ecological Research on North Temperate Lakes","ISBN":"On book shelves","license":"620032","page":"49-66","publisher":"Oxford University Press","title":"Making Sense of the landscape: Geomorphic legacies and the landscape position of lakes","URL":"http://cfllibrary.uwcfl.org/node/3123","author":[{"family":"Kratz","given":"Timothy K."},{"family":"Webster","given":"K. E."},{"family":"Riera","given":"J. L."},{"family":"Lewis","given":"D.B."},{"family":"Pollard","given":"A.I."}],"editor":[{"family":"Magnuson","given":"John J."},{"family":"Kratz","given":"Timothy K."},{"family":"Benson","given":"B. J."}],"issued":{"date-parts":[["2006"]]}}}],"schema":"https://github.com/citation-style-language/schema/raw/master/csl-citation.json"} </w:instrText>
+        <w:instrText xml:space="preserve"> ADDIN ZOTERO_ITEM CSL_CITATION {"citationID":"HzBIzR3U","properties":{"unsorted":false,"formattedCitation":"(Webster et al. 1996; Kratz et al. 2006)","plainCitation":"(Webster et al. 1996; Kratz et al. 2006)","noteIndex":0},"citationItems":[{"id":3437,"uris":["http://zotero.org/groups/2418348/items/2SSIY2JC"],"itemData":{"id":3437,"type":"article-journal","abstract":"Climatic shifts to drier conditions during drought alter the hydrologic pathways of water and solute flow to aquatic ecosystems. We examined differences in drought‐induced trends in the semiconservative cations, Ca+Mg, in seven northern Wisconsin lakes. These spanned the range of hydrologic settings in the region, including hydraulically mounded, groundwater flowthrough, and groundwater‐discharge lakes. Parallel increases in concentration across the seven lakes during drought were attributable to evapoconcentration. However, we observed divergent trends for mass, which better reflects altered solute flux by accounting for changes in lake volume. Ca+Mg mass increased in three groundwater‐dominated lakes as precipitation inputs were low and groundwater discharging from longer flowpaths became proportionately more important. In contrast, decreases in Ca+Mg mass for two precipitation‐dominated lakes reflected diminished inputs of solute‐rich groundwater. Landscape position, defined by the spatial position of a lake within a hydrologic flow system, accounted for the divergence in chemical responses to drought.","container-title":"Limnology and Oceanography","DOI":"10.4319/lo.1996.41.5.0977","ISSN":"00243590","issue":"5","journalAbbreviation":"Limnol. Oceanogr.","language":"en","license":"730403","page":"977-984","source":"DOI.org (Crossref)","title":"The influence of landscape position on lake chemical responses to drought in northern Wisconsin","volume":"41","author":[{"family":"Webster","given":"Katherine E."},{"family":"Kratz","given":"Timothy K."},{"family":"Bowser","given":"Carl J."},{"family":"Magnuson","given":"John J."},{"family":"Rose","given":"William J."}],"issued":{"date-parts":[["1996",7]]}}},{"id":2203,"uris":["http://zotero.org/groups/2418348/items/ZPNE6TFL"],"itemData":{"id":2203,"type":"chapter","abstract":"At first thought, one might expect that lakes within a lake district, such as the Northern Highlands Lake District, would be relatively similar to one another. These lakes were formed by the same processes, share a similar geologic setting, have access to the same regional species pool, and experience nearly identical climate and weather. Yet, our experience suggests that lakes that are within a few hundred meters of each other can differ dramatically, not only in average values of individual variables but also in the dynamics of these variables.","container-title":"Long-Term Dynamics of Lakes in the Landscape: Long-Term Ecological Research on North Temperate Lakes","ISBN":"On book shelves","license":"620032","page":"49-66","publisher":"Oxford University Press","title":"Making Sense of the landscape: Geomorphic legacies and the landscape position of lakes","URL":"http://cfllibrary.uwcfl.org/node/3123","author":[{"family":"Kratz","given":"Timothy K."},{"family":"Webster","given":"K. E."},{"family":"Riera","given":"J. L."},{"family":"Lewis","given":"D.B."},{"family":"Pollard","given":"A.I."}],"editor":[{"family":"Magnuson","given":"John J."},{"family":"Kratz","given":"Timothy K."},{"family":"Benson","given":"B. J."}],"issued":{"date-parts":[["2006"]]}}}],"schema":"https://github.com/citation-style-language/schema/raw/master/csl-citation.json"} </w:instrText>
       </w:r>
       <w:r>
         <w:rPr>
@@ -3848,7 +3767,7 @@
           <w:color w:val="000000"/>
         </w:rPr>
         <w:drawing>
-          <wp:inline distT="0" distB="0" distL="0" distR="0" wp14:anchorId="18070C16" wp14:editId="6CA5CE3D">
+          <wp:inline distT="0" distB="0" distL="0" distR="0" wp14:anchorId="18070C16" wp14:editId="397453ED">
             <wp:extent cx="5857875" cy="2985263"/>
             <wp:effectExtent l="0" t="0" r="0" b="5715"/>
             <wp:docPr id="845274996" name="Picture 1"/>
@@ -4284,7 +4203,7 @@
         <w:rPr>
           <w:rFonts w:ascii="Times New Roman" w:eastAsia="Times New Roman" w:hAnsi="Times New Roman" w:cs="Times New Roman"/>
         </w:rPr>
-        <w:instrText xml:space="preserve"> ADDIN ZOTERO_ITEM CSL_CITATION {"citationID":"NPqBkwp0","properties":{"unsorted":false,"formattedCitation":"(Loecke et al. 2017)","plainCitation":"(Loecke et al. 2017)","noteIndex":0},"citationItems":[{"id":10459,"uris":["http://zotero.org/groups/6709984/items/IXB62RQU"],"itemData":{"id":10459,"type":"article-journal","container-title":"Biogeochemistry","DOI":"10.1007/s10533-017-0315-z","ISSN":"0168-2563, 1573-515X","issue":"1","journalAbbreviation":"Biogeochemistry","language":"en","page":"7-15","source":"DOI.org (Crossref)","title":"Weather whiplash in agricultural regions drives deterioration of water quality","volume":"133","author":[{"family":"Loecke","given":"Terrance D."},{"family":"Burgin","given":"Amy J."},{"family":"Riveros-Iregui","given":"Diego A."},{"family":"Ward","given":"Adam S."},{"family":"Thomas","given":"Steven A."},{"family":"Davis","given":"Caroline A."},{"family":"Clair","given":"Martin A. St."}],"issued":{"date-parts":[["2017",3]]}}}],"schema":"https://github.com/citation-style-language/schema/raw/master/csl-citation.json"} </w:instrText>
+        <w:instrText xml:space="preserve"> ADDIN ZOTERO_ITEM CSL_CITATION {"citationID":"NPqBkwp0","properties":{"unsorted":false,"formattedCitation":"(Loecke et al. 2017)","plainCitation":"(Loecke et al. 2017)","noteIndex":0},"citationItems":[{"id":10868,"uris":["http://zotero.org/groups/6709984/items/IXB62RQU"],"itemData":{"id":10868,"type":"article-journal","container-title":"Biogeochemistry","DOI":"10.1007/s10533-017-0315-z","ISSN":"0168-2563, 1573-515X","issue":"1","journalAbbreviation":"Biogeochemistry","language":"en","page":"7-15","source":"DOI.org (Crossref)","title":"Weather whiplash in agricultural regions drives deterioration of water quality","volume":"133","author":[{"family":"Loecke","given":"Terrance D."},{"family":"Burgin","given":"Amy J."},{"family":"Riveros-Iregui","given":"Diego A."},{"family":"Ward","given":"Adam S."},{"family":"Thomas","given":"Steven A."},{"family":"Davis","given":"Caroline A."},{"family":"Clair","given":"Martin A. St."}],"issued":{"date-parts":[["2017",3]]}}}],"schema":"https://github.com/citation-style-language/schema/raw/master/csl-citation.json"} </w:instrText>
       </w:r>
       <w:r>
         <w:rPr>
@@ -4296,21 +4215,43 @@
         <w:rPr>
           <w:rFonts w:ascii="Times New Roman" w:hAnsi="Times New Roman" w:cs="Times New Roman"/>
         </w:rPr>
-        <w:t>(</w:t>
-      </w:r>
-      <w:proofErr w:type="spellStart"/>
+        <w:t>(Loecke et al. 2017)</w:t>
+      </w:r>
+      <w:r>
+        <w:rPr>
+          <w:rFonts w:ascii="Times New Roman" w:eastAsia="Times New Roman" w:hAnsi="Times New Roman" w:cs="Times New Roman"/>
+        </w:rPr>
+        <w:fldChar w:fldCharType="end"/>
+      </w:r>
+      <w:r>
+        <w:rPr>
+          <w:rFonts w:ascii="Times New Roman" w:eastAsia="Times New Roman" w:hAnsi="Times New Roman" w:cs="Times New Roman"/>
+        </w:rPr>
+        <w:t xml:space="preserve"> such as ice-off on March 20, 2012 followed by May 17, 2013. In the smaller, sheltered lakes that dominate the Northern Highlands, earlier ice-off extends spring warming and is associated with warmer temperatures deeper in the water column </w:t>
+      </w:r>
+      <w:r>
+        <w:rPr>
+          <w:rFonts w:ascii="Times New Roman" w:eastAsia="Times New Roman" w:hAnsi="Times New Roman" w:cs="Times New Roman"/>
+        </w:rPr>
+        <w:fldChar w:fldCharType="begin"/>
+      </w:r>
+      <w:r>
+        <w:rPr>
+          <w:rFonts w:ascii="Times New Roman" w:eastAsia="Times New Roman" w:hAnsi="Times New Roman" w:cs="Times New Roman"/>
+        </w:rPr>
+        <w:instrText xml:space="preserve"> ADDIN ZOTERO_ITEM CSL_CITATION {"citationID":"tyHLOd3s","properties":{"unsorted":false,"formattedCitation":"(Dugan 2021; Wilkinson et al. 2026)","plainCitation":"(Dugan 2021; Wilkinson et al. 2026)","noteIndex":0},"citationItems":[{"id":5576,"uris":["http://zotero.org/groups/2418348/items/YW782IAD"],"itemData":{"id":5576,"type":"article-journal","container-title":"Journal of Geophysical Research: Biogeosciences","DOI":"10.1029/2020JG006232","ISSN":"2169-8953, 2169-8961","issue":"6","journalAbbreviation":"J Geophys Res Biogeosci","language":"en","note":"20/21 LTER","source":"DOI.org (Crossref)","title":"A Comparison of Ecological Memory of Lake Ice‐Off in Eight North‐Temperate Lakes","URL":"https://onlinelibrary.wiley.com/doi/10.1029/2020JG006232","volume":"126","author":[{"family":"Dugan","given":"Hilary A."}],"accessed":{"date-parts":[["2022",2,15]]},"issued":{"date-parts":[["2021",6]]}}},{"id":10867,"uris":["http://zotero.org/groups/6709984/items/AFTH7PY3"],"itemData":{"id":10867,"type":"article-journal","abstract":"Abstract\n            Among lakes, eutrophication is positively related to methane emissions, but various processes can alter the seasonal conversion of primary production into stored methane. We used a series of whole‐lake enrichment and shading experiments across three years with varying ice phenology to assess how eutrophication and ice cover affect within‐year methane storage. The seasonal pattern of methane storage was driven in part by cyanobacteria blooms and their influence on light and oxygen availability. Early ice‐off reduced anoxic volume and methane storage in both the manipulated and reference lake, but a subsequent bloom and shading in the manipulated lake drove a rapid increase in methane, with storage reaching similar levels to those of other years. These experiments revealed that interactions between ice phenology and eutrophication can drive shifts in seasonal methane storage trajectories in north temperate lakes. Improved understanding of variability in these drivers could substantially reduce uncertainty in lake methane emissions.","container-title":"Limnology and Oceanography Letters","DOI":"10.1002/lol2.70136","ISSN":"2378-2242, 2378-2242","issue":"3","journalAbbreviation":"Limnol Oceanogr Letters","language":"en","page":"e70136","source":"DOI.org (Crossref)","title":"Eutrophication and ice phenology influence methane storage in north temperate lakes","volume":"11","author":[{"family":"Wilkinson","given":"Grace M."},{"family":"McCarthy","given":"Moira"},{"family":"Bertolet","given":"Brittni"},{"family":"Carpenter","given":"Stephen R."},{"family":"Ha","given":"Dat"},{"family":"Lottig","given":"Noah"},{"family":"Szydlowski","given":"Daniel K."},{"family":"Pace","given":"Michael L."},{"family":"Jones","given":"Stuart"}],"issued":{"date-parts":[["2026",5]]}}}],"schema":"https://github.com/citation-style-language/schema/raw/master/csl-citation.json"} </w:instrText>
+      </w:r>
+      <w:r>
+        <w:rPr>
+          <w:rFonts w:ascii="Times New Roman" w:eastAsia="Times New Roman" w:hAnsi="Times New Roman" w:cs="Times New Roman"/>
+        </w:rPr>
+        <w:fldChar w:fldCharType="separate"/>
+      </w:r>
       <w:r>
         <w:rPr>
           <w:rFonts w:ascii="Times New Roman" w:hAnsi="Times New Roman" w:cs="Times New Roman"/>
         </w:rPr>
-        <w:t>Loecke</w:t>
-      </w:r>
-      <w:proofErr w:type="spellEnd"/>
-      <w:r>
-        <w:rPr>
-          <w:rFonts w:ascii="Times New Roman" w:hAnsi="Times New Roman" w:cs="Times New Roman"/>
-        </w:rPr>
-        <w:t xml:space="preserve"> et al. 2017)</w:t>
+        <w:t>(Dugan 2021; Wilkinson et al. 2026)</w:t>
       </w:r>
       <w:r>
         <w:rPr>
@@ -4322,7 +4263,13 @@
         <w:rPr>
           <w:rFonts w:ascii="Times New Roman" w:eastAsia="Times New Roman" w:hAnsi="Times New Roman" w:cs="Times New Roman"/>
         </w:rPr>
-        <w:t xml:space="preserve"> such as ice-off on March 20, 2012 followed by May 17, 2013. In the smaller, sheltered lakes that dominate the Northern Highlands, earlier ice-off extends spring warming and is associated with warmer temperatures deeper in the water column </w:t>
+        <w:t>. Regardless of lake size</w:t>
+      </w:r>
+      <w:r>
+        <w:rPr>
+          <w:rFonts w:ascii="Times New Roman" w:eastAsia="Times New Roman" w:hAnsi="Times New Roman" w:cs="Times New Roman"/>
+        </w:rPr>
+        <w:t xml:space="preserve">, later ice-off is also associated with greater light attenuation from terrestrially derived organic matter, substantially reducing photic-zone depth </w:t>
       </w:r>
       <w:r>
         <w:rPr>
@@ -4334,49 +4281,7 @@
         <w:rPr>
           <w:rFonts w:ascii="Times New Roman" w:eastAsia="Times New Roman" w:hAnsi="Times New Roman" w:cs="Times New Roman"/>
         </w:rPr>
-        <w:instrText xml:space="preserve"> ADDIN ZOTERO_ITEM CSL_CITATION {"citationID":"tyHLOd3s","properties":{"unsorted":false,"formattedCitation":"(Dugan 2021; Wilkinson et al. 2026)","plainCitation":"(Dugan 2021; Wilkinson et al. 2026)","noteIndex":0},"citationItems":[{"id":1266,"uris":["http://zotero.org/groups/2418348/items/YW782IAD"],"itemData":{"id":1266,"type":"article-journal","container-title":"Journal of Geophysical Research: Biogeosciences","DOI":"10.1029/2020JG006232","ISSN":"2169-8953, 2169-8961","issue":"6","journalAbbreviation":"J Geophys Res Biogeosci","language":"en","note":"20/21 LTER","source":"DOI.org (Crossref)","title":"A Comparison of Ecological Memory of Lake Ice‐Off in Eight North‐Temperate Lakes","URL":"https://onlinelibrary.wiley.com/doi/10.1029/2020JG006232","volume":"126","author":[{"family":"Dugan","given":"Hilary A."}],"accessed":{"date-parts":[["2022",2,15]]},"issued":{"date-parts":[["2021",6]]}}},{"id":10461,"uris":["http://zotero.org/groups/6709984/items/AFTH7PY3"],"itemData":{"id":10461,"type":"article-journal","abstract":"Abstract\n            Among lakes, eutrophication is positively related to methane emissions, but various processes can alter the seasonal conversion of primary production into stored methane. We used a series of whole‐lake enrichment and shading experiments across three years with varying ice phenology to assess how eutrophication and ice cover affect within‐year methane storage. The seasonal pattern of methane storage was driven in part by cyanobacteria blooms and their influence on light and oxygen availability. Early ice‐off reduced anoxic volume and methane storage in both the manipulated and reference lake, but a subsequent bloom and shading in the manipulated lake drove a rapid increase in methane, with storage reaching similar levels to those of other years. These experiments revealed that interactions between ice phenology and eutrophication can drive shifts in seasonal methane storage trajectories in north temperate lakes. Improved understanding of variability in these drivers could substantially reduce uncertainty in lake methane emissions.","container-title":"Limnology and Oceanography Letters","DOI":"10.1002/lol2.70136","ISSN":"2378-2242, 2378-2242","issue":"3","journalAbbreviation":"Limnol Oceanogr Letters","language":"en","page":"e70136","source":"DOI.org (Crossref)","title":"Eutrophication and ice phenology influence methane storage in north temperate lakes","volume":"11","author":[{"family":"Wilkinson","given":"Grace M."},{"family":"McCarthy","given":"Moira"},{"family":"Bertolet","given":"Brittni"},{"family":"Carpenter","given":"Stephen R."},{"family":"Ha","given":"Dat"},{"family":"Lottig","given":"Noah"},{"family":"Szydlowski","given":"Daniel K."},{"family":"Pace","given":"Michael L."},{"family":"Jones","given":"Stuart"}],"issued":{"date-parts":[["2026",5]]}}}],"schema":"https://github.com/citation-style-language/schema/raw/master/csl-citation.json"} </w:instrText>
-      </w:r>
-      <w:r>
-        <w:rPr>
-          <w:rFonts w:ascii="Times New Roman" w:eastAsia="Times New Roman" w:hAnsi="Times New Roman" w:cs="Times New Roman"/>
-        </w:rPr>
-        <w:fldChar w:fldCharType="separate"/>
-      </w:r>
-      <w:r>
-        <w:rPr>
-          <w:rFonts w:ascii="Times New Roman" w:hAnsi="Times New Roman" w:cs="Times New Roman"/>
-        </w:rPr>
-        <w:t>(Dugan 2021; Wilkinson et al. 2026)</w:t>
-      </w:r>
-      <w:r>
-        <w:rPr>
-          <w:rFonts w:ascii="Times New Roman" w:eastAsia="Times New Roman" w:hAnsi="Times New Roman" w:cs="Times New Roman"/>
-        </w:rPr>
-        <w:fldChar w:fldCharType="end"/>
-      </w:r>
-      <w:r>
-        <w:rPr>
-          <w:rFonts w:ascii="Times New Roman" w:eastAsia="Times New Roman" w:hAnsi="Times New Roman" w:cs="Times New Roman"/>
-        </w:rPr>
-        <w:t>. Regardless of lake size</w:t>
-      </w:r>
-      <w:r>
-        <w:rPr>
-          <w:rFonts w:ascii="Times New Roman" w:eastAsia="Times New Roman" w:hAnsi="Times New Roman" w:cs="Times New Roman"/>
-        </w:rPr>
-        <w:t xml:space="preserve">, later ice-off is also associated with greater light attenuation from terrestrially derived organic matter, substantially reducing photic-zone depth </w:t>
-      </w:r>
-      <w:r>
-        <w:rPr>
-          <w:rFonts w:ascii="Times New Roman" w:eastAsia="Times New Roman" w:hAnsi="Times New Roman" w:cs="Times New Roman"/>
-        </w:rPr>
-        <w:fldChar w:fldCharType="begin"/>
-      </w:r>
-      <w:r>
-        <w:rPr>
-          <w:rFonts w:ascii="Times New Roman" w:eastAsia="Times New Roman" w:hAnsi="Times New Roman" w:cs="Times New Roman"/>
-        </w:rPr>
-        <w:instrText xml:space="preserve"> ADDIN ZOTERO_ITEM CSL_CITATION {"citationID":"Y2N4uIIV","properties":{"unsorted":false,"formattedCitation":"(Wilkinson et al. 2013)","plainCitation":"(Wilkinson et al. 2013)","noteIndex":0},"citationItems":[{"id":10462,"uris":["http://zotero.org/groups/6709984/items/ZCJTHZGC"],"itemData":{"id":10462,"type":"article-journal","abstract":"Aquatic ecosystems are hotspots of decomposition and sources of carbon dioxide to the atmosphere that are globally significant. Carbon exported from land (allochthonous) also supplements the carbon fixed by photosynthesis in aquatic ecosystems (autochthonous), contributing to the organic matter (OM) that supports aquatic consumers. Although the presence of terrestrial compounds in aquatic OM is well known, the contribution of terrestrial versus aquatic sources to the composition of OM has been quantified for only a handful of systems. Here we use stable isotopes of hydrogen and carbon to demonstrate that the terrestrial contribution (Φ\n              Terr\n              ) to particulate organic matter (POM) is as large or larger (mean = 54.6% terrestrial) than the algal contribution in 39 lakes of the northern highlands region of Wisconsin and Michigan. Further, the largest carbon pool, dissolved organic matter (DOM), is strongly dominated by allochthonous material (mean for the same set of lakes approximately 100% terrestrial). Among lakes, increases in terrestrial contribution to POM are significantly correlated with more acidic pH. Extrapolating this relationship using a survey of pH in 1692 lakes in the region reveals that, with the exception of eutrophic lakes, most of the OM in lakes is of terrestrial origin. These results are consistent with the growing evidence that lakes are significant conduits for returning degraded terrestrial carbon to the atmosphere.\n            \n          , \n            Key Points\n            \n              \n                \n                  Particulate organic matter in lakes is of mixed terrestrial and aquatic origin\n                \n                \n                  Dissolved organic matter in lakes is overwhelmingly terrestrial in origin\n                \n                \n                  At the regional scale, organic matter in lakes is primarily terrestrial","container-title":"Global Biogeochemical Cycles","DOI":"10.1029/2012GB004453","ISSN":"0886-6236, 1944-9224","issue":"1","journalAbbreviation":"Global Biogeochemical Cycles","language":"en","license":"http://onlinelibrary.wiley.com/termsAndConditions#vor","page":"43-51","source":"DOI.org (Crossref)","title":"Terrestrial dominance of organic matter in north temperate lakes","volume":"27","author":[{"family":"Wilkinson","given":"Grace M."},{"family":"Pace","given":"Michael L."},{"family":"Cole","given":"Jonathan J."}],"issued":{"date-parts":[["2013",3]]}}}],"schema":"https://github.com/citation-style-language/schema/raw/master/csl-citation.json"} </w:instrText>
+        <w:instrText xml:space="preserve"> ADDIN ZOTERO_ITEM CSL_CITATION {"citationID":"Y2N4uIIV","properties":{"unsorted":false,"formattedCitation":"(Wilkinson et al. 2013)","plainCitation":"(Wilkinson et al. 2013)","noteIndex":0},"citationItems":[{"id":10866,"uris":["http://zotero.org/groups/6709984/items/ZCJTHZGC"],"itemData":{"id":10866,"type":"article-journal","abstract":"Aquatic ecosystems are hotspots of decomposition and sources of carbon dioxide to the atmosphere that are globally significant. Carbon exported from land (allochthonous) also supplements the carbon fixed by photosynthesis in aquatic ecosystems (autochthonous), contributing to the organic matter (OM) that supports aquatic consumers. Although the presence of terrestrial compounds in aquatic OM is well known, the contribution of terrestrial versus aquatic sources to the composition of OM has been quantified for only a handful of systems. Here we use stable isotopes of hydrogen and carbon to demonstrate that the terrestrial contribution (Φ\n              Terr\n              ) to particulate organic matter (POM) is as large or larger (mean = 54.6% terrestrial) than the algal contribution in 39 lakes of the northern highlands region of Wisconsin and Michigan. Further, the largest carbon pool, dissolved organic matter (DOM), is strongly dominated by allochthonous material (mean for the same set of lakes approximately 100% terrestrial). Among lakes, increases in terrestrial contribution to POM are significantly correlated with more acidic pH. Extrapolating this relationship using a survey of pH in 1692 lakes in the region reveals that, with the exception of eutrophic lakes, most of the OM in lakes is of terrestrial origin. These results are consistent with the growing evidence that lakes are significant conduits for returning degraded terrestrial carbon to the atmosphere.\n            \n          , \n            Key Points\n            \n              \n                \n                  Particulate organic matter in lakes is of mixed terrestrial and aquatic origin\n                \n                \n                  Dissolved organic matter in lakes is overwhelmingly terrestrial in origin\n                \n                \n                  At the regional scale, organic matter in lakes is primarily terrestrial","container-title":"Global Biogeochemical Cycles","DOI":"10.1029/2012GB004453","ISSN":"0886-6236, 1944-9224","issue":"1","journalAbbreviation":"Global Biogeochemical Cycles","language":"en","license":"http://onlinelibrary.wiley.com/termsAndConditions#vor","page":"43-51","source":"DOI.org (Crossref)","title":"Terrestrial dominance of organic matter in north temperate lakes","volume":"27","author":[{"family":"Wilkinson","given":"Grace M."},{"family":"Pace","given":"Michael L."},{"family":"Cole","given":"Jonathan J."}],"issued":{"date-parts":[["2013",3]]}}}],"schema":"https://github.com/citation-style-language/schema/raw/master/csl-citation.json"} </w:instrText>
       </w:r>
       <w:r>
         <w:rPr>
@@ -4574,29 +4479,7 @@
           <w:sz w:val="20"/>
           <w:szCs w:val="20"/>
         </w:rPr>
-        <w:t xml:space="preserve"> Examples of shifts in the relationship between summer surface chlorophyll concentrations and zooplankton grazer biomass with the addition of cisco (Sparkling Lake) and invasion of </w:t>
-      </w:r>
-      <w:proofErr w:type="spellStart"/>
-      <w:r>
-        <w:rPr>
-          <w:rFonts w:ascii="Times New Roman" w:eastAsia="Times New Roman" w:hAnsi="Times New Roman" w:cs="Times New Roman"/>
-          <w:i/>
-          <w:iCs/>
-          <w:sz w:val="20"/>
-          <w:szCs w:val="20"/>
-        </w:rPr>
-        <w:t>Bythotrephes</w:t>
-      </w:r>
-      <w:proofErr w:type="spellEnd"/>
-      <w:r>
-        <w:rPr>
-          <w:rFonts w:ascii="Times New Roman" w:eastAsia="Times New Roman" w:hAnsi="Times New Roman" w:cs="Times New Roman"/>
-          <w:i/>
-          <w:iCs/>
-          <w:sz w:val="20"/>
-          <w:szCs w:val="20"/>
-        </w:rPr>
-        <w:t xml:space="preserve"> (Trout Lake).</w:t>
+        <w:t xml:space="preserve"> Examples of shifts in the relationship between summer surface chlorophyll concentrations and zooplankton grazer biomass with the addition of cisco (Sparkling Lake) and invasion of Bythotrephes (Trout Lake).</w:t>
       </w:r>
     </w:p>
     <w:p>
@@ -4646,7 +4529,6 @@
         </w:rPr>
         <w:t xml:space="preserve"> (</w:t>
       </w:r>
-      <w:proofErr w:type="spellStart"/>
       <w:r>
         <w:rPr>
           <w:rFonts w:ascii="Times New Roman" w:eastAsia="Times New Roman" w:hAnsi="Times New Roman" w:cs="Times New Roman"/>
@@ -4654,7 +4536,6 @@
         </w:rPr>
         <w:t>rEF</w:t>
       </w:r>
-      <w:proofErr w:type="spellEnd"/>
       <w:r>
         <w:rPr>
           <w:rFonts w:ascii="Times New Roman" w:eastAsia="Times New Roman" w:hAnsi="Times New Roman" w:cs="Times New Roman"/>
@@ -4665,7 +4546,44 @@
         <w:rPr>
           <w:rFonts w:ascii="Times New Roman" w:eastAsia="Times New Roman" w:hAnsi="Times New Roman" w:cs="Times New Roman"/>
         </w:rPr>
-        <w:t>, making the basin walls of the low-productivity state shallower and metabolism more sensitive to variation in nutrient availability and temperature; conversely, stronger grazing or greater light attenuation should steepen basin walls of the low-productivity state and constrain that response. Both grazing pressure and light availability have varied naturally through time and have also been experimentally manipulated within our study lakes, providing direct contrasts with which to test these predictions. Nutrient availability and temperature are also important controls on metabolic rates, but vary much more rapidly within seasons in response to processes such as precipitation, wind-driven mixing, heat waves, and cold spells</w:t>
+        <w:t>, making the basin walls of the low-productivity state shallower and metabolism more sensitive to variation in nutrient availability and temperature; conversely, stronger grazing or greater light attenuation should steepen basin walls of the low-productivity state and constrain that response. Both grazing pressure and light a</w:t>
+      </w:r>
+      <w:r>
+        <w:rPr>
+          <w:rFonts w:ascii="Times New Roman" w:eastAsia="Times New Roman" w:hAnsi="Times New Roman" w:cs="Times New Roman"/>
+        </w:rPr>
+        <w:t>ttenuation</w:t>
+      </w:r>
+      <w:r>
+        <w:rPr>
+          <w:rFonts w:ascii="Times New Roman" w:eastAsia="Times New Roman" w:hAnsi="Times New Roman" w:cs="Times New Roman"/>
+        </w:rPr>
+        <w:t xml:space="preserve"> have varied naturally through time and have also been experimentally manipulated within our study lakes</w:t>
+      </w:r>
+      <w:r>
+        <w:rPr>
+          <w:rFonts w:ascii="Times New Roman" w:eastAsia="Times New Roman" w:hAnsi="Times New Roman" w:cs="Times New Roman"/>
+        </w:rPr>
+        <w:t xml:space="preserve"> (</w:t>
+      </w:r>
+      <w:r>
+        <w:rPr>
+          <w:rFonts w:ascii="Times New Roman" w:eastAsia="Times New Roman" w:hAnsi="Times New Roman" w:cs="Times New Roman"/>
+          <w:highlight w:val="yellow"/>
+        </w:rPr>
+        <w:t>refs</w:t>
+      </w:r>
+      <w:r>
+        <w:rPr>
+          <w:rFonts w:ascii="Times New Roman" w:eastAsia="Times New Roman" w:hAnsi="Times New Roman" w:cs="Times New Roman"/>
+        </w:rPr>
+        <w:t>)</w:t>
+      </w:r>
+      <w:r>
+        <w:rPr>
+          <w:rFonts w:ascii="Times New Roman" w:eastAsia="Times New Roman" w:hAnsi="Times New Roman" w:cs="Times New Roman"/>
+        </w:rPr>
+        <w:t>, providing direct contrasts with which to test these predictions. Nutrient availability and temperature are also important controls on metabolic rates, but vary much more rapidly within seasons in response to processes such as precipitation, wind-driven mixing, heat waves, and cold spells</w:t>
       </w:r>
       <w:r>
         <w:rPr>
@@ -4683,7 +4601,7 @@
         <w:rPr>
           <w:rFonts w:ascii="Times New Roman" w:eastAsia="Times New Roman" w:hAnsi="Times New Roman" w:cs="Times New Roman"/>
         </w:rPr>
-        <w:instrText xml:space="preserve"> ADDIN ZOTERO_ITEM CSL_CITATION {"citationID":"VkIhtFfI","properties":{"unsorted":false,"formattedCitation":"(Szydlowski et al. 2025; Butts et al. 2026)","plainCitation":"(Szydlowski et al. 2025; Butts et al. 2026)","noteIndex":0},"citationItems":[{"id":10434,"uris":["http://zotero.org/groups/6709984/items/AUGIITVM"],"itemData":{"id":10434,"type":"article-journal","abstract":"Abstract\n            Aquatic heatwaves are increasing in frequency, intensity, and duration worldwide. While increases in mean water temperatures are linked to enhanced phytoplankton biomass, it is unclear how heatwaves alter phytoplankton dynamics in lakes at an ecosystem scale. We investigated changes in surface chlorophyll during 29 summer heatwaves between 2008 and 2019 in 3 north temperate lakes. These lakes vary in staining and were either references or manipulated with nutrients and top predator additions. The manipulations provided a variety of nutrient, grazing, and light conditions during heatwave and non‐heatwave conditions. Surface chlorophyll concentrations increased during 24 out of 29 heatwaves. In the low‐nutrient reference lake the mean increase in chlorophyll was 57% while in the two experimental lakes the mean increases were 127% and 183%. Overall, the effects of the whole‐lake experiments were variable but still provided context for possible patterns amid a diverse set of food web and nutrient conditions.","container-title":"Limnology and Oceanography Letters","DOI":"10.1002/lol2.70024","ISSN":"2378-2242, 2378-2242","issue":"4","journalAbbreviation":"Limnol Oceanogr Letters","language":"en","page":"453-463","source":"DOI.org (Crossref)","title":"Aquatic heatwaves increase surface chlorophyll concentrations in experimental and reference lakes","volume":"10","author":[{"family":"Szydlowski","given":"Daniel K."},{"family":"Bollini","given":"Katie A."},{"family":"Pace","given":"Michael L."},{"family":"Wilkinson","given":"Grace M."}],"issued":{"date-parts":[["2025",8]]}}},{"id":10463,"uris":["http://zotero.org/groups/6709984/items/YXQS5EUG"],"itemData":{"id":10463,"type":"article-journal","abstract":"Abstract\n            \n              In aquatic ecosystems, greater food web complexity is theorized to increase persistence and resilience of primary production to pulse disturbances, yet experimental evidence is limited. We simulated two storm‐induced pulse disturbances by adding nutrients (~ 3%–5% increase in ambient concentrations) to three ponds with low, intermediate, and high food web complexity and compared to reference ponds. We evaluated the ecological stability of primary production by quantifying persistence as the number of days it took chlorophyll‐\n              a\n              or ecosystem metabolism to deviate significantly from reference conditions and resilience as the time to recover to reference conditions following each disturbance. We also evaluated if a critical transition occurred following the disturbance. The high complexity pond did not significantly deviate from reference conditions following either nutrient pulse, suggesting high ecological stability. The intermediate complexity pond had lower stability, with persistence relatively consistent at 18 and 24 d after each nutrient pulse, and resilience trending toward a substantial increase from 23 d to less than a week before the experiment concluded. Stability was lowest in the low complexity pond where persistence decreased from 24 d to just 8 d and resilience decreased from 5 to 22 d. There was also evidence of a critical transition after the first pulse in the low complexity pond, but not for higher complexity ponds. This experiment provides strong support that food web connectivity and food chain length can aid in buffering aquatic ecosystems against increasing and intensifying by influencing persistence and resilience to repeated nutrient pulses.","container-title":"Limnology and Oceanography","DOI":"10.1002/lno.70319","ISSN":"0024-3590, 1939-5590","issue":"1","journalAbbreviation":"Limnology &amp;amp; Oceanography","language":"en","page":"e70319","source":"DOI.org (Crossref)","title":"Food web complexity alters phytoplankton persistence and resilience to nutrient pulses in experimental ecosystems","volume":"71","author":[{"family":"Butts","given":"Tyler J."},{"family":"Johnson","given":"Robert A."},{"family":"Weber","given":"Michael J."},{"family":"Wilkinson","given":"Grace M."}],"issued":{"date-parts":[["2026",1]]}}}],"schema":"https://github.com/citation-style-language/schema/raw/master/csl-citation.json"} </w:instrText>
+        <w:instrText xml:space="preserve"> ADDIN ZOTERO_ITEM CSL_CITATION {"citationID":"VkIhtFfI","properties":{"unsorted":false,"formattedCitation":"(Szydlowski et al. 2025; Butts et al. 2026)","plainCitation":"(Szydlowski et al. 2025; Butts et al. 2026)","noteIndex":0},"citationItems":[{"id":10834,"uris":["http://zotero.org/groups/6709984/items/AUGIITVM"],"itemData":{"id":10834,"type":"article-journal","abstract":"Abstract\n            Aquatic heatwaves are increasing in frequency, intensity, and duration worldwide. While increases in mean water temperatures are linked to enhanced phytoplankton biomass, it is unclear how heatwaves alter phytoplankton dynamics in lakes at an ecosystem scale. We investigated changes in surface chlorophyll during 29 summer heatwaves between 2008 and 2019 in 3 north temperate lakes. These lakes vary in staining and were either references or manipulated with nutrients and top predator additions. The manipulations provided a variety of nutrient, grazing, and light conditions during heatwave and non‐heatwave conditions. Surface chlorophyll concentrations increased during 24 out of 29 heatwaves. In the low‐nutrient reference lake the mean increase in chlorophyll was 57% while in the two experimental lakes the mean increases were 127% and 183%. Overall, the effects of the whole‐lake experiments were variable but still provided context for possible patterns amid a diverse set of food web and nutrient conditions.","container-title":"Limnology and Oceanography Letters","DOI":"10.1002/lol2.70024","ISSN":"2378-2242, 2378-2242","issue":"4","journalAbbreviation":"Limnol Oceanogr Letters","language":"en","page":"453-463","source":"DOI.org (Crossref)","title":"Aquatic heatwaves increase surface chlorophyll concentrations in experimental and reference lakes","volume":"10","author":[{"family":"Szydlowski","given":"Daniel K."},{"family":"Bollini","given":"Katie A."},{"family":"Pace","given":"Michael L."},{"family":"Wilkinson","given":"Grace M."}],"issued":{"date-parts":[["2025",8]]}}},{"id":10865,"uris":["http://zotero.org/groups/6709984/items/YXQS5EUG"],"itemData":{"id":10865,"type":"article-journal","abstract":"Abstract\n            \n              In aquatic ecosystems, greater food web complexity is theorized to increase persistence and resilience of primary production to pulse disturbances, yet experimental evidence is limited. We simulated two storm‐induced pulse disturbances by adding nutrients (~ 3%–5% increase in ambient concentrations) to three ponds with low, intermediate, and high food web complexity and compared to reference ponds. We evaluated the ecological stability of primary production by quantifying persistence as the number of days it took chlorophyll‐\n              a\n              or ecosystem metabolism to deviate significantly from reference conditions and resilience as the time to recover to reference conditions following each disturbance. We also evaluated if a critical transition occurred following the disturbance. The high complexity pond did not significantly deviate from reference conditions following either nutrient pulse, suggesting high ecological stability. The intermediate complexity pond had lower stability, with persistence relatively consistent at 18 and 24 d after each nutrient pulse, and resilience trending toward a substantial increase from 23 d to less than a week before the experiment concluded. Stability was lowest in the low complexity pond where persistence decreased from 24 d to just 8 d and resilience decreased from 5 to 22 d. There was also evidence of a critical transition after the first pulse in the low complexity pond, but not for higher complexity ponds. This experiment provides strong support that food web connectivity and food chain length can aid in buffering aquatic ecosystems against increasing and intensifying by influencing persistence and resilience to repeated nutrient pulses.","container-title":"Limnology and Oceanography","DOI":"10.1002/lno.70319","ISSN":"0024-3590, 1939-5590","issue":"1","journalAbbreviation":"Limnology &amp;amp; Oceanography","language":"en","page":"e70319","source":"DOI.org (Crossref)","title":"Food web complexity alters phytoplankton persistence and resilience to nutrient pulses in experimental ecosystems","volume":"71","author":[{"family":"Butts","given":"Tyler J."},{"family":"Johnson","given":"Robert A."},{"family":"Weber","given":"Michael J."},{"family":"Wilkinson","given":"Grace M."}],"issued":{"date-parts":[["2026",1]]}}}],"schema":"https://github.com/citation-style-language/schema/raw/master/csl-citation.json"} </w:instrText>
       </w:r>
       <w:r>
         <w:rPr>
@@ -4695,21 +4613,61 @@
         <w:rPr>
           <w:rFonts w:ascii="Times New Roman" w:hAnsi="Times New Roman" w:cs="Times New Roman"/>
         </w:rPr>
-        <w:t>(</w:t>
-      </w:r>
-      <w:proofErr w:type="spellStart"/>
+        <w:t>(Szydlowski et al. 2025; Butts et al. 2026)</w:t>
+      </w:r>
+      <w:r>
+        <w:rPr>
+          <w:rFonts w:ascii="Times New Roman" w:eastAsia="Times New Roman" w:hAnsi="Times New Roman" w:cs="Times New Roman"/>
+        </w:rPr>
+        <w:fldChar w:fldCharType="end"/>
+      </w:r>
+      <w:r>
+        <w:rPr>
+          <w:rFonts w:ascii="Times New Roman" w:eastAsia="Times New Roman" w:hAnsi="Times New Roman" w:cs="Times New Roman"/>
+        </w:rPr>
+        <w:t xml:space="preserve">. We therefore expect these fast-changing variables to move ecosystem state across the stability landscape, while interannual changes in grazing pressure and light attenuation </w:t>
+      </w:r>
+      <w:r>
+        <w:rPr>
+          <w:rFonts w:ascii="Times New Roman" w:eastAsia="Times New Roman" w:hAnsi="Times New Roman" w:cs="Times New Roman"/>
+        </w:rPr>
+        <w:t>have a stronger control on the geometry of t</w:t>
+      </w:r>
+      <w:r>
+        <w:rPr>
+          <w:rFonts w:ascii="Times New Roman" w:eastAsia="Times New Roman" w:hAnsi="Times New Roman" w:cs="Times New Roman"/>
+        </w:rPr>
+        <w:t>he landscape itself</w:t>
+      </w:r>
+      <w:r>
+        <w:rPr>
+          <w:rFonts w:ascii="Times New Roman" w:eastAsia="Times New Roman" w:hAnsi="Times New Roman" w:cs="Times New Roman"/>
+        </w:rPr>
+        <w:t xml:space="preserve"> </w:t>
+      </w:r>
+      <w:r>
+        <w:rPr>
+          <w:rFonts w:ascii="Times New Roman" w:eastAsia="Times New Roman" w:hAnsi="Times New Roman" w:cs="Times New Roman"/>
+        </w:rPr>
+        <w:fldChar w:fldCharType="begin"/>
+      </w:r>
+      <w:r>
+        <w:rPr>
+          <w:rFonts w:ascii="Times New Roman" w:eastAsia="Times New Roman" w:hAnsi="Times New Roman" w:cs="Times New Roman"/>
+        </w:rPr>
+        <w:instrText xml:space="preserve"> ADDIN ZOTERO_ITEM CSL_CITATION {"citationID":"up2ES8hR","properties":{"unsorted":false,"formattedCitation":"(Walker et al. 2012)","plainCitation":"(Walker et al. 2012)","noteIndex":0},"citationItems":[{"id":440,"uris":["http://zotero.org/users/8872226/items/UUH5QPSC"],"itemData":{"id":440,"type":"article-journal","container-title":"Ecology and Society","DOI":"10.5751/ES-05063-170330","ISSN":"1708-3087","issue":"3","journalAbbreviation":"E&amp;S","language":"en","page":"art30","source":"DOI.org (Crossref)","title":"Drivers, \"Slow\" Variables, \"Fast\" Variables, Shocks, and Resilience","volume":"17","author":[{"family":"Walker","given":"Brian H."},{"family":"Carpenter","given":"Stephen R."},{"family":"Rockstrom","given":"Johan"},{"family":"Crépin","given":"Anne-Sophie"},{"family":"Peterson","given":"Garry D."}],"issued":{"date-parts":[["2012"]]}}}],"schema":"https://github.com/citation-style-language/schema/raw/master/csl-citation.json"} </w:instrText>
+      </w:r>
+      <w:r>
+        <w:rPr>
+          <w:rFonts w:ascii="Times New Roman" w:eastAsia="Times New Roman" w:hAnsi="Times New Roman" w:cs="Times New Roman"/>
+        </w:rPr>
+        <w:fldChar w:fldCharType="separate"/>
+      </w:r>
       <w:r>
         <w:rPr>
           <w:rFonts w:ascii="Times New Roman" w:hAnsi="Times New Roman" w:cs="Times New Roman"/>
         </w:rPr>
-        <w:t>Szydlowski</w:t>
-      </w:r>
-      <w:proofErr w:type="spellEnd"/>
-      <w:r>
-        <w:rPr>
-          <w:rFonts w:ascii="Times New Roman" w:hAnsi="Times New Roman" w:cs="Times New Roman"/>
-        </w:rPr>
-        <w:t xml:space="preserve"> et al. 2025; Butts et al. 2026)</w:t>
+        <w:t>(Walker et al. 2012)</w:t>
       </w:r>
       <w:r>
         <w:rPr>
@@ -4721,19 +4679,7 @@
         <w:rPr>
           <w:rFonts w:ascii="Times New Roman" w:eastAsia="Times New Roman" w:hAnsi="Times New Roman" w:cs="Times New Roman"/>
         </w:rPr>
-        <w:t xml:space="preserve">. We therefore expect these fast-changing variables to move ecosystem state across the stability landscape, while interannual changes in grazing pressure and light attenuation </w:t>
-      </w:r>
-      <w:r>
-        <w:rPr>
-          <w:rFonts w:ascii="Times New Roman" w:eastAsia="Times New Roman" w:hAnsi="Times New Roman" w:cs="Times New Roman"/>
-        </w:rPr>
-        <w:t>have a stronger control on the geometry of t</w:t>
-      </w:r>
-      <w:r>
-        <w:rPr>
-          <w:rFonts w:ascii="Times New Roman" w:eastAsia="Times New Roman" w:hAnsi="Times New Roman" w:cs="Times New Roman"/>
-        </w:rPr>
-        <w:t>he landscape itself.</w:t>
+        <w:t>.</w:t>
       </w:r>
     </w:p>
     <w:p>
@@ -5310,7 +5256,7 @@
                 <w:sz w:val="22"/>
                 <w:szCs w:val="22"/>
               </w:rPr>
-              <w:instrText xml:space="preserve"> ADDIN ZOTERO_ITEM CSL_CITATION {"citationID":"Nl2AfoG0","properties":{"unsorted":false,"formattedCitation":"(Carpenter et al. 2011)","plainCitation":"(Carpenter et al. 2011)","noteIndex":0},"citationItems":[{"id":4439,"uris":["http://zotero.org/groups/2418348/items/4LDQLSEY"],"itemData":{"id":4439,"type":"article-journal","abstract":"Catastrophic ecological regime shifts may be announced in advance by statistical early warning signals such as slowing return rates from perturbation and rising variance. The theoretical background for these indicators is rich, but real-world tests are rare, especially for whole ecosystems. We tested the hypothesis that these statistics would be early warning signals for an experimentally induced regime shift in an aquatic food web. We gradually added top predators to a lake over 3 years to destabilize its food web. An adjacent lake was monitored simultaneously as a reference ecosystem. Warning signals of a regime shift were evident in the manipulated lake during reorganization of the food web more than a year before the food web transition was complete, corroborating theory for leading indicators of ecological regime shifts.","container-title":"Science","DOI":"10.1126/science.1203672","issue":"6033","license":"732681","page":"1079-1082","title":"Early Warnings of Regime Shifts: A Whole-Ecosystem Experiment","volume":"332","author":[{"family":"Carpenter","given":"Stephen R."},{"family":"Cole","given":"Jonathan J."},{"family":"Pace","given":"Michael L."},{"family":"Batt","given":"Ryan D."},{"family":"Brock","given":"William A."},{"family":"Cline","given":"Timothy J."},{"family":"Coloso","given":"James J."},{"family":"Hodgson","given":"James R."},{"family":"Kitchell","given":"James F."},{"family":"Seekell","given":"David A."},{"family":"Smith","given":"Laura E."},{"family":"Weidel","given":"Brian C."}],"issued":{"date-parts":[["2011"]]}}}],"schema":"https://github.com/citation-style-language/schema/raw/master/csl-citation.json"} </w:instrText>
+              <w:instrText xml:space="preserve"> ADDIN ZOTERO_ITEM CSL_CITATION {"citationID":"Nl2AfoG0","properties":{"unsorted":false,"formattedCitation":"(Carpenter et al. 2011)","plainCitation":"(Carpenter et al. 2011)","noteIndex":0},"citationItems":[{"id":2998,"uris":["http://zotero.org/groups/2418348/items/4LDQLSEY"],"itemData":{"id":2998,"type":"article-journal","abstract":"Catastrophic ecological regime shifts may be announced in advance by statistical early warning signals such as slowing return rates from perturbation and rising variance. The theoretical background for these indicators is rich, but real-world tests are rare, especially for whole ecosystems. We tested the hypothesis that these statistics would be early warning signals for an experimentally induced regime shift in an aquatic food web. We gradually added top predators to a lake over 3 years to destabilize its food web. An adjacent lake was monitored simultaneously as a reference ecosystem. Warning signals of a regime shift were evident in the manipulated lake during reorganization of the food web more than a year before the food web transition was complete, corroborating theory for leading indicators of ecological regime shifts.","container-title":"Science","DOI":"10.1126/science.1203672","issue":"6033","license":"732681","page":"1079-1082","title":"Early Warnings of Regime Shifts: A Whole-Ecosystem Experiment","volume":"332","author":[{"family":"Carpenter","given":"Stephen R."},{"family":"Cole","given":"Jonathan J."},{"family":"Pace","given":"Michael L."},{"family":"Batt","given":"Ryan D."},{"family":"Brock","given":"William A."},{"family":"Cline","given":"Timothy J."},{"family":"Coloso","given":"James J."},{"family":"Hodgson","given":"James R."},{"family":"Kitchell","given":"James F."},{"family":"Seekell","given":"David A."},{"family":"Smith","given":"Laura E."},{"family":"Weidel","given":"Brian C."}],"issued":{"date-parts":[["2011"]]}}}],"schema":"https://github.com/citation-style-language/schema/raw/master/csl-citation.json"} </w:instrText>
             </w:r>
             <w:r>
               <w:rPr>
@@ -5511,7 +5457,7 @@
                 <w:sz w:val="22"/>
                 <w:szCs w:val="22"/>
               </w:rPr>
-              <w:instrText xml:space="preserve"> ADDIN ZOTERO_ITEM CSL_CITATION {"citationID":"74yqqZaY","properties":{"unsorted":false,"formattedCitation":"(Martin et al. 2022)","plainCitation":"(Martin et al. 2022)","noteIndex":0},"citationItems":[{"id":1465,"uris":["http://zotero.org/groups/2418348/items/67HYJYIM"],"itemData":{"id":1465,"type":"article-journal","container-title":"Limnology and Oceanography","DOI":"10.1002/lno.12049","ISSN":"0024-3590, 1939-5590","issue":"S1","journalAbbreviation":"Limnology &amp; Oceanography","language":"en","source":"DOI.org (Crossref)","title":"Rise of a native apex predator and an invasive zooplankton cause successive ecological regime shifts in a North Temperate Lake","URL":"https://onlinelibrary.wiley.com/doi/10.1002/lno.12049","volume":"67","author":[{"family":"Martin","given":"Benjamin E."},{"family":"Walsh","given":"Jake R."},{"family":"Vander Zanden","given":"M. Jake"}],"accessed":{"date-parts":[["2023",1,17]]},"issued":{"date-parts":[["2022",2]]}}}],"schema":"https://github.com/citation-style-language/schema/raw/master/csl-citation.json"} </w:instrText>
+              <w:instrText xml:space="preserve"> ADDIN ZOTERO_ITEM CSL_CITATION {"citationID":"74yqqZaY","properties":{"unsorted":false,"formattedCitation":"(Martin et al. 2022)","plainCitation":"(Martin et al. 2022)","noteIndex":0},"citationItems":[{"id":5487,"uris":["http://zotero.org/groups/2418348/items/67HYJYIM"],"itemData":{"id":5487,"type":"article-journal","container-title":"Limnology and Oceanography","DOI":"10.1002/lno.12049","ISSN":"0024-3590, 1939-5590","issue":"S1","journalAbbreviation":"Limnology &amp; Oceanography","language":"en","source":"DOI.org (Crossref)","title":"Rise of a native apex predator and an invasive zooplankton cause successive ecological regime shifts in a North Temperate Lake","URL":"https://onlinelibrary.wiley.com/doi/10.1002/lno.12049","volume":"67","author":[{"family":"Martin","given":"Benjamin E."},{"family":"Walsh","given":"Jake R."},{"family":"Vander Zanden","given":"M. Jake"}],"accessed":{"date-parts":[["2023",1,17]]},"issued":{"date-parts":[["2022",2]]}}}],"schema":"https://github.com/citation-style-language/schema/raw/master/csl-citation.json"} </w:instrText>
             </w:r>
             <w:r>
               <w:rPr>
@@ -5676,7 +5622,7 @@
                 <w:sz w:val="22"/>
                 <w:szCs w:val="22"/>
               </w:rPr>
-              <w:instrText xml:space="preserve"> ADDIN ZOTERO_ITEM CSL_CITATION {"citationID":"khyS1bxs","properties":{"unsorted":false,"formattedCitation":"(Smith 2016)","plainCitation":"(Smith 2016)","noteIndex":0},"citationItems":[{"id":2698,"uris":["http://zotero.org/groups/2418348/items/AACJGF4K"],"itemData":{"id":2698,"type":"thesis","call-number":"waiting for copy","genre":"M.S.","publisher":"University of Wisconsin-Madison","publisher-place":"Madison, WI","title":"Assessing efficiency of the Gradual Entrainment Lake Inverter (GELI) lake mixing technology and characterizing the effect of mixing on pelagic lake ecosystem metabolism","author":[{"family":"Smith","given":"Colin A."}],"issued":{"date-parts":[["2016"]]}}}],"schema":"https://github.com/citation-style-language/schema/raw/master/csl-citation.json"} </w:instrText>
+              <w:instrText xml:space="preserve"> ADDIN ZOTERO_ITEM CSL_CITATION {"citationID":"khyS1bxs","properties":{"unsorted":false,"formattedCitation":"(Smith 2016)","plainCitation":"(Smith 2016)","noteIndex":0},"citationItems":[{"id":1991,"uris":["http://zotero.org/groups/2418348/items/AACJGF4K"],"itemData":{"id":1991,"type":"thesis","call-number":"waiting for copy","genre":"M.S.","publisher":"University of Wisconsin-Madison","publisher-place":"Madison, WI","title":"Assessing efficiency of the Gradual Entrainment Lake Inverter (GELI) lake mixing technology and characterizing the effect of mixing on pelagic lake ecosystem metabolism","author":[{"family":"Smith","given":"Colin A."}],"issued":{"date-parts":[["2016"]]}}}],"schema":"https://github.com/citation-style-language/schema/raw/master/csl-citation.json"} </w:instrText>
             </w:r>
             <w:r>
               <w:rPr>
@@ -6000,8 +5946,6 @@
                 <w:lang w:val="fr-FR"/>
               </w:rPr>
             </w:pPr>
-            <w:proofErr w:type="spellStart"/>
-            <w:proofErr w:type="gramStart"/>
             <w:r>
               <w:rPr>
                 <w:rFonts w:ascii="Times New Roman" w:eastAsia="Times New Roman" w:hAnsi="Times New Roman" w:cs="Times New Roman"/>
@@ -6011,33 +5955,8 @@
                 <w:szCs w:val="22"/>
                 <w:lang w:val="fr-FR"/>
               </w:rPr>
-              <w:t>Trout</w:t>
-            </w:r>
-            <w:proofErr w:type="spellEnd"/>
-            <w:r>
-              <w:rPr>
-                <w:rFonts w:ascii="Times New Roman" w:eastAsia="Times New Roman" w:hAnsi="Times New Roman" w:cs="Times New Roman"/>
-                <w:b/>
-                <w:bCs/>
-                <w:sz w:val="22"/>
-                <w:szCs w:val="22"/>
-                <w:lang w:val="fr-FR"/>
-              </w:rPr>
-              <w:t>:</w:t>
-            </w:r>
-            <w:proofErr w:type="gramEnd"/>
-            <w:r>
-              <w:rPr>
-                <w:rFonts w:ascii="Times New Roman" w:eastAsia="Times New Roman" w:hAnsi="Times New Roman" w:cs="Times New Roman"/>
-                <w:b/>
-                <w:bCs/>
-                <w:sz w:val="22"/>
-                <w:szCs w:val="22"/>
-                <w:lang w:val="fr-FR"/>
-              </w:rPr>
-              <w:t xml:space="preserve"> </w:t>
-            </w:r>
-            <w:proofErr w:type="spellStart"/>
+              <w:t xml:space="preserve">Trout: </w:t>
+            </w:r>
             <w:r>
               <w:rPr>
                 <w:rFonts w:ascii="Times New Roman" w:eastAsia="Times New Roman" w:hAnsi="Times New Roman" w:cs="Times New Roman"/>
@@ -6049,7 +5968,6 @@
               </w:rPr>
               <w:t>Bythotrephes</w:t>
             </w:r>
-            <w:proofErr w:type="spellEnd"/>
             <w:r>
               <w:rPr>
                 <w:rFonts w:ascii="Times New Roman" w:eastAsia="Times New Roman" w:hAnsi="Times New Roman" w:cs="Times New Roman"/>
@@ -6264,7 +6182,7 @@
                 <w:sz w:val="22"/>
                 <w:szCs w:val="22"/>
               </w:rPr>
-              <w:instrText xml:space="preserve"> ADDIN ZOTERO_ITEM CSL_CITATION {"citationID":"Vs7p1BSQ","properties":{"unsorted":false,"formattedCitation":"(Mrnak et al. 2025)","plainCitation":"(Mrnak et al. 2025)","noteIndex":0},"citationItems":[{"id":953,"uris":["http://zotero.org/groups/2418348/items/WJ7DDX8W"],"itemData":{"id":953,"type":"article-journal","abstract":"ABSTRACT\n            Ecosystems are abruptly changing due to invasive species and global climate change. In lakes, invasive Rainbow Smelt Osmerus mordax can cause negative ecosystem effects through competitive and predatory interactions with native species leading to food web shifts away from native species dominance, altered zooplankton communities, and the decline or extirpation of native cool and coldwater fishes. We conducted two whole-lake removals of invasive Rainbow Smelt and simultaneous introductions of native Cisco Coregonus artedi through stocking. About 327 and 1.6 adult Rainbow Smelt/ha were removed and about 45 adult Cisco/ha were stocked over 4 years into the two experimental lakes. In one system, native Yellow Perch Perca flavscens relative abundance and density significantly increased by 556% and 143% post-manipulation, respectively. In the other system, native Walleye Sander vitreus relative abundance increased by 26% and became consistently present in the pelagic zone post-manipulation (allowing for density estimation). Rainbow Smelt relative abundance and density decreased by &amp;gt;85% in both experimental lakes. The two ecosystems shifted to native species dominance while invasive Rainbow Smelt became insignificant components of the food webs. In these two intensive whole-lake manipulations, we applied the Resist–Accept–Direct (RAD) climate adaptation framework to test an applicable ecological adaptation strategy and used panarchy theory as an ecologically grounded pathway to purposefully direct ecosystem transformation. We used this holistic management framework to better understand and manage undesired ecological change—“food web thinking.” In the context of our study, two ecosystems were purposefully directed towards native food web structures, species interactions, and processes, which mitigated Rainbow Smelt driven negative effects.","container-title":"Fisheries","DOI":"10.1093/fshmag/vuae017","ISSN":"0363-2415, 1548-8446","issue":"5","language":"en","license":"https://creativecommons.org/licenses/by/4.0/","page":"194-208","source":"DOI.org (Crossref)","title":"Invasive control and native restoration: Directing ecosystem transformation through purposeful food web manipulations","title-short":"Invasive control and native restoration","volume":"50","author":[{"family":"Mrnak","given":"Joseph T"},{"family":"Wilkinson","given":"Maxwel V"},{"family":"Sikora","given":"Logan W"},{"family":"Feucht","given":"Levi M"},{"family":"Mrnak","given":"Amber M"},{"family":"Vander Zanden","given":"M Jake"},{"family":"Sass","given":"Greg G"}],"issued":{"date-parts":[["2025",5,20]]}}}],"schema":"https://github.com/citation-style-language/schema/raw/master/csl-citation.json"} </w:instrText>
+              <w:instrText xml:space="preserve"> ADDIN ZOTERO_ITEM CSL_CITATION {"citationID":"Vs7p1BSQ","properties":{"unsorted":false,"formattedCitation":"(Mrnak et al. 2025)","plainCitation":"(Mrnak et al. 2025)","noteIndex":0},"citationItems":[{"id":1471,"uris":["http://zotero.org/groups/2418348/items/WJ7DDX8W"],"itemData":{"id":1471,"type":"article-journal","abstract":"ABSTRACT\n            Ecosystems are abruptly changing due to invasive species and global climate change. In lakes, invasive Rainbow Smelt Osmerus mordax can cause negative ecosystem effects through competitive and predatory interactions with native species leading to food web shifts away from native species dominance, altered zooplankton communities, and the decline or extirpation of native cool and coldwater fishes. We conducted two whole-lake removals of invasive Rainbow Smelt and simultaneous introductions of native Cisco Coregonus artedi through stocking. About 327 and 1.6 adult Rainbow Smelt/ha were removed and about 45 adult Cisco/ha were stocked over 4 years into the two experimental lakes. In one system, native Yellow Perch Perca flavscens relative abundance and density significantly increased by 556% and 143% post-manipulation, respectively. In the other system, native Walleye Sander vitreus relative abundance increased by 26% and became consistently present in the pelagic zone post-manipulation (allowing for density estimation). Rainbow Smelt relative abundance and density decreased by &amp;gt;85% in both experimental lakes. The two ecosystems shifted to native species dominance while invasive Rainbow Smelt became insignificant components of the food webs. In these two intensive whole-lake manipulations, we applied the Resist–Accept–Direct (RAD) climate adaptation framework to test an applicable ecological adaptation strategy and used panarchy theory as an ecologically grounded pathway to purposefully direct ecosystem transformation. We used this holistic management framework to better understand and manage undesired ecological change—“food web thinking.” In the context of our study, two ecosystems were purposefully directed towards native food web structures, species interactions, and processes, which mitigated Rainbow Smelt driven negative effects.","container-title":"Fisheries","DOI":"10.1093/fshmag/vuae017","ISSN":"0363-2415, 1548-8446","issue":"5","language":"en","license":"https://creativecommons.org/licenses/by/4.0/","page":"194-208","source":"DOI.org (Crossref)","title":"Invasive control and native restoration: Directing ecosystem transformation through purposeful food web manipulations","title-short":"Invasive control and native restoration","volume":"50","author":[{"family":"Mrnak","given":"Joseph T"},{"family":"Wilkinson","given":"Maxwel V"},{"family":"Sikora","given":"Logan W"},{"family":"Feucht","given":"Levi M"},{"family":"Mrnak","given":"Amber M"},{"family":"Vander Zanden","given":"M Jake"},{"family":"Sass","given":"Greg G"}],"issued":{"date-parts":[["2025",5,20]]}}}],"schema":"https://github.com/citation-style-language/schema/raw/master/csl-citation.json"} </w:instrText>
             </w:r>
             <w:r>
               <w:rPr>
@@ -6279,23 +6197,7 @@
                 <w:rFonts w:ascii="Times New Roman" w:hAnsi="Times New Roman" w:cs="Times New Roman"/>
                 <w:sz w:val="22"/>
               </w:rPr>
-              <w:t>(</w:t>
-            </w:r>
-            <w:proofErr w:type="spellStart"/>
-            <w:r>
-              <w:rPr>
-                <w:rFonts w:ascii="Times New Roman" w:hAnsi="Times New Roman" w:cs="Times New Roman"/>
-                <w:sz w:val="22"/>
-              </w:rPr>
-              <w:t>Mrnak</w:t>
-            </w:r>
-            <w:proofErr w:type="spellEnd"/>
-            <w:r>
-              <w:rPr>
-                <w:rFonts w:ascii="Times New Roman" w:hAnsi="Times New Roman" w:cs="Times New Roman"/>
-                <w:sz w:val="22"/>
-              </w:rPr>
-              <w:t xml:space="preserve"> et al. 2025)</w:t>
+              <w:t>(Mrnak et al. 2025)</w:t>
             </w:r>
             <w:r>
               <w:rPr>
@@ -6693,7 +6595,7 @@
                 <w:sz w:val="22"/>
                 <w:szCs w:val="22"/>
               </w:rPr>
-              <w:instrText xml:space="preserve"> ADDIN ZOTERO_ITEM CSL_CITATION {"citationID":"SmJFJtg4","properties":{"unsorted":false,"formattedCitation":"(Wilkinson et al. 2018)","plainCitation":"(Wilkinson et al. 2018)","noteIndex":0},"citationItems":[{"id":5255,"uris":["http://zotero.org/groups/2418348/items/WEQYTU4W"],"itemData":{"id":5255,"type":"article-journal","container-title":"Ecological Monographs","DOI":"10.1002/ecm.1286","issue":"2","page":"188-203","title":"Early warning signals precede cyanobacterial blooms in multiple whole-lake experiments","volume":"88","author":[{"family":"Wilkinson","given":"G. M."},{"family":"Carpenter","given":"S. R."},{"family":"Cole","given":"J. J."},{"family":"Pace","given":"M. L."},{"family":"Batt","given":"R. D."},{"family":"Buelo","given":"C. D."},{"family":"Kurtzweil","given":"J. T."}],"issued":{"date-parts":[["2018"]]}}}],"schema":"https://github.com/citation-style-language/schema/raw/master/csl-citation.json"} </w:instrText>
+              <w:instrText xml:space="preserve"> ADDIN ZOTERO_ITEM CSL_CITATION {"citationID":"SmJFJtg4","properties":{"unsorted":false,"formattedCitation":"(Wilkinson et al. 2018)","plainCitation":"(Wilkinson et al. 2018)","noteIndex":0},"citationItems":[{"id":2451,"uris":["http://zotero.org/groups/2418348/items/WEQYTU4W"],"itemData":{"id":2451,"type":"article-journal","container-title":"Ecological Monographs","DOI":"10.1002/ecm.1286","issue":"2","page":"188-203","title":"Early warning signals precede cyanobacterial blooms in multiple whole-lake experiments","volume":"88","author":[{"family":"Wilkinson","given":"G. M."},{"family":"Carpenter","given":"S. R."},{"family":"Cole","given":"J. J."},{"family":"Pace","given":"M. L."},{"family":"Batt","given":"R. D."},{"family":"Buelo","given":"C. D."},{"family":"Kurtzweil","given":"J. T."}],"issued":{"date-parts":[["2018"]]}}}],"schema":"https://github.com/citation-style-language/schema/raw/master/csl-citation.json"} </w:instrText>
             </w:r>
             <w:r>
               <w:rPr>
@@ -6895,7 +6797,7 @@
                 <w:sz w:val="22"/>
                 <w:szCs w:val="22"/>
               </w:rPr>
-              <w:instrText xml:space="preserve"> ADDIN ZOTERO_ITEM CSL_CITATION {"citationID":"5KWaNnoz","properties":{"unsorted":false,"formattedCitation":"(Wilkinson et al. 2026)","plainCitation":"(Wilkinson et al. 2026)","noteIndex":0},"citationItems":[{"id":10461,"uris":["http://zotero.org/groups/6709984/items/AFTH7PY3"],"itemData":{"id":10461,"type":"article-journal","abstract":"Abstract\n            Among lakes, eutrophication is positively related to methane emissions, but various processes can alter the seasonal conversion of primary production into stored methane. We used a series of whole‐lake enrichment and shading experiments across three years with varying ice phenology to assess how eutrophication and ice cover affect within‐year methane storage. The seasonal pattern of methane storage was driven in part by cyanobacteria blooms and their influence on light and oxygen availability. Early ice‐off reduced anoxic volume and methane storage in both the manipulated and reference lake, but a subsequent bloom and shading in the manipulated lake drove a rapid increase in methane, with storage reaching similar levels to those of other years. These experiments revealed that interactions between ice phenology and eutrophication can drive shifts in seasonal methane storage trajectories in north temperate lakes. Improved understanding of variability in these drivers could substantially reduce uncertainty in lake methane emissions.","container-title":"Limnology and Oceanography Letters","DOI":"10.1002/lol2.70136","ISSN":"2378-2242, 2378-2242","issue":"3","journalAbbreviation":"Limnol Oceanogr Letters","language":"en","page":"e70136","source":"DOI.org (Crossref)","title":"Eutrophication and ice phenology influence methane storage in north temperate lakes","volume":"11","author":[{"family":"Wilkinson","given":"Grace M."},{"family":"McCarthy","given":"Moira"},{"family":"Bertolet","given":"Brittni"},{"family":"Carpenter","given":"Stephen R."},{"family":"Ha","given":"Dat"},{"family":"Lottig","given":"Noah"},{"family":"Szydlowski","given":"Daniel K."},{"family":"Pace","given":"Michael L."},{"family":"Jones","given":"Stuart"}],"issued":{"date-parts":[["2026",5]]}}}],"schema":"https://github.com/citation-style-language/schema/raw/master/csl-citation.json"} </w:instrText>
+              <w:instrText xml:space="preserve"> ADDIN ZOTERO_ITEM CSL_CITATION {"citationID":"5KWaNnoz","properties":{"unsorted":false,"formattedCitation":"(Wilkinson et al. 2026)","plainCitation":"(Wilkinson et al. 2026)","noteIndex":0},"citationItems":[{"id":10867,"uris":["http://zotero.org/groups/6709984/items/AFTH7PY3"],"itemData":{"id":10867,"type":"article-journal","abstract":"Abstract\n            Among lakes, eutrophication is positively related to methane emissions, but various processes can alter the seasonal conversion of primary production into stored methane. We used a series of whole‐lake enrichment and shading experiments across three years with varying ice phenology to assess how eutrophication and ice cover affect within‐year methane storage. The seasonal pattern of methane storage was driven in part by cyanobacteria blooms and their influence on light and oxygen availability. Early ice‐off reduced anoxic volume and methane storage in both the manipulated and reference lake, but a subsequent bloom and shading in the manipulated lake drove a rapid increase in methane, with storage reaching similar levels to those of other years. These experiments revealed that interactions between ice phenology and eutrophication can drive shifts in seasonal methane storage trajectories in north temperate lakes. Improved understanding of variability in these drivers could substantially reduce uncertainty in lake methane emissions.","container-title":"Limnology and Oceanography Letters","DOI":"10.1002/lol2.70136","ISSN":"2378-2242, 2378-2242","issue":"3","journalAbbreviation":"Limnol Oceanogr Letters","language":"en","page":"e70136","source":"DOI.org (Crossref)","title":"Eutrophication and ice phenology influence methane storage in north temperate lakes","volume":"11","author":[{"family":"Wilkinson","given":"Grace M."},{"family":"McCarthy","given":"Moira"},{"family":"Bertolet","given":"Brittni"},{"family":"Carpenter","given":"Stephen R."},{"family":"Ha","given":"Dat"},{"family":"Lottig","given":"Noah"},{"family":"Szydlowski","given":"Daniel K."},{"family":"Pace","given":"Michael L."},{"family":"Jones","given":"Stuart"}],"issued":{"date-parts":[["2026",5]]}}}],"schema":"https://github.com/citation-style-language/schema/raw/master/csl-citation.json"} </w:instrText>
             </w:r>
             <w:r>
               <w:rPr>
@@ -7082,7 +6984,7 @@
                 <w:sz w:val="22"/>
                 <w:szCs w:val="22"/>
               </w:rPr>
-              <w:instrText xml:space="preserve"> ADDIN ZOTERO_ITEM CSL_CITATION {"citationID":"Gsi9V8eY","properties":{"unsorted":false,"formattedCitation":"(Hansen et al. 2013a)","plainCitation":"(Hansen et al. 2013a)","noteIndex":0},"citationItems":[{"id":1256,"uris":["http://zotero.org/groups/2418348/items/274JC8RG"],"itemData":{"id":1256,"type":"article-journal","container-title":"Canadian Journal of Fisheries and Aquatic Sciences","DOI":"10.1139/cjfas-2012-0460","ISSN":"0706-652X, 1205-7533","issue":"7","language":"en","license":"732800","page":"1109-1122","source":"Crossref","title":"Food web consequences of long-term invasive crayfish control","volume":"70","author":[{"family":"Hansen","given":"Gretchen J.A."},{"family":"Hein","given":"Catherine L."},{"family":"Roth","given":"Brian M."},{"family":"Vander Zanden","given":"M. Jake"},{"family":"Gaeta","given":"Jereme W."},{"family":"Latzka","given":"Alexander W."},{"family":"Carpenter","given":"Stephen R."}],"editor":[{"family":"Ramcharan","given":"Charles"}],"issued":{"date-parts":[["2013",7]]}}}],"schema":"https://github.com/citation-style-language/schema/raw/master/csl-citation.json"} </w:instrText>
+              <w:instrText xml:space="preserve"> ADDIN ZOTERO_ITEM CSL_CITATION {"citationID":"Gsi9V8eY","properties":{"unsorted":false,"formattedCitation":"(Hansen et al. 2013a)","plainCitation":"(Hansen et al. 2013a)","noteIndex":0},"citationItems":[{"id":5566,"uris":["http://zotero.org/groups/2418348/items/274JC8RG"],"itemData":{"id":5566,"type":"article-journal","container-title":"Canadian Journal of Fisheries and Aquatic Sciences","DOI":"10.1139/cjfas-2012-0460","ISSN":"0706-652X, 1205-7533","issue":"7","language":"en","license":"732800","page":"1109-1122","source":"Crossref","title":"Food web consequences of long-term invasive crayfish control","volume":"70","author":[{"family":"Hansen","given":"Gretchen J.A."},{"family":"Hein","given":"Catherine L."},{"family":"Roth","given":"Brian M."},{"family":"Vander Zanden","given":"M. Jake"},{"family":"Gaeta","given":"Jereme W."},{"family":"Latzka","given":"Alexander W."},{"family":"Carpenter","given":"Stephen R."}],"editor":[{"family":"Ramcharan","given":"Charles"}],"issued":{"date-parts":[["2013",7]]}}}],"schema":"https://github.com/citation-style-language/schema/raw/master/csl-citation.json"} </w:instrText>
             </w:r>
             <w:r>
               <w:rPr>
@@ -7430,7 +7332,7 @@
                 <w:sz w:val="22"/>
                 <w:szCs w:val="22"/>
               </w:rPr>
-              <w:instrText xml:space="preserve"> ADDIN ZOTERO_ITEM CSL_CITATION {"citationID":"sM31WcHS","properties":{"unsorted":false,"formattedCitation":"(Szydlowski 2026)","plainCitation":"(Szydlowski 2026)","noteIndex":0},"citationItems":[{"id":10465,"uris":["http://zotero.org/groups/6709984/items/UUXMDCYG"],"itemData":{"id":10465,"type":"thesis","publisher":"The University of Wisconsin - Madison","title":"Climate-Driven Variability in Lakes Alters Resilience of Primary Production to Short-Term Perturbations by Weather and Nutrients","author":[{"family":"Szydlowski","given":"Daniel"}],"issued":{"date-parts":[["2026"]]}}}],"schema":"https://github.com/citation-style-language/schema/raw/master/csl-citation.json"} </w:instrText>
+              <w:instrText xml:space="preserve"> ADDIN ZOTERO_ITEM CSL_CITATION {"citationID":"sM31WcHS","properties":{"unsorted":false,"formattedCitation":"(Szydlowski 2026)","plainCitation":"(Szydlowski 2026)","noteIndex":0},"citationItems":[{"id":10864,"uris":["http://zotero.org/groups/6709984/items/UUXMDCYG"],"itemData":{"id":10864,"type":"thesis","publisher":"The University of Wisconsin - Madison","title":"Climate-Driven Variability in Lakes Alters Resilience of Primary Production to Short-Term Perturbations by Weather and Nutrients","author":[{"family":"Szydlowski","given":"Daniel"}],"issued":{"date-parts":[["2026"]]}}}],"schema":"https://github.com/citation-style-language/schema/raw/master/csl-citation.json"} </w:instrText>
             </w:r>
             <w:r>
               <w:rPr>
@@ -7445,23 +7347,7 @@
                 <w:rFonts w:ascii="Times New Roman" w:hAnsi="Times New Roman" w:cs="Times New Roman"/>
                 <w:sz w:val="22"/>
               </w:rPr>
-              <w:t>(</w:t>
-            </w:r>
-            <w:proofErr w:type="spellStart"/>
-            <w:r>
-              <w:rPr>
-                <w:rFonts w:ascii="Times New Roman" w:hAnsi="Times New Roman" w:cs="Times New Roman"/>
-                <w:sz w:val="22"/>
-              </w:rPr>
-              <w:t>Szydlowski</w:t>
-            </w:r>
-            <w:proofErr w:type="spellEnd"/>
-            <w:r>
-              <w:rPr>
-                <w:rFonts w:ascii="Times New Roman" w:hAnsi="Times New Roman" w:cs="Times New Roman"/>
-                <w:sz w:val="22"/>
-              </w:rPr>
-              <w:t xml:space="preserve"> 2026)</w:t>
+              <w:t>(Szydlowski 2026)</w:t>
             </w:r>
             <w:r>
               <w:rPr>
@@ -7658,7 +7544,7 @@
                 <w:sz w:val="22"/>
                 <w:szCs w:val="22"/>
               </w:rPr>
-              <w:instrText xml:space="preserve"> ADDIN ZOTERO_ITEM CSL_CITATION {"citationID":"YprG4cxt","properties":{"unsorted":false,"formattedCitation":"(Buelo et al. 2022)","plainCitation":"(Buelo et al. 2022)","noteIndex":0},"citationItems":[{"id":10428,"uris":["http://zotero.org/groups/6709984/items/ZQJM2ZEL"],"itemData":{"id":10428,"type":"article-journal","abstract":"Abstract\n            \n              Regime shifts have large consequences for ecosystems and the services they provide. However, understanding the potential for, causes of, proximity to, and thresholds for regime shifts in nearly all settings is difficult. Generic statistical indicators of resilience have been proposed and studied in a wide range of ecosystems as a method to detect when regime shifts are becoming more likely without direct knowledge of underlying system dynamics or thresholds. These early warning statistics (EWS) have been studied separately but there have been few examples that directly compare temporal and spatial EWS in ecosystem‐scale empirical data. To test these methods, we collected high‐frequency time series and high‐resolution spatial data during a whole‐lake fertilization experiment while also monitoring an adjacent reference lake. We calculated two common EWS, standard deviation and autocorrelation, in both time series and spatial data to evaluate their performance prior to the resulting algal bloom. We also applied the quickest detection method to generate binary alarms of resilience change from temporal EWS. One temporal EWS, rolling window standard deviation, provided advanced warning in most variables prior to the bloom, showing trends and between‐lake patterns consistent with theory. In contrast, temporal autocorrelation and both measures of spatial EWS (spatial SD, Moran's  \n              I\n              ) provided little or no warning. By compiling time series data from this and past experiments with and without nutrient additions, we were able to evaluate temporal EWS performance for both constant and changing resilience conditions. True positive alarm rates were 2.5–8.3 times higher for rolling window standard deviation when a lake was being pushed towards a bloom than the rate of false positives when it was not. For rolling window autocorrelation, alarm rates were much lower and no variable had a higher true positive than false positive alarm rate. Our findings suggest temporal EWS provide advanced warning of algal blooms and that this approach could help managers prepare for and/or minimize negative bloom impacts.","container-title":"Ecological Applications","DOI":"10.1002/eap.2616","ISSN":"1051-0761, 1939-5582","issue":"5","journalAbbreviation":"Ecological Applications","language":"en","page":"e2616","source":"DOI.org (Crossref)","title":"Evaluating the performance of temporal and spatial early warning statistics of algal blooms","volume":"32","author":[{"family":"Buelo","given":"C. D."},{"family":"Pace","given":"M. L."},{"family":"Carpenter","given":"S. R."},{"family":"Stanley","given":"E. H."},{"family":"Ortiz","given":"D. A."},{"family":"Ha","given":"D. T."}],"issued":{"date-parts":[["2022",7]]}}}],"schema":"https://github.com/citation-style-language/schema/raw/master/csl-citation.json"} </w:instrText>
+              <w:instrText xml:space="preserve"> ADDIN ZOTERO_ITEM CSL_CITATION {"citationID":"YprG4cxt","properties":{"unsorted":false,"formattedCitation":"(Buelo et al. 2022)","plainCitation":"(Buelo et al. 2022)","noteIndex":0},"citationItems":[{"id":10840,"uris":["http://zotero.org/groups/6709984/items/ZQJM2ZEL"],"itemData":{"id":10840,"type":"article-journal","abstract":"Abstract\n            \n              Regime shifts have large consequences for ecosystems and the services they provide. However, understanding the potential for, causes of, proximity to, and thresholds for regime shifts in nearly all settings is difficult. Generic statistical indicators of resilience have been proposed and studied in a wide range of ecosystems as a method to detect when regime shifts are becoming more likely without direct knowledge of underlying system dynamics or thresholds. These early warning statistics (EWS) have been studied separately but there have been few examples that directly compare temporal and spatial EWS in ecosystem‐scale empirical data. To test these methods, we collected high‐frequency time series and high‐resolution spatial data during a whole‐lake fertilization experiment while also monitoring an adjacent reference lake. We calculated two common EWS, standard deviation and autocorrelation, in both time series and spatial data to evaluate their performance prior to the resulting algal bloom. We also applied the quickest detection method to generate binary alarms of resilience change from temporal EWS. One temporal EWS, rolling window standard deviation, provided advanced warning in most variables prior to the bloom, showing trends and between‐lake patterns consistent with theory. In contrast, temporal autocorrelation and both measures of spatial EWS (spatial SD, Moran's  \n              I\n              ) provided little or no warning. By compiling time series data from this and past experiments with and without nutrient additions, we were able to evaluate temporal EWS performance for both constant and changing resilience conditions. True positive alarm rates were 2.5–8.3 times higher for rolling window standard deviation when a lake was being pushed towards a bloom than the rate of false positives when it was not. For rolling window autocorrelation, alarm rates were much lower and no variable had a higher true positive than false positive alarm rate. Our findings suggest temporal EWS provide advanced warning of algal blooms and that this approach could help managers prepare for and/or minimize negative bloom impacts.","container-title":"Ecological Applications","DOI":"10.1002/eap.2616","ISSN":"1051-0761, 1939-5582","issue":"5","journalAbbreviation":"Ecological Applications","language":"en","page":"e2616","source":"DOI.org (Crossref)","title":"Evaluating the performance of temporal and spatial early warning statistics of algal blooms","volume":"32","author":[{"family":"Buelo","given":"C. D."},{"family":"Pace","given":"M. L."},{"family":"Carpenter","given":"S. R."},{"family":"Stanley","given":"E. H."},{"family":"Ortiz","given":"D. A."},{"family":"Ha","given":"D. T."}],"issued":{"date-parts":[["2022",7]]}}}],"schema":"https://github.com/citation-style-language/schema/raw/master/csl-citation.json"} </w:instrText>
             </w:r>
             <w:r>
               <w:rPr>
@@ -7673,23 +7559,7 @@
                 <w:rFonts w:ascii="Times New Roman" w:hAnsi="Times New Roman" w:cs="Times New Roman"/>
                 <w:sz w:val="22"/>
               </w:rPr>
-              <w:t>(</w:t>
-            </w:r>
-            <w:proofErr w:type="spellStart"/>
-            <w:r>
-              <w:rPr>
-                <w:rFonts w:ascii="Times New Roman" w:hAnsi="Times New Roman" w:cs="Times New Roman"/>
-                <w:sz w:val="22"/>
-              </w:rPr>
-              <w:t>Buelo</w:t>
-            </w:r>
-            <w:proofErr w:type="spellEnd"/>
-            <w:r>
-              <w:rPr>
-                <w:rFonts w:ascii="Times New Roman" w:hAnsi="Times New Roman" w:cs="Times New Roman"/>
-                <w:sz w:val="22"/>
-              </w:rPr>
-              <w:t xml:space="preserve"> et al. 2022)</w:t>
+              <w:t>(Buelo et al. 2022)</w:t>
             </w:r>
             <w:r>
               <w:rPr>
@@ -8545,16 +8415,8 @@
       <w:r>
         <w:rPr>
           <w:rFonts w:ascii="Times New Roman" w:hAnsi="Times New Roman" w:cs="Times New Roman"/>
-          <w:b/>
-          <w:bCs/>
-        </w:rPr>
-        <w:t>Cross-lake synthesis</w:t>
-      </w:r>
-      <w:r>
-        <w:rPr>
-          <w:rFonts w:ascii="Times New Roman" w:hAnsi="Times New Roman" w:cs="Times New Roman"/>
-        </w:rPr>
-        <w:t>: Together, the study lakes provide replicated contrasts in the mechanisms hypothesized to reshape the stability landscape of pelagic primary production. We will test whether stronger grazing pressure and greater light attenuation consistently produce steeper basins, while reduced grazing and greater light availability produce shallower basins, regardless of whether these conditions arise through natural variation, species turnover, or experimental manipulation. By comparing repeated changes within lakes, analogous mechanisms across lakes, and unmanipulated reference systems, we can test the generality of these mechanisms and distinguish shifts in ecosystem state from changes in the underlying stability landscape.</w:t>
+        </w:rPr>
+        <w:t>Together, the study lakes provide replicated contrasts in the mechanisms hypothesized to reshape the stability landscape of pelagic primary production. We will test whether stronger grazing pressure and greater light attenuation consistently produce steeper basins, while reduced grazing and greater light availability produce shallower basins, regardless of whether these conditions arise through natural variation, species turnover, or experimental manipulation. By comparing repeated changes within lakes, analogous mechanisms across lakes, and unmanipulated reference systems, we can test the generality of these mechanisms and distinguish shifts in ecosystem state from changes in the underlying stability landscape.</w:t>
       </w:r>
     </w:p>
     <w:p>
@@ -8622,7 +8484,7 @@
           <w:rFonts w:ascii="Times New Roman" w:eastAsia="Times New Roman" w:hAnsi="Times New Roman" w:cs="Times New Roman"/>
           <w:color w:val="000000"/>
         </w:rPr>
-        <w:instrText xml:space="preserve"> ADDIN ZOTERO_ITEM CSL_CITATION {"citationID":"gfzA4KVJ","properties":{"unsorted":false,"formattedCitation":"(Staehr et al. 2012)","plainCitation":"(Staehr et al. 2012)","noteIndex":0},"citationItems":[{"id":2685,"uris":["http://zotero.org/groups/2418348/items/KCMRDMR5"],"itemData":{"id":2685,"type":"article-journal","abstract":"&lt;p&gt;Seasonal changes in rates of gross primary production (GPP), net ecosystem production (NEP), and respiration (R) were determined from frequent automated profiles of dissolved oxygen (DO) and temperature in a clear-water polymictic lake. Metabolic rate calculations were made using a method that integrates rates across the entire depth profile and includes DO exchange between depth layers driven by mixed-layer deepening and eddy diffusivity. During full mixing, NEP was close to zero throughout the water column, and GPP and R were reduced 2&amp;ndash;10 times compared to stratified periods. When present, the metalimnion contributed 21 % and 27 % to whole-lake areal rates of GPP and R, respectively. Net autotrophy prevailed in the epilimnion (NEP = 11 +-&amp;nbsp; 14 mmol O2 m-3 d-1 ; mean +- SD) compared to balanced production in the metalimnion (NEP = 2 +- 19 mmol O2 m-3 d-1 ) and net heterotrophic conditions in hypolimnic waters (NEP = -15 +- 24 mmol O2 m-3 d-1 ). Positive NEP occurred in the metalimnion during periods when the photic depth extended below the mixed-layer depth. Although the single-sonde method estimated higher areal GPP (19 % ) and R (14 % ) compared to the two depth-integrated approaches, differences were not significant. During stratification, daily variability in epilimnetic DO was dominated by metabolism (46 % ) and air&amp;ndash;water gas exchange (44 % ). Fluxes related to mixed-layer deepening dominated in meta- and hypolimnic waters (49 % and 64 % ), while eddy diffusion (1 % and 14 % ) was less important. Although air&amp;ndash;water gas exchange rates differed among the three formulations of gas-transfer velocity, this had no significant effect on metabolic rates.&lt;/p&gt;","container-title":"Limnology and Oceanography","DOI":"10.4319/lo.2012.57.5.1317","issue":"5","license":"732768","page":"1317–1330","title":"Ecosystem metabolism in a stratified lake","title-short":"Limnol. Oceanogr.","volume":"57","author":[{"family":"Staehr","given":"Peter A."},{"family":"Christensen","given":"Jesper P. A."},{"family":"Batt","given":"Ryan D."},{"family":"Read","given":"Jordan S."}],"issued":{"date-parts":[["2012"]]}}}],"schema":"https://github.com/citation-style-language/schema/raw/master/csl-citation.json"} </w:instrText>
+        <w:instrText xml:space="preserve"> ADDIN ZOTERO_ITEM CSL_CITATION {"citationID":"gfzA4KVJ","properties":{"unsorted":false,"formattedCitation":"(Staehr et al. 2012)","plainCitation":"(Staehr et al. 2012)","noteIndex":0},"citationItems":[{"id":1978,"uris":["http://zotero.org/groups/2418348/items/KCMRDMR5"],"itemData":{"id":1978,"type":"article-journal","abstract":"&lt;p&gt;Seasonal changes in rates of gross primary production (GPP), net ecosystem production (NEP), and respiration (R) were determined from frequent automated profiles of dissolved oxygen (DO) and temperature in a clear-water polymictic lake. Metabolic rate calculations were made using a method that integrates rates across the entire depth profile and includes DO exchange between depth layers driven by mixed-layer deepening and eddy diffusivity. During full mixing, NEP was close to zero throughout the water column, and GPP and R were reduced 2&amp;ndash;10 times compared to stratified periods. When present, the metalimnion contributed 21 % and 27 % to whole-lake areal rates of GPP and R, respectively. Net autotrophy prevailed in the epilimnion (NEP = 11 +-&amp;nbsp; 14 mmol O2 m-3 d-1 ; mean +- SD) compared to balanced production in the metalimnion (NEP = 2 +- 19 mmol O2 m-3 d-1 ) and net heterotrophic conditions in hypolimnic waters (NEP = -15 +- 24 mmol O2 m-3 d-1 ). Positive NEP occurred in the metalimnion during periods when the photic depth extended below the mixed-layer depth. Although the single-sonde method estimated higher areal GPP (19 % ) and R (14 % ) compared to the two depth-integrated approaches, differences were not significant. During stratification, daily variability in epilimnetic DO was dominated by metabolism (46 % ) and air&amp;ndash;water gas exchange (44 % ). Fluxes related to mixed-layer deepening dominated in meta- and hypolimnic waters (49 % and 64 % ), while eddy diffusion (1 % and 14 % ) was less important. Although air&amp;ndash;water gas exchange rates differed among the three formulations of gas-transfer velocity, this had no significant effect on metabolic rates.&lt;/p&gt;","container-title":"Limnology and Oceanography","DOI":"10.4319/lo.2012.57.5.1317","issue":"5","license":"732768","page":"1317–1330","title":"Ecosystem metabolism in a stratified lake","title-short":"Limnol. Oceanogr.","volume":"57","author":[{"family":"Staehr","given":"Peter A."},{"family":"Christensen","given":"Jesper P. A."},{"family":"Batt","given":"Ryan D."},{"family":"Read","given":"Jordan S."}],"issued":{"date-parts":[["2012"]]}}}],"schema":"https://github.com/citation-style-language/schema/raw/master/csl-citation.json"} </w:instrText>
       </w:r>
       <w:r>
         <w:rPr>
@@ -8635,21 +8497,7 @@
         <w:rPr>
           <w:rFonts w:ascii="Times New Roman" w:hAnsi="Times New Roman" w:cs="Times New Roman"/>
         </w:rPr>
-        <w:t>(</w:t>
-      </w:r>
-      <w:proofErr w:type="spellStart"/>
-      <w:r>
-        <w:rPr>
-          <w:rFonts w:ascii="Times New Roman" w:hAnsi="Times New Roman" w:cs="Times New Roman"/>
-        </w:rPr>
-        <w:t>Staehr</w:t>
-      </w:r>
-      <w:proofErr w:type="spellEnd"/>
-      <w:r>
-        <w:rPr>
-          <w:rFonts w:ascii="Times New Roman" w:hAnsi="Times New Roman" w:cs="Times New Roman"/>
-        </w:rPr>
-        <w:t xml:space="preserve"> et al. 2012)</w:t>
+        <w:t>(Staehr et al. 2012)</w:t>
       </w:r>
       <w:r>
         <w:rPr>
@@ -8733,23 +8581,7 @@
           <w:rFonts w:ascii="Times New Roman" w:eastAsia="Times New Roman" w:hAnsi="Times New Roman" w:cs="Times New Roman"/>
           <w:color w:val="000000"/>
         </w:rPr>
-        <w:t xml:space="preserve">Ecosystem metabolism will be estimated using the Kalman filter method implemented in the </w:t>
-      </w:r>
-      <w:proofErr w:type="spellStart"/>
-      <w:r>
-        <w:rPr>
-          <w:rFonts w:ascii="Times New Roman" w:eastAsia="Times New Roman" w:hAnsi="Times New Roman" w:cs="Times New Roman"/>
-          <w:color w:val="000000"/>
-        </w:rPr>
-        <w:t>LakeMetabolizer</w:t>
-      </w:r>
-      <w:proofErr w:type="spellEnd"/>
-      <w:r>
-        <w:rPr>
-          <w:rFonts w:ascii="Times New Roman" w:eastAsia="Times New Roman" w:hAnsi="Times New Roman" w:cs="Times New Roman"/>
-          <w:color w:val="000000"/>
-        </w:rPr>
-        <w:t xml:space="preserve"> R packag</w:t>
+        <w:t>Ecosystem metabolism will be estimated using the Kalman filter method implemented in the LakeMetabolizer R packag</w:t>
       </w:r>
       <w:r>
         <w:rPr>
@@ -8770,7 +8602,7 @@
           <w:rFonts w:ascii="Times New Roman" w:eastAsia="Times New Roman" w:hAnsi="Times New Roman" w:cs="Times New Roman"/>
           <w:color w:val="000000"/>
         </w:rPr>
-        <w:instrText xml:space="preserve"> ADDIN ZOTERO_ITEM CSL_CITATION {"citationID":"5L64EKsT","properties":{"unsorted":false,"formattedCitation":"(Winslow et al. 2016)","plainCitation":"(Winslow et al. 2016)","noteIndex":0},"citationItems":[{"id":10467,"uris":["http://zotero.org/groups/6709984/items/EPJ2ARUG"],"itemData":{"id":10467,"type":"article-journal","container-title":"Inland Waters","DOI":"10.1080/IW-6.4.883","ISSN":"2044-2041, 2044-205X","issue":"4","journalAbbreviation":"Inland Waters","language":"en","page":"622-636","source":"DOI.org (Crossref)","title":"LakeMetabolizer: an R package for estimating lake metabolism from free-water oxygen using diverse statistical models","title-short":"LakeMetabolizer","volume":"6","author":[{"family":"Winslow","given":"Luke A."},{"family":"Zwart","given":"Jacob A."},{"family":"Batt","given":"Ryan D."},{"family":"Dugan","given":"Hilary A."},{"family":"Woolway","given":"R. Iestyn"},{"family":"Corman","given":"Jessica R."},{"family":"Hanson","given":"Paul C."},{"family":"Read","given":"Jordan S."}],"issued":{"date-parts":[["2016",1]]}}}],"schema":"https://github.com/citation-style-language/schema/raw/master/csl-citation.json"} </w:instrText>
+        <w:instrText xml:space="preserve"> ADDIN ZOTERO_ITEM CSL_CITATION {"citationID":"5L64EKsT","properties":{"unsorted":false,"formattedCitation":"(Winslow et al. 2016)","plainCitation":"(Winslow et al. 2016)","noteIndex":0},"citationItems":[{"id":10862,"uris":["http://zotero.org/groups/6709984/items/EPJ2ARUG"],"itemData":{"id":10862,"type":"article-journal","container-title":"Inland Waters","DOI":"10.1080/IW-6.4.883","ISSN":"2044-2041, 2044-205X","issue":"4","journalAbbreviation":"Inland Waters","language":"en","page":"622-636","source":"DOI.org (Crossref)","title":"LakeMetabolizer: an R package for estimating lake metabolism from free-water oxygen using diverse statistical models","title-short":"LakeMetabolizer","volume":"6","author":[{"family":"Winslow","given":"Luke A."},{"family":"Zwart","given":"Jacob A."},{"family":"Batt","given":"Ryan D."},{"family":"Dugan","given":"Hilary A."},{"family":"Woolway","given":"R. Iestyn"},{"family":"Corman","given":"Jessica R."},{"family":"Hanson","given":"Paul C."},{"family":"Read","given":"Jordan S."}],"issued":{"date-parts":[["2016",1]]}}}],"schema":"https://github.com/citation-style-language/schema/raw/master/csl-citation.json"} </w:instrText>
       </w:r>
       <w:r>
         <w:rPr>
@@ -8870,7 +8702,7 @@
           <w:rFonts w:ascii="Times New Roman" w:eastAsia="Times New Roman" w:hAnsi="Times New Roman" w:cs="Times New Roman"/>
           <w:color w:val="000000"/>
         </w:rPr>
-        <w:instrText xml:space="preserve"> ADDIN ZOTERO_ITEM CSL_CITATION {"citationID":"KDgycCQn","properties":{"unsorted":false,"formattedCitation":"(Brock et al. 2026)","plainCitation":"(Brock et al. 2026)","noteIndex":0},"citationItems":[{"id":10422,"uris":["http://zotero.org/groups/6709984/items/4LITZHBV"],"itemData":{"id":10422,"type":"article-journal","abstract":"Abstract\n            \n            \n              Experiments on entire ecosystems have contributed knowledge on effects of atmospheric CO\n              2\n              and climate change, environmental pollutants, trophic cascades, response of fisheries to management, consumer interactions, ecosystem resilience and stability, and early warning indicators of critical transitions in ecosystem state. Rate of change in external drivers of an ecosystem such as climate warming, inflow of water or nutrients, or harvest of apex predators may affect signals of critical transitions but rates of change of drivers are rarely considered in whole-ecosystem studies. We studied effects of drivers’ rates of change on indicators of critical transitions using models for whole lake manipulations of nutrient enrichment, light-absorbing substances, and apex predators. Results show that times of signals from indicators relative to times of critical transitions can vary depending on the rate of external drivers, including the rate of manipulation in whole-ecosystem experiments.","container-title":"Ecosystems","DOI":"10.1007/s10021-025-01042-y","ISSN":"1432-9840, 1435-0629","issue":"1","journalAbbreviation":"Ecosystems","language":"en","page":"23","source":"DOI.org (Crossref)","title":"Ecosystem Experiments: How Does Manipulation Rate Affect Indicators of Resilience?","title-short":"Ecosystem Experiments","volume":"29","author":[{"family":"Brock","given":"W. A."},{"family":"Carpenter","given":"S. R."},{"family":"Pace","given":"M. L."},{"family":"Wilkinson","given":"G. M."}],"issued":{"date-parts":[["2026",2]]}}}],"schema":"https://github.com/citation-style-language/schema/raw/master/csl-citation.json"} </w:instrText>
+        <w:instrText xml:space="preserve"> ADDIN ZOTERO_ITEM CSL_CITATION {"citationID":"KDgycCQn","properties":{"unsorted":false,"formattedCitation":"(Brock et al. 2026)","plainCitation":"(Brock et al. 2026)","noteIndex":0},"citationItems":[{"id":10846,"uris":["http://zotero.org/groups/6709984/items/4LITZHBV"],"itemData":{"id":10846,"type":"article-journal","abstract":"Abstract\n            \n            \n              Experiments on entire ecosystems have contributed knowledge on effects of atmospheric CO\n              2\n              and climate change, environmental pollutants, trophic cascades, response of fisheries to management, consumer interactions, ecosystem resilience and stability, and early warning indicators of critical transitions in ecosystem state. Rate of change in external drivers of an ecosystem such as climate warming, inflow of water or nutrients, or harvest of apex predators may affect signals of critical transitions but rates of change of drivers are rarely considered in whole-ecosystem studies. We studied effects of drivers’ rates of change on indicators of critical transitions using models for whole lake manipulations of nutrient enrichment, light-absorbing substances, and apex predators. Results show that times of signals from indicators relative to times of critical transitions can vary depending on the rate of external drivers, including the rate of manipulation in whole-ecosystem experiments.","container-title":"Ecosystems","DOI":"10.1007/s10021-025-01042-y","ISSN":"1432-9840, 1435-0629","issue":"1","journalAbbreviation":"Ecosystems","language":"en","page":"23","source":"DOI.org (Crossref)","title":"Ecosystem Experiments: How Does Manipulation Rate Affect Indicators of Resilience?","title-short":"Ecosystem Experiments","volume":"29","author":[{"family":"Brock","given":"W. A."},{"family":"Carpenter","given":"S. R."},{"family":"Pace","given":"M. L."},{"family":"Wilkinson","given":"G. M."}],"issued":{"date-parts":[["2026",2]]}}}],"schema":"https://github.com/citation-style-language/schema/raw/master/csl-citation.json"} </w:instrText>
       </w:r>
       <w:r>
         <w:rPr>
@@ -8932,7 +8764,7 @@
           <w:rFonts w:ascii="Times New Roman" w:eastAsia="Times New Roman" w:hAnsi="Times New Roman" w:cs="Times New Roman"/>
           <w:color w:val="000000"/>
         </w:rPr>
-        <w:instrText xml:space="preserve"> ADDIN ZOTERO_ITEM CSL_CITATION {"citationID":"RVEbwhXX","properties":{"unsorted":false,"formattedCitation":"(Batt et al. 2013a; Wilkinson et al. 2018)","plainCitation":"(Batt et al. 2013a; Wilkinson et al. 2018)","noteIndex":0},"citationItems":[{"id":2906,"uris":["http://zotero.org/groups/2418348/items/J58UF7QT"],"itemData":{"id":2906,"type":"article-journal","container-title":"Theoretical Ecology","DOI":"10.1007/s12080-013-0190-8","issue":"3","license":"732804","page":"285-293","title":"Asymmetric response of early warning indicators of phytoplankton transition to and from cycles","volume":"6","author":[{"family":"Batt","given":"Ryan D."},{"family":"Brock","given":"William A."},{"family":"Carpenter","given":"Stephen R."},{"family":"Cole","given":"Jonathan J."},{"family":"Pace","given":"Michael L."},{"family":"Seekell","given":"David A."}],"issued":{"date-parts":[["2013",8]]}}},{"id":5255,"uris":["http://zotero.org/groups/2418348/items/WEQYTU4W"],"itemData":{"id":5255,"type":"article-journal","container-title":"Ecological Monographs","DOI":"10.1002/ecm.1286","issue":"2","page":"188-203","title":"Early warning signals precede cyanobacterial blooms in multiple whole-lake experiments","volume":"88","author":[{"family":"Wilkinson","given":"G. M."},{"family":"Carpenter","given":"S. R."},{"family":"Cole","given":"J. J."},{"family":"Pace","given":"M. L."},{"family":"Batt","given":"R. D."},{"family":"Buelo","given":"C. D."},{"family":"Kurtzweil","given":"J. T."}],"issued":{"date-parts":[["2018"]]}}}],"schema":"https://github.com/citation-style-language/schema/raw/master/csl-citation.json"} </w:instrText>
+        <w:instrText xml:space="preserve"> ADDIN ZOTERO_ITEM CSL_CITATION {"citationID":"RVEbwhXX","properties":{"unsorted":false,"formattedCitation":"(Batt et al. 2013a; Wilkinson et al. 2018)","plainCitation":"(Batt et al. 2013a; Wilkinson et al. 2018)","noteIndex":0},"citationItems":[{"id":1901,"uris":["http://zotero.org/groups/2418348/items/J58UF7QT"],"itemData":{"id":1901,"type":"article-journal","container-title":"Theoretical Ecology","DOI":"10.1007/s12080-013-0190-8","issue":"3","license":"732804","page":"285-293","title":"Asymmetric response of early warning indicators of phytoplankton transition to and from cycles","volume":"6","author":[{"family":"Batt","given":"Ryan D."},{"family":"Brock","given":"William A."},{"family":"Carpenter","given":"Stephen R."},{"family":"Cole","given":"Jonathan J."},{"family":"Pace","given":"Michael L."},{"family":"Seekell","given":"David A."}],"issued":{"date-parts":[["2013",8]]}}},{"id":2451,"uris":["http://zotero.org/groups/2418348/items/WEQYTU4W"],"itemData":{"id":2451,"type":"article-journal","container-title":"Ecological Monographs","DOI":"10.1002/ecm.1286","issue":"2","page":"188-203","title":"Early warning signals precede cyanobacterial blooms in multiple whole-lake experiments","volume":"88","author":[{"family":"Wilkinson","given":"G. M."},{"family":"Carpenter","given":"S. R."},{"family":"Cole","given":"J. J."},{"family":"Pace","given":"M. L."},{"family":"Batt","given":"R. D."},{"family":"Buelo","given":"C. D."},{"family":"Kurtzweil","given":"J. T."}],"issued":{"date-parts":[["2018"]]}}}],"schema":"https://github.com/citation-style-language/schema/raw/master/csl-citation.json"} </w:instrText>
       </w:r>
       <w:r>
         <w:rPr>
@@ -8994,7 +8826,7 @@
           <w:rFonts w:ascii="Times New Roman" w:eastAsia="Times New Roman" w:hAnsi="Times New Roman" w:cs="Times New Roman"/>
           <w:color w:val="000000"/>
         </w:rPr>
-        <w:instrText xml:space="preserve"> ADDIN ZOTERO_ITEM CSL_CITATION {"citationID":"8ksnnxXT","properties":{"unsorted":false,"formattedCitation":"(Pace et al. 2017; Ortiz et al. 2020; Carpenter et al. 2022a)","plainCitation":"(Pace et al. 2017; Ortiz et al. 2020; Carpenter et al. 2022a)","noteIndex":0},"citationItems":[{"id":10435,"uris":["http://zotero.org/groups/6709984/items/XHTF5N2V"],"itemData":{"id":10435,"type":"article-journal","abstract":"Significance\n            Blooms of cyanobacteria in lakes and reservoirs cause fish kills and pose toxicity risk for humans, livestock, and wildlife. Theory suggests that blooms may be anticipated in advance by calculating resilience indicators using high-frequency observations of pigments in lake water. However, it is not known whether management can prevent blooms once indicators are detected. We measured these indicators while gradually enriching a lake until a bloom was triggered. When indicators passed a preset threshold, nutrient input was stopped. This action reversed the bloom, showing that monitoring of resilience indicators followed by prompt action when limits are exceeded can be useful in management. However, in practice, the risk of blooms may best be prevented by reducing inputs of nutrients.\n          , \n            Directional change in environmental drivers sometimes triggers regime shifts in ecosystems. Theory and experiments suggest that regime shifts can be detected in advance, and perhaps averted, by monitoring resilience indicators such as variance and autocorrelation of key ecosystem variables. However, it is uncertain whether management action prompted by a change in resilience indicators can prevent an impending regime shift. We caused a cyanobacterial bloom by gradually enriching an experimental lake while monitoring an unenriched reference lake and a continuously enriched reference lake. When resilience indicators exceeded preset boundaries, nutrient enrichment was stopped in the experimental lake. Concentrations of algal pigments, dissolved oxygen saturation, and pH rapidly declined following cessation of nutrient enrichment and became similar to the unenriched lake, whereas a large bloom occurred in the continuously enriched lake. This outcome suggests that resilience indicators may be useful in management to prevent unwanted regime shifts, at least in some situations. Nonetheless, a safer approach to ecosystem management would build and maintain the resilience of desirable ecosystem conditions, for example, by preventing excessive nutrient input to lakes and reservoirs.","container-title":"Proceedings of the National Academy of Sciences","DOI":"10.1073/pnas.1612424114","ISSN":"0027-8424, 1091-6490","issue":"2","journalAbbreviation":"Proc. Natl. Acad. Sci. U.S.A.","language":"en","page":"352-357","source":"DOI.org (Crossref)","title":"Reversal of a cyanobacterial bloom in response to early warnings","volume":"114","author":[{"family":"Pace","given":"Michael L."},{"family":"Batt","given":"Ryan D."},{"family":"Buelo","given":"Cal D."},{"family":"Carpenter","given":"Stephen R."},{"family":"Cole","given":"Jonathan J."},{"family":"Kurtzweil","given":"Jason T."},{"family":"Wilkinson","given":"Grace M."}],"issued":{"date-parts":[["2017",1,10]]}}},{"id":155,"uris":["http://zotero.org/users/8872226/items/46SSUFC9"],"itemData":{"id":155,"type":"article-journal","container-title":"Ecosphere","DOI":"10.1002/ecs2.3200","ISSN":"2150-8925, 2150-8925","issue":"10","journalAbbreviation":"Ecosphere","language":"en","source":"DOI.org (Crossref)","title":"Detecting changes in statistical indicators of resilience prior to algal blooms in shallow eutrophic lakes","URL":"https://onlinelibrary.wiley.com/doi/10.1002/ecs2.3200","volume":"11","author":[{"family":"Ortiz","given":"David"},{"family":"Palmer","given":"Jason"},{"family":"Wilkinson","given":"Grace"}],"accessed":{"date-parts":[["2023",1,28]]},"issued":{"date-parts":[["2020",10]]}}},{"id":10425,"uris":["http://zotero.org/groups/6709984/items/9QJZZ8BX"],"itemData":{"id":10425,"type":"article-journal","abstract":"Abstract\n            Resilience was compared for alternate states of phytoplankton pigment concentration in two multiyear whole‐lake experiments designed to shift the manipulated ecosystem between alternate states. Mean exit time, the average time between threshold crossings, was calculated from automated measurements every 5 min during summer stratification. Alternate states were clearly identified, and equilibria showed narrow variation in bootstrap analysis of uncertainty. Mean exit times ranged from 13 to 290 h. In the reference ecosystem, Paul Lake, mean exit time of the low‐pigment state was about 100 h longer than mean exit time of the high‐pigment state. In the manipulated ecosystem, Peter Lake, mean exit time of the high‐pigment state exceeded that of the low‐pigment state by 30 h in the cascade experiment. In the enrichment experiment mean exit time of the low‐pigment state was longer than that of the high‐pigment state by about 100 h. Mean exit time is a useful measure of resilience for stochastic ecosystems where high‐frequency measurements are made by consistent methods over the full range of ecosystem states.","container-title":"Limnology and Oceanography","DOI":"10.1002/lno.11913","ISSN":"0024-3590, 1939-5590","issue":"S1","journalAbbreviation":"Limnology &amp; Oceanography","language":"en","source":"DOI.org (Crossref)","title":"Resilience of phytoplankton dynamics to trophic cascades and nutrient enrichment","URL":"https://aslopubs.onlinelibrary.wiley.com/doi/10.1002/lno.11913","volume":"67","author":[{"family":"Carpenter","given":"Stephen R."},{"family":"Arani","given":"Babak M.S."},{"family":"Van Nes","given":"Egbert H."},{"family":"Scheffer","given":"Marten"},{"family":"Pace","given":"Michael L."}],"accessed":{"date-parts":[["2026",10,19]]},"issued":{"date-parts":[["2022",2]]}}}],"schema":"https://github.com/citation-style-language/schema/raw/master/csl-citation.json"} </w:instrText>
+        <w:instrText xml:space="preserve"> ADDIN ZOTERO_ITEM CSL_CITATION {"citationID":"8ksnnxXT","properties":{"unsorted":false,"formattedCitation":"(Pace et al. 2017; Ortiz et al. 2020; Carpenter et al. 2022a)","plainCitation":"(Pace et al. 2017; Ortiz et al. 2020; Carpenter et al. 2022a)","noteIndex":0},"citationItems":[{"id":10833,"uris":["http://zotero.org/groups/6709984/items/XHTF5N2V"],"itemData":{"id":10833,"type":"article-journal","abstract":"Significance\n            Blooms of cyanobacteria in lakes and reservoirs cause fish kills and pose toxicity risk for humans, livestock, and wildlife. Theory suggests that blooms may be anticipated in advance by calculating resilience indicators using high-frequency observations of pigments in lake water. However, it is not known whether management can prevent blooms once indicators are detected. We measured these indicators while gradually enriching a lake until a bloom was triggered. When indicators passed a preset threshold, nutrient input was stopped. This action reversed the bloom, showing that monitoring of resilience indicators followed by prompt action when limits are exceeded can be useful in management. However, in practice, the risk of blooms may best be prevented by reducing inputs of nutrients.\n          , \n            Directional change in environmental drivers sometimes triggers regime shifts in ecosystems. Theory and experiments suggest that regime shifts can be detected in advance, and perhaps averted, by monitoring resilience indicators such as variance and autocorrelation of key ecosystem variables. However, it is uncertain whether management action prompted by a change in resilience indicators can prevent an impending regime shift. We caused a cyanobacterial bloom by gradually enriching an experimental lake while monitoring an unenriched reference lake and a continuously enriched reference lake. When resilience indicators exceeded preset boundaries, nutrient enrichment was stopped in the experimental lake. Concentrations of algal pigments, dissolved oxygen saturation, and pH rapidly declined following cessation of nutrient enrichment and became similar to the unenriched lake, whereas a large bloom occurred in the continuously enriched lake. This outcome suggests that resilience indicators may be useful in management to prevent unwanted regime shifts, at least in some situations. Nonetheless, a safer approach to ecosystem management would build and maintain the resilience of desirable ecosystem conditions, for example, by preventing excessive nutrient input to lakes and reservoirs.","container-title":"Proceedings of the National Academy of Sciences","DOI":"10.1073/pnas.1612424114","ISSN":"0027-8424, 1091-6490","issue":"2","journalAbbreviation":"Proc. Natl. Acad. Sci. U.S.A.","language":"en","page":"352-357","source":"DOI.org (Crossref)","title":"Reversal of a cyanobacterial bloom in response to early warnings","volume":"114","author":[{"family":"Pace","given":"Michael L."},{"family":"Batt","given":"Ryan D."},{"family":"Buelo","given":"Cal D."},{"family":"Carpenter","given":"Stephen R."},{"family":"Cole","given":"Jonathan J."},{"family":"Kurtzweil","given":"Jason T."},{"family":"Wilkinson","given":"Grace M."}],"issued":{"date-parts":[["2017",1,10]]}}},{"id":401,"uris":["http://zotero.org/users/8872226/items/46SSUFC9"],"itemData":{"id":401,"type":"article-journal","container-title":"Ecosphere","DOI":"10.1002/ecs2.3200","ISSN":"2150-8925, 2150-8925","issue":"10","journalAbbreviation":"Ecosphere","language":"en","source":"DOI.org (Crossref)","title":"Detecting changes in statistical indicators of resilience prior to algal blooms in shallow eutrophic lakes","URL":"https://onlinelibrary.wiley.com/doi/10.1002/ecs2.3200","volume":"11","author":[{"family":"Ortiz","given":"David"},{"family":"Palmer","given":"Jason"},{"family":"Wilkinson","given":"Grace"}],"accessed":{"date-parts":[["2023",1,28]]},"issued":{"date-parts":[["2020",10]]}}},{"id":10843,"uris":["http://zotero.org/groups/6709984/items/9QJZZ8BX"],"itemData":{"id":10843,"type":"article-journal","abstract":"Abstract\n            Resilience was compared for alternate states of phytoplankton pigment concentration in two multiyear whole‐lake experiments designed to shift the manipulated ecosystem between alternate states. Mean exit time, the average time between threshold crossings, was calculated from automated measurements every 5 min during summer stratification. Alternate states were clearly identified, and equilibria showed narrow variation in bootstrap analysis of uncertainty. Mean exit times ranged from 13 to 290 h. In the reference ecosystem, Paul Lake, mean exit time of the low‐pigment state was about 100 h longer than mean exit time of the high‐pigment state. In the manipulated ecosystem, Peter Lake, mean exit time of the high‐pigment state exceeded that of the low‐pigment state by 30 h in the cascade experiment. In the enrichment experiment mean exit time of the low‐pigment state was longer than that of the high‐pigment state by about 100 h. Mean exit time is a useful measure of resilience for stochastic ecosystems where high‐frequency measurements are made by consistent methods over the full range of ecosystem states.","container-title":"Limnology and Oceanography","DOI":"10.1002/lno.11913","ISSN":"0024-3590, 1939-5590","issue":"S1","journalAbbreviation":"Limnology &amp; Oceanography","language":"en","source":"DOI.org (Crossref)","title":"Resilience of phytoplankton dynamics to trophic cascades and nutrient enrichment","URL":"https://aslopubs.onlinelibrary.wiley.com/doi/10.1002/lno.11913","volume":"67","author":[{"family":"Carpenter","given":"Stephen R."},{"family":"Arani","given":"Babak M.S."},{"family":"Van Nes","given":"Egbert H."},{"family":"Scheffer","given":"Marten"},{"family":"Pace","given":"Michael L."}],"accessed":{"date-parts":[["2026",10,19]]},"issued":{"date-parts":[["2022",2]]}}}],"schema":"https://github.com/citation-style-language/schema/raw/master/csl-citation.json"} </w:instrText>
       </w:r>
       <w:r>
         <w:rPr>
@@ -9177,7 +9009,15 @@
           <w:rFonts w:ascii="Times New Roman" w:eastAsia="Times New Roman" w:hAnsi="Times New Roman" w:cs="Times New Roman"/>
           <w:color w:val="000000"/>
         </w:rPr>
-        <w:instrText xml:space="preserve"> ADDIN ZOTERO_ITEM CSL_CITATION {"citationID":"YhQ4biGs","properties":{"unsorted":false,"formattedCitation":"(Hanson et al. 2003; Coloso et al. 2011; Pace et al. 2021)","plainCitation":"(Hanson et al. 2003; Coloso et al. 2011; Pace et al. 2021)","noteIndex":0},"citationItems":[{"id":3649,"uris":["http://zotero.org/groups/2418348/items/LBWJQNXD"],"itemData":{"id":3649,"type":"article-journal","abstract":"Recent literature has suggested that for many lakes and rivers, the respiratory breakdown of organic matter (R) exceeds production of organic matter by photosynthesis (gross primary production [GPP]) within the water body. This metabolic balance (GPP &gt; R; “heterotrophy”) implies that allochthonous organic matter supports a portion of the aquatic ecosystem's respiration. Evidence that many lakes are heterotrophic comes from diverse approaches, and debate remains over the circumstances in which heterotrophy exists. The methods used to estimate GPP and R and the limited extent of lake types studied, especially with respect to dissolved organic carbon (DOC) and total phosphorus (TP) concentrations, are two reasons for differing conclusions. We deployed O2 and CO2 sondes to measure diel gas dynamics in the surface waters of 25 lakes. From these data, we calculated GPP, R, and net ecosystem production (NEP = GPP − R). Over the broad range in TP and DOC among the lakes, diel CO2 and O2 changed on a near 1 : 1 molar ratio. Metabolism estimates from the two gases were comparable, except at high pH. Most lakes in our data set had negative NEP, but GPP and R appeared to be controlled by different factors. TP correlated strongly with GPP, whereas DOC correlated with R. At low DOC concentrations, GPP and R were nearly equal, but, at higher DOC, GPP and R uncoupled and lakes had negative NEP. Strong correlations between lake metabolism and landscape related variables suggest that allochthonous carbon influences lake metabolism.","container-title":"Limnology and Oceanography","DOI":"10.4319/lo.2003.48.3.1112","ISSN":"00243590","issue":"3","journalAbbreviation":"Limnol. Oceanogr.","language":"en","license":"731927","page":"1112-1119","source":"DOI.org (Crossref)","title":"Lake metabolism: Relationships with dissolved organic carbon and phosphorus","title-short":"Lake metabolism","volume":"48","author":[{"family":"Hanson","given":"Paul C."},{"family":"Bade","given":"Darren L."},{"family":"Carpenter","given":"Stephen R."},{"family":"Kratz","given":"Timothy K."}],"issued":{"date-parts":[["2003",5]]}}},{"id":10468,"uris":["http://zotero.org/groups/6709984/items/A639NSQA"],"itemData":{"id":10468,"type":"article-journal","container-title":"Ecosystems","DOI":"10.1007/s10021-011-9455-5","ISSN":"1432-9840, 1435-0629","issue":"6","journalAbbreviation":"Ecosystems","language":"en","license":"http://www.springer.com/tdm","page":"935-948","source":"DOI.org (Crossref)","title":"Difficulty in Discerning Drivers of Lake Ecosystem Metabolism with High-Frequency Data","volume":"14","author":[{"family":"Coloso","given":"James J."},{"family":"Cole","given":"Jonathan J."},{"family":"Pace","given":"Michael L."}],"issued":{"date-parts":[["2011",9]]}}},{"id":10456,"uris":["http://zotero.org/groups/6709984/items/FS8AJ8DP"],"itemData":{"id":10456,"type":"article-journal","abstract":"Abstract\n            \n              Lake respiration is supported by a mixture of autochthonous and allochthonous resources, but the relative significance and interaction of these sources are uncertain across gradients of primary production and organic matter inputs. We manipulated autochthonous resources by adding inorganic nitrogen and phosphorus to two lakes during three summers and monitored a third reference lake. Allochthonous resources were measured as fluorescent dissolved organic matter (FDOM). In the reference and two experimental lakes, daily estimates of respiration were made from continuously deployed oxygen sensors. Daily mean values of temperature and FDOM were determined from high‐frequency measurements along with daily measures of chlorophyll\n              a\n              , an index of phytoplankton biomass. We analyzed time series of respiration and tested models that used combinations of the independent variables chlorophyll, FDOM, and temperature. The best models included all three of the independent variables. Respiration increased twofold over the temperature range of 14.5–28.6°C. Respiration increased in association with phytoplankton blooms caused by the nutrient additions, but did not track blooms closely, because of large day‐to‐day variability. Respiration varied positively with FDOM that was primarily allochthonous and differed among lakes and years. We did not detect an interaction between chlorophyll and FDOM despite the large number of observations and range of chlorophyll and FDOM. Hydrologic, climatic, and land use changes are altering temperature and inputs of nutrients and organic matter to lakes. Our results indicate that these changes may lead to linear responses in ecosystem processes like respiration for the wide range of inputs represented in this study.","container-title":"Limnology and Oceanography","DOI":"10.1002/lno.11738","ISSN":"0024-3590, 1939-5590","issue":"6","journalAbbreviation":"Limnology &amp; Oceanography","language":"en","page":"2174-2186","source":"DOI.org (Crossref)","title":"Phytoplankton biomass, dissolved organic matter, and temperature drive respiration in whole lake nutrient additions","volume":"66","author":[{"family":"Pace","given":"Michael L."},{"family":"Buelo","given":"Cal D."},{"family":"Carpenter","given":"Stephen R."}],"issued":{"date-parts":[["2021",6]]}}}],"schema":"https://github.com/citation-style-language/schema/raw/master/csl-citation.json"} </w:instrText>
+        <w:instrText xml:space="preserve"> ADDIN ZOTERO_ITEM CSL_CITATION {"citationID":"YhQ4biGs","properties":{"unsorted":false,"formattedCitation":"(Hanson et al. 2003; Coloso et al. 2011; Pace et al. 2021b)","plainCitation":"(Hanson et al. 2003; Coloso et al. 2011; Pace et al. 2021b)","noteIndex":0},"citationItems":[{"id":3708,"uris":["http://zotero.org/groups/2418348/items/LBWJQNXD"],"itemData":{"id":3708,"type":"article-journal","abstract":"Recent literature has suggested that for many lakes and rivers, the respiratory breakdown of organic matter (R) exceeds production of organic matter by photosynthesis (gross primary production [GPP]) within the water body. This metabolic balance (GPP &gt; R; “heterotrophy”) implies that allochthonous organic matter supports a portion of the aquatic ecosystem's respiration. Evidence that many lakes are heterotrophic comes from diverse approaches, and debate remains over the circumstances in which heterotrophy exists. The methods used to estimate GPP and R and the limited extent of lake types studied, especially with respect to dissolved organic carbon (DOC) and total phosphorus (TP) concentrations, are two reasons for differing conclusions. We deployed O2 and CO2 sondes to measure diel gas dynamics in the surface waters of 25 lakes. From these data, we calculated GPP, R, and net ecosystem production (NEP = GPP − R). Over the broad range in TP and DOC among the lakes, diel CO2 and O2 changed on a near 1 : 1 molar ratio. Metabolism estimates from the two gases were comparable, except at high pH. Most lakes in our data set had negative NEP, but GPP and R appeared to be controlled by different factors. TP correlated strongly with GPP, whereas DOC correlated with R. At low DOC concentrations, GPP and R were nearly equal, but, at higher DOC, GPP and R uncoupled and lakes had negative NEP. Strong correlations between lake metabolism and landscape related variables suggest that allochthonous carbon influences lake metabolism.","container-title":"Limnology and Oceanography","DOI":"10.4319/lo.2003.48.3.1112","ISSN":"00243590","issue":"3","journalAbbreviation":"Limnol. Oceanogr.","language":"en","license":"731927","page":"1112-1119","source":"DOI.org (Crossref)","title":"Lake metabolism: Relationships with dissolved organic carbon and phosphorus","title-short":"Lake metabolism","volume":"48","author":[{"family":"Hanson","given":"Paul C."},{"family":"Bade","given":"Darren L."},{"family":"Carpenter","given":"Stephen R."},{"family":"Kratz","given":"Timothy K."}],"issued":{"date-parts":[["2003",5]]}}},{"id":10861,"uris":["http://zotero.org/groups/6709984/items/A639NSQA"],"itemData":{"id":10861,"type":"article-journal","container-title":"Ecosystems","DOI":"10.1007/s10021-011-9455-5","ISSN":"1432-9840, 1435-0629","issue":"6","journalAbbreviation":"Ecosystems","language":"en","license":"http://www.springer.com/tdm","page":"935-948","source":"DOI.org (Crossref)","title":"Difficulty in Discerning Drivers of Lake Ecosystem Metabolism with High-Frequency Data","volume":"14","author":[{"family":"Coloso","given":"James J."},{"family":"Cole","given":"Jonathan J."},{"family":"Pace","given":"Michael L."}],"issued":{"date-parts":[["2011",9]]}}},{"id":10871,"uris":["http://zotero.org/groups/6709984/items/FS8AJ8DP"],"itemData":{"id":10871,"type":"article-journal","abstract":"Abstract\n            \n              Lake respiration is supported by a mixture of autochthonous and allochthonous resources, but the relative significance and interaction of these sources are uncertain across gradients of primary production and organic matter inputs. We manipulated autochthonous resources by adding inorganic nitrogen and phosphorus to two lakes during three summers and monitored a third reference lake. Allochthonous resources were measured as fluorescent dissolved organic matter (FDOM). In the reference and two experimental lakes, daily estimates of respiration were made from continuously deployed oxygen sensors. Daily mean values of temperature and FDOM were determined from high‐frequency measurements along with daily measures of chlorophyll\n              a\n              , an index of phytoplankton biomass. We analyzed time series of respiration and tested models that used combinations of the independent variables chlorophyll</w:instrText>
+      </w:r>
+      <w:r>
+        <w:rPr>
+          <w:rFonts w:ascii="Times New Roman" w:eastAsia="Times New Roman" w:hAnsi="Times New Roman" w:cs="Times New Roman"/>
+          <w:color w:val="000000"/>
+          <w:lang w:val="fr-FR"/>
+        </w:rPr>
+        <w:instrText xml:space="preserve">, FDOM, and temperature. The best models included all three of the independent variables. Respiration increased twofold over the temperature range of 14.5–28.6°C. Respiration increased in association with phytoplankton blooms caused by the nutrient additions, but did not track blooms closely, because of large day‐to‐day variability. Respiration varied positively with FDOM that was primarily allochthonous and differed among lakes and years. We did not detect an interaction between chlorophyll and FDOM despite the large number of observations and range of chlorophyll and FDOM. Hydrologic, climatic, and land use changes are altering temperature and inputs of nutrients and organic matter to lakes. Our results indicate that these changes may lead to linear responses in ecosystem processes like respiration for the wide range of inputs represented in this study.","container-title":"Limnology and Oceanography","DOI":"10.1002/lno.11738","ISSN":"0024-3590, 1939-5590","issue":"6","journalAbbreviation":"Limnology &amp; Oceanography","language":"en","page":"2174-2186","source":"DOI.org (Crossref)","title":"Phytoplankton biomass, dissolved organic matter, and temperature drive respiration in whole lake nutrient additions","volume":"66","author":[{"family":"Pace","given":"Michael L."},{"family":"Buelo","given":"Cal D."},{"family":"Carpenter","given":"Stephen R."}],"issued":{"date-parts":[["2021",6]]}}}],"schema":"https://github.com/citation-style-language/schema/raw/master/csl-citation.json"} </w:instrText>
       </w:r>
       <w:r>
         <w:rPr>
@@ -9189,22 +9029,9 @@
       <w:r>
         <w:rPr>
           <w:rFonts w:ascii="Times New Roman" w:hAnsi="Times New Roman" w:cs="Times New Roman"/>
-        </w:rPr>
-        <w:t xml:space="preserve">(Hanson et al. 2003; </w:t>
-      </w:r>
-      <w:proofErr w:type="spellStart"/>
-      <w:r>
-        <w:rPr>
-          <w:rFonts w:ascii="Times New Roman" w:hAnsi="Times New Roman" w:cs="Times New Roman"/>
-        </w:rPr>
-        <w:t>Coloso</w:t>
-      </w:r>
-      <w:proofErr w:type="spellEnd"/>
-      <w:r>
-        <w:rPr>
-          <w:rFonts w:ascii="Times New Roman" w:hAnsi="Times New Roman" w:cs="Times New Roman"/>
-        </w:rPr>
-        <w:t xml:space="preserve"> et al. 2011; Pace et al. 2021)</w:t>
+          <w:lang w:val="fr-FR"/>
+        </w:rPr>
+        <w:t>(Hanson et al. 2003; Coloso et al. 2011; Pace et al. 2021b)</w:t>
       </w:r>
       <w:r>
         <w:rPr>
@@ -9217,8 +9044,16 @@
         <w:rPr>
           <w:rFonts w:ascii="Times New Roman" w:eastAsia="Times New Roman" w:hAnsi="Times New Roman" w:cs="Times New Roman"/>
           <w:color w:val="000000"/>
-        </w:rPr>
-        <w:t>. An extensive body of literature examines how the diversity (</w:t>
+          <w:lang w:val="fr-FR"/>
+        </w:rPr>
+        <w:t xml:space="preserve">. </w:t>
+      </w:r>
+      <w:r>
+        <w:rPr>
+          <w:rFonts w:ascii="Times New Roman" w:eastAsia="Times New Roman" w:hAnsi="Times New Roman" w:cs="Times New Roman"/>
+          <w:color w:val="000000"/>
+        </w:rPr>
+        <w:t>An extensive body of literature examines how the diversity (</w:t>
       </w:r>
       <w:r>
         <w:rPr>
@@ -9401,7 +9236,7 @@
           <w:color w:val="000000"/>
         </w:rPr>
         <w:drawing>
-          <wp:inline distT="0" distB="0" distL="0" distR="0" wp14:anchorId="27960F79" wp14:editId="141D3BBE">
+          <wp:inline distT="0" distB="0" distL="0" distR="0" wp14:anchorId="27960F79" wp14:editId="0711303D">
             <wp:extent cx="5838825" cy="2252113"/>
             <wp:effectExtent l="0" t="0" r="0" b="0"/>
             <wp:docPr id="82417883" name="Picture 3"/>
@@ -9673,7 +9508,7 @@
           <w:rFonts w:ascii="Times New Roman" w:eastAsia="Times New Roman" w:hAnsi="Times New Roman" w:cs="Times New Roman"/>
           <w:color w:val="000000"/>
         </w:rPr>
-        <w:instrText xml:space="preserve"> ADDIN ZOTERO_ITEM CSL_CITATION {"citationID":"oE0qNIoh","properties":{"unsorted":false,"formattedCitation":"(Walter et al. 2017; Seybold et al. 2022)","plainCitation":"(Walter et al. 2017; Seybold et al. 2022)","noteIndex":0},"citationItems":[{"id":10469,"uris":["http://zotero.org/groups/6709984/items/QIJC3U8J"],"itemData":{"id":10469,"type":"article-journal","abstract":"Abstract\n            \n              Spatial synchrony, defined as correlated temporal fluctuations among populations, is a fundamental feature of population dynamics, but many aspects of synchrony remain poorly understood. Few studies have examined detailed geographical patterns of synchrony; instead most focus on how synchrony declines with increasing linear distance between locations, making the simplifying assumption that distance decay is isotropic. By synthesising and extending prior work, we show how\n              geography of synchrony\n              , a term which we use to refer to detailed spatial variation in patterns of synchrony, can be leveraged to understand ecological processes including identification of drivers of synchrony, a long‐standing challenge. We focus on three main objectives: (1) showing conceptually and theoretically four mechanisms that can generate geographies of synchrony; (2) documenting complex and pronounced geographies of synchrony in two important study systems; and (3) demonstrating a variety of methods capable of revealing the geography of synchrony and, through it, underlying organism ecology. For example, we introduce a new type of network, the synchrony network, the structure of which provides ecological insight. By documenting the importance of geographies of synchrony, advancing conceptual frameworks, and demonstrating powerful methods, we aim to help elevate the geography of synchrony into a mainstream area of study and application.","container-title":"Ecology Letters","DOI":"10.1111/ele.12782","ISSN":"1461-023X, 1461-0248","issue":"7","journalAbbreviation":"Ecology Letters","language":"en","page":"801-814","source":"DOI.org (Crossref)","title":"The geography of spatial synchrony","volume":"20","author":[{"family":"Walter","given":"Jonathan A."},{"family":"Sheppard","given":"Lawrence W."},{"family":"Anderson","given":"Thomas L."},{"family":"Kastens","given":"Jude H."},{"family":"Bjørnstad","given":"Ottar N."},{"family":"Liebhold","given":"Andrew M."},{"family":"Reuman","given":"Daniel C."}],"editor":[{"family":"Blasius","given":"Bernd"}],"issued":{"date-parts":[["2017",7]]}}},{"id":10471,"uris":["http://zotero.org/groups/6709984/items/U9WX4JQA"],"itemData":{"id":10471,"type":"article-journal","container-title":"Ecosystems","DOI":"10.1007/s10021-021-00700-1","ISSN":"1432-9840, 1435-0629","issue":"5","journalAbbreviation":"Ecosystems","language":"en","page":"989-1005","source":"DOI.org (Crossref)","title":"A Classification Framework to Assess Ecological, Biogeochemical, and Hydrologic Synchrony and Asynchrony","volume":"25","author":[{"family":"Seybold","given":"Erin C."},{"family":"Fork","given":"Megan L."},{"family":"Braswell","given":"Anna E."},{"family":"Blaszczak","given":"Joanna R."},{"family":"Fuller","given":"Matthew R."},{"family":"Kaiser","given":"Kendra E."},{"family":"Mallard","given":"John M."},{"family":"Zimmer","given":"Margaret A."}],"issued":{"date-parts":[["2022",8]]}}}],"schema":"https://github.com/citation-style-language/schema/raw/master/csl-citation.json"} </w:instrText>
+        <w:instrText xml:space="preserve"> ADDIN ZOTERO_ITEM CSL_CITATION {"citationID":"oE0qNIoh","properties":{"unsorted":false,"formattedCitation":"(Walter et al. 2017; Seybold et al. 2022)","plainCitation":"(Walter et al. 2017; Seybold et al. 2022)","noteIndex":0},"citationItems":[{"id":10860,"uris":["http://zotero.org/groups/6709984/items/QIJC3U8J"],"itemData":{"id":10860,"type":"article-journal","abstract":"Abstract\n            \n              Spatial synchrony, defined as correlated temporal fluctuations among populations, is a fundamental feature of population dynamics, but many aspects of synchrony remain poorly understood. Few studies have examined detailed geographical patterns of synchrony; instead most focus on how synchrony declines with increasing linear distance between locations, making the simplifying assumption that distance decay is isotropic. By synthesising and extending prior work, we show how\n              geography of synchrony\n              , a term which we use to refer to detailed spatial variation in patterns of synchrony, can be leveraged to understand ecological processes including identification of drivers of synchrony, a long‐standing challenge. We focus on three main objectives: (1) showing conceptually and theoretically four mechanisms that can generate geographies of synchrony; (2) documenting complex and pronounced geographies of synchrony in two important study systems; and (3) demonstrating a variety of methods capable of revealing the geography of synchrony and, through it, underlying organism ecology. For example, we introduce a new type of network, the synchrony network, the structure of which provides ecological insight. By documenting the importance of geographies of synchrony, advancing conceptual frameworks, and demonstrating powerful methods, we aim to help elevate the geography of synchrony into a mainstream area of study and application.","container-title":"Ecology Letters","DOI":"10.1111/ele.12782","ISSN":"1461-023X, 1461-0248","issue":"7","journalAbbreviation":"Ecology Letters","language":"en","page":"801-814","source":"DOI.org (Crossref)","title":"The geography of spatial synchrony","volume":"20","author":[{"family":"Walter","given":"Jonathan A."},{"family":"Sheppard","given":"Lawrence W."},{"family":"Anderson","given":"Thomas L."},{"family":"Kastens","given":"Jude H."},{"family":"Bjørnstad","given":"Ottar N."},{"family":"Liebhold","given":"Andrew M."},{"family":"Reuman","given":"Daniel C."}],"editor":[{"family":"Blasius","given":"Bernd"}],"issued":{"date-parts":[["2017",7]]}}},{"id":10859,"uris":["http://zotero.org/groups/6709984/items/U9WX4JQA"],"itemData":{"id":10859,"type":"article-journal","container-title":"Ecosystems","DOI":"10.1007/s10021-021-00700-1","ISSN":"1432-9840, 1435-0629","issue":"5","journalAbbreviation":"Ecosystems","language":"en","page":"989-1005","source":"DOI.org (Crossref)","title":"A Classification Framework to Assess Ecological, Biogeochemical, and Hydrologic Synchrony and Asynchrony","volume":"25","author":[{"family":"Seybold","given":"Erin C."},{"family":"Fork","given":"Megan L."},{"family":"Braswell","given":"Anna E."},{"family":"Blaszczak","given":"Joanna R."},{"family":"Fuller","given":"Matthew R."},{"family":"Kaiser","given":"Kendra E."},{"family":"Mallard","given":"John M."},{"family":"Zimmer","given":"Margaret A."}],"issued":{"date-parts":[["2022",8]]}}}],"schema":"https://github.com/citation-style-language/schema/raw/master/csl-citation.json"} </w:instrText>
       </w:r>
       <w:r>
         <w:rPr>
@@ -9715,21 +9550,7 @@
         <w:rPr>
           <w:rFonts w:ascii="Times New Roman" w:eastAsia="Times New Roman" w:hAnsi="Times New Roman" w:cs="Times New Roman"/>
         </w:rPr>
-        <w:t xml:space="preserve">We will use the “Hermite” method described in </w:t>
-      </w:r>
-      <w:proofErr w:type="spellStart"/>
-      <w:r>
-        <w:rPr>
-          <w:rFonts w:ascii="Times New Roman" w:eastAsia="Times New Roman" w:hAnsi="Times New Roman" w:cs="Times New Roman"/>
-        </w:rPr>
-        <w:t>Arani</w:t>
-      </w:r>
-      <w:proofErr w:type="spellEnd"/>
-      <w:r>
-        <w:rPr>
-          <w:rFonts w:ascii="Times New Roman" w:eastAsia="Times New Roman" w:hAnsi="Times New Roman" w:cs="Times New Roman"/>
-        </w:rPr>
-        <w:t xml:space="preserve"> et al.</w:t>
+        <w:t>We will use the “Hermite” method described in Arani et al.</w:t>
       </w:r>
       <w:r>
         <w:rPr>
@@ -9801,21 +9622,7 @@
         <w:rPr>
           <w:rFonts w:ascii="Times New Roman" w:eastAsia="Times New Roman" w:hAnsi="Times New Roman" w:cs="Times New Roman"/>
         </w:rPr>
-        <w:t xml:space="preserve"> key assumptions: the data are stationary; the data satisfy the Markov property; and the time series resolution is small relative to the timescale of system dynamics. Preliminary analyses indicate that these assumptions are met with modest data pre-processing, and the data distributions exhibit hallmarks of </w:t>
-      </w:r>
-      <w:proofErr w:type="spellStart"/>
-      <w:r>
-        <w:rPr>
-          <w:rFonts w:ascii="Times New Roman" w:eastAsia="Times New Roman" w:hAnsi="Times New Roman" w:cs="Times New Roman"/>
-        </w:rPr>
-        <w:t>bistability</w:t>
-      </w:r>
-      <w:proofErr w:type="spellEnd"/>
-      <w:r>
-        <w:rPr>
-          <w:rFonts w:ascii="Times New Roman" w:eastAsia="Times New Roman" w:hAnsi="Times New Roman" w:cs="Times New Roman"/>
-        </w:rPr>
-        <w:t xml:space="preserve"> (i.e., two basins of attraction separated by an unstable equilibrium/threshold) in many lake-years.</w:t>
+        <w:t xml:space="preserve"> key assumptions: the data are stationary; the data satisfy the Markov property; and the time series resolution is small relative to the timescale of system dynamics. Preliminary analyses indicate that these assumptions are met with modest data pre-processing, and the data distributions exhibit hallmarks of bistability (i.e., two basins of attraction separated by an unstable equilibrium/threshold) in many lake-years.</w:t>
       </w:r>
       <w:r>
         <w:rPr>
@@ -9897,7 +9704,7 @@
           <w:rFonts w:ascii="Times New Roman" w:eastAsia="Times New Roman" w:hAnsi="Times New Roman" w:cs="Times New Roman"/>
           <w:color w:val="000000"/>
         </w:rPr>
-        <w:instrText xml:space="preserve"> ADDIN ZOTERO_ITEM CSL_CITATION {"citationID":"11DpFD6j","properties":{"unsorted":false,"formattedCitation":"(Ramsay and Silverman 2005)","plainCitation":"(Ramsay and Silverman 2005)","noteIndex":0},"citationItems":[{"id":10472,"uris":["http://zotero.org/groups/6709984/items/WTC9GNM8"],"itemData":{"id":10472,"type":"book","abstract":"\"The book presents novel statistical technology, much of it based on the authors' own research work, while keeping the mathematical level widely accessible. It is designed to appeal to students, to applied data analysts, and to experienced researchers; it will have value both within statistics and across a broad spectrum of other fields. This second edition is aimed at a wider range of readers, and especially those who would like to apply these techniques to their research problems.\"--Jacket","call-number":"519.535","collection-title":"Springer series in statistics","edition":"2nd ed","ISBN":"978-0-387-22751-1","language":"eng","publisher":"Springer","publisher-place":"New York","source":"BnF ISBN","title":"Functional data analysis","author":[{"family":"Ramsay","given":"James O."},{"family":"Silverman","given":"B. W."}],"issued":{"date-parts":[["2005"]]}}}],"schema":"https://github.com/citation-style-language/schema/raw/master/csl-citation.json"} </w:instrText>
+        <w:instrText xml:space="preserve"> ADDIN ZOTERO_ITEM CSL_CITATION {"citationID":"11DpFD6j","properties":{"unsorted":false,"formattedCitation":"(Ramsay and Silverman 2005)","plainCitation":"(Ramsay and Silverman 2005)","noteIndex":0},"citationItems":[{"id":10858,"uris":["http://zotero.org/groups/6709984/items/WTC9GNM8"],"itemData":{"id":10858,"type":"book","abstract":"\"The book presents novel statistical technology, much of it based on the authors' own research work, while keeping the mathematical level widely accessible. It is designed to appeal to students, to applied data analysts, and to experienced researchers; it will have value both within statistics and across a broad spectrum of other fields. This second edition is aimed at a wider range of readers, and especially those who would like to apply these techniques to their research problems.\"--Jacket","call-number":"519.535","collection-title":"Springer series in statistics","edition":"2nd ed","ISBN":"978-0-387-22751-1","language":"eng","publisher":"Springer","publisher-place":"New York","source":"BnF ISBN","title":"Functional data analysis","author":[{"family":"Ramsay","given":"James O."},{"family":"Silverman","given":"B. W."}],"issued":{"date-parts":[["2005"]]}}}],"schema":"https://github.com/citation-style-language/schema/raw/master/csl-citation.json"} </w:instrText>
       </w:r>
       <w:r>
         <w:rPr>
@@ -10491,8 +10298,6 @@
         </w:rPr>
         <w:t xml:space="preserve">Where </w:t>
       </w:r>
-      <w:proofErr w:type="spellStart"/>
-      <w:proofErr w:type="gramStart"/>
       <w:r>
         <w:rPr>
           <w:rFonts w:ascii="Times New Roman" w:eastAsia="Times New Roman" w:hAnsi="Times New Roman" w:cs="Times New Roman"/>
@@ -10512,8 +10317,6 @@
         </w:rPr>
         <w:t>v,t</w:t>
       </w:r>
-      <w:proofErr w:type="spellEnd"/>
-      <w:proofErr w:type="gramEnd"/>
       <w:r>
         <w:rPr>
           <w:rFonts w:ascii="Times New Roman" w:eastAsia="Times New Roman" w:hAnsi="Times New Roman" w:cs="Times New Roman"/>
@@ -10527,15 +10330,7 @@
           <w:rFonts w:ascii="Times New Roman" w:eastAsia="Times New Roman" w:hAnsi="Times New Roman" w:cs="Times New Roman"/>
           <w:color w:val="000000"/>
         </w:rPr>
-        <w:t xml:space="preserve">and </w:t>
-      </w:r>
-      <w:proofErr w:type="spellStart"/>
-      <w:r>
-        <w:rPr>
-          <w:rFonts w:ascii="Times New Roman" w:eastAsia="Times New Roman" w:hAnsi="Times New Roman" w:cs="Times New Roman"/>
-          <w:color w:val="000000"/>
-        </w:rPr>
-        <w:t>y</w:t>
+        <w:t>and y</w:t>
       </w:r>
       <w:r>
         <w:rPr>
@@ -10543,16 +10338,7 @@
           <w:color w:val="000000"/>
           <w:vertAlign w:val="subscript"/>
         </w:rPr>
-        <w:t>v,t</w:t>
-      </w:r>
-      <w:proofErr w:type="spellEnd"/>
-      <w:r>
-        <w:rPr>
-          <w:rFonts w:ascii="Times New Roman" w:eastAsia="Times New Roman" w:hAnsi="Times New Roman" w:cs="Times New Roman"/>
-          <w:color w:val="000000"/>
-          <w:vertAlign w:val="subscript"/>
-        </w:rPr>
-        <w:t xml:space="preserve"> </w:t>
+        <w:t xml:space="preserve">v,t </w:t>
       </w:r>
       <w:r>
         <w:rPr>
@@ -10722,7 +10508,7 @@
           <w:color w:val="000000"/>
         </w:rPr>
         <w:drawing>
-          <wp:inline distT="0" distB="0" distL="0" distR="0" wp14:anchorId="40B3D3AC" wp14:editId="3EB9FE46">
+          <wp:inline distT="0" distB="0" distL="0" distR="0" wp14:anchorId="40B3D3AC" wp14:editId="4C3ACE82">
             <wp:extent cx="5800725" cy="2872474"/>
             <wp:effectExtent l="0" t="0" r="0" b="4445"/>
             <wp:docPr id="3" name="Picture 3"/>
@@ -10996,23 +10782,7 @@
           <w:rFonts w:ascii="Times New Roman" w:eastAsia="Times New Roman" w:hAnsi="Times New Roman" w:cs="Times New Roman"/>
           <w:color w:val="000000"/>
         </w:rPr>
-        <w:t xml:space="preserve">22) that increased the density of </w:t>
-      </w:r>
-      <w:proofErr w:type="spellStart"/>
-      <w:r>
-        <w:rPr>
-          <w:rFonts w:ascii="Times New Roman" w:eastAsia="Times New Roman" w:hAnsi="Times New Roman" w:cs="Times New Roman"/>
-          <w:color w:val="000000"/>
-        </w:rPr>
-        <w:t>zooplanktivores</w:t>
-      </w:r>
-      <w:proofErr w:type="spellEnd"/>
-      <w:r>
-        <w:rPr>
-          <w:rFonts w:ascii="Times New Roman" w:eastAsia="Times New Roman" w:hAnsi="Times New Roman" w:cs="Times New Roman"/>
-          <w:color w:val="000000"/>
-        </w:rPr>
-        <w:t xml:space="preserve">. </w:t>
+        <w:t xml:space="preserve">22) that increased the density of zooplanktivores. </w:t>
       </w:r>
       <w:r>
         <w:rPr>
@@ -11098,7 +10868,7 @@
         </w:rPr>
         <w:t xml:space="preserve"> </w:t>
       </w:r>
-      <w:ins w:id="5" w:author="Grace Wilkinson" w:date="2026-10-19T07:31:00Z">
+      <w:ins w:id="4" w:author="Grace Wilkinson" w:date="2026-10-19T07:31:00Z">
         <w:r>
           <w:rPr>
             <w:rFonts w:ascii="Times New Roman" w:eastAsia="Times New Roman" w:hAnsi="Times New Roman" w:cs="Times New Roman"/>
@@ -11351,7 +11121,7 @@
           <w:rFonts w:ascii="Times New Roman" w:eastAsia="Times New Roman" w:hAnsi="Times New Roman" w:cs="Times New Roman"/>
           <w:color w:val="000000"/>
         </w:rPr>
-        <w:instrText xml:space="preserve"> ADDIN ZOTERO_ITEM CSL_CITATION {"citationID":"luUzYqNR","properties":{"unsorted":false,"formattedCitation":"(Scheffer and Carpenter 2003; Nolting and Abbott 2016)","plainCitation":"(Scheffer and Carpenter 2003; Nolting and Abbott 2016)","noteIndex":0},"citationItems":[{"id":10444,"uris":["http://zotero.org/groups/6709984/items/HUN4JZXW"],"itemData":{"id":10444,"type":"article-journal","container-title":"Trends in Ecology &amp; Evolution","DOI":"10.1016/j.tree.2003.09.002","ISSN":"01695347","issue":"12","journalAbbreviation":"Trends in Ecology &amp; Evolution","language":"en","license":"https://www.elsevier.com/tdm/userlicense/1.0/","page":"648-656","source":"DOI.org (Crossref)","title":"Catastrophic regime shifts in ecosystems: linking theory to observation","title-short":"Catastrophic regime shifts in ecosystems","volume":"18","author":[{"family":"Scheffer","given":"Marten"},{"family":"Carpenter","given":"Stephen R."}],"issued":{"date-parts":[["2003",12]]}}},{"id":10426,"uris":["http://zotero.org/groups/6709984/items/QGAPMXJW"],"itemData":{"id":10426,"type":"article-journal","abstract":"Abstract\n            When a system has more than one stable state, how can the stability of these states be compared? This deceptively simple question has important consequences for ecosystems, because systems with alternative stable states can undergo dramatic regime shifts. The probability, frequency, duration, and dynamics of these shifts will all depend on the relative stability of the stable states. Unfortunately, the concept of “stability” in ecology has suffered from substantial confusion and this is particularly problematic for systems where stochastic perturbations can cause shifts between coexisting alternative stable states. A useful way to visualize stable states in stochastic systems is with a ball‐in‐cup‐diagram, in which the state of the system is represented as the position of a ball rolling on a surface, and the random perturbations can push the ball from one basin of attraction to another. The surface is determined by a potential function, which provides a natural stability metric. Systems amenable to this representation, called gradient systems, are quite rare, however. As a result, the potential function is not widely used and other approaches based on linear stability analysis have become standard. Linear stability analysis is designed for local analysis of deterministic systems and, as we show, can produce a highly misleading picture of how the system will behave under continual, stochastic perturbations. In this paper, we show how the potential function can be generalized so that it can be applied broadly, employing a concept from stochastic analysis called the quasi‐potential. Using three classic ecological models, we demonstrate that the quasi‐potential provides a useful way to quantify stability in stochastic systems. We show that the quasi‐potential framework helps clarify long‐standing confusion about stability in stochastic ecological systems, and we argue that ecologists should adopt it as a practical tool for analyzing these systems.","container-title":"Ecology","DOI":"10.1890/15-1047.1","ISSN":"0012-9658, 1939-9170","issue":"4","journalAbbreviation":"Ecology","language":"en","license":"http://creativecommons.org/licenses/by-nc/4.0/","page":"850-864","source":"DOI.org (Crossref)","title":"Balls, cups, and quasi‐potentials: quantifying stability in stochastic systems","title-short":"Balls, cups, and quasi‐potentials","volume":"97","author":[{"family":"Nolting","given":"Ben C."},{"family":"Abbott","given":"Karen C."}],"issued":{"date-parts":[["2016",4]]}}}],"schema":"https://github.com/citation-style-language/schema/raw/master/csl-citation.json"} </w:instrText>
+        <w:instrText xml:space="preserve"> ADDIN ZOTERO_ITEM CSL_CITATION {"citationID":"luUzYqNR","properties":{"unsorted":false,"formattedCitation":"(Scheffer and Carpenter 2003; Nolting and Abbott 2016)","plainCitation":"(Scheffer and Carpenter 2003; Nolting and Abbott 2016)","noteIndex":0},"citationItems":[{"id":"ZOJdrjVJ/1mLNZ0UK","uris":["http://zotero.org/groups/6709984/items/HUN4JZXW"],"itemData":{"id":10444,"type":"article-journal","container-title":"Trends in Ecology &amp; Evolution","DOI":"10.1016/j.tree.2003.09.002","ISSN":"01695347","issue":"12","journalAbbreviation":"Trends in Ecology &amp; Evolution","language":"en","license":"https://www.elsevier.com/tdm/userlicense/1.0/","page":"648-656","source":"DOI.org (Crossref)","title":"Catastrophic regime shifts in ecosystems: linking theory to observation","title-short":"Catastrophic regime shifts in ecosystems","volume":"18","author":[{"family":"Scheffer","given":"Marten"},{"family":"Carpenter","given":"Stephen R."}],"issued":{"date-parts":[["2003",12]]}}},{"id":10842,"uris":["http://zotero.org/groups/6709984/items/QGAPMXJW"],"itemData":{"id":10842,"type":"article-journal","abstract":"Abstract\n            When a system has more than one stable state, how can the stability of these states be compared? This deceptively simple question has important consequences for ecosystems, because systems with alternative stable states can undergo dramatic regime shifts. The probability, frequency, duration, and dynamics of these shifts will all depend on the relative stability of the stable states. Unfortunately, the concept of “stability” in ecology has suffered from substantial confusion and this is particularly problematic for systems where stochastic perturbations can cause shifts between coexisting alternative stable states. A useful way to visualize stable states in stochastic systems is with a ball‐in‐cup‐diagram, in which the state of the system is represented as the position of a ball rolling on a surface, and the random perturbations can push the ball from one basin of attraction to another. The surface is determined by a potential function, which provides a natural stability metric. Systems amenable to this representation, called gradient systems, are quite rare, however. As a result, the potential function is not widely used and other approaches based on linear stability analysis have become standard. Linear stability analysis is designed for local analysis of deterministic systems and, as we show, can produce a highly misleading picture of how the system will behave under continual, stochastic perturbations. In this paper, we show how the potential function can be generalized so that it can be applied broadly, employing a concept from stochastic analysis called the quasi‐potential. Using three classic ecological models, we demonstrate that the quasi‐potential provides a useful way to quantify stability in stochastic systems. We show that the quasi‐potential framework helps clarify long‐standing confusion about stability in stochastic ecological systems, and we argue that ecologists should adopt it as a practical tool for analyzing these systems.","container-title":"Ecology","DOI":"10.1890/15-1047.1","ISSN":"0012-9658, 1939-9170","issue":"4","journalAbbreviation":"Ecology","language":"en","license":"http://creativecommons.org/licenses/by-nc/4.0/","page":"850-864","source":"DOI.org (Crossref)","title":"Balls, cups, and quasi‐potentials: quantifying stability in stochastic systems","title-short":"Balls, cups, and quasi‐potentials","volume":"97","author":[{"family":"Nolting","given":"Ben C."},{"family":"Abbott","given":"Karen C."}],"issued":{"date-parts":[["2016",4]]}}}],"schema":"https://github.com/citation-style-language/schema/raw/master/csl-citation.json"} </w:instrText>
       </w:r>
       <w:r>
         <w:rPr>
@@ -11364,35 +11134,7 @@
         <w:rPr>
           <w:rFonts w:ascii="Times New Roman" w:hAnsi="Times New Roman" w:cs="Times New Roman"/>
         </w:rPr>
-        <w:t>(</w:t>
-      </w:r>
-      <w:proofErr w:type="spellStart"/>
-      <w:r>
-        <w:rPr>
-          <w:rFonts w:ascii="Times New Roman" w:hAnsi="Times New Roman" w:cs="Times New Roman"/>
-        </w:rPr>
-        <w:t>Scheffer</w:t>
-      </w:r>
-      <w:proofErr w:type="spellEnd"/>
-      <w:r>
-        <w:rPr>
-          <w:rFonts w:ascii="Times New Roman" w:hAnsi="Times New Roman" w:cs="Times New Roman"/>
-        </w:rPr>
-        <w:t xml:space="preserve"> and Carpenter 2003; </w:t>
-      </w:r>
-      <w:proofErr w:type="spellStart"/>
-      <w:r>
-        <w:rPr>
-          <w:rFonts w:ascii="Times New Roman" w:hAnsi="Times New Roman" w:cs="Times New Roman"/>
-        </w:rPr>
-        <w:t>Nolting</w:t>
-      </w:r>
-      <w:proofErr w:type="spellEnd"/>
-      <w:r>
-        <w:rPr>
-          <w:rFonts w:ascii="Times New Roman" w:hAnsi="Times New Roman" w:cs="Times New Roman"/>
-        </w:rPr>
-        <w:t xml:space="preserve"> and Abbott 2016)</w:t>
+        <w:t>(Scheffer and Carpenter 2003; Nolting and Abbott 2016)</w:t>
       </w:r>
       <w:r>
         <w:rPr>
@@ -11427,7 +11169,7 @@
           <w:rFonts w:ascii="Times New Roman" w:eastAsia="Times New Roman" w:hAnsi="Times New Roman" w:cs="Times New Roman"/>
           <w:color w:val="000000"/>
         </w:rPr>
-        <w:instrText xml:space="preserve"> ADDIN ZOTERO_ITEM CSL_CITATION {"citationID":"54NvBQnd","properties":{"unsorted":false,"formattedCitation":"(Carpenter et al. 2022b)","plainCitation":"(Carpenter et al. 2022b)","noteIndex":0},"citationItems":[{"id":10473,"uris":["http://zotero.org/groups/6709984/items/HV7TF4T3"],"itemData":{"id":10473,"type":"article-journal","abstract":"Abstract\n            Phytoplankton blooms often follow nutrient enrichment. Differences among lakes in light‐absorbing dissolved organic carbon (DOC) may shift bloom thresholds to higher nutrient loads and thereby increase resilience of lakes to enrichment. To explore this idea, we measured resilience to experimental enrichment of two lakes with contrasting DOC concentrations. We compared bloom thresholds in both lakes using a model of phytoplankton response to DOC and nutrients, a dynamic time series indicator of resilience, and two empirical measures of stochastic resilience, mean exit time and median survival time. For the dynamic indicator and ecosystem model the lake with higher DOC was more resilient to enrichment. However, the distributions overlapped for stochastic indicators of resilience of the two lakes. These analyses show that DOC interacts with mixing depth and zooplankton biomass to affect resilience. Strong contrasts in DOC and many observations are needed to discern effects of DOC on resilience to enrichment.","container-title":"Limnology and Oceanography Letters","DOI":"10.1002/lol2.10280","ISSN":"2378-2242, 2378-2242","issue":"6","journalAbbreviation":"Limnol Oceanogr Letters","language":"en","page":"466-474","source":"DOI.org (Crossref)","title":"&lt;span style=\"font-variant:small-caps;\"&gt;DOC&lt;/span&gt; , grazers, and resilience of phytoplankton to enrichment","title-short":"&lt;span style=\"font-variant","volume":"7","author":[{"family":"Carpenter","given":"Stephen R."},{"family":"Pace","given":"Michael L."},{"family":"Wilkinson","given":"Grace M."}],"issued":{"date-parts":[["2022",12]]}}}],"schema":"https://github.com/citation-style-language/schema/raw/master/csl-citation.json"} </w:instrText>
+        <w:instrText xml:space="preserve"> ADDIN ZOTERO_ITEM CSL_CITATION {"citationID":"54NvBQnd","properties":{"unsorted":false,"formattedCitation":"(Carpenter et al. 2022b)","plainCitation":"(Carpenter et al. 2022b)","noteIndex":0},"citationItems":[{"id":10857,"uris":["http://zotero.org/groups/6709984/items/HV7TF4T3"],"itemData":{"id":10857,"type":"article-journal","abstract":"Abstract\n            Phytoplankton blooms often follow nutrient enrichment. Differences among lakes in light‐absorbing dissolved organic carbon (DOC) may shift bloom thresholds to higher nutrient loads and thereby increase resilience of lakes to enrichment. To explore this idea, we measured resilience to experimental enrichment of two lakes with contrasting DOC concentrations. We compared bloom thresholds in both lakes using a model of phytoplankton response to DOC and nutrients, a dynamic time series indicator of resilience, and two empirical measures of stochastic resilience, mean exit time and median survival time. For the dynamic indicator and ecosystem model the lake with higher DOC was more resilient to enrichment. However, the distributions overlapped for stochastic indicators of resilience of the two lakes. These analyses show that DOC interacts with mixing depth and zooplankton biomass to affect resilience. Strong contrasts in DOC and many observations are needed to discern effects of DOC on resilience to enrichment.","container-title":"Limnology and Oceanography Letters","DOI":"10.1002/lol2.10280","ISSN":"2378-2242, 2378-2242","issue":"6","journalAbbreviation":"Limnol Oceanogr Letters","language":"en","page":"466-474","source":"DOI.org (Crossref)","title":"&lt;span style=\"font-variant:small-caps;\"&gt;DOC&lt;/span&gt; , grazers, and resilience of phytoplankton to enrichment","title-short":"&lt;span style=\"font-variant","volume":"7","author":[{"family":"Carpenter","given":"Stephen R."},{"family":"Pace","given":"Michael L."},{"family":"Wilkinson","given":"Grace M."}],"issued":{"date-parts":[["2022",12]]}}}],"schema":"https://github.com/citation-style-language/schema/raw/master/csl-citation.json"} </w:instrText>
       </w:r>
       <w:r>
         <w:rPr>
@@ -11505,7 +11247,7 @@
           <w:rFonts w:ascii="Times New Roman" w:eastAsia="Times New Roman" w:hAnsi="Times New Roman" w:cs="Times New Roman"/>
           <w:color w:val="000000"/>
         </w:rPr>
-        <w:instrText xml:space="preserve"> ADDIN ZOTERO_ITEM CSL_CITATION {"citationID":"jfMYrDz3","properties":{"unsorted":false,"formattedCitation":"(Hanson et al. 2003; Ladwig et al. 2022)","plainCitation":"(Hanson et al. 2003; Ladwig et al. 2022)","noteIndex":0},"citationItems":[{"id":3649,"uris":["http://zotero.org/groups/2418348/items/LBWJQNXD"],"itemData":{"id":3649,"type":"article-journal","abstract":"Recent literature has suggested that for many lakes and rivers, the respiratory breakdown of organic matter (R) exceeds production of organic matter by photosynthesis (gross primary production [GPP]) within the water body. This metabolic balance (GPP &gt; R; “heterotrophy”) implies that allochthonous organic matter supports a portion of the aquatic ecosystem's respiration. Evidence that many lakes are heterotrophic comes from diverse approaches, and debate remains over the circumstances in which heterotrophy exists. The methods used to estimate GPP and R and the limited extent of lake types studied, especially with respect to dissolved organic carbon (DOC) and total phosphorus (TP) concentrations, are two reasons for differing conclusions. We deployed O2 and CO2 sondes to measure diel gas dynamics in the surface waters of 25 lakes. From these data, we calculated GPP, R, and net ecosystem production (NEP = GPP − R). Over the broad range in TP and DOC among the lakes, diel CO2 and O2 changed on a near 1 : 1 molar ratio. Metabolism estimates from the two gases were comparable, except at high pH. Most lakes in our data set had negative NEP, but GPP and R appeared to be controlled by different factors. TP correlated strongly with GPP, whereas DOC correlated with R. At low DOC concentrations, GPP and R were nearly equal, but, at higher DOC, GPP and R uncoupled and lakes had negative NEP. Strong correlations between lake metabolism and landscape related variables suggest that allochthonous carbon influences lake metabolism.","container-title":"Limnology and Oceanography","DOI":"10.4319/lo.2003.48.3.1112","ISSN":"00243590","issue":"3","journalAbbreviation":"Limnol. Oceanogr.","language":"en","license":"731927","page":"1112-1119","source":"DOI.org (Crossref)","title":"Lake metabolism: Relationships with dissolved organic carbon and phosphorus","title-short":"Lake metabolism","volume":"48","author":[{"family":"Hanson","given":"Paul C."},{"family":"Bade","given":"Darren L."},{"family":"Carpenter","given":"Stephen R."},{"family":"Kratz","given":"Timothy K."}],"issued":{"date-parts":[["2003",5]]}}},{"id":1459,"uris":["http://zotero.org/groups/2418348/items/AP4HI28J"],"itemData":{"id":1459,"type":"article-journal","abstract":"The phenology of dissolved oxygen (DO) dynamics and metabolism in north temperate lakes offers a basis for comparing metabolic cycles over multi-year time scales. Although proximal control over lake DO can be attributed to metabolism and physical processes, how those processes evolve over decades largely remains unexplored. Metabolism phenology may reveal the importance of coherence among lakes and facilitate general conclusions about the controls on lake metabolism at regional scales. We developed a Bayesian modeling framework to estimate DO concentrations and metabolism in eight lakes in contrasting landscapes in Wisconsin, USA. We identify the DO and metabolism phenologies for each lake, and use those to compare how decadal patterns relate to trophic state and landscape setting. We show that lakes can be categorized by their hypolimnetic oxygen consumption dynamics, with oligotrophic lakes having a diverse set of patterns and eutrophic lakes having uniform trends of increased oxygen consumption over the last decade. Metabolism phenology is likewise diverse for oligotrophic lakes, whereas eutrophic lakes in southern Wisconsin share consistent long-term patterns of metabolic trends and seasonal DO consumption highlighting the importance of trophic state driving metabolism. Eutrophic lakes had higher magnitudes and more seasonal variation in net ecosystem production in contrast to oligotrophic lakes. Generally, long-term metabolic trends of north temperate lakes suggest a limited influence of climate on lake metabolism and that temporal coherence of long-term metabolism change is driven primarily by the landscape setting.","container-title":"Limnology and Oceanography","DOI":"10.1002/lno.12098","ISSN":"1939-5590","issue":"7","language":"en","note":"_eprint: https://onlinelibrary.wiley.com/doi/pdf/10.1002/lno.12098","page":"1502-1521","source":"Wiley Online Library","title":"Long-term change in metabolism phenology in north temperate lakes","volume":"67","author":[{"family":"Ladwig","given":"Robert"},{"family":"Appling","given":"Alison P."},{"family":"Delany","given":"Austin"},{"family":"Dugan","given":"Hilary A."},{"family":"Gao","given":"Qiantong"},{"family":"Lottig","given":"Noah"},{"family":"Stachelek","given":"Jemma"},{"family":"Hanson","given":"Paul C."}],"issued":{"date-parts":[["2022"]]}}}],"schema":"https://github.com/citation-style-language/schema/raw/master/csl-citation.json"} </w:instrText>
+        <w:instrText xml:space="preserve"> ADDIN ZOTERO_ITEM CSL_CITATION {"citationID":"jfMYrDz3","properties":{"unsorted":false,"formattedCitation":"(Hanson et al. 2003; Ladwig et al. 2022)","plainCitation":"(Hanson et al. 2003; Ladwig et al. 2022)","noteIndex":0},"citationItems":[{"id":3708,"uris":["http://zotero.org/groups/2418348/items/LBWJQNXD"],"itemData":{"id":3708,"type":"article-journal","abstract":"Recent literature has suggested that for many lakes and rivers, the respiratory breakdown of organic matter (R) exceeds production of organic matter by photosynthesis (gross primary production [GPP]) within the water body. This metabolic balance (GPP &gt; R; “heterotrophy”) implies that allochthonous organic matter supports a portion of the aquatic ecosystem's respiration. Evidence that many lakes are heterotrophic comes from diverse approaches, and debate remains over the circumstances in which heterotrophy exists. The methods used to estimate GPP and R and the limited extent of lake types studied, especially with respect to dissolved organic carbon (DOC) and total phosphorus (TP) concentrations, are two reasons for differing conclusions. We deployed O2 and CO2 sondes to measure diel gas dynamics in the surface waters of 25 lakes. From these data, we calculated GPP, R, and net ecosystem production (NEP = GPP − R). Over the broad range in TP and DOC among the lakes, diel CO2 and O2 changed on a near 1 : 1 molar ratio. Metabolism estimates from the two gases were comparable, except at high pH. Most lakes in our data set had negative NEP, but GPP and R appeared to be controlled by different factors. TP correlated strongly with GPP, whereas DOC correlated with R. At low DOC concentrations, GPP and R were nearly equal, but, at higher DOC, GPP and R uncoupled and lakes had negative NEP. Strong correlations between lake metabolism and landscape related variables suggest that allochthonous carbon influences lake metabolism.","container-title":"Limnology and Oceanography","DOI":"10.4319/lo.2003.48.3.1112","ISSN":"00243590","issue":"3","journalAbbreviation":"Limnol. Oceanogr.","language":"en","license":"731927","page":"1112-1119","source":"DOI.org (Crossref)","title":"Lake metabolism: Relationships with dissolved organic carbon and phosphorus","title-short":"Lake metabolism","volume":"48","author":[{"family":"Hanson","given":"Paul C."},{"family":"Bade","given":"Darren L."},{"family":"Carpenter","given":"Stephen R."},{"family":"Kratz","given":"Timothy K."}],"issued":{"date-parts":[["2003",5]]}}},{"id":5482,"uris":["http://zotero.org/groups/2418348/items/AP4HI28J"],"itemData":{"id":5482,"type":"article-journal","abstract":"The phenology of dissolved oxygen (DO) dynamics and metabolism in north temperate lakes offers a basis for comparing metabolic cycles over multi-year time scales. Although proximal control over lake DO can be attributed to metabolism and physical processes, how those processes evolve over decades largely remains unexplored. Metabolism phenology may reveal the importance of coherence among lakes and facilitate general conclusions about the controls on lake metabolism at regional scales. We developed a Bayesian modeling framework to estimate DO concentrations and metabolism in eight lakes in contrasting landscapes in Wisconsin, USA. We identify the DO and metabolism phenologies for each lake, and use those to compare how decadal patterns relate to trophic state and landscape setting. We show that lakes can be categorized by their hypolimnetic oxygen consumption dynamics, with oligotrophic lakes having a diverse set of patterns and eutrophic lakes having uniform trends of increased oxygen consumption over the last decade. Metabolism phenology is likewise diverse for oligotrophic lakes, whereas eutrophic lakes in southern Wisconsin share consistent long-term patterns of metabolic trends and seasonal DO consumption highlighting the importance of trophic state driving metabolism. Eutrophic lakes had higher magnitudes and more seasonal variation in net ecosystem production in contrast to oligotrophic lakes. Generally, long-term metabolic trends of north temperate lakes suggest a limited influence of climate on lake metabolism and that temporal coherence of long-term metabolism change is driven primarily by the landscape setting.","container-title":"Limnology and Oceanography","DOI":"10.1002/lno.12098","ISSN":"1939-5590","issue":"7","language":"en","note":"_eprint: https://onlinelibrary.wiley.com/doi/pdf/10.1002/lno.12098","page":"1502-1521","source":"Wiley Online Library","title":"Long-term change in metabolism phenology in north temperate lakes","volume":"67","author":[{"family":"Ladwig","given":"Robert"},{"family":"Appling","given":"Alison P."},{"family":"Delany","given":"Austin"},{"family":"Dugan","given":"Hilary A."},{"family":"Gao","given":"Qiantong"},{"family":"Lottig","given":"Noah"},{"family":"Stachelek","given":"Jemma"},{"family":"Hanson","given":"Paul C."}],"issued":{"date-parts":[["2022"]]}}}],"schema":"https://github.com/citation-style-language/schema/raw/master/csl-citation.json"} </w:instrText>
       </w:r>
       <w:r>
         <w:rPr>
@@ -11518,111 +11260,83 @@
         <w:rPr>
           <w:rFonts w:ascii="Times New Roman" w:hAnsi="Times New Roman" w:cs="Times New Roman"/>
         </w:rPr>
-        <w:t xml:space="preserve">(Hanson et al. 2003; </w:t>
-      </w:r>
-      <w:proofErr w:type="spellStart"/>
+        <w:t>(Hanson et al. 2003; Ladwig et al. 2022)</w:t>
+      </w:r>
+      <w:r>
+        <w:rPr>
+          <w:rFonts w:ascii="Times New Roman" w:eastAsia="Times New Roman" w:hAnsi="Times New Roman" w:cs="Times New Roman"/>
+          <w:color w:val="000000"/>
+        </w:rPr>
+        <w:fldChar w:fldCharType="end"/>
+      </w:r>
+      <w:r>
+        <w:rPr>
+          <w:rFonts w:ascii="Times New Roman" w:eastAsia="Times New Roman" w:hAnsi="Times New Roman" w:cs="Times New Roman"/>
+          <w:color w:val="000000"/>
+        </w:rPr>
+        <w:t>, we will also evaluate whether temporal changes in stability landscapes differ among lakes as a function of these persistent characteristics.</w:t>
+      </w:r>
+      <w:r>
+        <w:rPr>
+          <w:rFonts w:ascii="Times New Roman" w:eastAsia="Times New Roman" w:hAnsi="Times New Roman" w:cs="Times New Roman"/>
+          <w:color w:val="000000"/>
+        </w:rPr>
+        <w:t xml:space="preserve"> </w:t>
+      </w:r>
+      <w:r>
+        <w:rPr>
+          <w:rFonts w:ascii="Times New Roman" w:eastAsia="Times New Roman" w:hAnsi="Times New Roman" w:cs="Times New Roman"/>
+          <w:color w:val="000000"/>
+        </w:rPr>
+        <w:t>For climatic variables, we will focus on precipitation form (snow vs. liquid), timing (late spring vs. summer), and magnitude (total and extreme events), lake ice-off date, summer mean temperature, summer mean photosynthetically active radiation (PAR), and lake leve</w:t>
+      </w:r>
+      <w:r>
+        <w:rPr>
+          <w:rFonts w:ascii="Times New Roman" w:eastAsia="Times New Roman" w:hAnsi="Times New Roman" w:cs="Times New Roman"/>
+          <w:color w:val="000000"/>
+        </w:rPr>
+        <w:t xml:space="preserve">l </w:t>
+      </w:r>
+      <w:r>
+        <w:rPr>
+          <w:rFonts w:ascii="Times New Roman" w:eastAsia="Times New Roman" w:hAnsi="Times New Roman" w:cs="Times New Roman"/>
+          <w:color w:val="000000"/>
+        </w:rPr>
+        <w:fldChar w:fldCharType="begin"/>
+      </w:r>
+      <w:r>
+        <w:rPr>
+          <w:rFonts w:ascii="Times New Roman" w:eastAsia="Times New Roman" w:hAnsi="Times New Roman" w:cs="Times New Roman"/>
+          <w:color w:val="000000"/>
+        </w:rPr>
+        <w:instrText xml:space="preserve"> ADDIN ZOTERO_ITEM CSL_CITATION {"citationID":"HK4s3WJ8","properties":{"unsorted":false,"formattedCitation":"(Perales et al. 2020; Watras et al. 2021)","plainCitation":"(Perales et al. 2020; Watras et al. 2021)","noteIndex":0},"citationItems":[{"id":5304,"uris":["http://zotero.org/groups/2418348/items/PKQUHDR6"],"itemData":{"id":5304,"type":"article-journal","abstract":"Climate change is altering hydrologic regimes, with implications for lake water levels. While lakes within lake districts experience the same climate, lakes may exhibit differential climate vulnerability regarding water level response to drought. We took advantage of a recent drought (</w:instrText>
+      </w:r>
+      <w:r>
+        <w:rPr>
+          <w:rFonts w:ascii="Cambria Math" w:eastAsia="Times New Roman" w:hAnsi="Cambria Math" w:cs="Cambria Math"/>
+          <w:color w:val="000000"/>
+        </w:rPr>
+        <w:instrText>∼</w:instrText>
+      </w:r>
+      <w:r>
+        <w:rPr>
+          <w:rFonts w:ascii="Times New Roman" w:eastAsia="Times New Roman" w:hAnsi="Times New Roman" w:cs="Times New Roman"/>
+          <w:color w:val="000000"/>
+        </w:rPr>
+        <w:instrText xml:space="preserve">2005–2010) and estimated changes in lake area, water level, and shoreline position on 47 lakes in northern Wisconsin using high-resolution orthoimagery and hypsographic curves. We developed a model predicting water level response to drought to identify characteristics of the most vulnerable lakes in the region, which indicated that low-conductivity seepage lakes found high in the landscape, with little surrounding wetland and highly permeable soils, showed the greatest water level declines. To explore potential changes in the littoral zone, we estimated coarse woody habitat (CWH) loss during the drought and found that drainage lakes lost 0.8% CWH while seepage lakes were disproportionately impacted, with a mean loss of 40% CWH. Characterizing how lakes and lake districts respond to drought will further our understanding of how climate change may alter lake ecology via water level fluctuations.","container-title":"Canadian Journal of Fisheries and Aquatic Sciences","DOI":"10.1139/cjfas-2019-0270","ISSN":"0706-652X, 1205-7533","issue":"11","journalAbbreviation":"Can. J. Fish. Aquat. Sci.","language":"en","note":"20/21 LTER","page":"1836-1845","source":"DOI.org (Crossref)","title":"Lake water level response to drought in a lake-rich region explained by lake and landscape characteristics","volume":"77","author":[{"family":"Perales","given":"K. Martin"},{"family":"Hein","given":"Catherine L."},{"family":"Lottig","given":"Noah R."},{"family":"Vander Zanden","given":"M. Jake"}],"issued":{"date-parts":[["2020",11]]}}},{"id":5420,"uris":["http://zotero.org/groups/2418348/items/VSDXQMEQ"],"itemData":{"id":5420,"type":"article-journal","abstract":"Understanding the causes of large fluctuations in lake water levels is important for adaptive resource management. The relatively simple water budgets of small seepage lakes make them potentially useful model systems, provided that key water balance components can be well constrained. Here, spatial variability in measured rates of evaporation (E) and precipitation (P) at the whole lake scale was investigated, and the effect on daily and seasonal water balance estimates was quantified. To estimate spatial variability, triplicate sensor platforms were deployed on and near an 18 ha seepage lake. Lake stage (S) was monitored at a single node in the lake. The water balance was closed by estimating net groundwater seepage (G\n              net\n              ) analytically as G\n              net\n               = ΔS – (P – E). Instrumentation on a second seepage lake was maintained by citizen scientists to assess the potential for more widespread sensor deployments. Data were collected at 30-minute time steps for six months. The results indicate that low-cost sensor networks with single nodes to measure E, P, and ΔS provide well-constrained water budgets at daily and seasonal time scales.","container-title":"Canadian Journal of Fisheries and Aquatic Sciences","DOI":"10.1139/cjfas-2021-0217","ISSN":"0706-652X, 1205-7533","journalAbbreviation":"Can. J. Fish. Aquat. Sci.","language":"en","page":"1-8","source":"DOI.org (Crossref)","title":"Monitoring the water balance of seepage lakes to track regional responses to an evolving climate","author":[{"family":"Watras","given":"Carl J."},{"family":"Michler","given":"James R."},{"family":"Rubsam","given":"Jeff L."}],"issued":{"date-parts":[["2021",12,16]]}}}],"schema":"https://github.com/citation-style-language/schema/raw/master/csl-citation.json"} </w:instrText>
+      </w:r>
+      <w:r>
+        <w:rPr>
+          <w:rFonts w:ascii="Times New Roman" w:eastAsia="Times New Roman" w:hAnsi="Times New Roman" w:cs="Times New Roman"/>
+          <w:color w:val="000000"/>
+        </w:rPr>
+        <w:fldChar w:fldCharType="separate"/>
+      </w:r>
       <w:r>
         <w:rPr>
           <w:rFonts w:ascii="Times New Roman" w:hAnsi="Times New Roman" w:cs="Times New Roman"/>
         </w:rPr>
-        <w:t>Ladwig</w:t>
-      </w:r>
-      <w:proofErr w:type="spellEnd"/>
-      <w:r>
-        <w:rPr>
-          <w:rFonts w:ascii="Times New Roman" w:hAnsi="Times New Roman" w:cs="Times New Roman"/>
-        </w:rPr>
-        <w:t xml:space="preserve"> et al. 2022)</w:t>
-      </w:r>
-      <w:r>
-        <w:rPr>
-          <w:rFonts w:ascii="Times New Roman" w:eastAsia="Times New Roman" w:hAnsi="Times New Roman" w:cs="Times New Roman"/>
-          <w:color w:val="000000"/>
-        </w:rPr>
-        <w:fldChar w:fldCharType="end"/>
-      </w:r>
-      <w:r>
-        <w:rPr>
-          <w:rFonts w:ascii="Times New Roman" w:eastAsia="Times New Roman" w:hAnsi="Times New Roman" w:cs="Times New Roman"/>
-          <w:color w:val="000000"/>
-        </w:rPr>
-        <w:t>, we will also evaluate whether temporal changes in stability landscapes differ among lakes as a function of these persistent characteristics.</w:t>
-      </w:r>
-      <w:r>
-        <w:rPr>
-          <w:rFonts w:ascii="Times New Roman" w:eastAsia="Times New Roman" w:hAnsi="Times New Roman" w:cs="Times New Roman"/>
-          <w:color w:val="000000"/>
-        </w:rPr>
-        <w:t xml:space="preserve"> </w:t>
-      </w:r>
-      <w:r>
-        <w:rPr>
-          <w:rFonts w:ascii="Times New Roman" w:eastAsia="Times New Roman" w:hAnsi="Times New Roman" w:cs="Times New Roman"/>
-          <w:color w:val="000000"/>
-        </w:rPr>
-        <w:t>For climatic variables, we will focus on precipitation form (snow vs. liquid), timing (late spring vs. summer), and magnitude (total and extreme events), lake ice-off date, summer mean temperature, summer mean photosynthetically active radiation (PAR), and lake leve</w:t>
-      </w:r>
-      <w:r>
-        <w:rPr>
-          <w:rFonts w:ascii="Times New Roman" w:eastAsia="Times New Roman" w:hAnsi="Times New Roman" w:cs="Times New Roman"/>
-          <w:color w:val="000000"/>
-        </w:rPr>
-        <w:t xml:space="preserve">l </w:t>
-      </w:r>
-      <w:r>
-        <w:rPr>
-          <w:rFonts w:ascii="Times New Roman" w:eastAsia="Times New Roman" w:hAnsi="Times New Roman" w:cs="Times New Roman"/>
-          <w:color w:val="000000"/>
-        </w:rPr>
-        <w:fldChar w:fldCharType="begin"/>
-      </w:r>
-      <w:r>
-        <w:rPr>
-          <w:rFonts w:ascii="Times New Roman" w:eastAsia="Times New Roman" w:hAnsi="Times New Roman" w:cs="Times New Roman"/>
-          <w:color w:val="000000"/>
-        </w:rPr>
-        <w:instrText xml:space="preserve"> ADDIN ZOTERO_ITEM CSL_CITATION {"citationID":"HK4s3WJ8","properties":{"unsorted":false,"formattedCitation":"(Perales et al. 2020; Watras et al. 2021)","plainCitation":"(Perales et al. 2020; Watras et al. 2021)","noteIndex":0},"citationItems":[{"id":1651,"uris":["http://zotero.org/groups/2418348/items/PKQUHDR6"],"itemData":{"id":1651,"type":"article-journal","abstract":"Climate change is altering hydrologic regimes, with implications for lake water levels. While lakes within lake districts experience the same climate, lakes may exhibit differential climate vulnerability regarding water level response to drought. We took advantage of a recent drought (</w:instrText>
-      </w:r>
-      <w:r>
-        <w:rPr>
-          <w:rFonts w:ascii="Cambria Math" w:eastAsia="Times New Roman" w:hAnsi="Cambria Math" w:cs="Cambria Math"/>
-          <w:color w:val="000000"/>
-        </w:rPr>
-        <w:instrText>∼</w:instrText>
-      </w:r>
-      <w:r>
-        <w:rPr>
-          <w:rFonts w:ascii="Times New Roman" w:eastAsia="Times New Roman" w:hAnsi="Times New Roman" w:cs="Times New Roman"/>
-          <w:color w:val="000000"/>
-        </w:rPr>
-        <w:instrText xml:space="preserve">2005–2010) and estimated changes in lake area, water level, and shoreline position on 47 lakes in northern Wisconsin using high-resolution orthoimagery and hypsographic curves. We developed a model predicting water level response to drought to identify characteristics of the most vulnerable lakes in the region, which indicated that low-conductivity seepage lakes found high in the landscape, with little surrounding wetland and highly permeable soils, showed the greatest water level declines. To explore potential changes in the littoral zone, we estimated coarse woody habitat (CWH) loss during the drought and found that drainage lakes lost 0.8% CWH while seepage lakes were disproportionately impacted, with a mean loss of 40% CWH. Characterizing how lakes and lake districts respond to drought will further our understanding of how climate change may alter lake ecology via water level fluctuations.","container-title":"Canadian Journal of Fisheries and Aquatic Sciences","DOI":"10.1139/cjfas-2019-0270","ISSN":"0706-652X, 1205-7533","issue":"11","journalAbbreviation":"Can. J. Fish. Aquat. Sci.","language":"en","note":"20/21 LTER","page":"1836-1845","source":"DOI.org (Crossref)","title":"Lake water level response to drought in a lake-rich region explained by lake and landscape characteristics","volume":"77","author":[{"family":"Perales","given":"K. Martin"},{"family":"Hein","given":"Catherine L."},{"family":"Lottig","given":"Noah R."},{"family":"Vander Zanden","given":"M. Jake"}],"issued":{"date-parts":[["2020",11]]}}},{"id":1586,"uris":["http://zotero.org/groups/2418348/items/VSDXQMEQ"],"itemData":{"id":1586,"type":"article-journal","abstract":"Understanding the causes of large fluctuations in lake water levels is important for adaptive resource management. The relatively simple water budgets of small seepage lakes make them potentially useful model systems, provided that key water balance components can be well constrained. Here, spatial variability in measured rates of evaporation (E) and precipitation (P) at the whole lake scale was investigated, and the effect on daily and seasonal water balance estimates was quantified. To estimate spatial variability, triplicate sensor platforms were deployed on and near an 18 ha seepage lake. Lake stage (S) was monitored at a single node in the lake. The water balance was closed by estimating net groundwater seepage (G\n              net\n              ) analytically as G\n              net\n               = ΔS – (P – E). Instrumentation on a second seepage lake was maintained by citizen scientists to assess the potential for more widespread sensor deployments. Data were collected at 30-minute time steps for six months. The results indicate that low-cost sensor networks with single nodes to measure E, P, and ΔS provide well-constrained water budgets at daily and seasonal time scales.","container-title":"Canadian Journal of Fisheries and Aquatic Sciences","DOI":"10.1139/cjfas-2021-0217","ISSN":"0706-652X, 1205-7533","journalAbbreviation":"Can. J. Fish. Aquat. Sci.","language":"en","page":"1-8","source":"DOI.org (Crossref)","title":"Monitoring the water balance of seepage lakes to track regional responses to an evolving climate","author":[{"family":"Watras","given":"Carl J."},{"family":"Michler","given":"James R."},{"family":"Rubsam","given":"Jeff L."}],"issued":{"date-parts":[["2021",12,16]]}}}],"schema":"https://github.com/citation-style-language/schema/raw/master/csl-citation.json"} </w:instrText>
-      </w:r>
-      <w:r>
-        <w:rPr>
-          <w:rFonts w:ascii="Times New Roman" w:eastAsia="Times New Roman" w:hAnsi="Times New Roman" w:cs="Times New Roman"/>
-          <w:color w:val="000000"/>
-        </w:rPr>
-        <w:fldChar w:fldCharType="separate"/>
-      </w:r>
-      <w:r>
-        <w:rPr>
-          <w:rFonts w:ascii="Times New Roman" w:hAnsi="Times New Roman" w:cs="Times New Roman"/>
-        </w:rPr>
-        <w:t xml:space="preserve">(Perales et al. 2020; </w:t>
-      </w:r>
-      <w:proofErr w:type="spellStart"/>
-      <w:r>
-        <w:rPr>
-          <w:rFonts w:ascii="Times New Roman" w:hAnsi="Times New Roman" w:cs="Times New Roman"/>
-        </w:rPr>
-        <w:t>Watras</w:t>
-      </w:r>
-      <w:proofErr w:type="spellEnd"/>
-      <w:r>
-        <w:rPr>
-          <w:rFonts w:ascii="Times New Roman" w:hAnsi="Times New Roman" w:cs="Times New Roman"/>
-        </w:rPr>
-        <w:t xml:space="preserve"> et al. 2021)</w:t>
+        <w:t>(Perales et al. 2020; Watras et al. 2021)</w:t>
       </w:r>
       <w:r>
         <w:rPr>
@@ -11709,14 +11423,7 @@
           <w:rFonts w:ascii="Times New Roman" w:eastAsia="Times New Roman" w:hAnsi="Times New Roman" w:cs="Times New Roman"/>
           <w:color w:val="000000"/>
         </w:rPr>
-        <w:t>. For example</w:t>
-      </w:r>
-      <w:r>
-        <w:rPr>
-          <w:rFonts w:ascii="Times New Roman" w:eastAsia="Times New Roman" w:hAnsi="Times New Roman" w:cs="Times New Roman"/>
-          <w:color w:val="000000"/>
-        </w:rPr>
-        <w:t>, it has commonly been observed that more taxonomically and/or functionally diverse communities exhibit greater stability (</w:t>
+        <w:t>. For example, it has commonly been observed that more taxonomically and/or functionally diverse communities exhibit greater stability (</w:t>
       </w:r>
       <w:r>
         <w:rPr>
@@ -11748,30 +11455,35 @@
         </w:rPr>
         <w:t xml:space="preserve">). To quantify the complexity of biotic communities, we will combine field data with a super intelligence (SI)-driven food web reconstruction method [Synthesizing Parameters for Ecosystem Modelling with LLMs (SPELL); </w:t>
       </w:r>
-      <w:proofErr w:type="spellStart"/>
       <w:r>
         <w:rPr>
           <w:rFonts w:ascii="Times New Roman" w:eastAsia="Times New Roman" w:hAnsi="Times New Roman" w:cs="Times New Roman"/>
           <w:color w:val="000000"/>
           <w:highlight w:val="yellow"/>
         </w:rPr>
-        <w:t>Spillias</w:t>
-      </w:r>
-      <w:proofErr w:type="spellEnd"/>
+        <w:t>Spillias et al. 2026</w:t>
+      </w:r>
+      <w:r>
+        <w:rPr>
+          <w:rFonts w:ascii="Times New Roman" w:eastAsia="Times New Roman" w:hAnsi="Times New Roman" w:cs="Times New Roman"/>
+          <w:color w:val="000000"/>
+        </w:rPr>
+        <w:t>]. Empirical data from regular field sampling will be used to determine species lists and species richness for each lake. We will use SPELL to assign species to functional groups, facilitating quantification of functional richness. We will also use SPELL to reconstruct the trophic interaction matrix for each lake, enabling quantification of metrics shown in prior research to link food web structure to stability including food chain length (</w:t>
+      </w:r>
       <w:r>
         <w:rPr>
           <w:rFonts w:ascii="Times New Roman" w:eastAsia="Times New Roman" w:hAnsi="Times New Roman" w:cs="Times New Roman"/>
           <w:color w:val="000000"/>
           <w:highlight w:val="yellow"/>
         </w:rPr>
-        <w:t xml:space="preserve"> et al. 2026</w:t>
-      </w:r>
-      <w:r>
-        <w:rPr>
-          <w:rFonts w:ascii="Times New Roman" w:eastAsia="Times New Roman" w:hAnsi="Times New Roman" w:cs="Times New Roman"/>
-          <w:color w:val="000000"/>
-        </w:rPr>
-        <w:t>]. Empirical data from regular field sampling will be used to determine species lists and species richness for each lake. We will use SPELL to assign species to functional groups, facilitating quantification of functional richness. We will also use SPELL to reconstruct the trophic interaction matrix for each lake, enabling quantification of metrics shown in prior research to link food web structure to stability including food chain length (</w:t>
+        <w:t>REFS</w:t>
+      </w:r>
+      <w:r>
+        <w:rPr>
+          <w:rFonts w:ascii="Times New Roman" w:eastAsia="Times New Roman" w:hAnsi="Times New Roman" w:cs="Times New Roman"/>
+          <w:color w:val="000000"/>
+        </w:rPr>
+        <w:t>) and mean interaction strength (</w:t>
       </w:r>
       <w:r>
         <w:rPr>
@@ -11786,21 +11498,6 @@
           <w:rFonts w:ascii="Times New Roman" w:eastAsia="Times New Roman" w:hAnsi="Times New Roman" w:cs="Times New Roman"/>
           <w:color w:val="000000"/>
         </w:rPr>
-        <w:t>) and mean interaction strength (</w:t>
-      </w:r>
-      <w:r>
-        <w:rPr>
-          <w:rFonts w:ascii="Times New Roman" w:eastAsia="Times New Roman" w:hAnsi="Times New Roman" w:cs="Times New Roman"/>
-          <w:color w:val="000000"/>
-          <w:highlight w:val="yellow"/>
-        </w:rPr>
-        <w:t>REFS</w:t>
-      </w:r>
-      <w:r>
-        <w:rPr>
-          <w:rFonts w:ascii="Times New Roman" w:eastAsia="Times New Roman" w:hAnsi="Times New Roman" w:cs="Times New Roman"/>
-          <w:color w:val="000000"/>
-        </w:rPr>
         <w:t xml:space="preserve">). SI-generated food webs will be validated based on expert knowledge and existing food webs for some study lakes </w:t>
       </w:r>
       <w:r>
@@ -11815,7 +11512,7 @@
           <w:rFonts w:ascii="Times New Roman" w:eastAsia="Times New Roman" w:hAnsi="Times New Roman" w:cs="Times New Roman"/>
           <w:color w:val="000000"/>
         </w:rPr>
-        <w:instrText xml:space="preserve"> ADDIN ZOTERO_ITEM CSL_CITATION {"citationID":"kEJWiFEG","properties":{"unsorted":false,"formattedCitation":"(Pace et al. 2013; Hansen et al. 2017; Butts 2024)","plainCitation":"(Pace et al. 2013; Hansen et al. 2017; Butts 2024)","noteIndex":0},"citationItems":[{"id":2269,"uris":["http://zotero.org/groups/2418348/items/RZJCWPZA"],"itemData":{"id":2269,"type":"article-journal","container-title":"Limnology and Oceanography","DOI":"10.4319/lo.2013.58.2.0525","ISSN":"00243590","issue":"2","journalAbbreviation":"Limnol. Oceanogr.","language":"en","license":"732788","page":"525-532","source":"DOI.org (Crossref)","title":"Zooplankton provide early warnings of a regime shift in a whole lake manipulation","volume":"58","author":[{"family":"Pace","given":"Michael L."},{"family":"Carpenter","given":"Stephen R."},{"family":"Johnson","given":"Robert A."},{"family":"Kurtzweil","given":"Jason T."}],"issued":{"date-parts":[["2013",3]]}}},{"id":1259,"uris":["http://zotero.org/groups/2418348/items/GL4N3A27"],"itemData":{"id":1259,"type":"article-journal","container-title":"Ecosphere","DOI":"10.1002/ecs2.1647","ISSN":"21508925","issue":"2","language":"en","page":"e01647","source":"Crossref","title":"Whole-lake invasive crayfish removal and qualitative modeling reveal habitat-specific food web topology","volume":"8","author":[{"family":"Hansen","given":"Gretchen J. A."},{"family":"Tunney","given":"Tyler D."},{"family":"Winslow","given":"Luke A."},{"family":"Vander Zanden","given":"M. Jake"}],"issued":{"date-parts":[["2017",2]]}}},{"id":1341,"uris":["http://zotero.org/groups/2418348/items/EL7PPAYF"],"itemData":{"id":1341,"type":"thesis","abstract":"Aquatic ecosystems are increasingly facing ecosystem-scale disturbances that affect water quality and ecosystem services. Food webs have substantial influences on how disturbances are propagated through ecosystems and the structure of trophic interactions shapes\nnutrient cycling and energy flow. In my dissertation, I used food webs to improve the understanding of dynamics in disturbed ecosystems, and develop our understanding of how food webs mediate, and respond to, increasingly frequent and intense disturbances. Chapter 1 used lower food web dynamics to assess consumer nutrient cycling within a hypereutrophic reservoir,\ndemonstrating that the lower food web has a substantial influence on early summer phosphorus availability and phytoplankton size structure. Chapter 2 quantified zooplankton and macroinvertebrate size structure as a tool to assess food web response to an incentivized harvest of common carp (Cyprinus carpio) and bigmouth buffalo (Ictiobus cyprinellus). This analysis\nshowed that the biomanipulation did not significantly affect food web structure potentially explaining the lack of water quality response. Expanding to the whole food web, chapter 3 tested whether food web structure mediates ecosystem responses to discrete disturbance—stormdriven nutrient loading—finding greater benthic-pelagic coupling increased the resistance and resilience of algal biomass response to pulsed nutrient loading events. Chapter 4 used a\nbioenergetics approach to explore changes in energy flux and food web stability over 19 years in\nthe Trout Lake pelagic food web, including an invasion by a mid-trophic level invader, Bythotrephes longimanus. This analysis highlighted how a mid-trophic level invader alters the trajectory of an ecosystem by decreasing energy flux and temporarily altering food web stability. In summary, this research has advanced our understanding of how food webs drive ecosystem function and mediate ecosystem-scale responses within aquatic ecosystems.","genre":"Ph. D.","publisher":"Univeristy Of Wisconsin- Madison","title":"Investigating Ecosystem-Scale Responses to Changes in Lake Food Webs","URL":"https://www.proquest.com/docview/2815134402/626A709AE8CB4E36PQ/1?accountid=465&amp;sourcetype=Dissertations%20&amp;%20Theses","author":[{"family":"Butts","given":"Tyler J."}],"issued":{"date-parts":[["2024"]]}}}],"schema":"https://github.com/citation-style-language/schema/raw/master/csl-citation.json"} </w:instrText>
+        <w:instrText xml:space="preserve"> ADDIN ZOTERO_ITEM CSL_CITATION {"citationID":"kEJWiFEG","properties":{"unsorted":false,"formattedCitation":"(Pace et al. 2013; Hansen et al. 2017; Butts 2024)","plainCitation":"(Pace et al. 2013; Hansen et al. 2017; Butts 2024)","noteIndex":0},"citationItems":[{"id":4824,"uris":["http://zotero.org/groups/2418348/items/RZJCWPZA"],"itemData":{"id":4824,"type":"article-journal","container-title":"Limnology and Oceanography","DOI":"10.4319/lo.2013.58.2.0525","ISSN":"00243590","issue":"2","journalAbbreviation":"Limnol. Oceanogr.","language":"en","license":"732788","page":"525-532","source":"DOI.org (Crossref)","title":"Zooplankton provide early warnings of a regime shift in a whole lake manipulation","volume":"58","author":[{"family":"Pace","given":"Michael L."},{"family":"Carpenter","given":"Stephen R."},{"family":"Johnson","given":"Robert A."},{"family":"Kurtzweil","given":"Jason T."}],"issued":{"date-parts":[["2013",3]]}}},{"id":5569,"uris":["http://zotero.org/groups/2418348/items/GL4N3A27"],"itemData":{"id":5569,"type":"article-journal","container-title":"Ecosphere","DOI":"10.1002/ecs2.1647","ISSN":"21508925","issue":"2","language":"en","page":"e01647","source":"Crossref","title":"Whole-lake invasive crayfish removal and qualitative modeling reveal habitat-specific food web topology","volume":"8","author":[{"family":"Hansen","given":"Gretchen J. A."},{"family":"Tunney","given":"Tyler D."},{"family":"Winslow","given":"Luke A."},{"family":"Vander Zanden","given":"M. Jake"}],"issued":{"date-parts":[["2017",2]]}}},{"id":1552,"uris":["http://zotero.org/groups/2418348/items/EL7PPAYF"],"itemData":{"id":1552,"type":"thesis","abstract":"Aquatic ecosystems are increasingly facing ecosystem-scale disturbances that affect water quality and ecosystem services. Food webs have substantial influences on how disturbances are propagated through ecosystems and the structure of trophic interactions shapes\nnutrient cycling and energy flow. In my dissertation, I used food webs to improve the understanding of dynamics in disturbed ecosystems, and develop our understanding of how food webs mediate, and respond to, increasingly frequent and intense disturbances. Chapter 1 used lower food web dynamics to assess consumer nutrient cycling within a hypereutrophic reservoir,\ndemonstrating that the lower food web has a substantial influence on early summer phosphorus availability and phytoplankton size structure. Chapter 2 quantified zooplankton and macroinvertebrate size structure as a tool to assess food web response to an incentivized harvest of common carp (Cyprinus carpio) and bigmouth buffalo (Ictiobus cyprinellus). This analysis\nshowed that the biomanipulation did not significantly affect food web structure potentially explaining the lack of water quality response. Expanding to the whole food web, chapter 3 tested whether food web structure mediates ecosystem responses to discrete disturbance—stormdriven nutrient loading—finding greater benthic-pelagic coupling increased the resistance and resilience of algal biomass response to pulsed nutrient loading events. Chapter 4 used a\nbioenergetics approach to explore changes in energy flux and food web stability over 19 years in\nthe Trout Lake pelagic food web, including an invasion by a mid-trophic level invader, Bythotrephes longimanus. This analysis highlighted how a mid-trophic level invader alters the trajectory of an ecosystem by decreasing energy flux and temporarily altering food web stability. In summary, this research has advanced our understanding of how food webs drive ecosystem function and mediate ecosystem-scale responses within aquatic ecosystems.","genre":"Ph. D.","publisher":"Univeristy Of Wisconsin- Madison","title":"Investigating Ecosystem-Scale Responses to Changes in Lake Food Webs","URL":"https://www.proquest.com/docview/2815134402/626A709AE8CB4E36PQ/1?accountid=465&amp;sourcetype=Dissertations%20&amp;%20Theses","author":[{"family":"Butts","given":"Tyler J."}],"issued":{"date-parts":[["2024"]]}}}],"schema":"https://github.com/citation-style-language/schema/raw/master/csl-citation.json"} </w:instrText>
       </w:r>
       <w:r>
         <w:rPr>
@@ -12088,23 +11785,7 @@
           <w:rFonts w:ascii="Times New Roman" w:eastAsia="Times New Roman" w:hAnsi="Times New Roman" w:cs="Times New Roman"/>
           <w:color w:val="000000"/>
         </w:rPr>
-        <w:t xml:space="preserve">igure 2); two main classes of manipulation are defined by whether the target proximal effect is on the </w:t>
-      </w:r>
-      <w:proofErr w:type="spellStart"/>
-      <w:r>
-        <w:rPr>
-          <w:rFonts w:ascii="Times New Roman" w:eastAsia="Times New Roman" w:hAnsi="Times New Roman" w:cs="Times New Roman"/>
-          <w:color w:val="000000"/>
-        </w:rPr>
-        <w:t>physico</w:t>
-      </w:r>
-      <w:proofErr w:type="spellEnd"/>
-      <w:r>
-        <w:rPr>
-          <w:rFonts w:ascii="Times New Roman" w:eastAsia="Times New Roman" w:hAnsi="Times New Roman" w:cs="Times New Roman"/>
-          <w:color w:val="000000"/>
-        </w:rPr>
-        <w:t xml:space="preserve">-chemical conditions of the lake (e.g., nutrient or dye additions) or </w:t>
+        <w:t xml:space="preserve">igure 2); two main classes of manipulation are defined by whether the target proximal effect is on the physico-chemical conditions of the lake (e.g., nutrient or dye additions) or </w:t>
       </w:r>
       <w:r>
         <w:rPr>
@@ -12291,23 +11972,7 @@
           <w:rFonts w:ascii="Times New Roman" w:eastAsia="Times New Roman" w:hAnsi="Times New Roman" w:cs="Times New Roman"/>
           <w:color w:val="000000"/>
         </w:rPr>
-        <w:t xml:space="preserve">. In 2021 and 2022 Sparkling Lake was stocked with additional </w:t>
-      </w:r>
-      <w:proofErr w:type="spellStart"/>
-      <w:r>
-        <w:rPr>
-          <w:rFonts w:ascii="Times New Roman" w:eastAsia="Times New Roman" w:hAnsi="Times New Roman" w:cs="Times New Roman"/>
-          <w:color w:val="000000"/>
-        </w:rPr>
-        <w:t>zooplanktivorous</w:t>
-      </w:r>
-      <w:proofErr w:type="spellEnd"/>
-      <w:r>
-        <w:rPr>
-          <w:rFonts w:ascii="Times New Roman" w:eastAsia="Times New Roman" w:hAnsi="Times New Roman" w:cs="Times New Roman"/>
-          <w:color w:val="000000"/>
-        </w:rPr>
-        <w:t xml:space="preserve"> fish (cisco), reducing grazing and allowing greater phytoplankton production when physicochemical conditions support</w:t>
+        <w:t>. In 2021 and 2022 Sparkling Lake was stocked with additional zooplanktivorous fish (cisco), reducing grazing and allowing greater phytoplankton production when physicochemical conditions support</w:t>
       </w:r>
       <w:sdt>
         <w:sdtPr>
@@ -12484,21 +12149,7 @@
         <w:rPr>
           <w:rFonts w:ascii="Times New Roman" w:eastAsia="Times New Roman" w:hAnsi="Times New Roman" w:cs="Times New Roman"/>
         </w:rPr>
-        <w:t xml:space="preserve">We will facilitate the scientific community building on our work by publishing </w:t>
-      </w:r>
-      <w:proofErr w:type="spellStart"/>
-      <w:r>
-        <w:rPr>
-          <w:rFonts w:ascii="Times New Roman" w:eastAsia="Times New Roman" w:hAnsi="Times New Roman" w:cs="Times New Roman"/>
-        </w:rPr>
-        <w:t>i</w:t>
-      </w:r>
-      <w:proofErr w:type="spellEnd"/>
-      <w:r>
-        <w:rPr>
-          <w:rFonts w:ascii="Times New Roman" w:eastAsia="Times New Roman" w:hAnsi="Times New Roman" w:cs="Times New Roman"/>
-        </w:rPr>
-        <w:t xml:space="preserve">) a synthesized dataset harmonizing across the </w:t>
+        <w:t xml:space="preserve">We will facilitate the scientific community building on our work by publishing i) a synthesized dataset harmonizing across the </w:t>
       </w:r>
       <w:r>
         <w:rPr>
@@ -12578,21 +12229,7 @@
         <w:rPr>
           <w:rFonts w:ascii="Times New Roman" w:eastAsia="Times New Roman" w:hAnsi="Times New Roman" w:cs="Times New Roman"/>
         </w:rPr>
-        <w:t xml:space="preserve">Together, the PIs have extensive expertise in </w:t>
-      </w:r>
-      <w:proofErr w:type="spellStart"/>
-      <w:r>
-        <w:rPr>
-          <w:rFonts w:ascii="Times New Roman" w:eastAsia="Times New Roman" w:hAnsi="Times New Roman" w:cs="Times New Roman"/>
-        </w:rPr>
-        <w:t>i</w:t>
-      </w:r>
-      <w:proofErr w:type="spellEnd"/>
-      <w:r>
-        <w:rPr>
-          <w:rFonts w:ascii="Times New Roman" w:eastAsia="Times New Roman" w:hAnsi="Times New Roman" w:cs="Times New Roman"/>
-        </w:rPr>
-        <w:t xml:space="preserve">) the quantitative tools required for this research, ii) lake ecosystem dynamics, and iii) data generation and sampling protocols pertinent to wise re-use of these datasets. </w:t>
+        <w:t xml:space="preserve">Together, the PIs have extensive expertise in i) the quantitative tools required for this research, ii) lake ecosystem dynamics, and iii) data generation and sampling protocols pertinent to wise re-use of these datasets. </w:t>
       </w:r>
       <w:r>
         <w:rPr>
@@ -12625,7 +12262,7 @@
         <w:rPr>
           <w:rFonts w:ascii="Times New Roman" w:eastAsia="Times New Roman" w:hAnsi="Times New Roman" w:cs="Times New Roman"/>
         </w:rPr>
-        <w:instrText xml:space="preserve"> ADDIN ZOTERO_ITEM CSL_CITATION {"citationID":"bbhVTVdW","properties":{"unsorted":false,"formattedCitation":"(Walter et al. 2017, 2022b, 2024)","plainCitation":"(Walter et al. 2017, 2022b, 2024)","noteIndex":0},"citationItems":[{"id":10469,"uris":["http://zotero.org/groups/6709984/items/QIJC3U8J"],"itemData":{"id":10469,"type":"article-journal","abstract":"Abstract\n            \n              Spatial synchrony, defined as correlated temporal fluctuations among populations, is a fundamental feature of population dynamics, but many aspects of synchrony remain poorly understood. Few studies have examined detailed geographical patterns of synchrony; instead most focus on how synchrony declines with increasing linear distance between locations, making the simplifying assumption that distance decay is isotropic. By synthesising and extending prior work, we show how\n              geography of synchrony\n              , a term which we use to refer to detailed spatial variation in patterns of synchrony, can be leveraged to understand ecological processes including identification of drivers of synchrony, a long‐standing challenge. We focus on three main objectives: (1) showing conceptually and theoretically four mechanisms that can generate geographies of synchrony; (2) documenting complex and pronounced geographies of synchrony in two important study systems; and (3) demonstrating a variety of methods capable of revealing the geography of synchrony and, through it, underlying organism ecology. For example, we introduce a new type of network, the synchrony network, the structure of which provides ecological insight. By documenting the importance of geographies of synchrony, advancing conceptual frameworks, and demonstrating powerful methods, we aim to help elevate the geography of synchrony into a mainstream area of study and application.","container-title":"Ecology Letters","DOI":"10.1111/ele.12782","ISSN":"1461-023X, 1461-0248","issue":"7","journalAbbreviation":"Ecology Letters","language":"en","page":"801-814","source":"DOI.org (Crossref)","title":"The geography of spatial synchrony","volume":"20","author":[{"family":"Walter","given":"Jonathan A."},{"family":"Sheppard","given":"Lawrence W."},{"family":"Anderson","given":"Thomas L."},{"family":"Kastens","given":"Jude H."},{"family":"Bjørnstad","given":"Ottar N."},{"family":"Liebhold","given":"Andrew M."},{"family":"Reuman","given":"Daniel C."}],"editor":[{"family":"Blasius","given":"Bernd"}],"issued":{"date-parts":[["2017",7]]}}},{"id":10479,"uris":["http://zotero.org/groups/6709984/items/Z3MJ88F9"],"itemData":{"id":10479,"type":"article-journal","abstract":"Abstract\n            Spatial synchrony may be tail‐dependent, that is, stronger when populations are abundant than scarce, or vice‐versa. Here, ‘tail‐dependent’ follows from distributions having a lower tail consisting of relatively low values and an upper tail of relatively high values. We present a general theory of how the distribution and correlation structure of an environmental driver translates into tail‐dependent spatial synchrony through a non‐linear response, and examine empirical evidence for theoretical predictions in giant kelp along the California coastline. In sheltered areas, kelp declines synchronously (lower‐tail dependence) when waves are relatively intense, because waves below a certain height do little damage to kelp. Conversely, in exposed areas, kelp is synchronised primarily by periods of calmness that cause shared recovery (upper‐tail dependence). We find evidence for geographies of tail dependence in synchrony, which helps structure regional population resilience: areas where population declines are asynchronous may be more resilient to disturbance because remnant populations facilitate reestablishment.","container-title":"Ecology Letters","DOI":"10.1111/ele.13991","ISSN":"1461-023X, 1461-0248","issue":"5","journalAbbreviation":"Ecology Letters","language":"en","page":"1189-1201","source":"DOI.org (Crossref)","title":"Tail‐dependent spatial synchrony arises from nonlinear driver–response relationships","volume":"25","author":[{"family":"Walter","given":"Jonathan A."},{"family":"Castorani","given":"Max C. N."},{"family":"Bell","given":"Tom W."},{"family":"Sheppard","given":"Lawrence W."},{"family":"Cavanaugh","given":"Kyle C."},{"family":"Reuman","given":"Daniel C."}],"editor":[{"family":"Adler","given":"Frederick"}],"issued":{"date-parts":[["2022",5]]}}},{"id":10481,"uris":["http://zotero.org/groups/6709984/items/MQWKWT8I"],"itemData":{"id":10481,"type":"article-journal","abstract":"Cross-ecosystem subsidies are critical to ecosystem structure and function, especially in recipient ecosystems where they are the primary source of organic matter to the food web. Subsidies are indicative of processes connecting ecosystems and can couple ecological dynamics across system boundaries. However, the degree to which such flows can induce cross-ecosystem cascades of spatial synchrony, the tendency for system fluctuations to be correlated across locations, is not well understood. Synchrony has destabilizing effects on ecosystems, adding to the importance of understanding spatiotemporal patterns of synchrony transmission. In order to understand whether and how spatial synchrony cascades across the marine-terrestrial boundary via resource subsidies, we studied the relationship between giant kelp forests on rocky nearshore reefs and sandy beach ecosystems that receive resource subsidies in the form of kelp wrack (detritus). We found that synchrony cascades from rocky reefs to sandy beaches, with spatiotemporal patterns mediated by fluctuations in live kelp biomass, wave action, and beach width. Moreover, wrack deposition synchronized local abundances of shorebirds that move among beaches seeking to forage on wrack-associated invertebrates, demonstrating that synchrony due to subsidies propagates across trophic levels in the recipient ecosystem. Synchronizing resource subsidies likely play an underappreciated role in the spatiotemporal structure, functioning, and stability of ecosystems.","container-title":"Proceedings of the National Academy of Sciences","DOI":"10.1073/pnas.2310052120","ISSN":"0027-8424, 1091-6490","issue":"2","journalAbbreviation":"Proc. Natl. Acad. Sci. U.S.A.","language":"en","page":"e2310052120","source":"DOI.org (Crossref)","title":"Spatial synchrony cascades across ecosystem boundaries and up food webs via resource subsidies","volume":"121","author":[{"family":"Walter","given":"Jonathan A."},{"family":"Emery","given":"Kyle A."},{"family":"Dugan","given":"Jenifer E."},{"family":"Hubbard","given":"David M."},{"family":"Bell","given":"Tom W."},{"family":"Sheppard","given":"Lawrence W."},{"family":"Karatayev","given":"Vadim A."},{"family":"Cavanaugh","given":"Kyle C."},{"family":"Reuman","given":"Daniel C."},{"family":"Castorani","given":"Max C. N."}],"issued":{"date-parts":[["2024",1,9]]}}}],"schema":"https://github.com/citation-style-language/schema/raw/master/csl-citation.json"} </w:instrText>
+        <w:instrText xml:space="preserve"> ADDIN ZOTERO_ITEM CSL_CITATION {"citationID":"bbhVTVdW","properties":{"unsorted":false,"formattedCitation":"(Walter et al. 2017, 2022b, 2024)","plainCitation":"(Walter et al. 2017, 2022b, 2024)","noteIndex":0},"citationItems":[{"id":10860,"uris":["http://zotero.org/groups/6709984/items/QIJC3U8J"],"itemData":{"id":10860,"type":"article-journal","abstract":"Abstract\n            \n              Spatial synchrony, defined as correlated temporal fluctuations among populations, is a fundamental feature of population dynamics, but many aspects of synchrony remain poorly understood. Few studies have examined detailed geographical patterns of synchrony; instead most focus on how synchrony declines with increasing linear distance between locations, making the simplifying assumption that distance decay is isotropic. By synthesising and extending prior work, we show how\n              geography of synchrony\n              , a term which we use to refer to detailed spatial variation in patterns of synchrony, can be leveraged to understand ecological processes including identification of drivers of synchrony, a long‐standing challenge. We focus on three main objectives: (1) showing conceptually and theoretically four mechanisms that can generate geographies of synchrony; (2) documenting complex and pronounced geographies of synchrony in two important study systems; and (3) demonstrating a variety of methods capable of revealing the geography of synchrony and, through it, underlying organism ecology. For example, we introduce a new type of network, the synchrony network, the structure of which provides ecological insight. By documenting the importance of geographies of synchrony, advancing conceptual frameworks, and demonstrating powerful methods, we aim to help elevate the geography of synchrony into a mainstream area of study and application.","container-title":"Ecology Letters","DOI":"10.1111/ele.12782","ISSN":"1461-023X, 1461-0248","issue":"7","journalAbbreviation":"Ecology Letters","language":"en","page":"801-814","source":"DOI.org (Crossref)","title":"The geography of spatial synchrony","volume":"20","author":[{"family":"Walter","given":"Jonathan A."},{"family":"Sheppard","given":"Lawrence W."},{"family":"Anderson","given":"Thomas L."},{"family":"Kastens","given":"Jude H."},{"family":"Bjørnstad","given":"Ottar N."},{"family":"Liebhold","given":"Andrew M."},{"family":"Reuman","given":"Daniel C."}],"editor":[{"family":"Blasius","given":"Bernd"}],"issued":{"date-parts":[["2017",7]]}}},{"id":10854,"uris":["http://zotero.org/groups/6709984/items/Z3MJ88F9"],"itemData":{"id":10854,"type":"article-journal","abstract":"Abstract\n            Spatial synchrony may be tail‐dependent, that is, stronger when populations are abundant than scarce, or vice‐versa. Here, ‘tail‐dependent’ follows from distributions having a lower tail consisting of relatively low values and an upper tail of relatively high values. We present a general theory of how the distribution and correlation structure of an environmental driver translates into tail‐dependent spatial synchrony through a non‐linear response, and examine empirical evidence for theoretical predictions in giant kelp along the California coastline. In sheltered areas, kelp declines synchronously (lower‐tail dependence) when waves are relatively intense, because waves below a certain height do little damage to kelp. Conversely, in exposed areas, kelp is synchronised primarily by periods of calmness that cause shared recovery (upper‐tail dependence). We find evidence for geographies of tail dependence in synchrony, which helps structure regional population resilience: areas where population declines are asynchronous may be more resilient to disturbance because remnant populations facilitate reestablishment.","container-title":"Ecology Letters","DOI":"10.1111/ele.13991","ISSN":"1461-023X, 1461-0248","issue":"5","journalAbbreviation":"Ecology Letters","language":"en","page":"1189-1201","source":"DOI.org (Crossref)","title":"Tail‐dependent spatial synchrony arises from nonlinear driver–response relationships","volume":"25","author":[{"family":"Walter","given":"Jonathan A."},{"family":"Castorani","given":"Max C. N."},{"family":"Bell","given":"Tom W."},{"family":"Sheppard","given":"Lawrence W."},{"family":"Cavanaugh","given":"Kyle C."},{"family":"Reuman","given":"Daniel C."}],"editor":[{"family":"Adler","given":"Frederick"}],"issued":{"date-parts":[["2022",5]]}}},{"id":10853,"uris":["http://zotero.org/groups/6709984/items/MQWKWT8I"],"itemData":{"id":10853,"type":"article-journal","abstract":"Cross-ecosystem subsidies are critical to ecosystem structure and function, especially in recipient ecosystems where they are the primary source of organic matter to the food web. Subsidies are indicative of processes connecting ecosystems and can couple ecological dynamics across system boundaries. However, the degree to which such flows can induce cross-ecosystem cascades of spatial synchrony, the tendency for system fluctuations to be correlated across locations, is not well understood. Synchrony has destabilizing effects on ecosystems, adding to the importance of understanding spatiotemporal patterns of synchrony transmission. In order to understand whether and how spatial synchrony cascades across the marine-terrestrial boundary via resource subsidies, we studied the relationship between giant kelp forests on rocky nearshore reefs and sandy beach ecosystems that receive resource subsidies in the form of kelp wrack (detritus). We found that synchrony cascades from rocky reefs to sandy beaches, with spatiotemporal patterns mediated by fluctuations in live kelp biomass, wave action, and beach width. Moreover, wrack deposition synchronized local abundances of shorebirds that move among beaches seeking to forage on wrack-associated invertebrates, demonstrating that synchrony due to subsidies propagates across trophic levels in the recipient ecosystem. Synchronizing resource subsidies likely play an underappreciated role in the spatiotemporal structure, functioning, and stability of ecosystems.","container-title":"Proceedings of the National Academy of Sciences","DOI":"10.1073/pnas.2310052120","ISSN":"0027-8424, 1091-6490","issue":"2","journalAbbreviation":"Proc. Natl. Acad. Sci. U.S.A.","language":"en","page":"e2310052120","source":"DOI.org (Crossref)","title":"Spatial synchrony cascades across ecosystem boundaries and up food webs via resource subsidies","volume":"121","author":[{"family":"Walter","given":"Jonathan A."},{"family":"Emery","given":"Kyle A."},{"family":"Dugan","given":"Jenifer E."},{"family":"Hubbard","given":"David M."},{"family":"Bell","given":"Tom W."},{"family":"Sheppard","given":"Lawrence W."},{"family":"Karatayev","given":"Vadim A."},{"family":"Cavanaugh","given":"Kyle C."},{"family":"Reuman","given":"Daniel C."},{"family":"Castorani","given":"Max C. N."}],"issued":{"date-parts":[["2024",1,9]]}}}],"schema":"https://github.com/citation-style-language/schema/raw/master/csl-citation.json"} </w:instrText>
       </w:r>
       <w:r>
         <w:rPr>
@@ -12674,7 +12311,7 @@
         <w:rPr>
           <w:rFonts w:ascii="Times New Roman" w:eastAsia="Times New Roman" w:hAnsi="Times New Roman" w:cs="Times New Roman"/>
         </w:rPr>
-        <w:instrText xml:space="preserve"> ADDIN ZOTERO_ITEM CSL_CITATION {"citationID":"jhXibbq1","properties":{"unsorted":false,"formattedCitation":"(Walter et al. 2023a)","plainCitation":"(Walter et al. 2023a)","noteIndex":0},"citationItems":[{"id":10447,"uris":["http://zotero.org/groups/6709984/items/Q65NPR7Y"],"itemData":{"id":10447,"type":"article-journal","abstract":"Abstract\n            Dissolved organic carbon (DOC) is a key component of aquatic ecosystems with complex effects on ecosystem function. While long‐term increases in DOC termed “brownification” have received considerable attention, directional trends typically account for a minority of variance. DOC concentrations also fluctuate on seasonal to multiannual timescales, but the causes of such variations are less understood. We used a wavelet‐based approach to study timescale‐specific, spatially synchronous fluctuations in DOC across 49 lakes in the Adirondacks, New York, USA. DOC varies synchronously among lakes at within‐season, annual, and interannual timescales, but relationships with external drivers and internal processes indicated by lake chemistry differed across timescales. External drivers explained 78% of spatial DOC synchrony at the annual time scale. Beyond positive trends related to regional recovery from acidification, variability in DOC is a consequence of fluctuations at several timescales that are common among Adirondack lakes in precipitation, solar radiation, and internal chemical concentrations.","container-title":"Limnology and Oceanography Letters","DOI":"10.1002/lol2.10328","ISSN":"2378-2242, 2378-2242","issue":"4","journalAbbreviation":"Limnol Oceanogr Letters","language":"en","page":"649-656","source":"DOI.org (Crossref)","title":"Synchronous variation of dissolved organic carbon in Adirondack lakes at multiple timescales","volume":"8","author":[{"family":"Walter","given":"Jonathan A."},{"family":"Coombs","given":"Nat J."},{"family":"Pace","given":"Michael L."}],"issued":{"date-parts":[["2023",8]]}}}],"schema":"https://github.com/citation-style-language/schema/raw/master/csl-citation.json"} </w:instrText>
+        <w:instrText xml:space="preserve"> ADDIN ZOTERO_ITEM CSL_CITATION {"citationID":"jhXibbq1","properties":{"unsorted":false,"formattedCitation":"(Walter et al. 2023a)","plainCitation":"(Walter et al. 2023a)","noteIndex":0},"citationItems":[{"id":"ZOJdrjVJ/NHrbdQ3u","uris":["http://zotero.org/groups/6709984/items/Q65NPR7Y"],"itemData":{"id":10447,"type":"article-journal","abstract":"Abstract\n            Dissolved organic carbon (DOC) is a key component of aquatic ecosystems with complex effects on ecosystem function. While long‐term increases in DOC termed “brownification” have received considerable attention, directional trends typically account for a minority of variance. DOC concentrations also fluctuate on seasonal to multiannual timescales, but the causes of such variations are less understood. We used a wavelet‐based approach to study timescale‐specific, spatially synchronous fluctuations in DOC across 49 lakes in the Adirondacks, New York, USA. DOC varies synchronously among lakes at within‐season, annual, and interannual timescales, but relationships with external drivers and internal processes indicated by lake chemistry differed across timescales. External drivers explained 78% of spatial DOC synchrony at the annual time scale. Beyond positive trends related to regional recovery from acidification, variability in DOC is a consequence of fluctuations at several timescales that are common among Adirondack lakes in precipitation, solar radiation, and internal chemical concentrations.","container-title":"Limnology and Oceanography Letters","DOI":"10.1002/lol2.10328","ISSN":"2378-2242, 2378-2242","issue":"4","journalAbbreviation":"Limnol Oceanogr Letters","language":"en","page":"649-656","source":"DOI.org (Crossref)","title":"Synchronous variation of dissolved organic carbon in Adirondack lakes at multiple timescales","volume":"8","author":[{"family":"Walter","given":"Jonathan A."},{"family":"Coombs","given":"Nat J."},{"family":"Pace","given":"Michael L."}],"issued":{"date-parts":[["2023",8]]}}}],"schema":"https://github.com/citation-style-language/schema/raw/master/csl-citation.json"} </w:instrText>
       </w:r>
       <w:r>
         <w:rPr>
@@ -12716,7 +12353,7 @@
         <w:rPr>
           <w:rFonts w:ascii="Times New Roman" w:eastAsia="Times New Roman" w:hAnsi="Times New Roman" w:cs="Times New Roman"/>
         </w:rPr>
-        <w:instrText xml:space="preserve"> ADDIN ZOTERO_ITEM CSL_CITATION {"citationID":"2tyAAddV","properties":{"unsorted":false,"formattedCitation":"(Walter et al. 2022a; Walter 2025)","plainCitation":"(Walter et al. 2022a; Walter 2025)","noteIndex":0},"citationItems":[{"id":10483,"uris":["http://zotero.org/groups/6709984/items/KSRN8RA6"],"itemData":{"id":10483,"type":"article-journal","abstract":"Abstract\n            Determining when a disturbance has occurred, its severity, and when the system recovered, is important to numerous questions in the aquatic sciences. This problem can be conceptualized as the timing and degree of perturbation from a typical state, and when the system returns to that typical state. We present an algorithm for detecting disturbance and recovery designed for high‐frequency time series, e.g., data produced by automated sampling devices in instrumented buoys and flux towers. The algorithm quantifies differences in the empirical cumulative distribution functions of moving windows over reference and evaluation periods, and is sensitive to changes in the mean, variance, and higher statistical moments. Tests on simulated data show it accurately identifies disturbance and recovery. Three case studies illustrate the application of our algorithm in different empirical settings. A case study on dissolved oxygen in a Florida, USA estuary following a hurricane identified the disturbance and recovery 73 d later. A case study on air temperature and net ecosystem exchange in the Florida everglades identified cold snaps coinciding with periods of reduced carbon uptake. A case study on rotifer abundance following zebra mussel invasion in the Hudson River, NY showed rotifer collapse following invasion and recovery over a decade later. Methods such as ours can improve understanding response to disturbance and facilitate comparative and synthetic study of disturbance impacts across ecosystems.","container-title":"Limnology and Oceanography: Methods","DOI":"10.1002/lom3.10490","ISSN":"1541-5856, 1541-5856","issue":"6","journalAbbreviation":"Limnology &amp; Ocean Methods","language":"en","page":"338-349","source":"DOI.org (Crossref)","title":"An algorithm for detecting and quantifying disturbance and recovery in high‐frequency time series","volume":"20","author":[{"family":"Walter","given":"Jonathan A."},{"family":"Buelo","given":"Cal D."},{"family":"Besterman","given":"Alice F."},{"family":"Tassone","given":"Spencer J."},{"family":"Atkins","given":"Jeff W."},{"family":"Pace","given":"Michael L."}],"issued":{"date-parts":[["2022",6]]}}},{"id":10482,"uris":["http://zotero.org/groups/6709984/items/9XYDC7ZE"],"itemData":{"id":10482,"type":"dataset","abstract":"This data package describes long-term trends in metrics describing population stability and used as statistical early warnings of regime shifts in 29 fish species that inhabit the San Francisco Bay-Delta in central California, USA. Metrics used in this study include spatial synchrony, temporal coefficient of variation (CV), and lag-1 temporal autocorrelation. Trends were measured using ordinary least squares linear regression.\n \n These derived data were developed from abundance (as CPUE) time series based on three long-term fish monitoring studies included in https://doi.org/10.6073/pasta/a29a6e674b0f8797e13fbc4b08b92e5b; the Fall Midwater Trawl Survey, Delta Juvenile Monitoring Program, and Bay Study. Selected data were from fall months (September to December) in 1980-2023, from midwater trawl and beach seine surveys for which sampling effort (e.g., tow volume) was recorded. Data on fish exceeding maximum length thresholds for age-0 fish were discarded, except for white sturgeon, where the maximum length threshold corresponded to approximately 10 years of age, the onset of reproductive maturity. Observations from different sampling stations were aggregated into 10 sub-regions (South San Francisco Bay, Central San Francisco Bay, San Pablo Bay, Napa River, Suisun Bay, Delta Confluence, South Delta, North Delta, San Joaquin River, Sacramento River, and midwater trawl samples and beach seine samples were considered separately because the methods sample distinct habitat types. Combinations of sub-region and sampling method were considered distinct spatial units.\n \n EWI metrics were measured in 5-year rolling windows to permit assessment of changes over time. The temporal CV and lag-1 autocorrelation were measured on individual spatial unit time series, ignoring windows with &amp;gt;1 year of missing data. The coefficient of variation divides the standard deviation by the mean. Lag-1 autocorrelation was measured as Pearson correlation. Spatial synchrony was measured across spatial units, ignoring spatial units with &amp;gt;1 year of missing data, and ignoring rolling windows where &amp;lt;3 spatial units had sufficient data. Spatial synchrony was measured as the mean of pairwise Spearman correlations. Trends in EWI metrics were measured only when there were at least 5 rolling window measurements spanning at least 10 years.","DOI":"10.6073/PASTA/AA552E1F82F95A33C2EA657E3C0706E4","language":"en","publisher":"Environmental Data Initiative","source":"DOI.org (Datacite)","title":"Quantifying changes in fish population stability using statistical early warnings of regime shifts","URL":"https://portal.edirepository.org/nis/mapbrowse?packageid=edi.1899.1","author":[{"family":"Walter","given":"Jonathan A"}],"accessed":{"date-parts":[["2026",10,20]]},"issued":{"date-parts":[["2025"]]}}}],"schema":"https://github.com/citation-style-language/schema/raw/master/csl-citation.json"} </w:instrText>
+        <w:instrText xml:space="preserve"> ADDIN ZOTERO_ITEM CSL_CITATION {"citationID":"2tyAAddV","properties":{"unsorted":false,"formattedCitation":"(Walter et al. 2022a; Walter 2025)","plainCitation":"(Walter et al. 2022a; Walter 2025)","dontUpdate":true,"noteIndex":0},"citationItems":[{"id":10851,"uris":["http://zotero.org/groups/6709984/items/KSRN8RA6"],"itemData":{"id":10851,"type":"article-journal","abstract":"Abstract\n            Determining when a disturbance has occurred, its severity, and when the system recovered, is important to numerous questions in the aquatic sciences. This problem can be conceptualized as the timing and degree of perturbation from a typical state, and when the system returns to that typical state. We present an algorithm for detecting disturbance and recovery designed for high‐frequency time series, e.g., data produced by automated sampling devices in instrumented buoys and flux towers. The algorithm quantifies differences in the empirical cumulative distribution functions of moving windows over reference and evaluation periods, and is sensitive to changes in the mean, variance, and higher statistical moments. Tests on simulated data show it accurately identifies disturbance and recovery. Three case studies illustrate the application of our algorithm in different empirical settings. A case study on dissolved oxygen in a Florida, USA estuary following a hurricane identified the disturbance and recovery 73 d later. A case study on air temperature and net ecosystem exchange in the Florida everglades identified cold snaps coinciding with periods of reduced carbon uptake. A case study on rotifer abundance following zebra mussel invasion in the Hudson River, NY showed rotifer collapse following invasion and recovery over a decade later. Methods such as ours can improve understanding response to disturbance and facilitate comparative and synthetic study of disturbance impacts across ecosystems.","container-title":"Limnology and Oceanography: Methods","DOI":"10.1002/lom3.10490","ISSN":"1541-5856, 1541-5856","issue":"6","journalAbbreviation":"Limnology &amp; Ocean Methods","language":"en","page":"338-349","source":"DOI.org (Crossref)","title":"An algorithm for detecting and quantifying disturbance and recovery in high‐frequency time series","volume":"20","author":[{"family":"Walter","given":"Jonathan A."},{"family":"Buelo","given":"Cal D."},{"family":"Besterman","given":"Alice F."},{"family":"Tassone","given":"Spencer J."},{"family":"Atkins","given":"Jeff W."},{"family":"Pace","given":"Michael L."}],"issued":{"date-parts":[["2022",6]]}}},{"id":10852,"uris":["http://zotero.org/groups/6709984/items/9XYDC7ZE"],"itemData":{"id":10852,"type":"dataset","abstract":"This data package describes long-term trends in metrics describing population stability and used as statistical early warnings of regime shifts in 29 fish species that inhabit the San Francisco Bay-Delta in central California, USA. Metrics used in this study include spatial synchrony, temporal coefficient of variation (CV), and lag-1 temporal autocorrelation. Trends were measured using ordinary least squares linear regression.\n \n These derived data were developed from abundance (as CPUE) time series based on three long-term fish monitoring studies included in https://doi.org/10.6073/pasta/a29a6e674b0f8797e13fbc4b08b92e5b; the Fall Midwater Trawl Survey, Delta Juvenile Monitoring Program, and Bay Study. Selected data were from fall months (September to December) in 1980-2023, from midwater trawl and beach seine surveys for which sampling effort (e.g., tow volume) was recorded. Data on fish exceeding maximum length thresholds for age-0 fish were discarded, except for white sturgeon, where the maximum length threshold corresponded to approximately 10 years of age, the onset of reproductive maturity. Observations from different sampling stations were aggregated into 10 sub-regions (South San Francisco Bay, Central San Francisco Bay, San Pablo Bay, Napa River, Suisun Bay, Delta Confluence, South Delta, North Delta, San Joaquin River, Sacramento River, and midwater trawl samples and beach seine samples were considered separately because the methods sample distinct habitat types. Combinations of sub-region and sampling method were considered distinct spatial units.\n \n EWI metrics were measured in 5-year rolling windows to permit assessment of changes over time. The temporal CV and lag-1 autocorrelation were measured on individual spatial unit time series, ignoring windows with &amp;gt;1 year of missing data. The coefficient of variation divides the standard deviation by the mean. Lag-1 autocorrelation was measured as Pearson correlation. Spatial synchrony was measured across spatial units, ignoring spatial units with &amp;gt;1 year of missing data, and ignoring rolling windows where &amp;lt;3 spatial units had sufficient data. Spatial synchrony was measured as the mean of pairwise Spearman correlations. Trends in EWI metrics were measured only when there were at least 5 rolling window measurements spanning at least 10 years.","DOI":"10.6073/PASTA/AA552E1F82F95A33C2EA657E3C0706E4","language":"en","publisher":"Environmental Data Initiative","source":"DOI.org (Datacite)","title":"Quantifying changes in fish population stability using statistical early warnings of regime shifts","URL":"https://portal.edirepository.org/nis/mapbrowse?packageid=edi.1899.1","author":[{"family":"Walter","given":"Jonathan A"}],"accessed":{"date-parts":[["2026",10,20]]},"issued":{"date-parts":[["2025"]]}}}],"schema":"https://github.com/citation-style-language/schema/raw/master/csl-citation.json"} </w:instrText>
       </w:r>
       <w:r>
         <w:rPr>
@@ -12785,7 +12422,7 @@
         <w:rPr>
           <w:rFonts w:ascii="Times New Roman" w:eastAsia="Times New Roman" w:hAnsi="Times New Roman" w:cs="Times New Roman"/>
         </w:rPr>
-        <w:instrText xml:space="preserve"> ADDIN ZOTERO_ITEM CSL_CITATION {"citationID":"CZDfREUn","properties":{"unsorted":false,"formattedCitation":"(Wilkinson et al. 2018)","plainCitation":"(Wilkinson et al. 2018)","noteIndex":0},"citationItems":[{"id":5255,"uris":["http://zotero.org/groups/2418348/items/WEQYTU4W"],"itemData":{"id":5255,"type":"article-journal","container-title":"Ecological Monographs","DOI":"10.1002/ecm.1286","issue":"2","page":"188-203","title":"Early warning signals precede cyanobacterial blooms in multiple whole-lake experiments","volume":"88","author":[{"family":"Wilkinson","given":"G. M."},{"family":"Carpenter","given":"S. R."},{"family":"Cole","given":"J. J."},{"family":"Pace","given":"M. L."},{"family":"Batt","given":"R. D."},{"family":"Buelo","given":"C. D."},{"family":"Kurtzweil","given":"J. T."}],"issued":{"date-parts":[["2018"]]}}}],"schema":"https://github.com/citation-style-language/schema/raw/master/csl-citation.json"} </w:instrText>
+        <w:instrText xml:space="preserve"> ADDIN ZOTERO_ITEM CSL_CITATION {"citationID":"CZDfREUn","properties":{"unsorted":false,"formattedCitation":"(Wilkinson et al. 2018)","plainCitation":"(Wilkinson et al. 2018)","noteIndex":0},"citationItems":[{"id":2451,"uris":["http://zotero.org/groups/2418348/items/WEQYTU4W"],"itemData":{"id":2451,"type":"article-journal","container-title":"Ecological Monographs","DOI":"10.1002/ecm.1286","issue":"2","page":"188-203","title":"Early warning signals precede cyanobacterial blooms in multiple whole-lake experiments","volume":"88","author":[{"family":"Wilkinson","given":"G. M."},{"family":"Carpenter","given":"S. R."},{"family":"Cole","given":"J. J."},{"family":"Pace","given":"M. L."},{"family":"Batt","given":"R. D."},{"family":"Buelo","given":"C. D."},{"family":"Kurtzweil","given":"J. T."}],"issued":{"date-parts":[["2018"]]}}}],"schema":"https://github.com/citation-style-language/schema/raw/master/csl-citation.json"} </w:instrText>
       </w:r>
       <w:r>
         <w:rPr>
@@ -12827,7 +12464,7 @@
         <w:rPr>
           <w:rFonts w:ascii="Times New Roman" w:eastAsia="Times New Roman" w:hAnsi="Times New Roman" w:cs="Times New Roman"/>
         </w:rPr>
-        <w:instrText xml:space="preserve"> ADDIN ZOTERO_ITEM CSL_CITATION {"citationID":"9cbPrn6s","properties":{"unsorted":false,"formattedCitation":"(Wilkinson et al. 2013)","plainCitation":"(Wilkinson et al. 2013)","noteIndex":0},"citationItems":[{"id":10462,"uris":["http://zotero.org/groups/6709984/items/ZCJTHZGC"],"itemData":{"id":10462,"type":"article-journal","abstract":"Aquatic ecosystems are hotspots of decomposition and sources of carbon dioxide to the atmosphere that are globally significant. Carbon exported from land (allochthonous) also supplements the carbon fixed by photosynthesis in aquatic ecosystems (autochthonous), contributing to the organic matter (OM) that supports aquatic consumers. Although the presence of terrestrial compounds in aquatic OM is well known, the contribution of terrestrial versus aquatic sources to the composition of OM has been quantified for only a handful of systems. Here we use stable isotopes of hydrogen and carbon to demonstrate that the terrestrial contribution (Φ\n              Terr\n              ) to particulate organic matter (POM) is as large or larger (mean = 54.6% terrestrial) than the algal contribution in 39 lakes of the northern highlands region of Wisconsin and Michigan. Further, the largest carbon pool, dissolved organic matter (DOM), is strongly dominated by allochthonous material (mean for the same set of lakes approximately 100% terrestrial). Among lakes, increases in terrestrial contribution to POM are significantly correlated with more acidic pH. Extrapolating this relationship using a survey of pH in 1692 lakes in the region reveals that, with the exception of eutrophic lakes, most of the OM in lakes is of terrestrial origin. These results are consistent with the growing evidence that lakes are significant conduits for returning degraded terrestrial carbon to the atmosphere.\n            \n          , \n            Key Points\n            \n              \n                \n                  Particulate organic matter in lakes is of mixed terrestrial and aquatic origin\n                \n                \n                  Dissolved organic matter in lakes is overwhelmingly terrestrial in origin\n                \n                \n                  At the regional scale, organic matter in lakes is primarily terrestrial","container-title":"Global Biogeochemical Cycles","DOI":"10.1029/2012GB004453","ISSN":"0886-6236, 1944-9224","issue":"1","journalAbbreviation":"Global Biogeochemical Cycles","language":"en","license":"http://onlinelibrary.wiley.com/termsAndConditions#vor","page":"43-51","source":"DOI.org (Crossref)","title":"Terrestrial dominance of organic matter in north temperate lakes","volume":"27","author":[{"family":"Wilkinson","given":"Grace M."},{"family":"Pace","given":"Michael L."},{"family":"Cole","given":"Jonathan J."}],"issued":{"date-parts":[["2013",3]]}}}],"schema":"https://github.com/citation-style-language/schema/raw/master/csl-citation.json"} </w:instrText>
+        <w:instrText xml:space="preserve"> ADDIN ZOTERO_ITEM CSL_CITATION {"citationID":"9cbPrn6s","properties":{"unsorted":false,"formattedCitation":"(Wilkinson et al. 2013)","plainCitation":"(Wilkinson et al. 2013)","noteIndex":0},"citationItems":[{"id":10866,"uris":["http://zotero.org/groups/6709984/items/ZCJTHZGC"],"itemData":{"id":10866,"type":"article-journal","abstract":"Aquatic ecosystems are hotspots of decomposition and sources of carbon dioxide to the atmosphere that are globally significant. Carbon exported from land (allochthonous) also supplements the carbon fixed by photosynthesis in aquatic ecosystems (autochthonous), contributing to the organic matter (OM) that supports aquatic consumers. Although the presence of terrestrial compounds in aquatic OM is well known, the contribution of terrestrial versus aquatic sources to the composition of OM has been quantified for only a handful of systems. Here we use stable isotopes of hydrogen and carbon to demonstrate that the terrestrial contribution (Φ\n              Terr\n              ) to particulate organic matter (POM) is as large or larger (mean = 54.6% terrestrial) than the algal contribution in 39 lakes of the northern highlands region of Wisconsin and Michigan. Further, the largest carbon pool, dissolved organic matter (DOM), is strongly dominated by allochthonous material (mean for the same set of lakes approximately 100% terrestrial). Among lakes, increases in terrestrial contribution to POM are significantly correlated with more acidic pH. Extrapolating this relationship using a survey of pH in 1692 lakes in the region reveals that, with the exception of eutrophic lakes, most of the OM in lakes is of terrestrial origin. These results are consistent with the growing evidence that lakes are significant conduits for returning degraded terrestrial carbon to the atmosphere.\n            \n          , \n            Key Points\n            \n              \n                \n                  Particulate organic matter in lakes is of mixed terrestrial and aquatic origin\n                \n                \n                  Dissolved organic matter in lakes is overwhelmingly terrestrial in origin\n                \n                \n                  At the regional scale, organic matter in lakes is primarily terrestrial","container-title":"Global Biogeochemical Cycles","DOI":"10.1029/2012GB004453","ISSN":"0886-6236, 1944-9224","issue":"1","journalAbbreviation":"Global Biogeochemical Cycles","language":"en","license":"http://onlinelibrary.wiley.com/termsAndConditions#vor","page":"43-51","source":"DOI.org (Crossref)","title":"Terrestrial dominance of organic matter in north temperate lakes","volume":"27","author":[{"family":"Wilkinson","given":"Grace M."},{"family":"Pace","given":"Michael L."},{"family":"Cole","given":"Jonathan J."}],"issued":{"date-parts":[["2013",3]]}}}],"schema":"https://github.com/citation-style-language/schema/raw/master/csl-citation.json"} </w:instrText>
       </w:r>
       <w:r>
         <w:rPr>
@@ -12869,7 +12506,7 @@
         <w:rPr>
           <w:rFonts w:ascii="Times New Roman" w:eastAsia="Times New Roman" w:hAnsi="Times New Roman" w:cs="Times New Roman"/>
         </w:rPr>
-        <w:instrText xml:space="preserve"> ADDIN ZOTERO_ITEM CSL_CITATION {"citationID":"tmZLf8fU","properties":{"unsorted":false,"formattedCitation":"(Wilkinson et al. 2020, 2022; Walter et al. 2021, 2023b)","plainCitation":"(Wilkinson et al. 2020, 2022; Walter et al. 2021, 2023b)","noteIndex":0},"citationItems":[{"id":9790,"uris":["http://zotero.org/groups/4994368/items/3MEZYCCZ"],"itemData":{"id":9790,"type":"article-journal","citation-key":"wilkinsonTrendsNeedUnderstand2020","container-title":"Limnology and Oceanography Letters","DOI":"10.1002/lol2.10153","ISSN":"2378-2242","issue":"4","language":"en","license":"© 2020 The Authors. Limnology and Oceanography Letters published by Wiley Periodicals, Inc. on behalf of Association for the Sciences of Limnology and Oceanography.","note":"_eprint: https://onlinelibrary.wiley.com/doi/pdf/10.1002/lol2.10153","page":"281-286","source":"Wiley Online Library","title":"Beyond the trends: The need to understand multiannual dynamics in aquatic ecosystems","title-short":"Beyond the trends","volume":"5","author":[{"family":"Wilkinson","given":"Grace M."},{"family":"Walter","given":"Jonathan"},{"family":"Fleck","given":"Rachel"},{"family":"Pace","given":"Michael L."}],"issued":{"date-parts":[["2020"]]}}},{"id":196,"uris":["http://zotero.org/users/8872226/items/ZN4UMZIS"],"itemData":{"id":196,"type":"article-journal","container-title":"Frontiers in Ecology and the Environment","DOI":"10.1002/fee.2421","ISSN":"1540-9295, 1540-9309","issue":"1","journalAbbreviation":"Frontiers in Ecol &amp; Environ","language":"en","page":"16-21","source":"DOI.org (Crossref)","title":"No evidence of widespread algal bloom intensification in hundreds of lakes","volume":"20","author":[{"family":"Wilkinson","given":"Grace M"},{"family":"Walter","given":"Jonathan A"},{"family":"Buelo","given":"Cal D"},{"family":"Pace","given":"Michael L"}],"issued":{"date-parts":[["2022",2]]}}},{"id":10455,"uris":["http://zotero.org/groups/6709984/items/IXIWDGJI"],"itemData":{"id":10455,"type":"article-journal","container-title":"Ecosystems","DOI":"10.1007/s10021-020-00531-6","ISSN":"1432-9840, 1435-0629","issue":"3","journalAbbreviation":"Ecosystems","language":"en","page":"502-515","source":"DOI.org (Crossref)","title":"Temporal Coherence Between Lake and Landscape Primary Productivity","volume":"24","author":[{"family":"Walter","given":"Jonathan A."},{"family":"Fleck","given":"Rachel"},{"family":"Kastens","given":"Jude H."},{"family":"Pace","given":"Michael L."},{"family":"Wilkinson","given":"Grace M."}],"issued":{"date-parts":[["2021",4]]}}},{"id":1443,"uris":["http://zotero.org/groups/2418348/items/USJQM63A"],"itemData":{"id":1443,"type":"article-journal","abstract":"Ecosystem “hot spots” and “hot moments”—respectively, places and times of disproportionately high biogeochemical activity—are an important and often invoked concept in ecosystem science. Despite the popularity of the concept, there is no standard approach to quantifying hot spots and hot moments, hindering progress in understanding the phenomenon. For example, lack of a standard quantitative approach hinders advances arising from synthesis across datasets and studies potentially representing different processes, ecosystem types, places, and times. We present an approach to quantifying hot spots and hot moments based on the skewness and kurtosis of data distributions. Our approach explicitly tests for the presence of hot spots and/or hot moments, as well as identifies observations regarded as hot spots and/or hot moments. We apply our method to three case studies representing different ecosystem contexts and focal variables: soil pore space CO2 concentrations in a humid temperate watershed; dissolved oxygen saturation in a hypereutrophic, shallow lake; and seagrass metabolism on the coast of a tropical island. A rarefaction-based sensitivity analysis showed how detection of HSHM using our methods can be sensitive to changes in spatial and temporal sampling regimes, depending on the behavior of the system. To facilitate adoption of our approach, we provide the R package “hotspomoments” to implement the method. Adoption of a standard quantitative approach to hot spots and hot moments would advance ecosystem science.","container-title":"Ecosystems","DOI":"10.1007/s10021-023-00839-z","ISSN":"1435-0629","journalAbbreviation":"Ecosystems","language":"en","source":"Springer Link","title":"Toward a Standardized Method for Quantifying Ecosystem Hot Spots and Hot Moments","URL":"https://doi.org/10.1007/s10021-023-00839-z","author":[{"family":"Walter","given":"Jonathan A."},{"family":"Johnson","given":"Robert A."},{"family":"Atkins","given":"Jeff W."},{"family":"Ortiz","given":"David A."},{"family":"Wilkinson","given":"Grace M."}],"accessed":{"date-parts":[["2023",4,13]]},"issued":{"date-parts":[["2023",4,4]]}}}],"schema":"https://github.com/citation-style-language/schema/raw/master/csl-citation.json"} </w:instrText>
+        <w:instrText xml:space="preserve"> ADDIN ZOTERO_ITEM CSL_CITATION {"citationID":"tmZLf8fU","properties":{"unsorted":false,"formattedCitation":"(Wilkinson et al. 2020, 2022; Walter et al. 2021, 2023b)","plainCitation":"(Wilkinson et al. 2020, 2022; Walter et al. 2021, 2023b)","noteIndex":0},"citationItems":[{"id":1112,"uris":["http://zotero.org/groups/4994368/items/3MEZYCCZ"],"itemData":{"id":1112,"type":"article-journal","citation-key":"wilkinsonTrendsNeedUnderstand2020","container-title":"Limnology and Oceanography Letters","DOI":"10.1002/lol2.10153","ISSN":"2378-2242","issue":"4","language":"en","license":"© 2020 The Authors. Limnology and Oceanography Letters published by Wiley Periodicals, Inc. on behalf of Association for the Sciences of Limnology and Oceanography.","note":"_eprint: https://onlinelibrary.wiley.com/doi/pdf/10.1002/lol2.10153","page":"281-286","source":"Wiley Online Library","title":"Beyond the trends: The need to understand multiannual dynamics in aquatic ecosystems","title-short":"Beyond the trends","volume":"5","author":[{"family":"Wilkinson","given":"Grace M."},{"family":"Walter","given":"Jonathan"},{"family":"Fleck","given":"Rachel"},{"family":"Pace","given":"Michael L."}],"issued":{"date-parts":[["2020"]]}}},{"id":442,"uris":["http://zotero.org/users/8872226/items/ZN4UMZIS"],"itemData":{"id":442,"type":"article-journal","container-title":"Frontiers in Ecology and the Environment","DOI":"10.1002/fee.2421","ISSN":"1540-9295, 1540-9309","issue":"1","journalAbbreviation":"Frontiers in Ecol &amp; Environ","language":"en","page":"16-21","source":"DOI.org (Crossref)","title":"No evidence of widespread algal bloom intensification in hundreds of lakes","volume":"20","author":[{"family":"Wilkinson","given":"Grace M"},{"family":"Walter","given":"Jonathan A"},{"family":"Buelo","given":"Cal D"},{"family":"Pace","given":"Michael L"}],"issued":{"date-parts":[["2022",2]]}}},{"id":"ZOJdrjVJ/qMW2Vla7","uris":["http://zotero.org/groups/6709984/items/IXIWDGJI"],"itemData":{"id":10455,"type":"article-journal","container-title":"Ecosystems","DOI":"10.1007/s10021-020-00531-6","ISSN":"1432-9840, 1435-0629","issue":"3","journalAbbreviation":"Ecosystems","language":"en","page":"502-515","source":"DOI.org (Crossref)","title":"Temporal Coherence Between Lake and Landscape Primary Productivity","volume":"24","author":[{"family":"Walter","given":"Jonathan A."},{"family":"Fleck","given":"Rachel"},{"family":"Kastens","given":"Jude H."},{"family":"Pace","given":"Michael L."},{"family":"Wilkinson","given":"Grace M."}],"issued":{"date-parts":[["2021",4]]}}},{"id":5471,"uris":["http://zotero.org/groups/2418348/items/USJQM63A"],"itemData":{"id":5471,"type":"article-journal","abstract":"Ecosystem “hot spots” and “hot moments”—respectively, places and times of disproportionately high biogeochemical activity—are an important and often invoked concept in ecosystem science. Despite the popularity of the concept, there is no standard approach to quantifying hot spots and hot moments, hindering progress in understanding the phenomenon. For example, lack of a standard quantitative approach hinders advances arising from synthesis across datasets and studies potentially representing different processes, ecosystem types, places, and times. We present an approach to quantifying hot spots and hot moments based on the skewness and kurtosis of data distributions. Our approach explicitly tests for the presence of hot spots and/or hot moments, as well as identifies observations regarded as hot spots and/or hot moments. We apply our method to three case studies representing different ecosystem contexts and focal variables: soil pore space CO2 concentrations in a humid temperate watershed; dissolved oxygen saturation in a hypereutrophic, shallow lake; and seagrass metabolism on the coast of a tropical island. A rarefaction-based sensitivity analysis showed how detection of HSHM using our methods can be sensitive to changes in spatial and temporal sampling regimes, depending on the behavior of the system. To facilitate adoption of our approach, we provide the R package “hotspomoments” to implement the method. Adoption of a standard quantitative approach to hot spots and hot moments would advance ecosystem science.","container-title":"Ecosystems","DOI":"10.1007/s10021-023-00839-z","ISSN":"1435-0629","journalAbbreviation":"Ecosystems","language":"en","source":"Springer Link","title":"Toward a Standardized Method for Quantifying Ecosystem Hot Spots and Hot Moments","URL":"https://doi.org/10.1007/s10021-023-00839-z","author":[{"family":"Walter","given":"Jonathan A."},{"family":"Johnson","given":"Robert A."},{"family":"Atkins","given":"Jeff W."},{"family":"Ortiz","given":"David A."},{"family":"Wilkinson","given":"Grace M."}],"accessed":{"date-parts":[["2023",4,13]]},"issued":{"date-parts":[["2023",4,4]]}}}],"schema":"https://github.com/citation-style-language/schema/raw/master/csl-citation.json"} </w:instrText>
       </w:r>
       <w:r>
         <w:rPr>
@@ -12983,7 +12620,7 @@
         <w:rPr>
           <w:rFonts w:ascii="Times New Roman" w:eastAsia="Times New Roman" w:hAnsi="Times New Roman" w:cs="Times New Roman"/>
         </w:rPr>
-        <w:instrText xml:space="preserve"> ADDIN ZOTERO_ITEM CSL_CITATION {"citationID":"XXdSyFt1","properties":{"unsorted":false,"formattedCitation":"(Daily and Matson 2008; Costanza et al. 2014)","plainCitation":"(Daily and Matson 2008; Costanza et al. 2014)","noteIndex":0},"citationItems":[{"id":10485,"uris":["http://zotero.org/groups/6709984/items/Q553M3GE"],"itemData":{"id":10485,"type":"article-journal","abstract":"Around the world, leaders are increasingly recognizing ecosystems as natural capital assets that supply life-support services of tremendous value. The challenge is to turn this recognition into incentives and institutions that will guide wise investments in natural capital, on a large scale. Advances are required on three key fronts, each featured here: the science of ecosystem production functions and service mapping; the design of appropriate finance, policy, and governance systems; and the art of implementing these in diverse biophysical and social contexts. Scientific understanding of ecosystem production functions is improving rapidly but remains a limiting factor in incorporating natural capital into decisions, via systems of national accounting and other mechanisms. Novel institutional structures are being established for a broad array of services and places, creating a need and opportunity for systematic assessment of their scope and limitations. Finally, it is clear that formal sharing of experience, and defining of priorities for future work, could greatly accelerate the rate of innovation and uptake of new approaches.","container-title":"Proceedings of the National Academy of Sciences","DOI":"10.1073/pnas.0804960105","ISSN":"0027-8424, 1091-6490","issue":"28","journalAbbreviation":"Proc. Natl. Acad. Sci. U.S.A.","language":"en","page":"9455-9456","source":"DOI.org (Crossref)","title":"Ecosystem services: From theory to implementation","title-short":"Ecosystem services","volume":"105","author":[{"family":"Daily","given":"Gretchen C."},{"family":"Matson","given":"Pamela A."}],"issued":{"date-parts":[["2008",7,15]]}}},{"id":10125,"uris":["http://zotero.org/groups/6447005/items/3EE8KY3H"],"itemData":{"id":10125,"type":"article-journal","container-title":"Global Environmental Change","DOI":"10.1016/j.gloenvcha.2014.04.002","ISSN":"09593780","journalAbbreviation":"Global Environmental Change","language":"en","page":"152-158","source":"DOI.org (Crossref)","title":"Changes in the global value of ecosystem services","volume":"26","author":[{"family":"Costanza","given":"Robert"},{"family":"De Groot","given":"Rudolf"},{"family":"Sutton","given":"Paul"},{"family":"Van Der Ploeg","given":"Sander"},{"family":"Anderson","given":"Sharolyn J."},{"family":"Kubiszewski","given":"Ida"},{"family":"Farber","given":"Stephen"},{"family":"Turner","given":"R. Kerry"}],"issued":{"date-parts":[["2014",5]]}}}],"schema":"https://github.com/citation-style-language/schema/raw/master/csl-citation.json"} </w:instrText>
+        <w:instrText xml:space="preserve"> ADDIN ZOTERO_ITEM CSL_CITATION {"citationID":"XXdSyFt1","properties":{"unsorted":false,"formattedCitation":"(Daily and Matson 2008; Costanza et al. 2014)","plainCitation":"(Daily and Matson 2008; Costanza et al. 2014)","noteIndex":0},"citationItems":[{"id":10850,"uris":["http://zotero.org/groups/6709984/items/Q553M3GE"],"itemData":{"id":10850,"type":"article-journal","abstract":"Around the world, leaders are increasingly recognizing ecosystems as natural capital assets that supply life-support services of tremendous value. The challenge is to turn this recognition into incentives and institutions that will guide wise investments in natural capital, on a large scale. Advances are required on three key fronts, each featured here: the science of ecosystem production functions and service mapping; the design of appropriate finance, policy, and governance systems; and the art of implementing these in diverse biophysical and social contexts. Scientific understanding of ecosystem production functions is improving rapidly but remains a limiting factor in incorporating natural capital into decisions, via systems of national accounting and other mechanisms. Novel institutional structures are being established for a broad array of services and places, creating a need and opportunity for systematic assessment of their scope and limitations. Finally, it is clear that formal sharing of experience, and defining of priorities for future work, could greatly accelerate the rate of innovation and uptake of new approaches.","container-title":"Proceedings of the National Academy of Sciences","DOI":"10.1073/pnas.0804960105","ISSN":"0027-8424, 1091-6490","issue":"28","journalAbbreviation":"Proc. Natl. Acad. Sci. U.S.A.","language":"en","page":"9455-9456","source":"DOI.org (Crossref)","title":"Ecosystem services: From theory to implementation","title-short":"Ecosystem services","volume":"105","author":[{"family":"Daily","given":"Gretchen C."},{"family":"Matson","given":"Pamela A."}],"issued":{"date-parts":[["2008",7,15]]}}},{"id":10087,"uris":["http://zotero.org/groups/6447005/items/3EE8KY3H"],"itemData":{"id":10087,"type":"article-journal","container-title":"Global Environmental Change","DOI":"10.1016/j.gloenvcha.2014.04.002","ISSN":"09593780","journalAbbreviation":"Global Environmental Change","language":"en","page":"152-158","source":"DOI.org (Crossref)","title":"Changes in the global value of ecosystem services","volume":"26","author":[{"family":"Costanza","given":"Robert"},{"family":"De Groot","given":"Rudolf"},{"family":"Sutton","given":"Paul"},{"family":"Van Der Ploeg","given":"Sander"},{"family":"Anderson","given":"Sharolyn J."},{"family":"Kubiszewski","given":"Ida"},{"family":"Farber","given":"Stephen"},{"family":"Turner","given":"R. Kerry"}],"issued":{"date-parts":[["2014",5]]}}}],"schema":"https://github.com/citation-style-language/schema/raw/master/csl-citation.json"} </w:instrText>
       </w:r>
       <w:r>
         <w:rPr>
@@ -13028,7 +12665,7 @@
           <w:rFonts w:ascii="Times New Roman" w:eastAsia="Times New Roman" w:hAnsi="Times New Roman" w:cs="Times New Roman"/>
           <w:vertAlign w:val="superscript"/>
         </w:rPr>
-        <w:instrText xml:space="preserve"> ADDIN ZOTERO_ITEM CSL_CITATION {"citationID":"V3k8MK7M","properties":{"unsorted":false,"formattedCitation":"(Steffen et al. 2015)","plainCitation":"(Steffen et al. 2015)","noteIndex":0},"citationItems":[{"id":10486,"uris":["http://zotero.org/groups/6709984/items/ZF5I7HRV"],"itemData":{"id":10486,"type":"article-journal","abstract":"Crossing the boundaries in global sustainability\n            \n              The planetary boundary (PB) concept, introduced in 2009, aimed to define the environmental limits within which humanity can safely operate. This approach has proved influential in global sustainability policy development. Steffen\n              et al.\n              provide an updated and extended analysis of the PB framework. Of the original nine proposed boundaries, they identify three (including climate change) that might push the Earth system into a new state if crossed and that also have a pervasive influence on the remaining boundaries. They also develop the PB framework so that it can be applied usefully in a regional context.\n            \n            \n              Science\n              , this issue\n              10.1126/science.1259855\n            \n          , \n            Developments in the planetary boundaries concept provide a framework to support global sustainability.\n          , \n            \n              INTRODUCTION\n              There is an urgent need for a new paradigm that integrates the continued development of human societies and the maintenance of the Earth system (ES) in a resilient and accommodating state. The planetary boundary (PB) framework contributes to such a paradigm by providing a science-based analysis of the risk that human perturbations will destabilize the ES at the planetary scale. Here, the scientific underpinnings of the PB framework are updated and strengthened.\n            \n            \n              RATIONALE\n              The relatively stable, 11,700-year-long Holocene epoch is the only state of the ES that we know for certain can support contemporary human societies. There is increasing evidence that human activities are affecting ES functioning to a degree that threatens the resilience of the ES—its ability to persist in a Holocene-like state in the face of increasing human pressures and shocks. The PB framework is based on critical processes that regulate ES functioning. By combining improved scientific understanding of ES functioning with the precautionary principle, the PB framework identifies levels of anthropogenic perturbations below which the risk of destabilization of the ES is likely to remain low—a “safe operating space” for global societal development. A zone of uncertainty for each PB highlights the area of increasing risk. The current level of anthropogenic impact on the ES, and thus the risk to the stability of the ES, is assessed by comparison with the proposed PB (see the figure).\n            \n            \n              RESULTS\n              Three of the PBs (climate change, stratospheric ozone depletion, and ocean acidification) remain essentially unchanged from the earlier analysis. Regional-level boundaries as well as globally aggregated PBs have now been developed for biosphere integrity (earlier “biodiversity loss”), biogeochemical flows, land-system change, and freshwater use. At present, only one regional boundary (south Asian monsoon) can be established for atmospheric aerosol loading. Although we cannot identify a single PB for novel entities (here defined as new substances, new forms of existing substances, and modified life forms that have the potential for unwanted geophysical and/or biological effects), they are included in the PB framework, given their potential to change the state of the ES. Two of the PBs—climate change and biosphere integrity—are recognized as “core” PBs based on their fundamental importance for the ES. The climate system is a manifestation of the amount, distribution, and net balance of energy at Earth’s surface; the biosphere regulates material and energy flows in the ES and increases its resilience to abrupt and gradual change. Anthropogenic perturbation levels of four of the ES processes/features (climate change, biosphere integrity, biogeochemical flows, and land-system change) exceed the proposed PB (see the figure).\n            \n            \n              CONCLUSIONS\n              PBs are scientifically based levels of human perturbation of the ES beyond which ES functioning may be substantially altered. Transgression of the PBs thus creates substantial risk of destabilizing the Holocene state of the ES in which modern societies have evolved. The PB framework does not dictate how societies should develop. These are political decisions that must include consideration of the human dimensions, including equity, not incorporated in the PB framework. Nevertheless, by identifying a safe operating space for humanity on Earth, the PB framework can make a valuable contribution to decision-makers in charting desirable courses for societal development.\n              \n                \n                  Current status of the control variables for seven of the planetary boundaries.\n                  \n                    The green zone is the safe operating space, the yellow represents the zone of uncertainty (increasing risk), and the red is a high-risk zone. The planetary boundary itself lies at the intersection of the green and yellow zones. The control variables have been normalized for the zone of uncertainty; the center of the figure therefore does not represent values of 0 for the control variables. The control variable shown for climate change is atmospheric CO\n                    2\n                    concentration. Processes for which global-level boundaries cannot yet be quantified are represented by gray wedges; these are atmospheric aerosol loading, novel entities, and the functional role of biosphere integrity.\n                  \n                \n                \n              \n            \n          , \n            The planetary boundaries framework defines a safe operating space for humanity based on the intrinsic biophysical processes that regulate the stability of the Earth system. Here, we revise and update the planetary boundary framework, with a focus on the underpinning biophysical science, based on targeted input from expert research communities and on more general scientific advances over the past 5 years. Several of the boundaries now have a two-tier approach, reflecting the importance of cross-scale interactions and the regional-level heterogeneity of the processes that underpin the boundaries. Two core boundaries—climate change and biosphere integrity—have been identified, each of which has the potential on its own to drive the Earth system into a new state should they be substantially and persistently transgressed.","container-title":"Science","DOI":"10.1126/science.1259855","ISSN":"0036-8075, 1095-9203","issue":"6223","journalAbbreviation":"Science","language":"en","license":"http://www.sciencemag.org/about/science-licenses-journal-article-reuse","page":"1259855","source":"DOI.org (Crossref)","title":"Planetary boundaries: Guiding human development on a changing planet","title-short":"Planetary boundaries","volume":"347","author":[{"family":"Steffen","given":"Will"},{"family":"Richardson","given":"Katherine"},{"family":"Rockström","given":"Johan"},{"family":"Cornell","given":"Sarah E."},{"family":"Fetzer","given":"Ingo"},{"family":"Bennett","given":"Elena M."},{"family":"Biggs","given":"Reinette"},{"family":"Carpenter","given":"Stephen R."},{"family":"De Vries","given":"Wim"},{"family":"De Wit","given":"Cynthia A."},{"family":"Folke","given":"Carl"},{"family":"Gerten","given":"Dieter"},{"family":"Heinke","given":"Jens"},{"family":"Mace","given":"Georgina M."},{"family":"Persson","given":"Linn M."},{"family":"Ramanathan","given":"Veerabhadran"},{"family":"Reyers","given":"Belinda"},{"family":"Sörlin","given":"Sverker"}],"issued":{"date-parts":[["2015",2,13]]}}}],"schema":"https://github.com/citation-style-language/schema/raw/master/csl-citation.json"} </w:instrText>
+        <w:instrText xml:space="preserve"> ADDIN ZOTERO_ITEM CSL_CITATION {"citationID":"V3k8MK7M","properties":{"unsorted":false,"formattedCitation":"(Steffen et al. 2015)","plainCitation":"(Steffen et al. 2015)","noteIndex":0},"citationItems":[{"id":10849,"uris":["http://zotero.org/groups/6709984/items/ZF5I7HRV"],"itemData":{"id":10849,"type":"article-journal","abstract":"Crossing the boundaries in global sustainability\n            \n              The planetary boundary (PB) concept, introduced in 2009, aimed to define the environmental limits within which humanity can safely operate. This approach has proved influential in global sustainability policy development. Steffen\n              et al.\n              provide an updated and extended analysis of the PB framework. Of the original nine proposed boundaries, they identify three (including climate change) that might push the Earth system into a new state if crossed and that also have a pervasive influence on the remaining boundaries. They also develop the PB framework so that it can be applied usefully in a regional context.\n            \n            \n              Science\n              , this issue\n              10.1126/science.1259855\n            \n          , \n            Developments in the planetary boundaries concept provide a framework to support global sustainability.\n          , \n            \n              INTRODUCTION\n              There is an urgent need for a new paradigm that integrates the continued development of human societies and the maintenance of the Earth system (ES) in a resilient and accommodating state. The planetary boundary (PB) framework contributes to such a paradigm by providing a science-based analysis of the risk that human perturbations will destabilize the ES at the planetary scale. Here, the scientific underpinnings of the PB framework are updated and strengthened.\n            \n            \n              RATIONALE\n              The relatively stable, 11,700-year-long Holocene epoch is the only state of the ES that we know for certain can support contemporary human societies. There is increasing evidence that human activities are affecting ES functioning to a degree that threatens the resilience of the ES—its ability to persist in a Holocene-like state in the face of increasing human pressures and shocks. The PB framework is based on critical processes that regulate ES functioning. By combining improved scientific understanding of ES functioning with the precautionary principle, the PB framework identifies levels of anthropogenic perturbations below which the risk of destabilization of the ES is likely to remain low—a “safe operating space” for global societal development. A zone of uncertainty for each PB highlights the area of increasing risk. The current level of anthropogenic impact on the ES, and thus the risk to the stability of the ES, is assessed by comparison with the proposed PB (see the figure).\n            \n            \n              RESULTS\n              Three of the PBs (climate change, stratospheric ozone depletion, and ocean acidification) remain essentially unchanged from the earlier analysis. Regional-level boundaries as well as globally aggregated PBs have now been developed for biosphere integrity (earlier “biodiversity loss”), biogeochemical flows, land-system change, and freshwater use. At present, only one regional boundary (south Asian monsoon) can be established for atmospheric aerosol loading. Although we cannot identify a single PB for novel entities (here defined as new substances, new forms of existing substances, and modified life forms that have the potential for unwanted geophysical and/or biological effects), they are included in the PB framework, given their potential to change the state of the ES. Two of the PBs—climate change and biosphere integrity—are recognized as “core” PBs based on their fundamental importance for the ES. The climate system is a manifestation of the amount, distribution, and net balance of energy at Earth’s surface; the biosphere regulates material and energy flows in the ES and increases its resilience to abrupt and gradual change. Anthropogenic perturbation levels of four of the ES processes/features (climate change, biosphere integrity, biogeochemical flows, and land-system change) exceed the proposed PB (see the figure).\n            \n            \n              CONCLUSIONS\n              PBs are scientifically based levels of human perturbation of the ES beyond which ES functioning may be substantially altered. Transgression of the PBs thus creates substantial risk of destabilizing the Holocene state of the ES in which modern societies have evolved. The PB framework does not dictate how societies should develop. These are political decisions that must include consideration of the human dimensions, including equity, not incorporated in the PB framework. Nevertheless, by identifying a safe operating space for humanity on Earth, the PB framework can make a valuable contribution to decision-makers in charting desirable courses for societal development.\n              \n                \n                  Current status of the control variables for seven of the planetary boundaries.\n                  \n                    The green zone is the safe operating space, the yellow represents the zone of uncertainty (increasing risk), and the red is a high-risk zone. The planetary boundary itself lies at the intersection of the green and yellow zones. The control variables have been normalized for the zone of uncertainty; the center of the figure therefore does not represent values of 0 for the control variables. The control variable shown for climate change is atmospheric CO\n                    2\n                    concentration. Processes for which global-level boundaries cannot yet be quantified are represented by gray wedges; these are atmospheric aerosol loading, novel entities, and the functional role of biosphere integrity.\n                  \n                \n                \n              \n            \n          , \n            The planetary boundaries framework defines a safe operating space for humanity based on the intrinsic biophysical processes that regulate the stability of the Earth system. Here, we revise and update the planetary boundary framework, with a focus on the underpinning biophysical science, based on targeted input from expert research communities and on more general scientific advances over the past 5 years. Several of the boundaries now have a two-tier approach, reflecting the importance of cross-scale interactions and the regional-level heterogeneity of the processes that underpin the boundaries. Two core boundaries—climate change and biosphere integrity—have been identified, each of which has the potential on its own to drive the Earth system into a new state should they be substantially and persistently transgressed.","container-title":"Science","DOI":"10.1126/science.1259855","ISSN":"0036-8075, 1095-9203","issue":"6223","journalAbbreviation":"Science","language":"en","license":"http://www.sciencemag.org/about/science-licenses-journal-article-reuse","page":"1259855","source":"DOI.org (Crossref)","title":"Planetary boundaries: Guiding human development on a changing planet","title-short":"Planetary boundaries","volume":"347","author":[{"family":"Steffen","given":"Will"},{"family":"Richardson","given":"Katherine"},{"family":"Rockström","given":"Johan"},{"family":"Cornell","given":"Sarah E."},{"family":"Fetzer","given":"Ingo"},{"family":"Bennett","given":"Elena M."},{"family":"Biggs","given":"Reinette"},{"family":"Carpenter","given":"Stephen R."},{"family":"De Vries","given":"Wim"},{"family":"De Wit","given":"Cynthia A."},{"family":"Folke","given":"Carl"},{"family":"Gerten","given":"Dieter"},{"family":"Heinke","given":"Jens"},{"family":"Mace","given":"Georgina M."},{"family":"Persson","given":"Linn M."},{"family":"Ramanathan","given":"Veerabhadran"},{"family":"Reyers","given":"Belinda"},{"family":"Sörlin","given":"Sverker"}],"issued":{"date-parts":[["2015",2,13]]}}}],"schema":"https://github.com/citation-style-language/schema/raw/master/csl-citation.json"} </w:instrText>
       </w:r>
       <w:r>
         <w:rPr>
@@ -13096,7 +12733,7 @@
         <w:rPr>
           <w:rFonts w:ascii="Times New Roman" w:eastAsia="Times New Roman" w:hAnsi="Times New Roman" w:cs="Times New Roman"/>
         </w:rPr>
-        <w:instrText xml:space="preserve"> ADDIN ZOTERO_ITEM CSL_CITATION {"citationID":"TDui0lVA","properties":{"unsorted":false,"formattedCitation":"(Pace et al. 2017)","plainCitation":"(Pace et al. 2017)","noteIndex":0},"citationItems":[{"id":10435,"uris":["http://zotero.org/groups/6709984/items/XHTF5N2V"],"itemData":{"id":10435,"type":"article-journal","abstract":"Significance\n            Blooms of cyanobacteria in lakes and reservoirs cause fish kills and pose toxicity risk for humans, livestock, and wildlife. Theory suggests that blooms may be anticipated in advance by calculating resilience indicators using high-frequency observations of pigments in lake water. However, it is not known whether management can prevent blooms once indicators are detected. We measured these indicators while gradually enriching a lake until a bloom was triggered. When indicators passed a preset threshold, nutrient input was stopped. This action reversed the bloom, showing that monitoring of resilience indicators followed by prompt action when limits are exceeded can be useful in management. However, in practice, the risk of blooms may best be prevented by reducing inputs of nutrients.\n          , \n            Directional change in environmental drivers sometimes triggers regime shifts in ecosystems. Theory and experiments suggest that regime shifts can be detected in advance, and perhaps averted, by monitoring resilience indicators such as variance and autocorrelation of key ecosystem variables. However, it is uncertain whether management action prompted by a change in resilience indicators can prevent an impending regime shift. We caused a cyanobacterial bloom by gradually enriching an experimental lake while monitoring an unenriched reference lake and a continuously enriched reference lake. When resilience indicators exceeded preset boundaries, nutrient enrichment was stopped in the experimental lake. Concentrations of algal pigments, dissolved oxygen saturation, and pH rapidly declined following cessation of nutrient enrichment and became similar to the unenriched lake, whereas a large bloom occurred in the continuously enriched lake. This outcome suggests that resilience indicators may be useful in management to prevent unwanted regime shifts, at least in some situations. Nonetheless, a safer approach to ecosystem management would build and maintain the resilience of desirable ecosystem conditions, for example, by preventing excessive nutrient input to lakes and reservoirs.","container-title":"Proceedings of the National Academy of Sciences","DOI":"10.1073/pnas.1612424114","ISSN":"0027-8424, 1091-6490","issue":"2","journalAbbreviation":"Proc. Natl. Acad. Sci. U.S.A.","language":"en","page":"352-357","source":"DOI.org (Crossref)","title":"Reversal of a cyanobacterial bloom in response to early warnings","volume":"114","author":[{"family":"Pace","given":"Michael L."},{"family":"Batt","given":"Ryan D."},{"family":"Buelo","given":"Cal D."},{"family":"Carpenter","given":"Stephen R."},{"family":"Cole","given":"Jonathan J."},{"family":"Kurtzweil","given":"Jason T."},{"family":"Wilkinson","given":"Grace M."}],"issued":{"date-parts":[["2017",1,10]]}}}],"schema":"https://github.com/citation-style-language/schema/raw/master/csl-citation.json"} </w:instrText>
+        <w:instrText xml:space="preserve"> ADDIN ZOTERO_ITEM CSL_CITATION {"citationID":"TDui0lVA","properties":{"unsorted":false,"formattedCitation":"(Pace et al. 2017)","plainCitation":"(Pace et al. 2017)","noteIndex":0},"citationItems":[{"id":10833,"uris":["http://zotero.org/groups/6709984/items/XHTF5N2V"],"itemData":{"id":10833,"type":"article-journal","abstract":"Significance\n            Blooms of cyanobacteria in lakes and reservoirs cause fish kills and pose toxicity risk for humans, livestock, and wildlife. Theory suggests that blooms may be anticipated in advance by calculating resilience indicators using high-frequency observations of pigments in lake water. However, it is not known whether management can prevent blooms once indicators are detected. We measured these indicators while gradually enriching a lake until a bloom was triggered. When indicators passed a preset threshold, nutrient input was stopped. This action reversed the bloom, showing that monitoring of resilience indicators followed by prompt action when limits are exceeded can be useful in management. However, in practice, the risk of blooms may best be prevented by reducing inputs of nutrients.\n          , \n            Directional change in environmental drivers sometimes triggers regime shifts in ecosystems. Theory and experiments suggest that regime shifts can be detected in advance, and perhaps averted, by monitoring resilience indicators such as variance and autocorrelation of key ecosystem variables. However, it is uncertain whether management action prompted by a change in resilience indicators can prevent an impending regime shift. We caused a cyanobacterial bloom by gradually enriching an experimental lake while monitoring an unenriched reference lake and a continuously enriched reference lake. When resilience indicators exceeded preset boundaries, nutrient enrichment was stopped in the experimental lake. Concentrations of algal pigments, dissolved oxygen saturation, and pH rapidly declined following cessation of nutrient enrichment and became similar to the unenriched lake, whereas a large bloom occurred in the continuously enriched lake. This outcome suggests that resilience indicators may be useful in management to prevent unwanted regime shifts, at least in some situations. Nonetheless, a safer approach to ecosystem management would build and maintain the resilience of desirable ecosystem conditions, for example, by preventing excessive nutrient input to lakes and reservoirs.","container-title":"Proceedings of the National Academy of Sciences","DOI":"10.1073/pnas.1612424114","ISSN":"0027-8424, 1091-6490","issue":"2","journalAbbreviation":"Proc. Natl. Acad. Sci. U.S.A.","language":"en","page":"352-357","source":"DOI.org (Crossref)","title":"Reversal of a cyanobacterial bloom in response to early warnings","volume":"114","author":[{"family":"Pace","given":"Michael L."},{"family":"Batt","given":"Ryan D."},{"family":"Buelo","given":"Cal D."},{"family":"Carpenter","given":"Stephen R."},{"family":"Cole","given":"Jonathan J."},{"family":"Kurtzweil","given":"Jason T."},{"family":"Wilkinson","given":"Grace M."}],"issued":{"date-parts":[["2017",1,10]]}}}],"schema":"https://github.com/citation-style-language/schema/raw/master/csl-citation.json"} </w:instrText>
       </w:r>
       <w:r>
         <w:rPr>
@@ -13138,7 +12775,7 @@
         <w:rPr>
           <w:rFonts w:ascii="Times New Roman" w:eastAsia="Times New Roman" w:hAnsi="Times New Roman" w:cs="Times New Roman"/>
         </w:rPr>
-        <w:instrText xml:space="preserve"> ADDIN ZOTERO_ITEM CSL_CITATION {"citationID":"em5G9guA","properties":{"unsorted":false,"formattedCitation":"(Alvarez et al. 2017)","plainCitation":"(Alvarez et al. 2017)","noteIndex":0},"citationItems":[{"id":10487,"uris":["http://zotero.org/groups/6709984/items/9IT6NKW2"],"itemData":{"id":10487,"type":"article-journal","container-title":"Ecosystem Services","DOI":"10.1016/j.ecoser.2017.07.016","ISSN":"22120416","journalAbbreviation":"Ecosystem Services","language":"en","page":"25-37","source":"DOI.org (Crossref)","title":"Optimizing provision of ecosystem services using modern portfolio theory","volume":"27","author":[{"family":"Alvarez","given":"Sergio"},{"family":"Larkin","given":"Sherry L."},{"family":"Ropicki","given":"Andrew"}],"issued":{"date-parts":[["2017",10]]}}}],"schema":"https://github.com/citation-style-language/schema/raw/master/csl-citation.json"} </w:instrText>
+        <w:instrText xml:space="preserve"> ADDIN ZOTERO_ITEM CSL_CITATION {"citationID":"em5G9guA","properties":{"unsorted":false,"formattedCitation":"(Alvarez et al. 2017)","plainCitation":"(Alvarez et al. 2017)","noteIndex":0},"citationItems":[{"id":10848,"uris":["http://zotero.org/groups/6709984/items/9IT6NKW2"],"itemData":{"id":10848,"type":"article-journal","container-title":"Ecosystem Services","DOI":"10.1016/j.ecoser.2017.07.016","ISSN":"22120416","journalAbbreviation":"Ecosystem Services","language":"en","page":"25-37","source":"DOI.org (Crossref)","title":"Optimizing provision of ecosystem services using modern portfolio theory","volume":"27","author":[{"family":"Alvarez","given":"Sergio"},{"family":"Larkin","given":"Sherry L."},{"family":"Ropicki","given":"Andrew"}],"issued":{"date-parts":[["2017",10]]}}}],"schema":"https://github.com/citation-style-language/schema/raw/master/csl-citation.json"} </w:instrText>
       </w:r>
       <w:r>
         <w:rPr>
@@ -13180,7 +12817,7 @@
         <w:rPr>
           <w:rFonts w:ascii="Times New Roman" w:eastAsia="Times New Roman" w:hAnsi="Times New Roman" w:cs="Times New Roman"/>
         </w:rPr>
-        <w:instrText xml:space="preserve"> ADDIN ZOTERO_ITEM CSL_CITATION {"citationID":"NH2zIpAr","properties":{"unsorted":false,"formattedCitation":"(Lynch et al. 2021)","plainCitation":"(Lynch et al. 2021)","noteIndex":0},"citationItems":[{"id":99,"uris":["http://zotero.org/users/8872226/items/XW3Y7ZDE"],"itemData":{"id":99,"type":"article-journal","container-title":"Frontiers in Ecology and the Environment","DOI":"10.1002/fee.2377","ISSN":"1540-9295, 1540-9309","issue":"8","journalAbbreviation":"Frontiers in Ecol &amp; Environ","language":"en","page":"461-469","source":"DOI.org (Crossref)","title":"Managing for RADical ecosystem change: applying the Resist‐Accept‐Direct (RAD) framework","title-short":"Managing for RADical ecosystem change","volume":"19","author":[{"family":"Lynch","given":"Abigail J"},{"family":"Thompson","given":"Laura M"},{"family":"Beever","given":"Erik A"},{"family":"Cole","given":"David N"},{"family":"Engman","given":"Augustin C"},{"family":"Hawkins Hoffman","given":"Cat"},{"family":"Jackson","given":"Stephen T"},{"family":"Krabbenhoft","given":"Trevor J"},{"family":"Lawrence","given":"David J"},{"family":"Limpinsel","given":"Douglas"},{"family":"Magill","given":"Robert T"},{"family":"Melvin","given":"Tracy A"},{"family":"Morton","given":"John M"},{"family":"Newman","given":"Robert A"},{"family":"Peterson","given":"Jay O"},{"family":"Porath","given":"Mark T"},{"family":"Rahel","given":"Frank J"},{"family":"Schuurman","given":"Gregor W"},{"family":"Sethi","given":"Suresh A"},{"family":"Wilkening","given":"Jennifer L"}],"issued":{"date-parts":[["2021",10]]}}}],"schema":"https://github.com/citation-style-language/schema/raw/master/csl-citation.json"} </w:instrText>
+        <w:instrText xml:space="preserve"> ADDIN ZOTERO_ITEM CSL_CITATION {"citationID":"NH2zIpAr","properties":{"unsorted":false,"formattedCitation":"(Lynch et al. 2021)","plainCitation":"(Lynch et al. 2021)","noteIndex":0},"citationItems":[{"id":345,"uris":["http://zotero.org/users/8872226/items/XW3Y7ZDE"],"itemData":{"id":345,"type":"article-journal","container-title":"Frontiers in Ecology and the Environment","DOI":"10.1002/fee.2377","ISSN":"1540-9295, 1540-9309","issue":"8","journalAbbreviation":"Frontiers in Ecol &amp; Environ","language":"en","page":"461-469","source":"DOI.org (Crossref)","title":"Managing for RADical ecosystem change: applying the Resist‐Accept‐Direct (RAD) framework","title-short":"Managing for RADical ecosystem change","volume":"19","author":[{"family":"Lynch","given":"Abigail J"},{"family":"Thompson","given":"Laura M"},{"family":"Beever","given":"Erik A"},{"family":"Cole","given":"David N"},{"family":"Engman","given":"Augustin C"},{"family":"Hawkins Hoffman","given":"Cat"},{"family":"Jackson","given":"Stephen T"},{"family":"Krabbenhoft","given":"Trevor J"},{"family":"Lawrence","given":"David J"},{"family":"Limpinsel","given":"Douglas"},{"family":"Magill","given":"Robert T"},{"family":"Melvin","given":"Tracy A"},{"family":"Morton","given":"John M"},{"family":"Newman","given":"Robert A"},{"family":"Peterson","given":"Jay O"},{"family":"Porath","given":"Mark T"},{"family":"Rahel","given":"Frank J"},{"family":"Schuurman","given":"Gregor W"},{"family":"Sethi","given":"Suresh A"},{"family":"Wilkening","given":"Jennifer L"}],"issued":{"date-parts":[["2021",10]]}}}],"schema":"https://github.com/citation-style-language/schema/raw/master/csl-citation.json"} </w:instrText>
       </w:r>
       <w:r>
         <w:rPr>
@@ -13249,7 +12886,7 @@
         <w:rPr>
           <w:rFonts w:ascii="Times New Roman" w:eastAsia="Times New Roman" w:hAnsi="Times New Roman" w:cs="Times New Roman"/>
         </w:rPr>
-        <w:instrText xml:space="preserve"> ADDIN ZOTERO_ITEM CSL_CITATION {"citationID":"Zlb5ePdB","properties":{"unsorted":false,"formattedCitation":"(Cuenca-Cambronero et al. 2023)","plainCitation":"(Cuenca-Cambronero et al. 2023)","noteIndex":0},"citationItems":[{"id":10488,"uris":["http://zotero.org/groups/6709984/items/X3R86TVM"],"itemData":{"id":10488,"type":"article-journal","abstract":"Abstract\n            Ponds and “pondscapes” (networks of ponds) are crucial habitats for biodiversity and for delivering multiple benefits to humans, so-called “Nature’s Contribution to People”, such as climate mitigation and adaptation to climate change, creation, and maintenance of habitat for biodiversity, water purification, flood mitigation and cultural benefits (e.g., recreational possibilities). However, ponds are not often considered as Nature-based Solutions to provide all these benefits. In addition, there is insufficient knowledge on how to manage and restore ponds to maximise their role to increase the resilience of ecosystems and society to climate change. To facilitate improved implementation of ponds as Nature-based Solutions for the delivery of a wide range of Nature Contributions to People, it is important to generate and integrate biodiversity, ecosystems, societal, economic and policy knowledge. Hence, there is a need for evidence-based guidance to support the broader use of ponds. Here, we review the role of ponds and pondscapes in delivering Nature’s Contributions to People and provide an overview of the challenges and opportunities for their broader implementation as Nature-based Solutions. Finally, we propose a conceptual framework that can help the implementation of pond Nature-based Solutions, and that outlines future research needs.","container-title":"Hydrobiologia","DOI":"10.1007/s10750-023-05149-y","ISSN":"0018-8158, 1573-5117","issue":"15","journalAbbreviation":"Hydrobiologia","language":"en","page":"3257-3271","source":"DOI.org (Crossref)","title":"Challenges and opportunities in the use of ponds and pondscapes as Nature-based Solutions","volume":"850","author":[{"family":"Cuenca-Cambronero","given":"M."},{"family":"Blicharska","given":"M."},{"family":"Perrin","given":"J.-A."},{"family":"Davidson","given":"T. A."},{"family":"Oertli","given":"B."},{"family":"Lago","given":"M."},{"family":"Beklioglu","given":"M."},{"family":"Meerhoff","given":"M."},{"family":"Arim","given":"M."},{"family":"Teixeira","given":"J."},{"family":"De Meester","given":"L."},{"family":"Biggs","given":"J."},{"family":"Robin","given":"J."},{"family":"Martin","given":"B."},{"family":"Greaves","given":"H. M."},{"family":"Sayer","given":"C. D."},{"family":"Lemmens","given":"P."},{"family":"Boix","given":"D."},{"family":"Mehner","given":"T."},{"family":"Bartrons","given":"M."},{"family":"Brucet","given":"S."}],"issued":{"date-parts":[["2023",9]]}}}],"schema":"https://github.com/citation-style-language/schema/raw/master/csl-citation.json"} </w:instrText>
+        <w:instrText xml:space="preserve"> ADDIN ZOTERO_ITEM CSL_CITATION {"citationID":"Zlb5ePdB","properties":{"unsorted":false,"formattedCitation":"(Cuenca-Cambronero et al. 2023)","plainCitation":"(Cuenca-Cambronero et al. 2023)","noteIndex":0},"citationItems":[{"id":10847,"uris":["http://zotero.org/groups/6709984/items/X3R86TVM"],"itemData":{"id":10847,"type":"article-journal","abstract":"Abstract\n            Ponds and “pondscapes” (networks of ponds) are crucial habitats for biodiversity and for delivering multiple benefits to humans, so-called “Nature’s Contribution to People”, such as climate mitigation and adaptation to climate change, creation, and maintenance of habitat for biodiversity, water purification, flood mitigation and cultural benefits (e.g., recreational possibilities). However, ponds are not often considered as Nature-based Solutions to provide all these benefits. In addition, there is insufficient knowledge on how to manage and restore ponds to maximise their role to increase the resilience of ecosystems and society to climate change. To facilitate improved implementation of ponds as Nature-based Solutions for the delivery of a wide range of Nature Contributions to People, it is important to generate and integrate biodiversity, ecosystems, societal, economic and policy knowledge. Hence, there is a need for evidence-based guidance to support the broader use of ponds. Here, we review the role of ponds and pondscapes in delivering Nature’s Contributions to People and provide an overview of the challenges and opportunities for their broader implementation as Nature-based Solutions. Finally, we propose a conceptual framework that can help the implementation of pond Nature-based Solutions, and that outlines future research needs.","container-title":"Hydrobiologia","DOI":"10.1007/s10750-023-05149-y","ISSN":"0018-8158, 1573-5117","issue":"15","journalAbbreviation":"Hydrobiologia","language":"en","page":"3257-3271","source":"DOI.org (Crossref)","title":"Challenges and opportunities in the use of ponds and pondscapes as Nature-based Solutions","volume":"850","author":[{"family":"Cuenca-Cambronero","given":"M."},{"family":"Blicharska","given":"M."},{"family":"Perrin","given":"J.-A."},{"family":"Davidson","given":"T. A."},{"family":"Oertli","given":"B."},{"family":"Lago","given":"M."},{"family":"Beklioglu","given":"M."},{"family":"Meerhoff","given":"M."},{"family":"Arim","given":"M."},{"family":"Teixeira","given":"J."},{"family":"De Meester","given":"L."},{"family":"Biggs","given":"J."},{"family":"Robin","given":"J."},{"family":"Martin","given":"B."},{"family":"Greaves","given":"H. M."},{"family":"Sayer","given":"C. D."},{"family":"Lemmens","given":"P."},{"family":"Boix","given":"D."},{"family":"Mehner","given":"T."},{"family":"Bartrons","given":"M."},{"family":"Brucet","given":"S."}],"issued":{"date-parts":[["2023",9]]}}}],"schema":"https://github.com/citation-style-language/schema/raw/master/csl-citation.json"} </w:instrText>
       </w:r>
       <w:r>
         <w:rPr>
@@ -13303,7 +12940,7 @@
         <w:rPr>
           <w:rFonts w:ascii="Times New Roman" w:eastAsia="Times New Roman" w:hAnsi="Times New Roman" w:cs="Times New Roman"/>
         </w:rPr>
-        <w:instrText xml:space="preserve"> ADDIN ZOTERO_ITEM CSL_CITATION {"citationID":"jidQPabv","properties":{"unsorted":false,"formattedCitation":"(Trovillion et al. 2023)","plainCitation":"(Trovillion et al. 2023)","noteIndex":0},"citationItems":[{"id":1394,"uris":["http://zotero.org/groups/2418348/items/6LYKZG2Q"],"itemData":{"id":1394,"type":"article-journal","container-title":"Ecological Applications","DOI":"10.1002/eap.2828","ISSN":"1051-0761, 1939-5582","issue":"4","journalAbbreviation":"Ecological Applications","language":"en","page":"e2828","source":"DOI.org (Crossref)","title":"Habitat complexity, connectivity, and introduced fish drive pond community structure along an urban to rural gradient","volume":"33","author":[{"family":"Trovillion","given":"Daniel C."},{"family":"Sauer","given":"Erin L."},{"family":"Shay","given":"Gabrielle"},{"family":"Crone","given":"Erin R."},{"family":"Preston","given":"Daniel L."}],"issued":{"date-parts":[["2023",6]]}}}],"schema":"https://github.com/citation-style-language/schema/raw/master/csl-citation.json"} </w:instrText>
+        <w:instrText xml:space="preserve"> ADDIN ZOTERO_ITEM CSL_CITATION {"citationID":"jidQPabv","properties":{"unsorted":false,"formattedCitation":"(Trovillion et al. 2023)","plainCitation":"(Trovillion et al. 2023)","noteIndex":0},"citationItems":[{"id":1602,"uris":["http://zotero.org/groups/2418348/items/6LYKZG2Q"],"itemData":{"id":1602,"type":"article-journal","container-title":"Ecological Applications","DOI":"10.1002/eap.2828","ISSN":"1051-0761, 1939-5582","issue":"4","journalAbbreviation":"Ecological Applications","language":"en","page":"e2828","source":"DOI.org (Crossref)","title":"Habitat complexity, connectivity, and introduced fish drive pond community structure along an urban to rural gradient","volume":"33","author":[{"family":"Trovillion","given":"Daniel C."},{"family":"Sauer","given":"Erin L."},{"family":"Shay","given":"Gabrielle"},{"family":"Crone","given":"Erin R."},{"family":"Preston","given":"Daniel L."}],"issued":{"date-parts":[["2023",6]]}}}],"schema":"https://github.com/citation-style-language/schema/raw/master/csl-citation.json"} </w:instrText>
       </w:r>
       <w:r>
         <w:rPr>
@@ -13315,21 +12952,7 @@
         <w:rPr>
           <w:rFonts w:ascii="Times New Roman" w:hAnsi="Times New Roman" w:cs="Times New Roman"/>
         </w:rPr>
-        <w:t>(</w:t>
-      </w:r>
-      <w:proofErr w:type="spellStart"/>
-      <w:r>
-        <w:rPr>
-          <w:rFonts w:ascii="Times New Roman" w:hAnsi="Times New Roman" w:cs="Times New Roman"/>
-        </w:rPr>
-        <w:t>Trovillion</w:t>
-      </w:r>
-      <w:proofErr w:type="spellEnd"/>
-      <w:r>
-        <w:rPr>
-          <w:rFonts w:ascii="Times New Roman" w:hAnsi="Times New Roman" w:cs="Times New Roman"/>
-        </w:rPr>
-        <w:t xml:space="preserve"> et al. 2023)</w:t>
+        <w:t>(Trovillion et al. 2023)</w:t>
       </w:r>
       <w:r>
         <w:rPr>
@@ -13486,21 +13109,7 @@
         <w:rPr>
           <w:rFonts w:ascii="Times New Roman" w:eastAsia="Times New Roman" w:hAnsi="Times New Roman" w:cs="Times New Roman"/>
         </w:rPr>
-        <w:t xml:space="preserve">ponds or synchronously across the </w:t>
-      </w:r>
-      <w:proofErr w:type="spellStart"/>
-      <w:r>
-        <w:rPr>
-          <w:rFonts w:ascii="Times New Roman" w:eastAsia="Times New Roman" w:hAnsi="Times New Roman" w:cs="Times New Roman"/>
-        </w:rPr>
-        <w:t>pondscape</w:t>
-      </w:r>
-      <w:proofErr w:type="spellEnd"/>
-      <w:r>
-        <w:rPr>
-          <w:rFonts w:ascii="Times New Roman" w:eastAsia="Times New Roman" w:hAnsi="Times New Roman" w:cs="Times New Roman"/>
-        </w:rPr>
-        <w:t>, and identify the environmental conditions associated with those changes. This distinction is directly relevant to urban infrastructure planning because synchronous losses of resilience could reduce the reliability of a network of ponds expected to collectively provide flood and nutrient-control functions.</w:t>
+        <w:t>ponds or synchronously across the pondscape, and identify the environmental conditions associated with those changes. This distinction is directly relevant to urban infrastructure planning because synchronous losses of resilience could reduce the reliability of a network of ponds expected to collectively provide flood and nutrient-control functions.</w:t>
       </w:r>
       <w:r>
         <w:rPr>
@@ -13956,7 +13565,6 @@
         </w:rPr>
         <w:t xml:space="preserve"> </w:t>
       </w:r>
-      <w:proofErr w:type="gramStart"/>
       <w:r>
         <w:rPr>
           <w:rFonts w:ascii="Times New Roman" w:eastAsia="Times New Roman" w:hAnsi="Times New Roman" w:cs="Times New Roman"/>
@@ -13976,15 +13584,7 @@
           <w:rFonts w:ascii="Times New Roman" w:eastAsia="Times New Roman" w:hAnsi="Times New Roman" w:cs="Times New Roman"/>
           <w:highlight w:val="yellow"/>
         </w:rPr>
-        <w:t>,</w:t>
-      </w:r>
-      <w:proofErr w:type="gramEnd"/>
-      <w:r>
-        <w:rPr>
-          <w:rFonts w:ascii="Times New Roman" w:eastAsia="Times New Roman" w:hAnsi="Times New Roman" w:cs="Times New Roman"/>
-          <w:highlight w:val="yellow"/>
-        </w:rPr>
-        <w:t xml:space="preserve"> </w:t>
+        <w:t xml:space="preserve">, </w:t>
       </w:r>
       <w:r>
         <w:rPr>
@@ -14105,31 +13705,7 @@
         <w:fldChar w:fldCharType="separate"/>
       </w:r>
       <w:r>
-        <w:t xml:space="preserve">Abbott, K. C., C. M. </w:t>
-      </w:r>
-      <w:proofErr w:type="spellStart"/>
-      <w:r>
-        <w:t>Heggerud</w:t>
-      </w:r>
-      <w:proofErr w:type="spellEnd"/>
-      <w:r>
-        <w:t xml:space="preserve">, Y.-C. Lai, A. Morozov, S. </w:t>
-      </w:r>
-      <w:proofErr w:type="spellStart"/>
-      <w:r>
-        <w:t>Petrovskii</w:t>
-      </w:r>
-      <w:proofErr w:type="spellEnd"/>
-      <w:r>
-        <w:t xml:space="preserve">, K. </w:t>
-      </w:r>
-      <w:proofErr w:type="spellStart"/>
-      <w:r>
-        <w:t>Cuddington</w:t>
-      </w:r>
-      <w:proofErr w:type="spellEnd"/>
-      <w:r>
-        <w:t xml:space="preserve">, and A. Hastings. 2024. When and why ecological systems respond to the rate rather than the magnitude of environmental changes. Biological Conservation </w:t>
+        <w:t xml:space="preserve">Abbott, K. C., C. M. Heggerud, Y.-C. Lai, A. Morozov, S. Petrovskii, K. Cuddington, and A. Hastings. 2024. When and why ecological systems respond to the rate rather than the magnitude of environmental changes. Biological Conservation </w:t>
       </w:r>
       <w:r>
         <w:rPr>
@@ -14139,15 +13715,7 @@
         <w:t>292</w:t>
       </w:r>
       <w:r>
-        <w:t xml:space="preserve">: 110494. </w:t>
-      </w:r>
-      <w:proofErr w:type="gramStart"/>
-      <w:r>
-        <w:t>doi:10.1016/j.biocon</w:t>
-      </w:r>
-      <w:proofErr w:type="gramEnd"/>
-      <w:r>
-        <w:t>.2024.110494</w:t>
+        <w:t>: 110494. doi:10.1016/j.biocon.2024.110494</w:t>
       </w:r>
     </w:p>
     <w:p>
@@ -14155,15 +13723,7 @@
         <w:pStyle w:val="Bibliography"/>
       </w:pPr>
       <w:r>
-        <w:t xml:space="preserve">Alvarez, S., S. L. Larkin, and A. </w:t>
-      </w:r>
-      <w:proofErr w:type="spellStart"/>
-      <w:r>
-        <w:t>Ropicki</w:t>
-      </w:r>
-      <w:proofErr w:type="spellEnd"/>
-      <w:r>
-        <w:t xml:space="preserve">. 2017. Optimizing provision of ecosystem services using modern portfolio theory. Ecosystem Services </w:t>
+        <w:t xml:space="preserve">Alvarez, S., S. L. Larkin, and A. Ropicki. 2017. Optimizing provision of ecosystem services using modern portfolio theory. Ecosystem Services </w:t>
       </w:r>
       <w:r>
         <w:rPr>
@@ -14173,44 +13733,15 @@
         <w:t>27</w:t>
       </w:r>
       <w:r>
-        <w:t xml:space="preserve">: 25–37. </w:t>
-      </w:r>
-      <w:proofErr w:type="gramStart"/>
-      <w:r>
-        <w:t>doi:10.1016/j.ecoser</w:t>
-      </w:r>
-      <w:proofErr w:type="gramEnd"/>
-      <w:r>
-        <w:t>.2017.07.016</w:t>
+        <w:t>: 25–37. doi:10.1016/j.ecoser.2017.07.016</w:t>
       </w:r>
     </w:p>
     <w:p>
       <w:pPr>
         <w:pStyle w:val="Bibliography"/>
       </w:pPr>
-      <w:proofErr w:type="spellStart"/>
-      <w:r>
-        <w:t>Arani</w:t>
-      </w:r>
-      <w:proofErr w:type="spellEnd"/>
-      <w:r>
-        <w:t xml:space="preserve">, B. M. S., S. R. Carpenter, L. Lahti, E. H. Van </w:t>
-      </w:r>
-      <w:proofErr w:type="spellStart"/>
-      <w:r>
-        <w:t>Nes</w:t>
-      </w:r>
-      <w:proofErr w:type="spellEnd"/>
-      <w:r>
-        <w:t xml:space="preserve">, and M. </w:t>
-      </w:r>
-      <w:proofErr w:type="spellStart"/>
-      <w:r>
-        <w:t>Scheffer</w:t>
-      </w:r>
-      <w:proofErr w:type="spellEnd"/>
-      <w:r>
-        <w:t xml:space="preserve">. 2021. Exit time as a measure of ecological resilience. Science </w:t>
+      <w:r>
+        <w:t xml:space="preserve">Arani, B. M. S., S. R. Carpenter, L. Lahti, E. H. Van Nes, and M. Scheffer. 2021. Exit time as a measure of ecological resilience. Science </w:t>
       </w:r>
       <w:r>
         <w:rPr>
@@ -14220,36 +13751,15 @@
         <w:t>372</w:t>
       </w:r>
       <w:r>
-        <w:t>: eaay4895. doi:10.1126/</w:t>
-      </w:r>
-      <w:proofErr w:type="gramStart"/>
-      <w:r>
-        <w:t>science.aay</w:t>
-      </w:r>
-      <w:proofErr w:type="gramEnd"/>
-      <w:r>
-        <w:t>4895</w:t>
+        <w:t>: eaay4895. doi:10.1126/science.aay4895</w:t>
       </w:r>
     </w:p>
     <w:p>
       <w:pPr>
         <w:pStyle w:val="Bibliography"/>
       </w:pPr>
-      <w:proofErr w:type="spellStart"/>
-      <w:r>
-        <w:t>Arani</w:t>
-      </w:r>
-      <w:proofErr w:type="spellEnd"/>
-      <w:r>
-        <w:t xml:space="preserve">, B. M. S., S. R. Carpenter, and E. H. Van </w:t>
-      </w:r>
-      <w:proofErr w:type="spellStart"/>
-      <w:r>
-        <w:t>Nes</w:t>
-      </w:r>
-      <w:proofErr w:type="spellEnd"/>
-      <w:r>
-        <w:t>. 2024. Reconstructing Langevin systems from high and low-resolution time series using Euler and Hermite reconstructions.doi:10.1101/2024.05.30.596585</w:t>
+      <w:r>
+        <w:t>Arani, B. M. S., S. R. Carpenter, and E. H. Van Nes. 2024. Reconstructing Langevin systems from high and low-resolution time series using Euler and Hermite reconstructions.doi:10.1101/2024.05.30.596585</w:t>
       </w:r>
     </w:p>
     <w:p>
@@ -14257,15 +13767,7 @@
         <w:pStyle w:val="Bibliography"/>
       </w:pPr>
       <w:r>
-        <w:t xml:space="preserve">Batt, R. D., W. A. Brock, S. R. Carpenter, J. J. Cole, M. L. Pace, and D. A. </w:t>
-      </w:r>
-      <w:proofErr w:type="spellStart"/>
-      <w:r>
-        <w:t>Seekell</w:t>
-      </w:r>
-      <w:proofErr w:type="spellEnd"/>
-      <w:r>
-        <w:t xml:space="preserve">. 2013a. Asymmetric response of early warning indicators of phytoplankton transition to and from cycles. Theoretical Ecology </w:t>
+        <w:t xml:space="preserve">Batt, R. D., W. A. Brock, S. R. Carpenter, J. J. Cole, M. L. Pace, and D. A. Seekell. 2013a. Asymmetric response of early warning indicators of phytoplankton transition to and from cycles. Theoretical Ecology </w:t>
       </w:r>
       <w:r>
         <w:rPr>
@@ -14301,6 +13803,7 @@
         <w:pStyle w:val="Bibliography"/>
       </w:pPr>
       <w:r>
+        <w:lastRenderedPageBreak/>
         <w:t xml:space="preserve">Brock, W. A., S. R. Carpenter, M. L. Pace, and G. M. Wilkinson. 2026. Ecosystem Experiments: How Does Manipulation Rate Affect Indicators of Resilience? Ecosystems </w:t>
       </w:r>
       <w:r>
@@ -14318,13 +13821,8 @@
       <w:pPr>
         <w:pStyle w:val="Bibliography"/>
       </w:pPr>
-      <w:proofErr w:type="spellStart"/>
-      <w:r>
-        <w:t>Buelo</w:t>
-      </w:r>
-      <w:proofErr w:type="spellEnd"/>
-      <w:r>
-        <w:t xml:space="preserve">, C. D., M. L. Pace, S. R. Carpenter, E. H. Stanley, D. A. Ortiz, and D. T. Ha. 2022. Evaluating the performance of temporal and spatial early warning statistics of algal blooms. Ecological Applications </w:t>
+      <w:r>
+        <w:t xml:space="preserve">Buelo, C. D., M. L. Pace, S. R. Carpenter, E. H. Stanley, D. A. Ortiz, and D. T. Ha. 2022. Evaluating the performance of temporal and spatial early warning statistics of algal blooms. Ecological Applications </w:t>
       </w:r>
       <w:r>
         <w:rPr>
@@ -14342,23 +13840,7 @@
         <w:pStyle w:val="Bibliography"/>
       </w:pPr>
       <w:r>
-        <w:t xml:space="preserve">Butts, T. J. 2024. Investigating Ecosystem-Scale Responses to Changes in Lake Food Webs. Ph. D. </w:t>
-      </w:r>
-      <w:proofErr w:type="spellStart"/>
-      <w:r>
-        <w:t>Univeristy</w:t>
-      </w:r>
-      <w:proofErr w:type="spellEnd"/>
-      <w:r>
-        <w:t xml:space="preserve"> </w:t>
-      </w:r>
-      <w:proofErr w:type="gramStart"/>
-      <w:r>
-        <w:t>Of</w:t>
-      </w:r>
-      <w:proofErr w:type="gramEnd"/>
-      <w:r>
-        <w:t xml:space="preserve"> Wisconsin- Madison.</w:t>
+        <w:t>Butts, T. J. 2024. Investigating Ecosystem-Scale Responses to Changes in Lake Food Webs. Ph. D. Univeristy Of Wisconsin- Madison.</w:t>
       </w:r>
     </w:p>
     <w:p>
@@ -14402,31 +13884,7 @@
         <w:pStyle w:val="Bibliography"/>
       </w:pPr>
       <w:r>
-        <w:t xml:space="preserve">Carpenter, S. R., B. M. S. </w:t>
-      </w:r>
-      <w:proofErr w:type="spellStart"/>
-      <w:r>
-        <w:t>Arani</w:t>
-      </w:r>
-      <w:proofErr w:type="spellEnd"/>
-      <w:r>
-        <w:t xml:space="preserve">, P. C. Hanson, M. </w:t>
-      </w:r>
-      <w:proofErr w:type="spellStart"/>
-      <w:r>
-        <w:t>Scheffer</w:t>
-      </w:r>
-      <w:proofErr w:type="spellEnd"/>
-      <w:r>
-        <w:t xml:space="preserve">, E. H. Stanley, and E. Van </w:t>
-      </w:r>
-      <w:proofErr w:type="spellStart"/>
-      <w:r>
-        <w:t>Nes</w:t>
-      </w:r>
-      <w:proofErr w:type="spellEnd"/>
-      <w:r>
-        <w:t>. 2020. Stochastic dynamics of Cyanobacteria in long</w:t>
+        <w:t>Carpenter, S. R., B. M. S. Arani, P. C. Hanson, M. Scheffer, E. H. Stanley, and E. Van Nes. 2020. Stochastic dynamics of Cyanobacteria in long</w:t>
       </w:r>
       <w:r>
         <w:rPr>
@@ -14444,23 +13902,7 @@
         <w:t>‐</w:t>
       </w:r>
       <w:r>
-        <w:t xml:space="preserve">frequency observations of a eutrophic lake. </w:t>
-      </w:r>
-      <w:proofErr w:type="spellStart"/>
-      <w:r>
-        <w:t>Limnol</w:t>
-      </w:r>
-      <w:proofErr w:type="spellEnd"/>
-      <w:r>
-        <w:t xml:space="preserve"> </w:t>
-      </w:r>
-      <w:proofErr w:type="spellStart"/>
-      <w:r>
-        <w:t>Oceanogr</w:t>
-      </w:r>
-      <w:proofErr w:type="spellEnd"/>
-      <w:r>
-        <w:t xml:space="preserve"> Letters </w:t>
+        <w:t xml:space="preserve">frequency observations of a eutrophic lake. Limnol Oceanogr Letters </w:t>
       </w:r>
       <w:r>
         <w:rPr>
@@ -14478,31 +13920,7 @@
         <w:pStyle w:val="Bibliography"/>
       </w:pPr>
       <w:r>
-        <w:t xml:space="preserve">Carpenter, S. R., B. M. S. </w:t>
-      </w:r>
-      <w:proofErr w:type="spellStart"/>
-      <w:r>
-        <w:t>Arani</w:t>
-      </w:r>
-      <w:proofErr w:type="spellEnd"/>
-      <w:r>
-        <w:t xml:space="preserve">, E. H. Van </w:t>
-      </w:r>
-      <w:proofErr w:type="spellStart"/>
-      <w:r>
-        <w:t>Nes</w:t>
-      </w:r>
-      <w:proofErr w:type="spellEnd"/>
-      <w:r>
-        <w:t xml:space="preserve">, M. </w:t>
-      </w:r>
-      <w:proofErr w:type="spellStart"/>
-      <w:r>
-        <w:t>Scheffer</w:t>
-      </w:r>
-      <w:proofErr w:type="spellEnd"/>
-      <w:r>
-        <w:t xml:space="preserve">, and M. L. Pace. 2022a. Resilience of phytoplankton dynamics to trophic cascades and nutrient enrichment. Limnology &amp; Oceanography </w:t>
+        <w:t xml:space="preserve">Carpenter, S. R., B. M. S. Arani, E. H. Van Nes, M. Scheffer, and M. L. Pace. 2022a. Resilience of phytoplankton dynamics to trophic cascades and nutrient enrichment. Limnology &amp; Oceanography </w:t>
       </w:r>
       <w:r>
         <w:rPr>
@@ -14520,9 +13938,9 @@
         <w:pStyle w:val="Bibliography"/>
       </w:pPr>
       <w:r>
+        <w:lastRenderedPageBreak/>
         <w:t xml:space="preserve">Carpenter, S. R., M. L. Pace, and G. M. Wilkinson. 2022b. </w:t>
       </w:r>
-      <w:proofErr w:type="gramStart"/>
       <w:r>
         <w:rPr>
           <w:smallCaps/>
@@ -14530,27 +13948,7 @@
         <w:t>DOC</w:t>
       </w:r>
       <w:r>
-        <w:t xml:space="preserve"> ,</w:t>
-      </w:r>
-      <w:proofErr w:type="gramEnd"/>
-      <w:r>
-        <w:t xml:space="preserve"> grazers, and resilience of phytoplankton to enrichment. </w:t>
-      </w:r>
-      <w:proofErr w:type="spellStart"/>
-      <w:r>
-        <w:t>Limnol</w:t>
-      </w:r>
-      <w:proofErr w:type="spellEnd"/>
-      <w:r>
-        <w:t xml:space="preserve"> </w:t>
-      </w:r>
-      <w:proofErr w:type="spellStart"/>
-      <w:r>
-        <w:t>Oceanogr</w:t>
-      </w:r>
-      <w:proofErr w:type="spellEnd"/>
-      <w:r>
-        <w:t xml:space="preserve"> Letters </w:t>
+        <w:t xml:space="preserve"> , grazers, and resilience of phytoplankton to enrichment. Limnol Oceanogr Letters </w:t>
       </w:r>
       <w:r>
         <w:rPr>
@@ -14567,13 +13965,8 @@
       <w:pPr>
         <w:pStyle w:val="Bibliography"/>
       </w:pPr>
-      <w:proofErr w:type="spellStart"/>
-      <w:r>
-        <w:t>Coloso</w:t>
-      </w:r>
-      <w:proofErr w:type="spellEnd"/>
-      <w:r>
-        <w:t xml:space="preserve">, J. J., J. J. Cole, and M. L. Pace. 2011. Difficulty in Discerning Drivers of Lake Ecosystem Metabolism with High-Frequency Data. Ecosystems </w:t>
+      <w:r>
+        <w:t xml:space="preserve">Coloso, J. J., J. J. Cole, and M. L. Pace. 2011. Difficulty in Discerning Drivers of Lake Ecosystem Metabolism with High-Frequency Data. Ecosystems </w:t>
       </w:r>
       <w:r>
         <w:rPr>
@@ -14591,39 +13984,7 @@
         <w:pStyle w:val="Bibliography"/>
       </w:pPr>
       <w:r>
-        <w:t xml:space="preserve">Corman, J. R., B. L. </w:t>
-      </w:r>
-      <w:proofErr w:type="spellStart"/>
-      <w:r>
-        <w:t>Bertolet</w:t>
-      </w:r>
-      <w:proofErr w:type="spellEnd"/>
-      <w:r>
-        <w:t xml:space="preserve">, N. J. Casson, S. D. </w:t>
-      </w:r>
-      <w:proofErr w:type="spellStart"/>
-      <w:r>
-        <w:t>Sebestyen</w:t>
-      </w:r>
-      <w:proofErr w:type="spellEnd"/>
-      <w:r>
-        <w:t xml:space="preserve">, R. K. </w:t>
-      </w:r>
-      <w:proofErr w:type="spellStart"/>
-      <w:r>
-        <w:t>Kolka</w:t>
-      </w:r>
-      <w:proofErr w:type="spellEnd"/>
-      <w:r>
-        <w:t xml:space="preserve">, and E. H. Stanley. 2018. Nitrogen and Phosphorus Loads to Temperate Seepage Lakes Associated </w:t>
-      </w:r>
-      <w:proofErr w:type="gramStart"/>
-      <w:r>
-        <w:t>With</w:t>
-      </w:r>
-      <w:proofErr w:type="gramEnd"/>
-      <w:r>
-        <w:t xml:space="preserve"> Allochthonous Dissolved Organic Carbon Loads. Geophysical Research Letters </w:t>
+        <w:t xml:space="preserve">Corman, J. R., B. L. Bertolet, N. J. Casson, S. D. Sebestyen, R. K. Kolka, and E. H. Stanley. 2018. Nitrogen and Phosphorus Loads to Temperate Seepage Lakes Associated With Allochthonous Dissolved Organic Carbon Loads. Geophysical Research Letters </w:t>
       </w:r>
       <w:r>
         <w:rPr>
@@ -14641,15 +14002,7 @@
         <w:pStyle w:val="Bibliography"/>
       </w:pPr>
       <w:r>
-        <w:t xml:space="preserve">Costanza, R., R. De Groot, P. Sutton, S. Van Der Ploeg, S. J. Anderson, I. </w:t>
-      </w:r>
-      <w:proofErr w:type="spellStart"/>
-      <w:r>
-        <w:t>Kubiszewski</w:t>
-      </w:r>
-      <w:proofErr w:type="spellEnd"/>
-      <w:r>
-        <w:t xml:space="preserve">, S. Farber, and R. K. Turner. 2014. Changes in the global value of ecosystem services. Global Environmental Change </w:t>
+        <w:t xml:space="preserve">Costanza, R., R. De Groot, P. Sutton, S. Van Der Ploeg, S. J. Anderson, I. Kubiszewski, S. Farber, and R. K. Turner. 2014. Changes in the global value of ecosystem services. Global Environmental Change </w:t>
       </w:r>
       <w:r>
         <w:rPr>
@@ -14659,15 +14012,7 @@
         <w:t>26</w:t>
       </w:r>
       <w:r>
-        <w:t xml:space="preserve">: 152–158. </w:t>
-      </w:r>
-      <w:proofErr w:type="gramStart"/>
-      <w:r>
-        <w:t>doi:10.1016/j.gloenvcha</w:t>
-      </w:r>
-      <w:proofErr w:type="gramEnd"/>
-      <w:r>
-        <w:t>.2014.04.002</w:t>
+        <w:t>: 152–158. doi:10.1016/j.gloenvcha.2014.04.002</w:t>
       </w:r>
     </w:p>
     <w:p>
@@ -14675,23 +14020,7 @@
         <w:pStyle w:val="Bibliography"/>
       </w:pPr>
       <w:r>
-        <w:t xml:space="preserve">Cuenca-Cambronero, M. and others. 2023. Challenges and opportunities in the use of ponds and </w:t>
-      </w:r>
-      <w:proofErr w:type="spellStart"/>
-      <w:r>
-        <w:t>pondscapes</w:t>
-      </w:r>
-      <w:proofErr w:type="spellEnd"/>
-      <w:r>
-        <w:t xml:space="preserve"> as Nature-based Solutions. </w:t>
-      </w:r>
-      <w:proofErr w:type="spellStart"/>
-      <w:r>
-        <w:t>Hydrobiologia</w:t>
-      </w:r>
-      <w:proofErr w:type="spellEnd"/>
-      <w:r>
-        <w:t xml:space="preserve"> </w:t>
+        <w:t xml:space="preserve">Cuenca-Cambronero, M. and others. 2023. Challenges and opportunities in the use of ponds and pondscapes as Nature-based Solutions. Hydrobiologia </w:t>
       </w:r>
       <w:r>
         <w:rPr>
@@ -14726,29 +14055,8 @@
       <w:pPr>
         <w:pStyle w:val="Bibliography"/>
       </w:pPr>
-      <w:proofErr w:type="spellStart"/>
-      <w:r>
-        <w:t>Dakos</w:t>
-      </w:r>
-      <w:proofErr w:type="spellEnd"/>
-      <w:r>
-        <w:t xml:space="preserve">, V. and others. 2012. Methods for Detecting Early Warnings of Critical Transitions in Time Series Illustrated Using Simulated Ecological Data B. </w:t>
-      </w:r>
-      <w:proofErr w:type="spellStart"/>
-      <w:r>
-        <w:t>Yener</w:t>
-      </w:r>
-      <w:proofErr w:type="spellEnd"/>
-      <w:r>
-        <w:t xml:space="preserve"> [ed.]. </w:t>
-      </w:r>
-      <w:proofErr w:type="spellStart"/>
-      <w:r>
-        <w:t>PLoS</w:t>
-      </w:r>
-      <w:proofErr w:type="spellEnd"/>
-      <w:r>
-        <w:t xml:space="preserve"> ONE </w:t>
+      <w:r>
+        <w:t xml:space="preserve">Dakos, V. and others. 2012. Methods for Detecting Early Warnings of Critical Transitions in Time Series Illustrated Using Simulated Ecological Data B. Yener [ed.]. PLoS ONE </w:t>
       </w:r>
       <w:r>
         <w:rPr>
@@ -14758,15 +14066,7 @@
         <w:t>7</w:t>
       </w:r>
       <w:r>
-        <w:t xml:space="preserve">: e41010. </w:t>
-      </w:r>
-      <w:proofErr w:type="gramStart"/>
-      <w:r>
-        <w:t>doi:10.1371/journal.pone</w:t>
-      </w:r>
-      <w:proofErr w:type="gramEnd"/>
-      <w:r>
-        <w:t>.0041010</w:t>
+        <w:t>: e41010. doi:10.1371/journal.pone.0041010</w:t>
       </w:r>
     </w:p>
     <w:p>
@@ -14774,6 +14074,7 @@
         <w:pStyle w:val="Bibliography"/>
       </w:pPr>
       <w:r>
+        <w:lastRenderedPageBreak/>
         <w:t>Dugan, H. A. 2021. A Comparison of Ecological Memory of Lake Ice</w:t>
       </w:r>
       <w:r>
@@ -14792,23 +14093,7 @@
         <w:t>‐</w:t>
       </w:r>
       <w:r>
-        <w:t xml:space="preserve">Temperate Lakes. J </w:t>
-      </w:r>
-      <w:proofErr w:type="spellStart"/>
-      <w:r>
-        <w:t>Geophys</w:t>
-      </w:r>
-      <w:proofErr w:type="spellEnd"/>
-      <w:r>
-        <w:t xml:space="preserve"> Res </w:t>
-      </w:r>
-      <w:proofErr w:type="spellStart"/>
-      <w:r>
-        <w:t>Biogeosci</w:t>
-      </w:r>
-      <w:proofErr w:type="spellEnd"/>
-      <w:r>
-        <w:t xml:space="preserve"> </w:t>
+        <w:t xml:space="preserve">Temperate Lakes. J Geophys Res Biogeosci </w:t>
       </w:r>
       <w:r>
         <w:rPr>
@@ -14825,13 +14110,8 @@
       <w:pPr>
         <w:pStyle w:val="Bibliography"/>
       </w:pPr>
-      <w:proofErr w:type="spellStart"/>
-      <w:r>
-        <w:t>Gsell</w:t>
-      </w:r>
-      <w:proofErr w:type="spellEnd"/>
-      <w:r>
-        <w:t xml:space="preserve">, A. S. and others. 2016. Evaluating early-warning indicators of critical transitions in natural aquatic ecosystems. Proc. Natl. Acad. Sci. U.S.A. </w:t>
+      <w:r>
+        <w:t xml:space="preserve">Gsell, A. S. and others. 2016. Evaluating early-warning indicators of critical transitions in natural aquatic ecosystems. Proc. Natl. Acad. Sci. U.S.A. </w:t>
       </w:r>
       <w:r>
         <w:rPr>
@@ -14849,31 +14129,7 @@
         <w:pStyle w:val="Bibliography"/>
       </w:pPr>
       <w:r>
-        <w:t xml:space="preserve">Hansen, G. J. A., C. L. Hein, B. M. Roth, M. J. Vander </w:t>
-      </w:r>
-      <w:proofErr w:type="spellStart"/>
-      <w:r>
-        <w:t>Zanden</w:t>
-      </w:r>
-      <w:proofErr w:type="spellEnd"/>
-      <w:r>
-        <w:t xml:space="preserve">, J. W. Gaeta, A. W. </w:t>
-      </w:r>
-      <w:proofErr w:type="spellStart"/>
-      <w:r>
-        <w:t>Latzka</w:t>
-      </w:r>
-      <w:proofErr w:type="spellEnd"/>
-      <w:r>
-        <w:t xml:space="preserve">, and S. R. Carpenter. 2013a. Food web consequences of long-term invasive crayfish control C. </w:t>
-      </w:r>
-      <w:proofErr w:type="spellStart"/>
-      <w:r>
-        <w:t>Ramcharan</w:t>
-      </w:r>
-      <w:proofErr w:type="spellEnd"/>
-      <w:r>
-        <w:t xml:space="preserve"> [ed.]. Canadian Journal of Fisheries and Aquatic Sciences </w:t>
+        <w:t xml:space="preserve">Hansen, G. J. A., C. L. Hein, B. M. Roth, M. J. Vander Zanden, J. W. Gaeta, A. W. Latzka, and S. R. Carpenter. 2013a. Food web consequences of long-term invasive crayfish control C. Ramcharan [ed.]. Canadian Journal of Fisheries and Aquatic Sciences </w:t>
       </w:r>
       <w:r>
         <w:rPr>
@@ -14891,15 +14147,7 @@
         <w:pStyle w:val="Bibliography"/>
       </w:pPr>
       <w:r>
-        <w:t xml:space="preserve">Hansen, G. J. A., A. R. Ives, M. J. Vander </w:t>
-      </w:r>
-      <w:proofErr w:type="spellStart"/>
-      <w:r>
-        <w:t>Zanden</w:t>
-      </w:r>
-      <w:proofErr w:type="spellEnd"/>
-      <w:r>
-        <w:t xml:space="preserve">, and S. R. Carpenter. 2013b. Are rapid transitions between invasive and native species caused by alternative stable states, and does it matter? Ecology </w:t>
+        <w:t xml:space="preserve">Hansen, G. J. A., A. R. Ives, M. J. Vander Zanden, and S. R. Carpenter. 2013b. Are rapid transitions between invasive and native species caused by alternative stable states, and does it matter? Ecology </w:t>
       </w:r>
       <w:r>
         <w:rPr>
@@ -14917,15 +14165,7 @@
         <w:pStyle w:val="Bibliography"/>
       </w:pPr>
       <w:r>
-        <w:t xml:space="preserve">Hansen, G. J. A., T. D. Tunney, L. A. Winslow, and M. J. Vander </w:t>
-      </w:r>
-      <w:proofErr w:type="spellStart"/>
-      <w:r>
-        <w:t>Zanden</w:t>
-      </w:r>
-      <w:proofErr w:type="spellEnd"/>
-      <w:r>
-        <w:t xml:space="preserve">. 2017. Whole-lake invasive crayfish removal and qualitative modeling reveal habitat-specific food web topology. Ecosphere </w:t>
+        <w:t xml:space="preserve">Hansen, G. J. A., T. D. Tunney, L. A. Winslow, and M. J. Vander Zanden. 2017. Whole-lake invasive crayfish removal and qualitative modeling reveal habitat-specific food web topology. Ecosphere </w:t>
       </w:r>
       <w:r>
         <w:rPr>
@@ -14943,23 +14183,7 @@
         <w:pStyle w:val="Bibliography"/>
       </w:pPr>
       <w:r>
-        <w:t xml:space="preserve">Hanson, P. C., D. L. Bade, S. R. Carpenter, and T. K. Kratz. 2003. Lake metabolism: Relationships with dissolved organic carbon and phosphorus. </w:t>
-      </w:r>
-      <w:proofErr w:type="spellStart"/>
-      <w:r>
-        <w:t>Limnol</w:t>
-      </w:r>
-      <w:proofErr w:type="spellEnd"/>
-      <w:r>
-        <w:t xml:space="preserve">. </w:t>
-      </w:r>
-      <w:proofErr w:type="spellStart"/>
-      <w:r>
-        <w:t>Oceanogr</w:t>
-      </w:r>
-      <w:proofErr w:type="spellEnd"/>
-      <w:r>
-        <w:t xml:space="preserve">. </w:t>
+        <w:t xml:space="preserve">Hanson, P. C., D. L. Bade, S. R. Carpenter, and T. K. Kratz. 2003. Lake metabolism: Relationships with dissolved organic carbon and phosphorus. Limnol. Oceanogr. </w:t>
       </w:r>
       <w:r>
         <w:rPr>
@@ -14977,31 +14201,7 @@
         <w:pStyle w:val="Bibliography"/>
       </w:pPr>
       <w:r>
-        <w:t xml:space="preserve">Hessen, D. O., T. Andersen, D. Armstrong McKay, S. </w:t>
-      </w:r>
-      <w:proofErr w:type="spellStart"/>
-      <w:r>
-        <w:t>Kosten</w:t>
-      </w:r>
-      <w:proofErr w:type="spellEnd"/>
-      <w:r>
-        <w:t xml:space="preserve">, M. </w:t>
-      </w:r>
-      <w:proofErr w:type="spellStart"/>
-      <w:r>
-        <w:t>Meerhoff</w:t>
-      </w:r>
-      <w:proofErr w:type="spellEnd"/>
-      <w:r>
-        <w:t xml:space="preserve">, A. Pickard, and B. M. Spears. 2024. Lake ecosystem tipping points and climate feedbacks. Earth Syst. </w:t>
-      </w:r>
-      <w:proofErr w:type="spellStart"/>
-      <w:r>
-        <w:t>Dynam</w:t>
-      </w:r>
-      <w:proofErr w:type="spellEnd"/>
-      <w:r>
-        <w:t xml:space="preserve">. </w:t>
+        <w:t xml:space="preserve">Hessen, D. O., T. Andersen, D. Armstrong McKay, S. Kosten, M. Meerhoff, A. Pickard, and B. M. Spears. 2024. Lake ecosystem tipping points and climate feedbacks. Earth Syst. Dynam. </w:t>
       </w:r>
       <w:r>
         <w:rPr>
@@ -15018,13 +14218,9 @@
       <w:pPr>
         <w:pStyle w:val="Bibliography"/>
       </w:pPr>
-      <w:proofErr w:type="spellStart"/>
-      <w:r>
-        <w:t>Hrycik</w:t>
-      </w:r>
-      <w:proofErr w:type="spellEnd"/>
-      <w:r>
-        <w:t>, A. R. and others. 2021. Earlier winter/spring runoff and snowmelt during warmer winters lead to lower summer chlorophyll</w:t>
+      <w:r>
+        <w:lastRenderedPageBreak/>
+        <w:t>Hrycik, A. R. and others. 2021. Earlier winter/spring runoff and snowmelt during warmer winters lead to lower summer chlorophyll</w:t>
       </w:r>
       <w:r>
         <w:rPr>
@@ -15061,15 +14257,7 @@
         <w:pStyle w:val="Bibliography"/>
       </w:pPr>
       <w:r>
-        <w:t xml:space="preserve">Jane, S. F., L. A. Winslow, C. K. </w:t>
-      </w:r>
-      <w:proofErr w:type="spellStart"/>
-      <w:r>
-        <w:t>Remucal</w:t>
-      </w:r>
-      <w:proofErr w:type="spellEnd"/>
-      <w:r>
-        <w:t>, and K. C. Rose. 2017. Long</w:t>
+        <w:t>Jane, S. F., L. A. Winslow, C. K. Remucal, and K. C. Rose. 2017. Long</w:t>
       </w:r>
       <w:r>
         <w:rPr>
@@ -15078,15 +14266,7 @@
         <w:t>‐</w:t>
       </w:r>
       <w:r>
-        <w:t xml:space="preserve">term trends and synchrony in dissolved organic matter characteristics in Wisconsin, USA, lakes: Quality, not quantity, is highly sensitive to climate. JGR </w:t>
-      </w:r>
-      <w:proofErr w:type="spellStart"/>
-      <w:r>
-        <w:t>Biogeosciences</w:t>
-      </w:r>
-      <w:proofErr w:type="spellEnd"/>
-      <w:r>
-        <w:t xml:space="preserve"> </w:t>
+        <w:t xml:space="preserve">term trends and synchrony in dissolved organic matter characteristics in Wisconsin, USA, lakes: Quality, not quantity, is highly sensitive to climate. JGR Biogeosciences </w:t>
       </w:r>
       <w:r>
         <w:rPr>
@@ -15104,23 +14284,7 @@
         <w:pStyle w:val="Bibliography"/>
       </w:pPr>
       <w:r>
-        <w:t xml:space="preserve">Johnson, R. A., T. J. Butts, E. A. Albright, S. J. Hall, J. A. Walter, and G. M. Wilkinson. 2026. Immediate and cumulative effects of nutrient and extreme weather disturbances on pond greenhouse gas emissions. </w:t>
-      </w:r>
-      <w:proofErr w:type="spellStart"/>
-      <w:r>
-        <w:t>Limnol</w:t>
-      </w:r>
-      <w:proofErr w:type="spellEnd"/>
-      <w:r>
-        <w:t xml:space="preserve"> </w:t>
-      </w:r>
-      <w:proofErr w:type="spellStart"/>
-      <w:r>
-        <w:t>Oceanogr</w:t>
-      </w:r>
-      <w:proofErr w:type="spellEnd"/>
-      <w:r>
-        <w:t xml:space="preserve"> Letters </w:t>
+        <w:t xml:space="preserve">Johnson, R. A., T. J. Butts, E. A. Albright, S. J. Hall, J. A. Walter, and G. M. Wilkinson. 2026. Immediate and cumulative effects of nutrient and extreme weather disturbances on pond greenhouse gas emissions. Limnol Oceanogr Letters </w:t>
       </w:r>
       <w:r>
         <w:rPr>
@@ -15138,15 +14302,7 @@
         <w:pStyle w:val="Bibliography"/>
       </w:pPr>
       <w:r>
-        <w:t xml:space="preserve">Kratz, T. K., K. E. Webster, J. L. </w:t>
-      </w:r>
-      <w:proofErr w:type="spellStart"/>
-      <w:r>
-        <w:t>Riera</w:t>
-      </w:r>
-      <w:proofErr w:type="spellEnd"/>
-      <w:r>
-        <w:t xml:space="preserve">, D. B. Lewis, and A. I. Pollard. 2006. Making Sense of the landscape: Geomorphic legacies and the landscape position of lakes, p. 49–66. </w:t>
+        <w:t xml:space="preserve">Kratz, T. K., K. E. Webster, J. L. Riera, D. B. Lewis, and A. I. Pollard. 2006. Making Sense of the landscape: Geomorphic legacies and the landscape position of lakes, p. 49–66. </w:t>
       </w:r>
       <w:r>
         <w:rPr>
@@ -15163,29 +14319,8 @@
       <w:pPr>
         <w:pStyle w:val="Bibliography"/>
       </w:pPr>
-      <w:proofErr w:type="spellStart"/>
-      <w:r>
-        <w:t>Ladwig</w:t>
-      </w:r>
-      <w:proofErr w:type="spellEnd"/>
-      <w:r>
-        <w:t xml:space="preserve">, R., A. P. Appling, A. Delany, H. A. Dugan, Q. Gao, N. </w:t>
-      </w:r>
-      <w:proofErr w:type="spellStart"/>
-      <w:r>
-        <w:t>Lottig</w:t>
-      </w:r>
-      <w:proofErr w:type="spellEnd"/>
-      <w:r>
-        <w:t xml:space="preserve">, J. </w:t>
-      </w:r>
-      <w:proofErr w:type="spellStart"/>
-      <w:r>
-        <w:t>Stachelek</w:t>
-      </w:r>
-      <w:proofErr w:type="spellEnd"/>
-      <w:r>
-        <w:t xml:space="preserve">, and P. C. Hanson. 2022. Long-term change in metabolism phenology in north temperate lakes. Limnology and Oceanography </w:t>
+      <w:r>
+        <w:t xml:space="preserve">Ladwig, R., A. P. Appling, A. Delany, H. A. Dugan, Q. Gao, N. Lottig, J. Stachelek, and P. C. Hanson. 2022. Long-term change in metabolism phenology in north temperate lakes. Limnology and Oceanography </w:t>
       </w:r>
       <w:r>
         <w:rPr>
@@ -15202,21 +14337,8 @@
       <w:pPr>
         <w:pStyle w:val="Bibliography"/>
       </w:pPr>
-      <w:proofErr w:type="spellStart"/>
-      <w:r>
-        <w:t>Loecke</w:t>
-      </w:r>
-      <w:proofErr w:type="spellEnd"/>
-      <w:r>
-        <w:t xml:space="preserve">, T. D., A. J. Burgin, D. A. </w:t>
-      </w:r>
-      <w:proofErr w:type="spellStart"/>
-      <w:r>
-        <w:t>Riveros-Iregui</w:t>
-      </w:r>
-      <w:proofErr w:type="spellEnd"/>
-      <w:r>
-        <w:t xml:space="preserve">, A. S. Ward, S. A. Thomas, C. A. Davis, and M. A. St. Clair. 2017. Weather whiplash in agricultural regions drives deterioration of water quality. Biogeochemistry </w:t>
+      <w:r>
+        <w:t xml:space="preserve">Loecke, T. D., A. J. Burgin, D. A. Riveros-Iregui, A. S. Ward, S. A. Thomas, C. A. Davis, and M. A. St. Clair. 2017. Weather whiplash in agricultural regions drives deterioration of water quality. Biogeochemistry </w:t>
       </w:r>
       <w:r>
         <w:rPr>
@@ -15234,15 +14356,8 @@
         <w:pStyle w:val="Bibliography"/>
       </w:pPr>
       <w:r>
-        <w:t xml:space="preserve">Lynch, A. J. and others. 2021. Managing for </w:t>
-      </w:r>
-      <w:proofErr w:type="spellStart"/>
-      <w:r>
-        <w:t>RADical</w:t>
-      </w:r>
-      <w:proofErr w:type="spellEnd"/>
-      <w:r>
-        <w:t xml:space="preserve"> ecosystem change: applying the Resist</w:t>
+        <w:lastRenderedPageBreak/>
+        <w:t>Lynch, A. J. and others. 2021. Managing for RADical ecosystem change: applying the Resist</w:t>
       </w:r>
       <w:r>
         <w:rPr>
@@ -15260,15 +14375,7 @@
         <w:t>‐</w:t>
       </w:r>
       <w:r>
-        <w:t xml:space="preserve">Direct (RAD) framework. Frontiers in </w:t>
-      </w:r>
-      <w:proofErr w:type="spellStart"/>
-      <w:r>
-        <w:t>Ecol</w:t>
-      </w:r>
-      <w:proofErr w:type="spellEnd"/>
-      <w:r>
-        <w:t xml:space="preserve"> &amp; Environ </w:t>
+        <w:t xml:space="preserve">Direct (RAD) framework. Frontiers in Ecol &amp; Environ </w:t>
       </w:r>
       <w:r>
         <w:rPr>
@@ -15286,15 +14393,7 @@
         <w:pStyle w:val="Bibliography"/>
       </w:pPr>
       <w:r>
-        <w:t xml:space="preserve">Martin, B. E., J. R. Walsh, and M. J. Vander </w:t>
-      </w:r>
-      <w:proofErr w:type="spellStart"/>
-      <w:r>
-        <w:t>Zanden</w:t>
-      </w:r>
-      <w:proofErr w:type="spellEnd"/>
-      <w:r>
-        <w:t xml:space="preserve">. 2022. Rise of a native apex predator and an invasive zooplankton cause successive ecological regime shifts in a North Temperate Lake. Limnology &amp; Oceanography </w:t>
+        <w:t xml:space="preserve">Martin, B. E., J. R. Walsh, and M. J. Vander Zanden. 2022. Rise of a native apex predator and an invasive zooplankton cause successive ecological regime shifts in a North Temperate Lake. Limnology &amp; Oceanography </w:t>
       </w:r>
       <w:r>
         <w:rPr>
@@ -15311,29 +14410,8 @@
       <w:pPr>
         <w:pStyle w:val="Bibliography"/>
       </w:pPr>
-      <w:proofErr w:type="spellStart"/>
-      <w:r>
-        <w:t>Mrnak</w:t>
-      </w:r>
-      <w:proofErr w:type="spellEnd"/>
-      <w:r>
-        <w:t xml:space="preserve">, J. T., M. V. Wilkinson, L. W. Sikora, L. M. Feucht, A. M. </w:t>
-      </w:r>
-      <w:proofErr w:type="spellStart"/>
-      <w:r>
-        <w:t>Mrnak</w:t>
-      </w:r>
-      <w:proofErr w:type="spellEnd"/>
-      <w:r>
-        <w:t xml:space="preserve">, M. J. Vander </w:t>
-      </w:r>
-      <w:proofErr w:type="spellStart"/>
-      <w:r>
-        <w:t>Zanden</w:t>
-      </w:r>
-      <w:proofErr w:type="spellEnd"/>
-      <w:r>
-        <w:t xml:space="preserve">, and G. G. Sass. 2025. Invasive control and native restoration: Directing ecosystem transformation through purposeful food web manipulations. Fisheries </w:t>
+      <w:r>
+        <w:t xml:space="preserve">Mrnak, J. T., M. V. Wilkinson, L. W. Sikora, L. M. Feucht, A. M. Mrnak, M. J. Vander Zanden, and G. G. Sass. 2025. Invasive control and native restoration: Directing ecosystem transformation through purposeful food web manipulations. Fisheries </w:t>
       </w:r>
       <w:r>
         <w:rPr>
@@ -15343,28 +14421,15 @@
         <w:t>50</w:t>
       </w:r>
       <w:r>
-        <w:t>: 194–208. doi:10.1093/</w:t>
-      </w:r>
-      <w:proofErr w:type="spellStart"/>
-      <w:r>
-        <w:t>fshmag</w:t>
-      </w:r>
-      <w:proofErr w:type="spellEnd"/>
-      <w:r>
-        <w:t>/vuae017</w:t>
+        <w:t>: 194–208. doi:10.1093/fshmag/vuae017</w:t>
       </w:r>
     </w:p>
     <w:p>
       <w:pPr>
         <w:pStyle w:val="Bibliography"/>
       </w:pPr>
-      <w:proofErr w:type="spellStart"/>
-      <w:r>
-        <w:t>Nolting</w:t>
-      </w:r>
-      <w:proofErr w:type="spellEnd"/>
-      <w:r>
-        <w:t>, B. C., and K. C. Abbott. 2016. Balls, cups, and quasi</w:t>
+      <w:r>
+        <w:t>Nolting, B. C., and K. C. Abbott. 2016. Balls, cups, and quasi</w:t>
       </w:r>
       <w:r>
         <w:rPr>
@@ -15409,15 +14474,7 @@
         <w:pStyle w:val="Bibliography"/>
       </w:pPr>
       <w:r>
-        <w:t xml:space="preserve">Pace, M. L., R. D. Batt, C. D. </w:t>
-      </w:r>
-      <w:proofErr w:type="spellStart"/>
-      <w:r>
-        <w:t>Buelo</w:t>
-      </w:r>
-      <w:proofErr w:type="spellEnd"/>
-      <w:r>
-        <w:t xml:space="preserve">, S. R. Carpenter, J. J. Cole, J. T. Kurtzweil, and G. M. Wilkinson. 2017. Reversal of a cyanobacterial bloom in response to early warnings. Proc. Natl. Acad. Sci. U.S.A. </w:t>
+        <w:t xml:space="preserve">Pace, M. L., R. D. Batt, C. D. Buelo, S. R. Carpenter, J. J. Cole, J. T. Kurtzweil, and G. M. Wilkinson. 2017. Reversal of a cyanobacterial bloom in response to early warnings. Proc. Natl. Acad. Sci. U.S.A. </w:t>
       </w:r>
       <w:r>
         <w:rPr>
@@ -15435,15 +14492,7 @@
         <w:pStyle w:val="Bibliography"/>
       </w:pPr>
       <w:r>
-        <w:t xml:space="preserve">Pace, M. L., C. D. </w:t>
-      </w:r>
-      <w:proofErr w:type="spellStart"/>
-      <w:r>
-        <w:t>Buelo</w:t>
-      </w:r>
-      <w:proofErr w:type="spellEnd"/>
-      <w:r>
-        <w:t xml:space="preserve">, and S. R. Carpenter. 2021. Phytoplankton biomass, dissolved organic matter, and temperature drive respiration in whole lake nutrient additions. Limnology &amp; Oceanography </w:t>
+        <w:t xml:space="preserve">Pace, M. L., C. D. Buelo, and S. R. Carpenter. 2021a. Phytoplankton biomass, dissolved organic matter, and temperature drive respiration in whole lake nutrient additions. Limnology &amp; Oceanography </w:t>
       </w:r>
       <w:r>
         <w:rPr>
@@ -15461,33 +14510,18 @@
         <w:pStyle w:val="Bibliography"/>
       </w:pPr>
       <w:r>
-        <w:t xml:space="preserve">Pace, M. L., S. R. Carpenter, R. A. Johnson, and J. T. Kurtzweil. 2013. Zooplankton provide early warnings of a regime shift in a whole lake manipulation. </w:t>
-      </w:r>
-      <w:proofErr w:type="spellStart"/>
-      <w:r>
-        <w:t>Limnol</w:t>
-      </w:r>
-      <w:proofErr w:type="spellEnd"/>
-      <w:r>
-        <w:t xml:space="preserve">. </w:t>
-      </w:r>
-      <w:proofErr w:type="spellStart"/>
-      <w:r>
-        <w:t>Oceanogr</w:t>
-      </w:r>
-      <w:proofErr w:type="spellEnd"/>
-      <w:r>
-        <w:t xml:space="preserve">. </w:t>
+        <w:lastRenderedPageBreak/>
+        <w:t xml:space="preserve">Pace, M. L., C. D. Buelo, and S. R. Carpenter. 2021b. Phytoplankton biomass, dissolved organic matter, and temperature drive respiration in whole lake nutrient additions. Limnology &amp; Oceanography </w:t>
       </w:r>
       <w:r>
         <w:rPr>
           <w:b/>
           <w:bCs/>
         </w:rPr>
-        <w:t>58</w:t>
-      </w:r>
-      <w:r>
-        <w:t>: 525–532. doi:10.4319/lo.2013.58.2.0525</w:t>
+        <w:t>66</w:t>
+      </w:r>
+      <w:r>
+        <w:t>: 2174–2186. doi:10.1002/lno.11738</w:t>
       </w:r>
     </w:p>
     <w:p>
@@ -15495,103 +14529,53 @@
         <w:pStyle w:val="Bibliography"/>
       </w:pPr>
       <w:r>
-        <w:t xml:space="preserve">Pace, M. L., and J. J. Cole. 2002. Synchronous variation of dissolved organic carbon and color in lakes. Limnology &amp; Oceanography </w:t>
+        <w:t xml:space="preserve">Pace, M. L., S. R. Carpenter, R. A. Johnson, and J. T. Kurtzweil. 2013. Zooplankton provide early warnings of a regime shift in a whole lake manipulation. Limnol. Oceanogr. </w:t>
       </w:r>
       <w:r>
         <w:rPr>
           <w:b/>
           <w:bCs/>
         </w:rPr>
-        <w:t>47</w:t>
-      </w:r>
-      <w:r>
-        <w:t>: 333–342. doi:10.4319/lo.2002.47.2.0333</w:t>
+        <w:t>58</w:t>
+      </w:r>
+      <w:r>
+        <w:t>: 525–532. doi:10.4319/lo.2013.58.2.0525</w:t>
       </w:r>
     </w:p>
     <w:p>
       <w:pPr>
         <w:pStyle w:val="Bibliography"/>
       </w:pPr>
-      <w:proofErr w:type="spellStart"/>
-      <w:r>
-        <w:t>Peeters</w:t>
-      </w:r>
-      <w:proofErr w:type="spellEnd"/>
-      <w:r>
-        <w:t xml:space="preserve">, F., D. </w:t>
-      </w:r>
-      <w:proofErr w:type="spellStart"/>
-      <w:r>
-        <w:t>Straile</w:t>
-      </w:r>
-      <w:proofErr w:type="spellEnd"/>
-      <w:r>
-        <w:t xml:space="preserve">, A. </w:t>
-      </w:r>
-      <w:proofErr w:type="spellStart"/>
-      <w:r>
-        <w:t>Lorke</w:t>
-      </w:r>
-      <w:proofErr w:type="spellEnd"/>
-      <w:r>
-        <w:t xml:space="preserve">, and D. M. Livingstone. 2007. Earlier onset of the spring phytoplankton bloom in lakes of the temperate zone in a warmer climate. Global Change Biology </w:t>
+      <w:r>
+        <w:t xml:space="preserve">Pace, M. L., and J. J. Cole. 2002. Synchronous variation of dissolved organic carbon and color in lakes. Limnology &amp; Oceanography </w:t>
       </w:r>
       <w:r>
         <w:rPr>
           <w:b/>
           <w:bCs/>
         </w:rPr>
-        <w:t>13</w:t>
-      </w:r>
-      <w:r>
-        <w:t>: 1898–1909. doi:10.1111/j.1365-2486.</w:t>
-      </w:r>
-      <w:proofErr w:type="gramStart"/>
-      <w:r>
-        <w:t>2007.01412.x</w:t>
-      </w:r>
-      <w:proofErr w:type="gramEnd"/>
+        <w:t>47</w:t>
+      </w:r>
+      <w:r>
+        <w:t>: 333–342. doi:10.4319/lo.2002.47.2.0333</w:t>
+      </w:r>
     </w:p>
     <w:p>
       <w:pPr>
         <w:pStyle w:val="Bibliography"/>
       </w:pPr>
       <w:r>
-        <w:t xml:space="preserve">Perales, K. M., C. L. Hein, N. R. </w:t>
-      </w:r>
-      <w:proofErr w:type="spellStart"/>
-      <w:r>
-        <w:t>Lottig</w:t>
-      </w:r>
-      <w:proofErr w:type="spellEnd"/>
-      <w:r>
-        <w:t xml:space="preserve">, and M. J. Vander </w:t>
-      </w:r>
-      <w:proofErr w:type="spellStart"/>
-      <w:r>
-        <w:t>Zanden</w:t>
-      </w:r>
-      <w:proofErr w:type="spellEnd"/>
-      <w:r>
-        <w:t xml:space="preserve">. 2020. Lake water level response to drought in a lake-rich region explained by lake and landscape characteristics. Can. J. Fish. </w:t>
-      </w:r>
-      <w:proofErr w:type="spellStart"/>
-      <w:r>
-        <w:t>Aquat</w:t>
-      </w:r>
-      <w:proofErr w:type="spellEnd"/>
-      <w:r>
-        <w:t xml:space="preserve">. Sci. </w:t>
+        <w:t xml:space="preserve">Peeters, F., D. Straile, A. Lorke, and D. M. Livingstone. 2007. Earlier onset of the spring phytoplankton bloom in lakes of the temperate zone in a warmer climate. Global Change Biology </w:t>
       </w:r>
       <w:r>
         <w:rPr>
           <w:b/>
           <w:bCs/>
         </w:rPr>
-        <w:t>77</w:t>
-      </w:r>
-      <w:r>
-        <w:t>: 1836–1845. doi:10.1139/cjfas-2019-0270</w:t>
+        <w:t>13</w:t>
+      </w:r>
+      <w:r>
+        <w:t>: 1898–1909. doi:10.1111/j.1365-2486.2007.01412.x</w:t>
       </w:r>
     </w:p>
     <w:p>
@@ -15599,38 +14583,25 @@
         <w:pStyle w:val="Bibliography"/>
       </w:pPr>
       <w:r>
-        <w:t>Ramsay, J. O., and B. W. Silverman. 2005. Functional data analysis, 2nd ed. Springer.</w:t>
+        <w:t xml:space="preserve">Perales, K. M., C. L. Hein, N. R. Lottig, and M. J. Vander Zanden. 2020. Lake water level response to drought in a lake-rich region explained by lake and landscape characteristics. Can. J. Fish. Aquat. Sci. </w:t>
+      </w:r>
+      <w:r>
+        <w:rPr>
+          <w:b/>
+          <w:bCs/>
+        </w:rPr>
+        <w:t>77</w:t>
+      </w:r>
+      <w:r>
+        <w:t>: 1836–1845. doi:10.1139/cjfas-2019-0270</w:t>
       </w:r>
     </w:p>
     <w:p>
       <w:pPr>
         <w:pStyle w:val="Bibliography"/>
       </w:pPr>
-      <w:proofErr w:type="spellStart"/>
-      <w:r>
-        <w:t>Scheffer</w:t>
-      </w:r>
-      <w:proofErr w:type="spellEnd"/>
-      <w:r>
-        <w:t xml:space="preserve">, M., and S. R. Carpenter. 2003. Catastrophic regime shifts in ecosystems: linking theory to observation. Trends in Ecology &amp; Evolution </w:t>
-      </w:r>
-      <w:r>
-        <w:rPr>
-          <w:b/>
-          <w:bCs/>
-        </w:rPr>
-        <w:t>18</w:t>
-      </w:r>
-      <w:r>
-        <w:t xml:space="preserve">: 648–656. </w:t>
-      </w:r>
-      <w:proofErr w:type="gramStart"/>
-      <w:r>
-        <w:t>doi:10.1016/j.tree</w:t>
-      </w:r>
-      <w:proofErr w:type="gramEnd"/>
-      <w:r>
-        <w:t>.2003.09.002</w:t>
+      <w:r>
+        <w:t>Ramsay, J. O., and B. W. Silverman. 2005. Functional data analysis, 2nd ed. Springer.</w:t>
       </w:r>
     </w:p>
     <w:p>
@@ -15638,25 +14609,17 @@
         <w:pStyle w:val="Bibliography"/>
       </w:pPr>
       <w:r>
-        <w:t xml:space="preserve">Seybold, E. C., M. L. Fork, A. E. Braswell, J. R. </w:t>
-      </w:r>
-      <w:proofErr w:type="spellStart"/>
-      <w:r>
-        <w:t>Blaszczak</w:t>
-      </w:r>
-      <w:proofErr w:type="spellEnd"/>
-      <w:r>
-        <w:t xml:space="preserve">, M. R. Fuller, K. E. Kaiser, J. M. Mallard, and M. A. Zimmer. 2022. A Classification Framework to Assess Ecological, Biogeochemical, and Hydrologic Synchrony and Asynchrony. Ecosystems </w:t>
+        <w:t xml:space="preserve">Scheffer, M., and S. R. Carpenter. 2003. Catastrophic regime shifts in ecosystems: linking theory to observation. Trends in Ecology &amp; Evolution </w:t>
       </w:r>
       <w:r>
         <w:rPr>
           <w:b/>
           <w:bCs/>
         </w:rPr>
-        <w:t>25</w:t>
-      </w:r>
-      <w:r>
-        <w:t>: 989–1005. doi:10.1007/s10021-021-00700-1</w:t>
+        <w:t>18</w:t>
+      </w:r>
+      <w:r>
+        <w:t>: 648–656. doi:10.1016/j.tree.2003.09.002</w:t>
       </w:r>
     </w:p>
     <w:p>
@@ -15664,7 +14627,21 @@
         <w:pStyle w:val="Bibliography"/>
       </w:pPr>
       <w:r>
-        <w:t>Smith, C. A. 2016. Assessing efficiency of the Gradual Entrainment Lake Inverter (GELI) lake mixing technology and characterizing the effect of mixing on pelagic lake ecosystem metabolism. M.S. University of Wisconsin-Madison.</w:t>
+        <w:t xml:space="preserve">Seybold, E. C., M. L. Fork, A. E. Braswell, J. R. Blaszczak, M. R. Fuller, K. E. Kaiser, J. M. Mallard, and M. A. Zimmer. 2022. A Classification Framework to Assess Ecological, </w:t>
+      </w:r>
+      <w:r>
+        <w:lastRenderedPageBreak/>
+        <w:t xml:space="preserve">Biogeochemical, and Hydrologic Synchrony and Asynchrony. Ecosystems </w:t>
+      </w:r>
+      <w:r>
+        <w:rPr>
+          <w:b/>
+          <w:bCs/>
+        </w:rPr>
+        <w:t>25</w:t>
+      </w:r>
+      <w:r>
+        <w:t>: 989–1005. doi:10.1007/s10021-021-00700-1</w:t>
       </w:r>
     </w:p>
     <w:p>
@@ -15672,40 +14649,25 @@
         <w:pStyle w:val="Bibliography"/>
       </w:pPr>
       <w:r>
-        <w:t xml:space="preserve">Solomon, C. T. and others. 2015. Ecosystem Consequences of Changing Inputs of Terrestrial Dissolved Organic Matter to Lakes: Current Knowledge and Future Challenges. Ecosystems </w:t>
-      </w:r>
-      <w:r>
-        <w:rPr>
-          <w:b/>
-          <w:bCs/>
-        </w:rPr>
-        <w:t>18</w:t>
-      </w:r>
-      <w:r>
-        <w:t>: 376–389. doi:10.1007/s10021-015-9848-y</w:t>
+        <w:t>Smith, C. A. 2016. Assessing efficiency of the Gradual Entrainment Lake Inverter (GELI) lake mixing technology and characterizing the effect of mixing on pelagic lake ecosystem metabolism. M.S. University of Wisconsin-Madison.</w:t>
       </w:r>
     </w:p>
     <w:p>
       <w:pPr>
         <w:pStyle w:val="Bibliography"/>
       </w:pPr>
-      <w:proofErr w:type="spellStart"/>
-      <w:r>
-        <w:t>Staehr</w:t>
-      </w:r>
-      <w:proofErr w:type="spellEnd"/>
-      <w:r>
-        <w:t xml:space="preserve">, P. A., J. P. A. Christensen, R. D. Batt, and J. S. Read. 2012. Ecosystem metabolism in a stratified lake. Limnology and Oceanography </w:t>
+      <w:r>
+        <w:t xml:space="preserve">Solomon, C. T. and others. 2015. Ecosystem Consequences of Changing Inputs of Terrestrial Dissolved Organic Matter to Lakes: Current Knowledge and Future Challenges. Ecosystems </w:t>
       </w:r>
       <w:r>
         <w:rPr>
           <w:b/>
           <w:bCs/>
         </w:rPr>
-        <w:t>57</w:t>
-      </w:r>
-      <w:r>
-        <w:t>: 1317–1330. doi:10.4319/lo.2012.57.5.1317</w:t>
+        <w:t>18</w:t>
+      </w:r>
+      <w:r>
+        <w:t>: 376–389. doi:10.1007/s10021-015-9848-y</w:t>
       </w:r>
     </w:p>
     <w:p>
@@ -15713,122 +14675,51 @@
         <w:pStyle w:val="Bibliography"/>
       </w:pPr>
       <w:r>
-        <w:t xml:space="preserve">Steffen, W. and others. 2015. Planetary boundaries: Guiding human development on a changing planet. Science </w:t>
+        <w:t xml:space="preserve">Staehr, P. A., J. P. A. Christensen, R. D. Batt, and J. S. Read. 2012. Ecosystem metabolism in a stratified lake. Limnology and Oceanography </w:t>
       </w:r>
       <w:r>
         <w:rPr>
           <w:b/>
           <w:bCs/>
         </w:rPr>
-        <w:t>347</w:t>
-      </w:r>
-      <w:r>
-        <w:t>: 1259855. doi:10.1126/science.1259855</w:t>
+        <w:t>57</w:t>
+      </w:r>
+      <w:r>
+        <w:t>: 1317–1330. doi:10.4319/lo.2012.57.5.1317</w:t>
       </w:r>
     </w:p>
     <w:p>
       <w:pPr>
         <w:pStyle w:val="Bibliography"/>
       </w:pPr>
-      <w:proofErr w:type="spellStart"/>
-      <w:r>
-        <w:t>Szydlowski</w:t>
-      </w:r>
-      <w:proofErr w:type="spellEnd"/>
-      <w:r>
-        <w:t>, D. 2026. Climate-Driven Variability in Lakes Alters Resilience of Primary Production to Short-Term Perturbations by Weather and Nutrients. The University of Wisconsin - Madison.</w:t>
+      <w:r>
+        <w:t xml:space="preserve">Steffen, W. and others. 2015. Planetary boundaries: Guiding human development on a changing planet. Science </w:t>
+      </w:r>
+      <w:r>
+        <w:rPr>
+          <w:b/>
+          <w:bCs/>
+        </w:rPr>
+        <w:t>347</w:t>
+      </w:r>
+      <w:r>
+        <w:t>: 1259855. doi:10.1126/science.1259855</w:t>
       </w:r>
     </w:p>
     <w:p>
       <w:pPr>
         <w:pStyle w:val="Bibliography"/>
       </w:pPr>
-      <w:proofErr w:type="spellStart"/>
-      <w:r>
-        <w:t>Szydlowski</w:t>
-      </w:r>
-      <w:proofErr w:type="spellEnd"/>
-      <w:r>
-        <w:t xml:space="preserve">, D. K., K. A. </w:t>
-      </w:r>
-      <w:proofErr w:type="spellStart"/>
-      <w:r>
-        <w:t>Bollini</w:t>
-      </w:r>
-      <w:proofErr w:type="spellEnd"/>
-      <w:r>
-        <w:t xml:space="preserve">, M. L. Pace, and G. M. Wilkinson. 2025. Aquatic heatwaves increase surface chlorophyll concentrations in experimental and reference lakes. </w:t>
-      </w:r>
-      <w:proofErr w:type="spellStart"/>
-      <w:r>
-        <w:t>Limnol</w:t>
-      </w:r>
-      <w:proofErr w:type="spellEnd"/>
-      <w:r>
-        <w:t xml:space="preserve"> </w:t>
-      </w:r>
-      <w:proofErr w:type="spellStart"/>
-      <w:r>
-        <w:t>Oceanogr</w:t>
-      </w:r>
-      <w:proofErr w:type="spellEnd"/>
-      <w:r>
-        <w:t xml:space="preserve"> Letters </w:t>
-      </w:r>
-      <w:r>
-        <w:rPr>
-          <w:b/>
-          <w:bCs/>
-        </w:rPr>
-        <w:t>10</w:t>
-      </w:r>
-      <w:r>
-        <w:t>: 453–463. doi:10.1002/lol2.70024</w:t>
+      <w:r>
+        <w:t>Szydlowski, D. 2026. Climate-Driven Variability in Lakes Alters Resilience of Primary Production to Short-Term Perturbations by Weather and Nutrients. The University of Wisconsin - Madison.</w:t>
       </w:r>
     </w:p>
     <w:p>
       <w:pPr>
         <w:pStyle w:val="Bibliography"/>
       </w:pPr>
-      <w:proofErr w:type="spellStart"/>
-      <w:r>
-        <w:t>Toming</w:t>
-      </w:r>
-      <w:proofErr w:type="spellEnd"/>
-      <w:r>
-        <w:t xml:space="preserve">, K., J. Kotta, E. </w:t>
-      </w:r>
-      <w:proofErr w:type="spellStart"/>
-      <w:r>
-        <w:t>Uuemaa</w:t>
-      </w:r>
-      <w:proofErr w:type="spellEnd"/>
-      <w:r>
-        <w:t xml:space="preserve">, S. Sobek, T. </w:t>
-      </w:r>
-      <w:proofErr w:type="spellStart"/>
-      <w:r>
-        <w:t>Kutser</w:t>
-      </w:r>
-      <w:proofErr w:type="spellEnd"/>
-      <w:r>
-        <w:t xml:space="preserve">, and L. J. </w:t>
-      </w:r>
-      <w:proofErr w:type="spellStart"/>
-      <w:r>
-        <w:t>Tranvik</w:t>
-      </w:r>
-      <w:proofErr w:type="spellEnd"/>
-      <w:r>
-        <w:t xml:space="preserve">. 2020. </w:t>
-      </w:r>
-      <w:proofErr w:type="gramStart"/>
-      <w:r>
-        <w:t>Predicting lake</w:t>
-      </w:r>
-      <w:proofErr w:type="gramEnd"/>
-      <w:r>
-        <w:t xml:space="preserve"> dissolved organic carbon at a global scale. Sci Rep </w:t>
+      <w:r>
+        <w:t xml:space="preserve">Szydlowski, D. K., K. A. Bollini, M. L. Pace, and G. M. Wilkinson. 2025. Aquatic heatwaves increase surface chlorophyll concentrations in experimental and reference lakes. Limnol Oceanogr Letters </w:t>
       </w:r>
       <w:r>
         <w:rPr>
@@ -15838,30 +14729,25 @@
         <w:t>10</w:t>
       </w:r>
       <w:r>
-        <w:t>: 8471. doi:10.1038/s41598-020-65010-3</w:t>
+        <w:t>: 453–463. doi:10.1002/lol2.70024</w:t>
       </w:r>
     </w:p>
     <w:p>
       <w:pPr>
         <w:pStyle w:val="Bibliography"/>
       </w:pPr>
-      <w:proofErr w:type="spellStart"/>
-      <w:r>
-        <w:t>Trovillion</w:t>
-      </w:r>
-      <w:proofErr w:type="spellEnd"/>
-      <w:r>
-        <w:t xml:space="preserve">, D. C., E. L. Sauer, G. Shay, E. R. Crone, and D. L. Preston. 2023. Habitat complexity, connectivity, and introduced fish drive pond community structure along an urban to rural gradient. Ecological Applications </w:t>
+      <w:r>
+        <w:t xml:space="preserve">Toming, K., J. Kotta, E. Uuemaa, S. Sobek, T. Kutser, and L. J. Tranvik. 2020. Predicting lake dissolved organic carbon at a global scale. Sci Rep </w:t>
       </w:r>
       <w:r>
         <w:rPr>
           <w:b/>
           <w:bCs/>
         </w:rPr>
-        <w:t>33</w:t>
-      </w:r>
-      <w:r>
-        <w:t>: e2828. doi:10.1002/eap.2828</w:t>
+        <w:t>10</w:t>
+      </w:r>
+      <w:r>
+        <w:t>: 8471. doi:10.1038/s41598-020-65010-3</w:t>
       </w:r>
     </w:p>
     <w:p>
@@ -15869,33 +14755,18 @@
         <w:pStyle w:val="Bibliography"/>
       </w:pPr>
       <w:r>
-        <w:t xml:space="preserve">Van </w:t>
-      </w:r>
-      <w:proofErr w:type="spellStart"/>
-      <w:r>
-        <w:t>Nes</w:t>
-      </w:r>
-      <w:proofErr w:type="spellEnd"/>
-      <w:r>
-        <w:t xml:space="preserve">, E. H., W. J. Rip, and M. </w:t>
-      </w:r>
-      <w:proofErr w:type="spellStart"/>
-      <w:r>
-        <w:t>Scheffer</w:t>
-      </w:r>
-      <w:proofErr w:type="spellEnd"/>
-      <w:r>
-        <w:t xml:space="preserve">. 2007. A Theory for Cyclic Shifts between Alternative States in Shallow Lakes. Ecosystems </w:t>
+        <w:lastRenderedPageBreak/>
+        <w:t xml:space="preserve">Trovillion, D. C., E. L. Sauer, G. Shay, E. R. Crone, and D. L. Preston. 2023. Habitat complexity, connectivity, and introduced fish drive pond community structure along an urban to rural gradient. Ecological Applications </w:t>
       </w:r>
       <w:r>
         <w:rPr>
           <w:b/>
           <w:bCs/>
         </w:rPr>
-        <w:t>10</w:t>
-      </w:r>
-      <w:r>
-        <w:t>: 17. doi:10.1007/s10021-006-0176-0</w:t>
+        <w:t>33</w:t>
+      </w:r>
+      <w:r>
+        <w:t>: e2828. doi:10.1002/eap.2828</w:t>
       </w:r>
     </w:p>
     <w:p>
@@ -15903,17 +14774,17 @@
         <w:pStyle w:val="Bibliography"/>
       </w:pPr>
       <w:r>
-        <w:t xml:space="preserve">Walter, J. A. and others. 2024. Spatial synchrony cascades across ecosystem boundaries and up food webs via resource subsidies. Proc. Natl. Acad. Sci. U.S.A. </w:t>
+        <w:t xml:space="preserve">Van Nes, E. H., W. J. Rip, and M. Scheffer. 2007. A Theory for Cyclic Shifts between Alternative States in Shallow Lakes. Ecosystems </w:t>
       </w:r>
       <w:r>
         <w:rPr>
           <w:b/>
           <w:bCs/>
         </w:rPr>
-        <w:t>121</w:t>
-      </w:r>
-      <w:r>
-        <w:t>: e2310052120. doi:10.1073/pnas.2310052120</w:t>
+        <w:t>10</w:t>
+      </w:r>
+      <w:r>
+        <w:t>: 17. doi:10.1007/s10021-006-0176-0</w:t>
       </w:r>
     </w:p>
     <w:p>
@@ -15921,7 +14792,17 @@
         <w:pStyle w:val="Bibliography"/>
       </w:pPr>
       <w:r>
-        <w:t>Walter, J. A. 2025. Quantifying changes in fish population stability using statistical early warnings of regime shifts.doi:10.6073/PASTA/AA552E1F82F95A33C2EA657E3C0706E4</w:t>
+        <w:t xml:space="preserve">Walker, B. H., S. R. Carpenter, J. Rockstrom, A.-S. Crépin, and G. D. Peterson. 2012. Drivers, “Slow” Variables, “Fast” Variables, Shocks, and Resilience. E&amp;S </w:t>
+      </w:r>
+      <w:r>
+        <w:rPr>
+          <w:b/>
+          <w:bCs/>
+        </w:rPr>
+        <w:t>17</w:t>
+      </w:r>
+      <w:r>
+        <w:t>: art30. doi:10.5751/ES-05063-170330</w:t>
       </w:r>
     </w:p>
     <w:p>
@@ -15929,50 +14810,17 @@
         <w:pStyle w:val="Bibliography"/>
       </w:pPr>
       <w:r>
-        <w:t xml:space="preserve">Walter, J. A., C. D. </w:t>
-      </w:r>
-      <w:proofErr w:type="spellStart"/>
-      <w:r>
-        <w:t>Buelo</w:t>
-      </w:r>
-      <w:proofErr w:type="spellEnd"/>
-      <w:r>
-        <w:t xml:space="preserve">, A. F. </w:t>
-      </w:r>
-      <w:proofErr w:type="spellStart"/>
-      <w:r>
-        <w:t>Besterman</w:t>
-      </w:r>
-      <w:proofErr w:type="spellEnd"/>
-      <w:r>
-        <w:t xml:space="preserve">, S. J. </w:t>
-      </w:r>
-      <w:proofErr w:type="spellStart"/>
-      <w:r>
-        <w:t>Tassone</w:t>
-      </w:r>
-      <w:proofErr w:type="spellEnd"/>
-      <w:r>
-        <w:t>, J. W. Atkins, and M. L. Pace. 2022a. An algorithm for detecting and quantifying disturbance and recovery in high</w:t>
-      </w:r>
-      <w:r>
-        <w:rPr>
-          <w:rFonts w:ascii="Cambria Math" w:hAnsi="Cambria Math" w:cs="Cambria Math"/>
-        </w:rPr>
-        <w:t>‐</w:t>
-      </w:r>
-      <w:r>
-        <w:t xml:space="preserve">frequency time series. Limnology &amp; Ocean Methods </w:t>
+        <w:t xml:space="preserve">Walter, J. A. and others. 2024. Spatial synchrony cascades across ecosystem boundaries and up food webs via resource subsidies. Proc. Natl. Acad. Sci. U.S.A. </w:t>
       </w:r>
       <w:r>
         <w:rPr>
           <w:b/>
           <w:bCs/>
         </w:rPr>
-        <w:t>20</w:t>
-      </w:r>
-      <w:r>
-        <w:t>: 338–349. doi:10.1002/lom3.10490</w:t>
+        <w:t>121</w:t>
+      </w:r>
+      <w:r>
+        <w:t>: e2310052120. doi:10.1073/pnas.2310052120</w:t>
       </w:r>
     </w:p>
     <w:p>
@@ -15980,51 +14828,7 @@
         <w:pStyle w:val="Bibliography"/>
       </w:pPr>
       <w:r>
-        <w:t xml:space="preserve">Walter, J. A., M. C. N. </w:t>
-      </w:r>
-      <w:proofErr w:type="spellStart"/>
-      <w:r>
-        <w:t>Castorani</w:t>
-      </w:r>
-      <w:proofErr w:type="spellEnd"/>
-      <w:r>
-        <w:t xml:space="preserve">, T. W. Bell, L. W. Sheppard, K. C. Cavanaugh, and D. C. </w:t>
-      </w:r>
-      <w:proofErr w:type="spellStart"/>
-      <w:r>
-        <w:t>Reuman</w:t>
-      </w:r>
-      <w:proofErr w:type="spellEnd"/>
-      <w:r>
-        <w:t>. 2022b. Tail</w:t>
-      </w:r>
-      <w:r>
-        <w:rPr>
-          <w:rFonts w:ascii="Cambria Math" w:hAnsi="Cambria Math" w:cs="Cambria Math"/>
-        </w:rPr>
-        <w:t>‐</w:t>
-      </w:r>
-      <w:r>
-        <w:t>dependent spatial synchrony arises from nonlinear driver</w:t>
-      </w:r>
-      <w:r>
-        <w:rPr>
-          <w:rFonts w:ascii="___WRD_EMBED_SUB_46" w:hAnsi="___WRD_EMBED_SUB_46" w:cs="___WRD_EMBED_SUB_46"/>
-        </w:rPr>
-        <w:t>–</w:t>
-      </w:r>
-      <w:r>
-        <w:t xml:space="preserve">response relationships F. Adler [ed.]. Ecology Letters </w:t>
-      </w:r>
-      <w:r>
-        <w:rPr>
-          <w:b/>
-          <w:bCs/>
-        </w:rPr>
-        <w:t>25</w:t>
-      </w:r>
-      <w:r>
-        <w:t>: 1189–1201. doi:10.1111/ele.13991</w:t>
+        <w:t>Walter, J. A. 2025. Quantifying changes in fish population stability using statistical early warnings of regime shifts.doi:10.6073/PASTA/AA552E1F82F95A33C2EA657E3C0706E4</w:t>
       </w:r>
     </w:p>
     <w:p>
@@ -16032,33 +14836,26 @@
         <w:pStyle w:val="Bibliography"/>
       </w:pPr>
       <w:r>
-        <w:t xml:space="preserve">Walter, J. A., N. J. Coombs, and M. L. Pace. 2023a. Synchronous variation of dissolved organic carbon in Adirondack lakes at multiple timescales. </w:t>
-      </w:r>
-      <w:proofErr w:type="spellStart"/>
-      <w:r>
-        <w:t>Limnol</w:t>
-      </w:r>
-      <w:proofErr w:type="spellEnd"/>
-      <w:r>
-        <w:t xml:space="preserve"> </w:t>
-      </w:r>
-      <w:proofErr w:type="spellStart"/>
-      <w:r>
-        <w:t>Oceanogr</w:t>
-      </w:r>
-      <w:proofErr w:type="spellEnd"/>
-      <w:r>
-        <w:t xml:space="preserve"> Letters </w:t>
+        <w:t>Walter, J. A., C. D. Buelo, A. F. Besterman, S. J. Tassone, J. W. Atkins, and M. L. Pace. 2022a. An algorithm for detecting and quantifying disturbance and recovery in high</w:t>
+      </w:r>
+      <w:r>
+        <w:rPr>
+          <w:rFonts w:ascii="Cambria Math" w:hAnsi="Cambria Math" w:cs="Cambria Math"/>
+        </w:rPr>
+        <w:t>‐</w:t>
+      </w:r>
+      <w:r>
+        <w:t xml:space="preserve">frequency time series. Limnology &amp; Ocean Methods </w:t>
       </w:r>
       <w:r>
         <w:rPr>
           <w:b/>
           <w:bCs/>
         </w:rPr>
-        <w:t>8</w:t>
-      </w:r>
-      <w:r>
-        <w:t>: 649–656. doi:10.1002/lol2.10328</w:t>
+        <w:t>20</w:t>
+      </w:r>
+      <w:r>
+        <w:t>: 338–349. doi:10.1002/lom3.10490</w:t>
       </w:r>
     </w:p>
     <w:p>
@@ -16066,25 +14863,30 @@
         <w:pStyle w:val="Bibliography"/>
       </w:pPr>
       <w:r>
-        <w:t xml:space="preserve">Walter, J. A., R. Fleck, J. H. </w:t>
-      </w:r>
-      <w:proofErr w:type="spellStart"/>
-      <w:r>
-        <w:t>Kastens</w:t>
-      </w:r>
-      <w:proofErr w:type="spellEnd"/>
-      <w:r>
-        <w:t xml:space="preserve">, M. L. Pace, and G. M. Wilkinson. 2021. Temporal Coherence Between Lake and Landscape Primary Productivity. Ecosystems </w:t>
+        <w:t>Walter, J. A., M. C. N. Castorani, T. W. Bell, L. W. Sheppard, K. C. Cavanaugh, and D. C. Reuman. 2022b. Tail</w:t>
+      </w:r>
+      <w:r>
+        <w:rPr>
+          <w:rFonts w:ascii="Cambria Math" w:hAnsi="Cambria Math" w:cs="Cambria Math"/>
+        </w:rPr>
+        <w:t>‐</w:t>
+      </w:r>
+      <w:r>
+        <w:t>dependent spatial synchrony arises from nonlinear driver–</w:t>
+      </w:r>
+      <w:r>
+        <w:lastRenderedPageBreak/>
+        <w:t xml:space="preserve">response relationships F. Adler [ed.]. Ecology Letters </w:t>
       </w:r>
       <w:r>
         <w:rPr>
           <w:b/>
           <w:bCs/>
         </w:rPr>
-        <w:t>24</w:t>
-      </w:r>
-      <w:r>
-        <w:t>: 502–515. doi:10.1007/s10021-020-00531-6</w:t>
+        <w:t>25</w:t>
+      </w:r>
+      <w:r>
+        <w:t>: 1189–1201. doi:10.1111/ele.13991</w:t>
       </w:r>
     </w:p>
     <w:p>
@@ -16092,7 +14894,17 @@
         <w:pStyle w:val="Bibliography"/>
       </w:pPr>
       <w:r>
-        <w:t>Walter, J. A., R. A. Johnson, J. W. Atkins, D. A. Ortiz, and G. M. Wilkinson. 2023b. Toward a Standardized Method for Quantifying Ecosystem Hot Spots and Hot Moments. Ecosystems. doi:10.1007/s10021-023-00839-z</w:t>
+        <w:t xml:space="preserve">Walter, J. A., N. J. Coombs, and M. L. Pace. 2023a. Synchronous variation of dissolved organic carbon in Adirondack lakes at multiple timescales. Limnol Oceanogr Letters </w:t>
+      </w:r>
+      <w:r>
+        <w:rPr>
+          <w:b/>
+          <w:bCs/>
+        </w:rPr>
+        <w:t>8</w:t>
+      </w:r>
+      <w:r>
+        <w:t>: 649–656. doi:10.1002/lol2.10328</w:t>
       </w:r>
     </w:p>
     <w:p>
@@ -16100,86 +14912,25 @@
         <w:pStyle w:val="Bibliography"/>
       </w:pPr>
       <w:r>
-        <w:t xml:space="preserve">Walter, J. A., L. W. Sheppard, T. L. Anderson, J. H. </w:t>
-      </w:r>
-      <w:proofErr w:type="spellStart"/>
-      <w:r>
-        <w:t>Kastens</w:t>
-      </w:r>
-      <w:proofErr w:type="spellEnd"/>
-      <w:r>
-        <w:t xml:space="preserve">, O. N. </w:t>
-      </w:r>
-      <w:proofErr w:type="spellStart"/>
-      <w:r>
-        <w:t>Bjørnstad</w:t>
-      </w:r>
-      <w:proofErr w:type="spellEnd"/>
-      <w:r>
-        <w:t xml:space="preserve">, A. M. </w:t>
-      </w:r>
-      <w:proofErr w:type="spellStart"/>
-      <w:r>
-        <w:t>Liebhold</w:t>
-      </w:r>
-      <w:proofErr w:type="spellEnd"/>
-      <w:r>
-        <w:t xml:space="preserve">, and D. C. </w:t>
-      </w:r>
-      <w:proofErr w:type="spellStart"/>
-      <w:r>
-        <w:t>Reuman</w:t>
-      </w:r>
-      <w:proofErr w:type="spellEnd"/>
-      <w:r>
-        <w:t xml:space="preserve">. 2017. The geography of spatial synchrony B. Blasius [ed.]. Ecology Letters </w:t>
+        <w:t xml:space="preserve">Walter, J. A., R. Fleck, J. H. Kastens, M. L. Pace, and G. M. Wilkinson. 2021. Temporal Coherence Between Lake and Landscape Primary Productivity. Ecosystems </w:t>
       </w:r>
       <w:r>
         <w:rPr>
           <w:b/>
           <w:bCs/>
         </w:rPr>
-        <w:t>20</w:t>
-      </w:r>
-      <w:r>
-        <w:t>: 801–814. doi:10.1111/ele.12782</w:t>
+        <w:t>24</w:t>
+      </w:r>
+      <w:r>
+        <w:t>: 502–515. doi:10.1007/s10021-020-00531-6</w:t>
       </w:r>
     </w:p>
     <w:p>
       <w:pPr>
         <w:pStyle w:val="Bibliography"/>
       </w:pPr>
-      <w:proofErr w:type="spellStart"/>
-      <w:r>
-        <w:t>Watras</w:t>
-      </w:r>
-      <w:proofErr w:type="spellEnd"/>
-      <w:r>
-        <w:t xml:space="preserve">, C. J., J. R. </w:t>
-      </w:r>
-      <w:proofErr w:type="spellStart"/>
-      <w:r>
-        <w:t>Michler</w:t>
-      </w:r>
-      <w:proofErr w:type="spellEnd"/>
-      <w:r>
-        <w:t xml:space="preserve">, and J. L. </w:t>
-      </w:r>
-      <w:proofErr w:type="spellStart"/>
-      <w:r>
-        <w:t>Rubsam</w:t>
-      </w:r>
-      <w:proofErr w:type="spellEnd"/>
-      <w:r>
-        <w:t xml:space="preserve">. 2021. Monitoring the water balance of seepage lakes to track regional responses to an evolving climate. Can. J. Fish. </w:t>
-      </w:r>
-      <w:proofErr w:type="spellStart"/>
-      <w:r>
-        <w:t>Aquat</w:t>
-      </w:r>
-      <w:proofErr w:type="spellEnd"/>
-      <w:r>
-        <w:t>. Sci. 1–8. doi:10.1139/cjfas-2021-0217</w:t>
+      <w:r>
+        <w:t>Walter, J. A., R. A. Johnson, J. W. Atkins, D. A. Ortiz, and G. M. Wilkinson. 2023b. Toward a Standardized Method for Quantifying Ecosystem Hot Spots and Hot Moments. Ecosystems. doi:10.1007/s10021-023-00839-z</w:t>
       </w:r>
     </w:p>
     <w:p>
@@ -16187,33 +14938,17 @@
         <w:pStyle w:val="Bibliography"/>
       </w:pPr>
       <w:r>
-        <w:t xml:space="preserve">Webster, K. E., T. K. Kratz, C. J. Bowser, J. J. Magnuson, and W. J. Rose. 1996. The influence of landscape position on lake chemical responses to drought in northern Wisconsin. </w:t>
-      </w:r>
-      <w:proofErr w:type="spellStart"/>
-      <w:r>
-        <w:t>Limnol</w:t>
-      </w:r>
-      <w:proofErr w:type="spellEnd"/>
-      <w:r>
-        <w:t xml:space="preserve">. </w:t>
-      </w:r>
-      <w:proofErr w:type="spellStart"/>
-      <w:r>
-        <w:t>Oceanogr</w:t>
-      </w:r>
-      <w:proofErr w:type="spellEnd"/>
-      <w:r>
-        <w:t xml:space="preserve">. </w:t>
+        <w:t xml:space="preserve">Walter, J. A., L. W. Sheppard, T. L. Anderson, J. H. Kastens, O. N. Bjørnstad, A. M. Liebhold, and D. C. Reuman. 2017. The geography of spatial synchrony B. Blasius [ed.]. Ecology Letters </w:t>
       </w:r>
       <w:r>
         <w:rPr>
           <w:b/>
           <w:bCs/>
         </w:rPr>
-        <w:t>41</w:t>
-      </w:r>
-      <w:r>
-        <w:t>: 977–984. doi:10.4319/lo.1996.41.5.0977</w:t>
+        <w:t>20</w:t>
+      </w:r>
+      <w:r>
+        <w:t>: 801–814. doi:10.1111/ele.12782</w:t>
       </w:r>
     </w:p>
     <w:p>
@@ -16221,33 +14956,7 @@
         <w:pStyle w:val="Bibliography"/>
       </w:pPr>
       <w:r>
-        <w:t xml:space="preserve">Wilkinson, G. M. and others. 2026. Eutrophication and ice phenology influence methane storage in north temperate lakes. </w:t>
-      </w:r>
-      <w:proofErr w:type="spellStart"/>
-      <w:r>
-        <w:t>Limnol</w:t>
-      </w:r>
-      <w:proofErr w:type="spellEnd"/>
-      <w:r>
-        <w:t xml:space="preserve"> </w:t>
-      </w:r>
-      <w:proofErr w:type="spellStart"/>
-      <w:r>
-        <w:t>Oceanogr</w:t>
-      </w:r>
-      <w:proofErr w:type="spellEnd"/>
-      <w:r>
-        <w:t xml:space="preserve"> Letters </w:t>
-      </w:r>
-      <w:r>
-        <w:rPr>
-          <w:b/>
-          <w:bCs/>
-        </w:rPr>
-        <w:t>11</w:t>
-      </w:r>
-      <w:r>
-        <w:t>: e70136. doi:10.1002/lol2.70136</w:t>
+        <w:t>Watras, C. J., J. R. Michler, and J. L. Rubsam. 2021. Monitoring the water balance of seepage lakes to track regional responses to an evolving climate. Can. J. Fish. Aquat. Sci. 1–8. doi:10.1139/cjfas-2021-0217</w:t>
       </w:r>
     </w:p>
     <w:p>
@@ -16255,25 +14964,17 @@
         <w:pStyle w:val="Bibliography"/>
       </w:pPr>
       <w:r>
-        <w:t xml:space="preserve">Wilkinson, G. M., S. R. Carpenter, J. J. Cole, M. L. Pace, R. D. Batt, C. D. </w:t>
-      </w:r>
-      <w:proofErr w:type="spellStart"/>
-      <w:r>
-        <w:t>Buelo</w:t>
-      </w:r>
-      <w:proofErr w:type="spellEnd"/>
-      <w:r>
-        <w:t xml:space="preserve">, and J. T. Kurtzweil. 2018. Early warning signals precede cyanobacterial blooms in multiple whole-lake experiments. Ecological Monographs </w:t>
+        <w:t xml:space="preserve">Webster, K. E., T. K. Kratz, C. J. Bowser, J. J. Magnuson, and W. J. Rose. 1996. The influence of landscape position on lake chemical responses to drought in northern Wisconsin. Limnol. Oceanogr. </w:t>
       </w:r>
       <w:r>
         <w:rPr>
           <w:b/>
           <w:bCs/>
         </w:rPr>
-        <w:t>88</w:t>
-      </w:r>
-      <w:r>
-        <w:t>: 188–203. doi:10.1002/ecm.1286</w:t>
+        <w:t>41</w:t>
+      </w:r>
+      <w:r>
+        <w:t>: 977–984. doi:10.4319/lo.1996.41.5.0977</w:t>
       </w:r>
     </w:p>
     <w:p>
@@ -16281,17 +14982,18 @@
         <w:pStyle w:val="Bibliography"/>
       </w:pPr>
       <w:r>
-        <w:t xml:space="preserve">Wilkinson, G. M., M. L. Pace, and J. J. Cole. 2013. Terrestrial dominance of organic matter in north temperate lakes. Global Biogeochemical Cycles </w:t>
+        <w:lastRenderedPageBreak/>
+        <w:t xml:space="preserve">Wilkinson, G. M. and others. 2026. Eutrophication and ice phenology influence methane storage in north temperate lakes. Limnol Oceanogr Letters </w:t>
       </w:r>
       <w:r>
         <w:rPr>
           <w:b/>
           <w:bCs/>
         </w:rPr>
-        <w:t>27</w:t>
-      </w:r>
-      <w:r>
-        <w:t>: 43–51. doi:10.1029/2012GB004453</w:t>
+        <w:t>11</w:t>
+      </w:r>
+      <w:r>
+        <w:t>: e70136. doi:10.1002/lol2.70136</w:t>
       </w:r>
     </w:p>
     <w:p>
@@ -16299,33 +15001,17 @@
         <w:pStyle w:val="Bibliography"/>
       </w:pPr>
       <w:r>
-        <w:t xml:space="preserve">Wilkinson, G. M., J. A. Walter, C. D. </w:t>
-      </w:r>
-      <w:proofErr w:type="spellStart"/>
-      <w:r>
-        <w:t>Buelo</w:t>
-      </w:r>
-      <w:proofErr w:type="spellEnd"/>
-      <w:r>
-        <w:t xml:space="preserve">, and M. L. Pace. 2022. No evidence of widespread algal bloom intensification in hundreds of lakes. Frontiers in </w:t>
-      </w:r>
-      <w:proofErr w:type="spellStart"/>
-      <w:r>
-        <w:t>Ecol</w:t>
-      </w:r>
-      <w:proofErr w:type="spellEnd"/>
-      <w:r>
-        <w:t xml:space="preserve"> &amp; Environ </w:t>
+        <w:t xml:space="preserve">Wilkinson, G. M., S. R. Carpenter, J. J. Cole, M. L. Pace, R. D. Batt, C. D. Buelo, and J. T. Kurtzweil. 2018. Early warning signals precede cyanobacterial blooms in multiple whole-lake experiments. Ecological Monographs </w:t>
       </w:r>
       <w:r>
         <w:rPr>
           <w:b/>
           <w:bCs/>
         </w:rPr>
-        <w:t>20</w:t>
-      </w:r>
-      <w:r>
-        <w:t>: 16–21. doi:10.1002/fee.2421</w:t>
+        <w:t>88</w:t>
+      </w:r>
+      <w:r>
+        <w:t>: 188–203. doi:10.1002/ecm.1286</w:t>
       </w:r>
     </w:p>
     <w:p>
@@ -16333,17 +15019,17 @@
         <w:pStyle w:val="Bibliography"/>
       </w:pPr>
       <w:r>
-        <w:t xml:space="preserve">Wilkinson, G. M., J. Walter, R. Fleck, and M. L. Pace. 2020. Beyond the trends: The need to understand multiannual dynamics in aquatic ecosystems. Limnology and Oceanography Letters </w:t>
+        <w:t xml:space="preserve">Wilkinson, G. M., M. L. Pace, and J. J. Cole. 2013. Terrestrial dominance of organic matter in north temperate lakes. Global Biogeochemical Cycles </w:t>
       </w:r>
       <w:r>
         <w:rPr>
           <w:b/>
           <w:bCs/>
         </w:rPr>
-        <w:t>5</w:t>
-      </w:r>
-      <w:r>
-        <w:t>: 281–286. doi:10.1002/lol2.10153</w:t>
+        <w:t>27</w:t>
+      </w:r>
+      <w:r>
+        <w:t>: 43–51. doi:10.1029/2012GB004453</w:t>
       </w:r>
     </w:p>
     <w:p>
@@ -16351,33 +15037,17 @@
         <w:pStyle w:val="Bibliography"/>
       </w:pPr>
       <w:r>
-        <w:t xml:space="preserve">Winslow, L. A., J. A. Zwart, R. D. Batt, H. A. Dugan, R. I. </w:t>
-      </w:r>
-      <w:proofErr w:type="spellStart"/>
-      <w:r>
-        <w:t>Woolway</w:t>
-      </w:r>
-      <w:proofErr w:type="spellEnd"/>
-      <w:r>
-        <w:t xml:space="preserve">, J. R. Corman, P. C. Hanson, and J. S. Read. 2016. </w:t>
-      </w:r>
-      <w:proofErr w:type="spellStart"/>
-      <w:r>
-        <w:t>LakeMetabolizer</w:t>
-      </w:r>
-      <w:proofErr w:type="spellEnd"/>
-      <w:r>
-        <w:t xml:space="preserve">: an R package for estimating lake metabolism from free-water oxygen using diverse statistical models. Inland Waters </w:t>
+        <w:t xml:space="preserve">Wilkinson, G. M., J. A. Walter, C. D. Buelo, and M. L. Pace. 2022. No evidence of widespread algal bloom intensification in hundreds of lakes. Frontiers in Ecol &amp; Environ </w:t>
       </w:r>
       <w:r>
         <w:rPr>
           <w:b/>
           <w:bCs/>
         </w:rPr>
-        <w:t>6</w:t>
-      </w:r>
-      <w:r>
-        <w:t>: 622–636. doi:10.1080/IW-6.4.883</w:t>
+        <w:t>20</w:t>
+      </w:r>
+      <w:r>
+        <w:t>: 16–21. doi:10.1002/fee.2421</w:t>
       </w:r>
     </w:p>
     <w:p>
@@ -16385,39 +15055,47 @@
         <w:pStyle w:val="Bibliography"/>
       </w:pPr>
       <w:r>
-        <w:t xml:space="preserve">Zwart, J. A., N. Craig, P. T. Kelly, S. D. </w:t>
-      </w:r>
-      <w:proofErr w:type="spellStart"/>
-      <w:r>
-        <w:t>Sebestyen</w:t>
-      </w:r>
-      <w:proofErr w:type="spellEnd"/>
-      <w:r>
-        <w:t xml:space="preserve">, C. T. Solomon, B. C. </w:t>
-      </w:r>
-      <w:proofErr w:type="spellStart"/>
-      <w:r>
-        <w:t>Weidel</w:t>
-      </w:r>
-      <w:proofErr w:type="spellEnd"/>
-      <w:r>
-        <w:t xml:space="preserve">, and S. E. Jones. 2016. Metabolic and physiochemical responses to a whole-lake experimental increase in dissolved organic carbon in a north-temperate lake: DOC effects on Lake Metabolism. </w:t>
-      </w:r>
-      <w:proofErr w:type="spellStart"/>
-      <w:r>
-        <w:t>Limnol</w:t>
-      </w:r>
-      <w:proofErr w:type="spellEnd"/>
-      <w:r>
-        <w:t xml:space="preserve">. </w:t>
-      </w:r>
-      <w:proofErr w:type="spellStart"/>
-      <w:r>
-        <w:t>Oceanogr</w:t>
-      </w:r>
-      <w:proofErr w:type="spellEnd"/>
-      <w:r>
-        <w:t xml:space="preserve">. </w:t>
+        <w:t xml:space="preserve">Wilkinson, G. M., J. Walter, R. Fleck, and M. L. Pace. 2020. Beyond the trends: The need to understand multiannual dynamics in aquatic ecosystems. Limnology and Oceanography Letters </w:t>
+      </w:r>
+      <w:r>
+        <w:rPr>
+          <w:b/>
+          <w:bCs/>
+        </w:rPr>
+        <w:t>5</w:t>
+      </w:r>
+      <w:r>
+        <w:t>: 281–286. doi:10.1002/lol2.10153</w:t>
+      </w:r>
+    </w:p>
+    <w:p>
+      <w:pPr>
+        <w:pStyle w:val="Bibliography"/>
+      </w:pPr>
+      <w:r>
+        <w:t xml:space="preserve">Winslow, L. A., J. A. Zwart, R. D. Batt, H. A. Dugan, R. I. Woolway, J. R. Corman, P. C. Hanson, and J. S. Read. 2016. LakeMetabolizer: an R package for estimating lake metabolism from free-water oxygen using diverse statistical models. Inland Waters </w:t>
+      </w:r>
+      <w:r>
+        <w:rPr>
+          <w:b/>
+          <w:bCs/>
+        </w:rPr>
+        <w:t>6</w:t>
+      </w:r>
+      <w:r>
+        <w:t>: 622–636. doi:10.1080/IW-6.4.883</w:t>
+      </w:r>
+    </w:p>
+    <w:p>
+      <w:pPr>
+        <w:pStyle w:val="Bibliography"/>
+      </w:pPr>
+      <w:r>
+        <w:t xml:space="preserve">Zwart, J. A., N. Craig, P. T. Kelly, S. D. Sebestyen, C. T. Solomon, B. C. Weidel, and S. E. Jones. 2016. Metabolic and physiochemical responses to a whole-lake </w:t>
+      </w:r>
+      <w:r>
+        <w:lastRenderedPageBreak/>
+        <w:t xml:space="preserve">experimental increase in dissolved organic carbon in a north-temperate lake: DOC effects on Lake Metabolism. Limnol. Oceanogr. </w:t>
       </w:r>
       <w:r>
         <w:rPr>
@@ -16456,7 +15134,7 @@
 </file>
 
 <file path=word/comments.xml><?xml version="1.0" encoding="utf-8"?>
-<w:comments xmlns:wpc="http://schemas.microsoft.com/office/word/2010/wordprocessingCanvas" xmlns:cx="http://schemas.microsoft.com/office/drawing/2014/chartex" xmlns:cx1="http://schemas.microsoft.com/office/drawing/2015/9/8/chartex" xmlns:cx2="http://schemas.microsoft.com/office/drawing/2015/10/21/chartex" xmlns:cx3="http://schemas.microsoft.com/office/drawing/2016/5/9/chartex" xmlns:cx4="http://schemas.microsoft.com/office/drawing/2016/5/10/chartex" xmlns:cx5="http://schemas.microsoft.com/office/drawing/2016/5/11/chartex" xmlns:cx6="http://schemas.microsoft.com/office/drawing/2016/5/12/chartex" xmlns:cx7="http://schemas.microsoft.com/office/drawing/2016/5/13/chartex" xmlns:cx8="http://schemas.microsoft.com/office/drawing/2016/5/14/chartex" xmlns:mc="http://schemas.openxmlformats.org/markup-compatibility/2006" xmlns:aink="http://schemas.microsoft.com/office/drawing/2016/ink" xmlns:am3d="http://schemas.microsoft.com/office/drawing/2017/model3d" xmlns:o="urn:schemas-microsoft-com:office:office" xmlns:r="http://schemas.openxmlformats.org/officeDocument/2006/relationships" xmlns:m="http://schemas.openxmlformats.org/officeDocument/2006/math" xmlns:v="urn:schemas-microsoft-com:vml" xmlns:wp14="http://schemas.microsoft.com/office/word/2010/wordprocessingDrawing" xmlns:wp="http://schemas.openxmlformats.org/drawingml/2006/wordprocessingDrawing" xmlns:w10="urn:schemas-microsoft-com:office:word" xmlns:w="http://schemas.openxmlformats.org/wordprocessingml/2006/main" xmlns:w14="http://schemas.microsoft.com/office/word/2010/wordml" xmlns:w15="http://schemas.microsoft.com/office/word/2012/wordml" xmlns:w16cex="http://schemas.microsoft.com/office/word/2018/wordml/cex" xmlns:w16cid="http://schemas.microsoft.com/office/word/2016/wordml/cid" xmlns:w16="http://schemas.microsoft.com/office/word/2018/wordml" xmlns:w16sdtdh="http://schemas.microsoft.com/office/word/2020/wordml/sdtdatahash" xmlns:w16se="http://schemas.microsoft.com/office/word/2015/wordml/symex" xmlns:wpg="http://schemas.microsoft.com/office/word/2010/wordprocessingGroup" xmlns:wpi="http://schemas.microsoft.com/office/word/2010/wordprocessingInk" xmlns:wne="http://schemas.microsoft.com/office/word/2006/wordml" xmlns:wps="http://schemas.microsoft.com/office/word/2010/wordprocessingShape" mc:Ignorable="w14 w15 w16se w16cid w16 w16cex w16sdtdh wp14">
+<w:comments xmlns:wpc="http://schemas.microsoft.com/office/word/2010/wordprocessingCanvas" xmlns:cx="http://schemas.microsoft.com/office/drawing/2014/chartex" xmlns:cx1="http://schemas.microsoft.com/office/drawing/2015/9/8/chartex" xmlns:cx2="http://schemas.microsoft.com/office/drawing/2015/10/21/chartex" xmlns:cx3="http://schemas.microsoft.com/office/drawing/2016/5/9/chartex" xmlns:cx4="http://schemas.microsoft.com/office/drawing/2016/5/10/chartex" xmlns:cx5="http://schemas.microsoft.com/office/drawing/2016/5/11/chartex" xmlns:cx6="http://schemas.microsoft.com/office/drawing/2016/5/12/chartex" xmlns:cx7="http://schemas.microsoft.com/office/drawing/2016/5/13/chartex" xmlns:cx8="http://schemas.microsoft.com/office/drawing/2016/5/14/chartex" xmlns:mc="http://schemas.openxmlformats.org/markup-compatibility/2006" xmlns:aink="http://schemas.microsoft.com/office/drawing/2016/ink" xmlns:am3d="http://schemas.microsoft.com/office/drawing/2017/model3d" xmlns:o="urn:schemas-microsoft-com:office:office" xmlns:oel="http://schemas.microsoft.com/office/2019/extlst" xmlns:r="http://schemas.openxmlformats.org/officeDocument/2006/relationships" xmlns:m="http://schemas.openxmlformats.org/officeDocument/2006/math" xmlns:v="urn:schemas-microsoft-com:vml" xmlns:wp14="http://schemas.microsoft.com/office/word/2010/wordprocessingDrawing" xmlns:wp="http://schemas.openxmlformats.org/drawingml/2006/wordprocessingDrawing" xmlns:w10="urn:schemas-microsoft-com:office:word" xmlns:w="http://schemas.openxmlformats.org/wordprocessingml/2006/main" xmlns:w14="http://schemas.microsoft.com/office/word/2010/wordml" xmlns:w15="http://schemas.microsoft.com/office/word/2012/wordml" xmlns:w16cex="http://schemas.microsoft.com/office/word/2018/wordml/cex" xmlns:w16cid="http://schemas.microsoft.com/office/word/2016/wordml/cid" xmlns:w16="http://schemas.microsoft.com/office/word/2018/wordml" xmlns:w16du="http://schemas.microsoft.com/office/word/2023/wordml/word16du" xmlns:w16sdtdh="http://schemas.microsoft.com/office/word/2020/wordml/sdtdatahash" xmlns:w16sdtfl="http://schemas.microsoft.com/office/word/2024/wordml/sdtformatlock" xmlns:w16se="http://schemas.microsoft.com/office/word/2015/wordml/symex" xmlns:wpg="http://schemas.microsoft.com/office/word/2010/wordprocessingGroup" xmlns:wpi="http://schemas.microsoft.com/office/word/2010/wordprocessingInk" xmlns:wne="http://schemas.microsoft.com/office/word/2006/wordml" xmlns:wps="http://schemas.microsoft.com/office/word/2010/wordprocessingShape" mc:Ignorable="w14 w15 w16se w16cid w16 w16cex w16sdtdh w16sdtfl w16du wp14">
   <w:comment w:id="0" w:author="Grace Wilkinson" w:date="2026-10-15T04:59:00Z" w:initials="GW">
     <w:p>
       <w:pPr>
@@ -16520,7 +15198,7 @@
       </w:r>
     </w:p>
   </w:comment>
-  <w:comment w:id="2" w:author="Grace Wilkinson" w:date="2026-10-19T04:35:00Z" w:initials="GW">
+  <w:comment w:id="2" w:author="Grace Wilkinson" w:date="2026-10-15T06:24:00Z" w:initials="GW">
     <w:p>
       <w:pPr>
         <w:pStyle w:val="CommentText"/>
@@ -16532,27 +15210,11 @@
         <w:annotationRef/>
       </w:r>
       <w:r>
-        <w:t xml:space="preserve">Is this too strong of a statement? </w:t>
+        <w:t>This edit is suggested to streamline the points made in this paragraph and the next paragraph. Maybe this edit and the next paragraph can be combined a bit more?</w:t>
       </w:r>
     </w:p>
   </w:comment>
-  <w:comment w:id="3" w:author="Grace Wilkinson" w:date="2026-10-15T06:24:00Z" w:initials="GW">
-    <w:p>
-      <w:pPr>
-        <w:pStyle w:val="CommentText"/>
-      </w:pPr>
-      <w:r>
-        <w:rPr>
-          <w:rStyle w:val="CommentReference"/>
-        </w:rPr>
-        <w:annotationRef/>
-      </w:r>
-      <w:r>
-        <w:t>This edit is suggested to streamline the points made in this paragraph and the next paragraph. Maybe this edit and the next paragraph can be combined a bit more?</w:t>
-      </w:r>
-    </w:p>
-  </w:comment>
-  <w:comment w:id="4" w:author="Jonathan Walter" w:date="2026-10-15T13:33:00Z" w:initials="JW">
+  <w:comment w:id="3" w:author="Jonathan Walter" w:date="2026-10-15T13:33:00Z" w:initials="JW">
     <w:p>
       <w:r>
         <w:rPr>
@@ -16573,37 +15235,34 @@
 </file>
 
 <file path=word/commentsExtended.xml><?xml version="1.0" encoding="utf-8"?>
-<w15:commentsEx xmlns:wpc="http://schemas.microsoft.com/office/word/2010/wordprocessingCanvas" xmlns:cx="http://schemas.microsoft.com/office/drawing/2014/chartex" xmlns:cx1="http://schemas.microsoft.com/office/drawing/2015/9/8/chartex" xmlns:cx2="http://schemas.microsoft.com/office/drawing/2015/10/21/chartex" xmlns:cx3="http://schemas.microsoft.com/office/drawing/2016/5/9/chartex" xmlns:cx4="http://schemas.microsoft.com/office/drawing/2016/5/10/chartex" xmlns:cx5="http://schemas.microsoft.com/office/drawing/2016/5/11/chartex" xmlns:cx6="http://schemas.microsoft.com/office/drawing/2016/5/12/chartex" xmlns:cx7="http://schemas.microsoft.com/office/drawing/2016/5/13/chartex" xmlns:cx8="http://schemas.microsoft.com/office/drawing/2016/5/14/chartex" xmlns:mc="http://schemas.openxmlformats.org/markup-compatibility/2006" xmlns:aink="http://schemas.microsoft.com/office/drawing/2016/ink" xmlns:am3d="http://schemas.microsoft.com/office/drawing/2017/model3d" xmlns:o="urn:schemas-microsoft-com:office:office" xmlns:r="http://schemas.openxmlformats.org/officeDocument/2006/relationships" xmlns:m="http://schemas.openxmlformats.org/officeDocument/2006/math" xmlns:v="urn:schemas-microsoft-com:vml" xmlns:wp14="http://schemas.microsoft.com/office/word/2010/wordprocessingDrawing" xmlns:wp="http://schemas.openxmlformats.org/drawingml/2006/wordprocessingDrawing" xmlns:w10="urn:schemas-microsoft-com:office:word" xmlns:w="http://schemas.openxmlformats.org/wordprocessingml/2006/main" xmlns:w14="http://schemas.microsoft.com/office/word/2010/wordml" xmlns:w15="http://schemas.microsoft.com/office/word/2012/wordml" xmlns:w16cex="http://schemas.microsoft.com/office/word/2018/wordml/cex" xmlns:w16cid="http://schemas.microsoft.com/office/word/2016/wordml/cid" xmlns:w16="http://schemas.microsoft.com/office/word/2018/wordml" xmlns:w16sdtdh="http://schemas.microsoft.com/office/word/2020/wordml/sdtdatahash" xmlns:w16se="http://schemas.microsoft.com/office/word/2015/wordml/symex" xmlns:wpg="http://schemas.microsoft.com/office/word/2010/wordprocessingGroup" xmlns:wpi="http://schemas.microsoft.com/office/word/2010/wordprocessingInk" xmlns:wne="http://schemas.microsoft.com/office/word/2006/wordml" xmlns:wps="http://schemas.microsoft.com/office/word/2010/wordprocessingShape" mc:Ignorable="w14 w15 w16se w16cid w16 w16cex w16sdtdh wp14">
+<w15:commentsEx xmlns:wpc="http://schemas.microsoft.com/office/word/2010/wordprocessingCanvas" xmlns:cx="http://schemas.microsoft.com/office/drawing/2014/chartex" xmlns:cx1="http://schemas.microsoft.com/office/drawing/2015/9/8/chartex" xmlns:cx2="http://schemas.microsoft.com/office/drawing/2015/10/21/chartex" xmlns:cx3="http://schemas.microsoft.com/office/drawing/2016/5/9/chartex" xmlns:cx4="http://schemas.microsoft.com/office/drawing/2016/5/10/chartex" xmlns:cx5="http://schemas.microsoft.com/office/drawing/2016/5/11/chartex" xmlns:cx6="http://schemas.microsoft.com/office/drawing/2016/5/12/chartex" xmlns:cx7="http://schemas.microsoft.com/office/drawing/2016/5/13/chartex" xmlns:cx8="http://schemas.microsoft.com/office/drawing/2016/5/14/chartex" xmlns:mc="http://schemas.openxmlformats.org/markup-compatibility/2006" xmlns:aink="http://schemas.microsoft.com/office/drawing/2016/ink" xmlns:am3d="http://schemas.microsoft.com/office/drawing/2017/model3d" xmlns:o="urn:schemas-microsoft-com:office:office" xmlns:oel="http://schemas.microsoft.com/office/2019/extlst" xmlns:r="http://schemas.openxmlformats.org/officeDocument/2006/relationships" xmlns:m="http://schemas.openxmlformats.org/officeDocument/2006/math" xmlns:v="urn:schemas-microsoft-com:vml" xmlns:wp14="http://schemas.microsoft.com/office/word/2010/wordprocessingDrawing" xmlns:wp="http://schemas.openxmlformats.org/drawingml/2006/wordprocessingDrawing" xmlns:w10="urn:schemas-microsoft-com:office:word" xmlns:w="http://schemas.openxmlformats.org/wordprocessingml/2006/main" xmlns:w14="http://schemas.microsoft.com/office/word/2010/wordml" xmlns:w15="http://schemas.microsoft.com/office/word/2012/wordml" xmlns:w16cex="http://schemas.microsoft.com/office/word/2018/wordml/cex" xmlns:w16cid="http://schemas.microsoft.com/office/word/2016/wordml/cid" xmlns:w16="http://schemas.microsoft.com/office/word/2018/wordml" xmlns:w16du="http://schemas.microsoft.com/office/word/2023/wordml/word16du" xmlns:w16sdtdh="http://schemas.microsoft.com/office/word/2020/wordml/sdtdatahash" xmlns:w16sdtfl="http://schemas.microsoft.com/office/word/2024/wordml/sdtformatlock" xmlns:w16se="http://schemas.microsoft.com/office/word/2015/wordml/symex" xmlns:wpg="http://schemas.microsoft.com/office/word/2010/wordprocessingGroup" xmlns:wpi="http://schemas.microsoft.com/office/word/2010/wordprocessingInk" xmlns:wne="http://schemas.microsoft.com/office/word/2006/wordml" xmlns:wps="http://schemas.microsoft.com/office/word/2010/wordprocessingShape" mc:Ignorable="w14 w15 w16se w16cid w16 w16cex w16sdtdh w16sdtfl w16du wp14">
   <w15:commentEx w15:paraId="1C1CFA49" w15:done="0"/>
   <w15:commentEx w15:paraId="70DE1ED3" w15:done="0"/>
-  <w15:commentEx w15:paraId="051EF017" w15:done="0"/>
   <w15:commentEx w15:paraId="1BA1BCA0" w15:done="0"/>
   <w15:commentEx w15:paraId="37E072A7" w15:paraIdParent="1BA1BCA0" w15:done="0"/>
 </w15:commentsEx>
 </file>
 
 <file path=word/commentsExtensible.xml><?xml version="1.0" encoding="utf-8"?>
-<w16cex:commentsExtensible xmlns:wpc="http://schemas.microsoft.com/office/word/2010/wordprocessingCanvas" xmlns:cx="http://schemas.microsoft.com/office/drawing/2014/chartex" xmlns:cx1="http://schemas.microsoft.com/office/drawing/2015/9/8/chartex" xmlns:cx2="http://schemas.microsoft.com/office/drawing/2015/10/21/chartex" xmlns:cx3="http://schemas.microsoft.com/office/drawing/2016/5/9/chartex" xmlns:cx4="http://schemas.microsoft.com/office/drawing/2016/5/10/chartex" xmlns:cx5="http://schemas.microsoft.com/office/drawing/2016/5/11/chartex" xmlns:cx6="http://schemas.microsoft.com/office/drawing/2016/5/12/chartex" xmlns:cx7="http://schemas.microsoft.com/office/drawing/2016/5/13/chartex" xmlns:cx8="http://schemas.microsoft.com/office/drawing/2016/5/14/chartex" xmlns:mc="http://schemas.openxmlformats.org/markup-compatibility/2006" xmlns:aink="http://schemas.microsoft.com/office/drawing/2016/ink" xmlns:am3d="http://schemas.microsoft.com/office/drawing/2017/model3d" xmlns:o="urn:schemas-microsoft-com:office:office" xmlns:r="http://schemas.openxmlformats.org/officeDocument/2006/relationships" xmlns:m="http://schemas.openxmlformats.org/officeDocument/2006/math" xmlns:v="urn:schemas-microsoft-com:vml" xmlns:wp14="http://schemas.microsoft.com/office/word/2010/wordprocessingDrawing" xmlns:wp="http://schemas.openxmlformats.org/drawingml/2006/wordprocessingDrawing" xmlns:w10="urn:schemas-microsoft-com:office:word" xmlns:w="http://schemas.openxmlformats.org/wordprocessingml/2006/main" xmlns:w14="http://schemas.microsoft.com/office/word/2010/wordml" xmlns:w15="http://schemas.microsoft.com/office/word/2012/wordml" xmlns:w16cex="http://schemas.microsoft.com/office/word/2018/wordml/cex" xmlns:w16cid="http://schemas.microsoft.com/office/word/2016/wordml/cid" xmlns:w16="http://schemas.microsoft.com/office/word/2018/wordml" xmlns:w16sdtdh="http://schemas.microsoft.com/office/word/2020/wordml/sdtdatahash" xmlns:w16se="http://schemas.microsoft.com/office/word/2015/wordml/symex" xmlns:wpg="http://schemas.microsoft.com/office/word/2010/wordprocessingGroup" xmlns:wpi="http://schemas.microsoft.com/office/word/2010/wordprocessingInk" xmlns:wne="http://schemas.microsoft.com/office/word/2006/wordml" xmlns:wps="http://schemas.microsoft.com/office/word/2010/wordprocessingShape" mc:Ignorable="w14 w15 w16se w16cid w16 w16cex w16sdtdh wp14">
+<w16cex:commentsExtensible xmlns:wpc="http://schemas.microsoft.com/office/word/2010/wordprocessingCanvas" xmlns:cx="http://schemas.microsoft.com/office/drawing/2014/chartex" xmlns:cx1="http://schemas.microsoft.com/office/drawing/2015/9/8/chartex" xmlns:cx2="http://schemas.microsoft.com/office/drawing/2015/10/21/chartex" xmlns:cx3="http://schemas.microsoft.com/office/drawing/2016/5/9/chartex" xmlns:cx4="http://schemas.microsoft.com/office/drawing/2016/5/10/chartex" xmlns:cx5="http://schemas.microsoft.com/office/drawing/2016/5/11/chartex" xmlns:cx6="http://schemas.microsoft.com/office/drawing/2016/5/12/chartex" xmlns:cx7="http://schemas.microsoft.com/office/drawing/2016/5/13/chartex" xmlns:cx8="http://schemas.microsoft.com/office/drawing/2016/5/14/chartex" xmlns:cr="http://schemas.microsoft.com/office/comments/2020/reactions" xmlns:mc="http://schemas.openxmlformats.org/markup-compatibility/2006" xmlns:aink="http://schemas.microsoft.com/office/drawing/2016/ink" xmlns:am3d="http://schemas.microsoft.com/office/drawing/2017/model3d" xmlns:o="urn:schemas-microsoft-com:office:office" xmlns:oel="http://schemas.microsoft.com/office/2019/extlst" xmlns:r="http://schemas.openxmlformats.org/officeDocument/2006/relationships" xmlns:m="http://schemas.openxmlformats.org/officeDocument/2006/math" xmlns:v="urn:schemas-microsoft-com:vml" xmlns:wp14="http://schemas.microsoft.com/office/word/2010/wordprocessingDrawing" xmlns:wp="http://schemas.openxmlformats.org/drawingml/2006/wordprocessingDrawing" xmlns:w10="urn:schemas-microsoft-com:office:word" xmlns:w="http://schemas.openxmlformats.org/wordprocessingml/2006/main" xmlns:w14="http://schemas.microsoft.com/office/word/2010/wordml" xmlns:w15="http://schemas.microsoft.com/office/word/2012/wordml" xmlns:w16cex="http://schemas.microsoft.com/office/word/2018/wordml/cex" xmlns:w16cid="http://schemas.microsoft.com/office/word/2016/wordml/cid" xmlns:w16="http://schemas.microsoft.com/office/word/2018/wordml" xmlns:w16du="http://schemas.microsoft.com/office/word/2023/wordml/word16du" xmlns:w16sdtdh="http://schemas.microsoft.com/office/word/2020/wordml/sdtdatahash" xmlns:w16sdtfl="http://schemas.microsoft.com/office/word/2024/wordml/sdtformatlock" xmlns:w16se="http://schemas.microsoft.com/office/word/2015/wordml/symex" xmlns:wpg="http://schemas.microsoft.com/office/word/2010/wordprocessingGroup" xmlns:wpi="http://schemas.microsoft.com/office/word/2010/wordprocessingInk" xmlns:wne="http://schemas.microsoft.com/office/word/2006/wordml" xmlns:wps="http://schemas.microsoft.com/office/word/2010/wordprocessingShape" mc:Ignorable="w14 w15 w16se w16cid w16 w16cex w16sdtdh w16sdtfl cr w16du wp14">
   <w16cex:commentExtensible w16cex:durableId="0163BDF9" w16cex:dateUtc="2026-10-15T09:59:00Z"/>
   <w16cex:commentExtensible w16cex:durableId="48ED0D10" w16cex:dateUtc="2026-10-18T22:23:00Z"/>
-  <w16cex:commentExtensible w16cex:durableId="5BF43B67" w16cex:dateUtc="2026-10-19T09:35:00Z"/>
   <w16cex:commentExtensible w16cex:durableId="60075BCC" w16cex:dateUtc="2026-10-15T11:24:00Z"/>
   <w16cex:commentExtensible w16cex:durableId="0E377B95" w16cex:dateUtc="2026-10-15T20:33:00Z"/>
 </w16cex:commentsExtensible>
 </file>
 
 <file path=word/commentsIds.xml><?xml version="1.0" encoding="utf-8"?>
-<w16cid:commentsIds xmlns:wpc="http://schemas.microsoft.com/office/word/2010/wordprocessingCanvas" xmlns:cx="http://schemas.microsoft.com/office/drawing/2014/chartex" xmlns:cx1="http://schemas.microsoft.com/office/drawing/2015/9/8/chartex" xmlns:cx2="http://schemas.microsoft.com/office/drawing/2015/10/21/chartex" xmlns:cx3="http://schemas.microsoft.com/office/drawing/2016/5/9/chartex" xmlns:cx4="http://schemas.microsoft.com/office/drawing/2016/5/10/chartex" xmlns:cx5="http://schemas.microsoft.com/office/drawing/2016/5/11/chartex" xmlns:cx6="http://schemas.microsoft.com/office/drawing/2016/5/12/chartex" xmlns:cx7="http://schemas.microsoft.com/office/drawing/2016/5/13/chartex" xmlns:cx8="http://schemas.microsoft.com/office/drawing/2016/5/14/chartex" xmlns:mc="http://schemas.openxmlformats.org/markup-compatibility/2006" xmlns:aink="http://schemas.microsoft.com/office/drawing/2016/ink" xmlns:am3d="http://schemas.microsoft.com/office/drawing/2017/model3d" xmlns:o="urn:schemas-microsoft-com:office:office" xmlns:r="http://schemas.openxmlformats.org/officeDocument/2006/relationships" xmlns:m="http://schemas.openxmlformats.org/officeDocument/2006/math" xmlns:v="urn:schemas-microsoft-com:vml" xmlns:wp14="http://schemas.microsoft.com/office/word/2010/wordprocessingDrawing" xmlns:wp="http://schemas.openxmlformats.org/drawingml/2006/wordprocessingDrawing" xmlns:w10="urn:schemas-microsoft-com:office:word" xmlns:w="http://schemas.openxmlformats.org/wordprocessingml/2006/main" xmlns:w14="http://schemas.microsoft.com/office/word/2010/wordml" xmlns:w15="http://schemas.microsoft.com/office/word/2012/wordml" xmlns:w16cex="http://schemas.microsoft.com/office/word/2018/wordml/cex" xmlns:w16cid="http://schemas.microsoft.com/office/word/2016/wordml/cid" xmlns:w16="http://schemas.microsoft.com/office/word/2018/wordml" xmlns:w16sdtdh="http://schemas.microsoft.com/office/word/2020/wordml/sdtdatahash" xmlns:w16se="http://schemas.microsoft.com/office/word/2015/wordml/symex" xmlns:wpg="http://schemas.microsoft.com/office/word/2010/wordprocessingGroup" xmlns:wpi="http://schemas.microsoft.com/office/word/2010/wordprocessingInk" xmlns:wne="http://schemas.microsoft.com/office/word/2006/wordml" xmlns:wps="http://schemas.microsoft.com/office/word/2010/wordprocessingShape" mc:Ignorable="w14 w15 w16se w16cid w16 w16cex w16sdtdh wp14">
+<w16cid:commentsIds xmlns:wpc="http://schemas.microsoft.com/office/word/2010/wordprocessingCanvas" xmlns:cx="http://schemas.microsoft.com/office/drawing/2014/chartex" xmlns:cx1="http://schemas.microsoft.com/office/drawing/2015/9/8/chartex" xmlns:cx2="http://schemas.microsoft.com/office/drawing/2015/10/21/chartex" xmlns:cx3="http://schemas.microsoft.com/office/drawing/2016/5/9/chartex" xmlns:cx4="http://schemas.microsoft.com/office/drawing/2016/5/10/chartex" xmlns:cx5="http://schemas.microsoft.com/office/drawing/2016/5/11/chartex" xmlns:cx6="http://schemas.microsoft.com/office/drawing/2016/5/12/chartex" xmlns:cx7="http://schemas.microsoft.com/office/drawing/2016/5/13/chartex" xmlns:cx8="http://schemas.microsoft.com/office/drawing/2016/5/14/chartex" xmlns:mc="http://schemas.openxmlformats.org/markup-compatibility/2006" xmlns:aink="http://schemas.microsoft.com/office/drawing/2016/ink" xmlns:am3d="http://schemas.microsoft.com/office/drawing/2017/model3d" xmlns:o="urn:schemas-microsoft-com:office:office" xmlns:oel="http://schemas.microsoft.com/office/2019/extlst" xmlns:r="http://schemas.openxmlformats.org/officeDocument/2006/relationships" xmlns:m="http://schemas.openxmlformats.org/officeDocument/2006/math" xmlns:v="urn:schemas-microsoft-com:vml" xmlns:wp14="http://schemas.microsoft.com/office/word/2010/wordprocessingDrawing" xmlns:wp="http://schemas.openxmlformats.org/drawingml/2006/wordprocessingDrawing" xmlns:w10="urn:schemas-microsoft-com:office:word" xmlns:w="http://schemas.openxmlformats.org/wordprocessingml/2006/main" xmlns:w14="http://schemas.microsoft.com/office/word/2010/wordml" xmlns:w15="http://schemas.microsoft.com/office/word/2012/wordml" xmlns:w16cex="http://schemas.microsoft.com/office/word/2018/wordml/cex" xmlns:w16cid="http://schemas.microsoft.com/office/word/2016/wordml/cid" xmlns:w16="http://schemas.microsoft.com/office/word/2018/wordml" xmlns:w16du="http://schemas.microsoft.com/office/word/2023/wordml/word16du" xmlns:w16sdtdh="http://schemas.microsoft.com/office/word/2020/wordml/sdtdatahash" xmlns:w16sdtfl="http://schemas.microsoft.com/office/word/2024/wordml/sdtformatlock" xmlns:w16se="http://schemas.microsoft.com/office/word/2015/wordml/symex" xmlns:wpg="http://schemas.microsoft.com/office/word/2010/wordprocessingGroup" xmlns:wpi="http://schemas.microsoft.com/office/word/2010/wordprocessingInk" xmlns:wne="http://schemas.microsoft.com/office/word/2006/wordml" xmlns:wps="http://schemas.microsoft.com/office/word/2010/wordprocessingShape" mc:Ignorable="w14 w15 w16se w16cid w16 w16cex w16sdtdh w16sdtfl w16du wp14">
   <w16cid:commentId w16cid:paraId="1C1CFA49" w16cid:durableId="0163BDF9"/>
   <w16cid:commentId w16cid:paraId="70DE1ED3" w16cid:durableId="48ED0D10"/>
-  <w16cid:commentId w16cid:paraId="051EF017" w16cid:durableId="5BF43B67"/>
   <w16cid:commentId w16cid:paraId="1BA1BCA0" w16cid:durableId="60075BCC"/>
   <w16cid:commentId w16cid:paraId="37E072A7" w16cid:durableId="0E377B95"/>
 </w16cid:commentsIds>
 </file>
 
 <file path=word/numbering.xml><?xml version="1.0" encoding="utf-8"?>
-<w:numbering xmlns:wpc="http://schemas.microsoft.com/office/word/2010/wordprocessingCanvas" xmlns:cx="http://schemas.microsoft.com/office/drawing/2014/chartex" xmlns:cx1="http://schemas.microsoft.com/office/drawing/2015/9/8/chartex" xmlns:cx2="http://schemas.microsoft.com/office/drawing/2015/10/21/chartex" xmlns:cx3="http://schemas.microsoft.com/office/drawing/2016/5/9/chartex" xmlns:cx4="http://schemas.microsoft.com/office/drawing/2016/5/10/chartex" xmlns:cx5="http://schemas.microsoft.com/office/drawing/2016/5/11/chartex" xmlns:cx6="http://schemas.microsoft.com/office/drawing/2016/5/12/chartex" xmlns:cx7="http://schemas.microsoft.com/office/drawing/2016/5/13/chartex" xmlns:cx8="http://schemas.microsoft.com/office/drawing/2016/5/14/chartex" xmlns:mc="http://schemas.openxmlformats.org/markup-compatibility/2006" xmlns:aink="http://schemas.microsoft.com/office/drawing/2016/ink" xmlns:am3d="http://schemas.microsoft.com/office/drawing/2017/model3d" xmlns:o="urn:schemas-microsoft-com:office:office" xmlns:r="http://schemas.openxmlformats.org/officeDocument/2006/relationships" xmlns:m="http://schemas.openxmlformats.org/officeDocument/2006/math" xmlns:v="urn:schemas-microsoft-com:vml" xmlns:wp14="http://schemas.microsoft.com/office/word/2010/wordprocessingDrawing" xmlns:wp="http://schemas.openxmlformats.org/drawingml/2006/wordprocessingDrawing" xmlns:w10="urn:schemas-microsoft-com:office:word" xmlns:w="http://schemas.openxmlformats.org/wordprocessingml/2006/main" xmlns:w14="http://schemas.microsoft.com/office/word/2010/wordml" xmlns:w15="http://schemas.microsoft.com/office/word/2012/wordml" xmlns:w16cex="http://schemas.microsoft.com/office/word/2018/wordml/cex" xmlns:w16cid="http://schemas.microsoft.com/office/word/2016/wordml/cid" xmlns:w16="http://schemas.microsoft.com/office/word/2018/wordml" xmlns:w16sdtdh="http://schemas.microsoft.com/office/word/2020/wordml/sdtdatahash" xmlns:w16se="http://schemas.microsoft.com/office/word/2015/wordml/symex" xmlns:wpg="http://schemas.microsoft.com/office/word/2010/wordprocessingGroup" xmlns:wpi="http://schemas.microsoft.com/office/word/2010/wordprocessingInk" xmlns:wne="http://schemas.microsoft.com/office/word/2006/wordml" xmlns:wps="http://schemas.microsoft.com/office/word/2010/wordprocessingShape" mc:Ignorable="w14 w15 w16se w16cid w16 w16cex w16sdtdh wp14">
+<w:numbering xmlns:wpc="http://schemas.microsoft.com/office/word/2010/wordprocessingCanvas" xmlns:cx="http://schemas.microsoft.com/office/drawing/2014/chartex" xmlns:cx1="http://schemas.microsoft.com/office/drawing/2015/9/8/chartex" xmlns:cx2="http://schemas.microsoft.com/office/drawing/2015/10/21/chartex" xmlns:cx3="http://schemas.microsoft.com/office/drawing/2016/5/9/chartex" xmlns:cx4="http://schemas.microsoft.com/office/drawing/2016/5/10/chartex" xmlns:cx5="http://schemas.microsoft.com/office/drawing/2016/5/11/chartex" xmlns:cx6="http://schemas.microsoft.com/office/drawing/2016/5/12/chartex" xmlns:cx7="http://schemas.microsoft.com/office/drawing/2016/5/13/chartex" xmlns:cx8="http://schemas.microsoft.com/office/drawing/2016/5/14/chartex" xmlns:mc="http://schemas.openxmlformats.org/markup-compatibility/2006" xmlns:aink="http://schemas.microsoft.com/office/drawing/2016/ink" xmlns:am3d="http://schemas.microsoft.com/office/drawing/2017/model3d" xmlns:o="urn:schemas-microsoft-com:office:office" xmlns:oel="http://schemas.microsoft.com/office/2019/extlst" xmlns:r="http://schemas.openxmlformats.org/officeDocument/2006/relationships" xmlns:m="http://schemas.openxmlformats.org/officeDocument/2006/math" xmlns:v="urn:schemas-microsoft-com:vml" xmlns:wp14="http://schemas.microsoft.com/office/word/2010/wordprocessingDrawing" xmlns:wp="http://schemas.openxmlformats.org/drawingml/2006/wordprocessingDrawing" xmlns:w10="urn:schemas-microsoft-com:office:word" xmlns:w="http://schemas.openxmlformats.org/wordprocessingml/2006/main" xmlns:w14="http://schemas.microsoft.com/office/word/2010/wordml" xmlns:w15="http://schemas.microsoft.com/office/word/2012/wordml" xmlns:w16cex="http://schemas.microsoft.com/office/word/2018/wordml/cex" xmlns:w16cid="http://schemas.microsoft.com/office/word/2016/wordml/cid" xmlns:w16="http://schemas.microsoft.com/office/word/2018/wordml" xmlns:w16du="http://schemas.microsoft.com/office/word/2023/wordml/word16du" xmlns:w16sdtdh="http://schemas.microsoft.com/office/word/2020/wordml/sdtdatahash" xmlns:w16sdtfl="http://schemas.microsoft.com/office/word/2024/wordml/sdtformatlock" xmlns:w16se="http://schemas.microsoft.com/office/word/2015/wordml/symex" xmlns:wpg="http://schemas.microsoft.com/office/word/2010/wordprocessingGroup" xmlns:wpi="http://schemas.microsoft.com/office/word/2010/wordprocessingInk" xmlns:wne="http://schemas.microsoft.com/office/word/2006/wordml" xmlns:wps="http://schemas.microsoft.com/office/word/2010/wordprocessingShape" mc:Ignorable="w14 w15 w16se w16cid w16 w16cex w16sdtdh w16sdtfl w16du wp14">
   <w:abstractNum w:abstractNumId="0" w15:restartNumberingAfterBreak="0">
     <w:nsid w:val="2CF15652"/>
     <w:multiLevelType w:val="multilevel"/>
@@ -16718,14 +15377,14 @@
       </w:rPr>
     </w:lvl>
   </w:abstractNum>
-  <w:num w:numId="1">
+  <w:num w:numId="1" w16cid:durableId="1055591239">
     <w:abstractNumId w:val="0"/>
   </w:num>
 </w:numbering>
 </file>
 
 <file path=word/people.xml><?xml version="1.0" encoding="utf-8"?>
-<w15:people xmlns:wpc="http://schemas.microsoft.com/office/word/2010/wordprocessingCanvas" xmlns:cx="http://schemas.microsoft.com/office/drawing/2014/chartex" xmlns:cx1="http://schemas.microsoft.com/office/drawing/2015/9/8/chartex" xmlns:cx2="http://schemas.microsoft.com/office/drawing/2015/10/21/chartex" xmlns:cx3="http://schemas.microsoft.com/office/drawing/2016/5/9/chartex" xmlns:cx4="http://schemas.microsoft.com/office/drawing/2016/5/10/chartex" xmlns:cx5="http://schemas.microsoft.com/office/drawing/2016/5/11/chartex" xmlns:cx6="http://schemas.microsoft.com/office/drawing/2016/5/12/chartex" xmlns:cx7="http://schemas.microsoft.com/office/drawing/2016/5/13/chartex" xmlns:cx8="http://schemas.microsoft.com/office/drawing/2016/5/14/chartex" xmlns:mc="http://schemas.openxmlformats.org/markup-compatibility/2006" xmlns:aink="http://schemas.microsoft.com/office/drawing/2016/ink" xmlns:am3d="http://schemas.microsoft.com/office/drawing/2017/model3d" xmlns:o="urn:schemas-microsoft-com:office:office" xmlns:r="http://schemas.openxmlformats.org/officeDocument/2006/relationships" xmlns:m="http://schemas.openxmlformats.org/officeDocument/2006/math" xmlns:v="urn:schemas-microsoft-com:vml" xmlns:wp14="http://schemas.microsoft.com/office/word/2010/wordprocessingDrawing" xmlns:wp="http://schemas.openxmlformats.org/drawingml/2006/wordprocessingDrawing" xmlns:w10="urn:schemas-microsoft-com:office:word" xmlns:w="http://schemas.openxmlformats.org/wordprocessingml/2006/main" xmlns:w14="http://schemas.microsoft.com/office/word/2010/wordml" xmlns:w15="http://schemas.microsoft.com/office/word/2012/wordml" xmlns:w16cex="http://schemas.microsoft.com/office/word/2018/wordml/cex" xmlns:w16cid="http://schemas.microsoft.com/office/word/2016/wordml/cid" xmlns:w16="http://schemas.microsoft.com/office/word/2018/wordml" xmlns:w16sdtdh="http://schemas.microsoft.com/office/word/2020/wordml/sdtdatahash" xmlns:w16se="http://schemas.microsoft.com/office/word/2015/wordml/symex" xmlns:wpg="http://schemas.microsoft.com/office/word/2010/wordprocessingGroup" xmlns:wpi="http://schemas.microsoft.com/office/word/2010/wordprocessingInk" xmlns:wne="http://schemas.microsoft.com/office/word/2006/wordml" xmlns:wps="http://schemas.microsoft.com/office/word/2010/wordprocessingShape" mc:Ignorable="w14 w15 w16se w16cid w16 w16cex w16sdtdh wp14">
+<w15:people xmlns:wpc="http://schemas.microsoft.com/office/word/2010/wordprocessingCanvas" xmlns:cx="http://schemas.microsoft.com/office/drawing/2014/chartex" xmlns:cx1="http://schemas.microsoft.com/office/drawing/2015/9/8/chartex" xmlns:cx2="http://schemas.microsoft.com/office/drawing/2015/10/21/chartex" xmlns:cx3="http://schemas.microsoft.com/office/drawing/2016/5/9/chartex" xmlns:cx4="http://schemas.microsoft.com/office/drawing/2016/5/10/chartex" xmlns:cx5="http://schemas.microsoft.com/office/drawing/2016/5/11/chartex" xmlns:cx6="http://schemas.microsoft.com/office/drawing/2016/5/12/chartex" xmlns:cx7="http://schemas.microsoft.com/office/drawing/2016/5/13/chartex" xmlns:cx8="http://schemas.microsoft.com/office/drawing/2016/5/14/chartex" xmlns:mc="http://schemas.openxmlformats.org/markup-compatibility/2006" xmlns:aink="http://schemas.microsoft.com/office/drawing/2016/ink" xmlns:am3d="http://schemas.microsoft.com/office/drawing/2017/model3d" xmlns:o="urn:schemas-microsoft-com:office:office" xmlns:oel="http://schemas.microsoft.com/office/2019/extlst" xmlns:r="http://schemas.openxmlformats.org/officeDocument/2006/relationships" xmlns:m="http://schemas.openxmlformats.org/officeDocument/2006/math" xmlns:v="urn:schemas-microsoft-com:vml" xmlns:wp14="http://schemas.microsoft.com/office/word/2010/wordprocessingDrawing" xmlns:wp="http://schemas.openxmlformats.org/drawingml/2006/wordprocessingDrawing" xmlns:w10="urn:schemas-microsoft-com:office:word" xmlns:w="http://schemas.openxmlformats.org/wordprocessingml/2006/main" xmlns:w14="http://schemas.microsoft.com/office/word/2010/wordml" xmlns:w15="http://schemas.microsoft.com/office/word/2012/wordml" xmlns:w16cex="http://schemas.microsoft.com/office/word/2018/wordml/cex" xmlns:w16cid="http://schemas.microsoft.com/office/word/2016/wordml/cid" xmlns:w16="http://schemas.microsoft.com/office/word/2018/wordml" xmlns:w16du="http://schemas.microsoft.com/office/word/2023/wordml/word16du" xmlns:w16sdtdh="http://schemas.microsoft.com/office/word/2020/wordml/sdtdatahash" xmlns:w16sdtfl="http://schemas.microsoft.com/office/word/2024/wordml/sdtformatlock" xmlns:w16se="http://schemas.microsoft.com/office/word/2015/wordml/symex" xmlns:wpg="http://schemas.microsoft.com/office/word/2010/wordprocessingGroup" xmlns:wpi="http://schemas.microsoft.com/office/word/2010/wordprocessingInk" xmlns:wne="http://schemas.microsoft.com/office/word/2006/wordml" xmlns:wps="http://schemas.microsoft.com/office/word/2010/wordprocessingShape" mc:Ignorable="w14 w15 w16se w16cid w16 w16cex w16sdtdh w16sdtfl w16du wp14">
   <w15:person w15:author="Grace Wilkinson">
     <w15:presenceInfo w15:providerId="Windows Live" w15:userId="eb44a1ebd425f6aa"/>
   </w15:person>
@@ -16736,7 +15395,7 @@
 </file>
 
 <file path=word/styles.xml><?xml version="1.0" encoding="utf-8"?>
-<w:styles xmlns:mc="http://schemas.openxmlformats.org/markup-compatibility/2006" xmlns:r="http://schemas.openxmlformats.org/officeDocument/2006/relationships" xmlns:w="http://schemas.openxmlformats.org/wordprocessingml/2006/main" xmlns:w14="http://schemas.microsoft.com/office/word/2010/wordml" xmlns:w15="http://schemas.microsoft.com/office/word/2012/wordml" xmlns:w16cex="http://schemas.microsoft.com/office/word/2018/wordml/cex" xmlns:w16cid="http://schemas.microsoft.com/office/word/2016/wordml/cid" xmlns:w16="http://schemas.microsoft.com/office/word/2018/wordml" xmlns:w16sdtdh="http://schemas.microsoft.com/office/word/2020/wordml/sdtdatahash" xmlns:w16se="http://schemas.microsoft.com/office/word/2015/wordml/symex" mc:Ignorable="w14 w15 w16se w16cid w16 w16cex w16sdtdh">
+<w:styles xmlns:mc="http://schemas.openxmlformats.org/markup-compatibility/2006" xmlns:r="http://schemas.openxmlformats.org/officeDocument/2006/relationships" xmlns:w="http://schemas.openxmlformats.org/wordprocessingml/2006/main" xmlns:w14="http://schemas.microsoft.com/office/word/2010/wordml" xmlns:w15="http://schemas.microsoft.com/office/word/2012/wordml" xmlns:w16cex="http://schemas.microsoft.com/office/word/2018/wordml/cex" xmlns:w16cid="http://schemas.microsoft.com/office/word/2016/wordml/cid" xmlns:w16="http://schemas.microsoft.com/office/word/2018/wordml" xmlns:w16du="http://schemas.microsoft.com/office/word/2023/wordml/word16du" xmlns:w16sdtdh="http://schemas.microsoft.com/office/word/2020/wordml/sdtdatahash" xmlns:w16sdtfl="http://schemas.microsoft.com/office/word/2024/wordml/sdtformatlock" xmlns:w16se="http://schemas.microsoft.com/office/word/2015/wordml/symex" mc:Ignorable="w14 w15 w16se w16cid w16 w16cex w16sdtdh w16sdtfl w16du">
   <w:docDefaults>
     <w:rPrDefault>
       <w:rPr>
